--- a/บทที่ 3.docx
+++ b/บทที่ 3.docx
@@ -6397,6 +6397,15 @@
           <w:cs/>
         </w:rPr>
         <w:t xml:space="preserve"> หรือ สร้างการประชุมในกลุ่มไลน์</w:t>
+      </w:r>
+      <w:r>
+        <w:rPr>
+          <w:rFonts w:ascii="TH SarabunPSK" w:hAnsi="TH SarabunPSK" w:cs="TH SarabunPSK" w:hint="cs"/>
+          <w:sz w:val="32"/>
+          <w:szCs w:val="32"/>
+          <w:cs/>
+        </w:rPr>
+        <w:t>แบบ เจ้าขุนทอง</w:t>
       </w:r>
     </w:p>
     <w:p>
@@ -19813,7 +19822,7 @@
           <w:lang w:val="th-TH"/>
         </w:rPr>
         <w:drawing>
-          <wp:inline distT="0" distB="0" distL="0" distR="0" wp14:anchorId="611F9F6D" wp14:editId="79F7940C">
+          <wp:inline distT="0" distB="0" distL="0" distR="0" wp14:anchorId="611F9F6D" wp14:editId="07CA4973">
             <wp:extent cx="1387012" cy="3013502"/>
             <wp:effectExtent l="0" t="0" r="0" b="0"/>
             <wp:docPr id="419953999" name="รูปภาพ 53" descr="รูปภาพประกอบด้วย ข้อความ, ภาพหน้าจอ, โทรศัพท์มือถือ, ออกแบบ&#10;&#10;เนื้อหาที่สร้างโดย AI อาจไม่ถูกต้อง"/>
@@ -20014,7 +20023,7 @@
         </w:rPr>
         <w:lastRenderedPageBreak/>
         <w:drawing>
-          <wp:inline distT="0" distB="0" distL="0" distR="0" wp14:anchorId="0D9A3991" wp14:editId="7AD289A6">
+          <wp:inline distT="0" distB="0" distL="0" distR="0" wp14:anchorId="0D9A3991" wp14:editId="10577FB0">
             <wp:extent cx="1617124" cy="3513455"/>
             <wp:effectExtent l="0" t="0" r="0" b="4445"/>
             <wp:docPr id="332853022" name="รูปภาพ 54" descr="รูปภาพประกอบด้วย ข้อความ, ภาพหน้าจอ, โทรศัพท์มือถือ, ออกแบบ&#10;&#10;เนื้อหาที่สร้างโดย AI อาจไม่ถูกต้อง"/>
@@ -20182,7 +20191,7 @@
           <w:lang w:val="th-TH"/>
         </w:rPr>
         <w:drawing>
-          <wp:inline distT="0" distB="0" distL="0" distR="0" wp14:anchorId="096532BC" wp14:editId="3E771E4F">
+          <wp:inline distT="0" distB="0" distL="0" distR="0" wp14:anchorId="096532BC" wp14:editId="58ECD295">
             <wp:extent cx="1567215" cy="3405022"/>
             <wp:effectExtent l="0" t="0" r="0" b="0"/>
             <wp:docPr id="697512021" name="รูปภาพ 55" descr="รูปภาพประกอบด้วย ข้อความ, ภาพหน้าจอ, โทรศัพท์มือถือ, ออกแบบ&#10;&#10;เนื้อหาที่สร้างโดย AI อาจไม่ถูกต้อง"/>
@@ -20380,7 +20389,7 @@
           <w:szCs w:val="32"/>
         </w:rPr>
         <w:drawing>
-          <wp:inline distT="0" distB="0" distL="0" distR="0" wp14:anchorId="1B88B23A" wp14:editId="0FF4D409">
+          <wp:inline distT="0" distB="0" distL="0" distR="0" wp14:anchorId="1B88B23A" wp14:editId="68CE99BD">
             <wp:extent cx="1567543" cy="3405734"/>
             <wp:effectExtent l="0" t="0" r="0" b="0"/>
             <wp:docPr id="1410192086" name="รูปภาพ 57" descr="รูปภาพประกอบด้วย ข้อความ, ภาพหน้าจอ, โทรศัพท์มือถือ, ออกแบบ&#10;&#10;เนื้อหาที่สร้างโดย AI อาจไม่ถูกต้อง"/>
@@ -20562,7 +20571,7 @@
           <w:szCs w:val="32"/>
         </w:rPr>
         <w:drawing>
-          <wp:inline distT="0" distB="0" distL="0" distR="0" wp14:anchorId="7B0BF8BF" wp14:editId="4292AC9D">
+          <wp:inline distT="0" distB="0" distL="0" distR="0" wp14:anchorId="7B0BF8BF" wp14:editId="32725FB6">
             <wp:extent cx="4821381" cy="3428253"/>
             <wp:effectExtent l="0" t="0" r="5080" b="1270"/>
             <wp:docPr id="242507214" name="รูปภาพ 58" descr="รูปภาพประกอบด้วย ข้อความ, ภาพหน้าจอ, ออกแบบ, ตัวอักษร&#10;&#10;เนื้อหาที่สร้างโดย AI อาจไม่ถูกต้อง"/>
@@ -20731,7 +20740,7 @@
         </w:rPr>
         <w:lastRenderedPageBreak/>
         <w:drawing>
-          <wp:inline distT="0" distB="0" distL="0" distR="0" wp14:anchorId="578A2621" wp14:editId="0F942D18">
+          <wp:inline distT="0" distB="0" distL="0" distR="0" wp14:anchorId="578A2621" wp14:editId="126E745A">
             <wp:extent cx="5274310" cy="3750310"/>
             <wp:effectExtent l="0" t="0" r="0" b="0"/>
             <wp:docPr id="438822089" name="รูปภาพ 59" descr="รูปภาพประกอบด้วย ข้อความ, ภาพหน้าจอ, ออกแบบ&#10;&#10;เนื้อหาที่สร้างโดย AI อาจไม่ถูกต้อง"/>
@@ -27462,6 +27471,9 @@
       <w:p>
         <w:pPr>
           <w:pStyle w:val="a4"/>
+          <w:tabs>
+            <w:tab w:val="left" w:pos="284"/>
+          </w:tabs>
           <w:jc w:val="right"/>
           <w:rPr>
             <w:rFonts w:ascii="TH SarabunPSK" w:hAnsi="TH SarabunPSK" w:cs="TH SarabunPSK"/>

--- a/บทที่ 3.docx
+++ b/บทที่ 3.docx
@@ -1,6 +1,6 @@
 
 <file path=word/document.xml><?xml version="1.0" encoding="utf-8"?>
-<w:document xmlns:wpc="http://schemas.microsoft.com/office/word/2010/wordprocessingCanvas" xmlns:cx="http://schemas.microsoft.com/office/drawing/2014/chartex" xmlns:cx1="http://schemas.microsoft.com/office/drawing/2015/9/8/chartex" xmlns:cx2="http://schemas.microsoft.com/office/drawing/2015/10/21/chartex" xmlns:cx3="http://schemas.microsoft.com/office/drawing/2016/5/9/chartex" xmlns:cx4="http://schemas.microsoft.com/office/drawing/2016/5/10/chartex" xmlns:cx5="http://schemas.microsoft.com/office/drawing/2016/5/11/chartex" xmlns:cx6="http://schemas.microsoft.com/office/drawing/2016/5/12/chartex" xmlns:cx7="http://schemas.microsoft.com/office/drawing/2016/5/13/chartex" xmlns:cx8="http://schemas.microsoft.com/office/drawing/2016/5/14/chartex" xmlns:mc="http://schemas.openxmlformats.org/markup-compatibility/2006" xmlns:aink="http://schemas.microsoft.com/office/drawing/2016/ink" xmlns:am3d="http://schemas.microsoft.com/office/drawing/2017/model3d" xmlns:o="urn:schemas-microsoft-com:office:office" xmlns:oel="http://schemas.microsoft.com/office/2019/extlst" xmlns:r="http://schemas.openxmlformats.org/officeDocument/2006/relationships" xmlns:m="http://schemas.openxmlformats.org/officeDocument/2006/math" xmlns:v="urn:schemas-microsoft-com:vml" xmlns:wp14="http://schemas.microsoft.com/office/word/2010/wordprocessingDrawing" xmlns:wp="http://schemas.openxmlformats.org/drawingml/2006/wordprocessingDrawing" xmlns:w10="urn:schemas-microsoft-com:office:word" xmlns:w="http://schemas.openxmlformats.org/wordprocessingml/2006/main" xmlns:w14="http://schemas.microsoft.com/office/word/2010/wordml" xmlns:w15="http://schemas.microsoft.com/office/word/2012/wordml" xmlns:w16cex="http://schemas.microsoft.com/office/word/2018/wordml/cex" xmlns:w16cid="http://schemas.microsoft.com/office/word/2016/wordml/cid" xmlns:w16="http://schemas.microsoft.com/office/word/2018/wordml" xmlns:w16du="http://schemas.microsoft.com/office/word/2023/wordml/word16du" xmlns:w16sdtdh="http://schemas.microsoft.com/office/word/2020/wordml/sdtdatahash" xmlns:w16sdtfl="http://schemas.microsoft.com/office/word/2024/wordml/sdtformatlock" xmlns:w16se="http://schemas.microsoft.com/office/word/2015/wordml/symex" xmlns:wpg="http://schemas.microsoft.com/office/word/2010/wordprocessingGroup" xmlns:wpi="http://schemas.microsoft.com/office/word/2010/wordprocessingInk" xmlns:wne="http://schemas.microsoft.com/office/word/2006/wordml" xmlns:wps="http://schemas.microsoft.com/office/word/2010/wordprocessingShape" mc:Ignorable="w14 w15 w16se w16cid w16 w16cex w16sdtdh w16sdtfl w16du wp14">
+<w:document xmlns:wpc="http://schemas.microsoft.com/office/word/2010/wordprocessingCanvas" xmlns:cx="http://schemas.microsoft.com/office/drawing/2014/chartex" xmlns:cx1="http://schemas.microsoft.com/office/drawing/2015/9/8/chartex" xmlns:cx2="http://schemas.microsoft.com/office/drawing/2015/10/21/chartex" xmlns:cx3="http://schemas.microsoft.com/office/drawing/2016/5/9/chartex" xmlns:cx4="http://schemas.microsoft.com/office/drawing/2016/5/10/chartex" xmlns:cx5="http://schemas.microsoft.com/office/drawing/2016/5/11/chartex" xmlns:cx6="http://schemas.microsoft.com/office/drawing/2016/5/12/chartex" xmlns:cx7="http://schemas.microsoft.com/office/drawing/2016/5/13/chartex" xmlns:cx8="http://schemas.microsoft.com/office/drawing/2016/5/14/chartex" xmlns:mc="http://schemas.openxmlformats.org/markup-compatibility/2006" xmlns:aink="http://schemas.microsoft.com/office/drawing/2016/ink" xmlns:am3d="http://schemas.microsoft.com/office/drawing/2017/model3d" xmlns:o="urn:schemas-microsoft-com:office:office" xmlns:r="http://schemas.openxmlformats.org/officeDocument/2006/relationships" xmlns:m="http://schemas.openxmlformats.org/officeDocument/2006/math" xmlns:v="urn:schemas-microsoft-com:vml" xmlns:wp14="http://schemas.microsoft.com/office/word/2010/wordprocessingDrawing" xmlns:wp="http://schemas.openxmlformats.org/drawingml/2006/wordprocessingDrawing" xmlns:w10="urn:schemas-microsoft-com:office:word" xmlns:w="http://schemas.openxmlformats.org/wordprocessingml/2006/main" xmlns:w14="http://schemas.microsoft.com/office/word/2010/wordml" xmlns:w15="http://schemas.microsoft.com/office/word/2012/wordml" xmlns:w16cex="http://schemas.microsoft.com/office/word/2018/wordml/cex" xmlns:w16cid="http://schemas.microsoft.com/office/word/2016/wordml/cid" xmlns:w16="http://schemas.microsoft.com/office/word/2018/wordml" xmlns:w16sdtdh="http://schemas.microsoft.com/office/word/2020/wordml/sdtdatahash" xmlns:w16se="http://schemas.microsoft.com/office/word/2015/wordml/symex" xmlns:wpg="http://schemas.microsoft.com/office/word/2010/wordprocessingGroup" xmlns:wpi="http://schemas.microsoft.com/office/word/2010/wordprocessingInk" xmlns:wne="http://schemas.microsoft.com/office/word/2006/wordml" xmlns:wps="http://schemas.microsoft.com/office/word/2010/wordprocessingShape" mc:Ignorable="w14 w15 w16se w16cid w16 w16cex w16sdtdh wp14">
   <w:body>
     <w:p>
       <w:pPr>
@@ -79,8 +79,8 @@
           <w:rFonts w:ascii="TH SarabunPSK" w:hAnsi="TH SarabunPSK" w:cs="TH SarabunPSK"/>
           <w:b/>
           <w:bCs/>
-          <w:sz w:val="40"/>
-          <w:szCs w:val="40"/>
+          <w:sz w:val="32"/>
+          <w:szCs w:val="32"/>
         </w:rPr>
       </w:pPr>
     </w:p>
@@ -146,62 +146,56 @@
           <w:szCs w:val="32"/>
           <w:cs/>
         </w:rPr>
-        <w:t>นี้ เป็นการพัฒนาระบบ</w:t>
-      </w:r>
-      <w:r>
-        <w:rPr>
-          <w:rFonts w:ascii="TH SarabunPSK" w:hAnsi="TH SarabunPSK" w:cs="TH SarabunPSK"/>
-          <w:sz w:val="32"/>
-          <w:szCs w:val="32"/>
-          <w:cs/>
-        </w:rPr>
-        <w:t xml:space="preserve">ผู้ช่วยอัตโนมัติ </w:t>
-      </w:r>
-      <w:r>
-        <w:rPr>
-          <w:rFonts w:ascii="TH SarabunPSK" w:hAnsi="TH SarabunPSK" w:cs="TH SarabunPSK"/>
-          <w:sz w:val="32"/>
-          <w:szCs w:val="32"/>
-        </w:rPr>
-        <w:t>n</w:t>
-      </w:r>
-      <w:r>
-        <w:rPr>
-          <w:rFonts w:ascii="TH SarabunPSK" w:hAnsi="TH SarabunPSK" w:cs="TH SarabunPSK"/>
-          <w:sz w:val="32"/>
-          <w:szCs w:val="32"/>
-          <w:cs/>
-        </w:rPr>
-        <w:t>8</w:t>
-      </w:r>
-      <w:r>
-        <w:rPr>
-          <w:rFonts w:ascii="TH SarabunPSK" w:hAnsi="TH SarabunPSK" w:cs="TH SarabunPSK"/>
-          <w:sz w:val="32"/>
-          <w:szCs w:val="32"/>
-        </w:rPr>
-        <w:t xml:space="preserve">n </w:t>
-      </w:r>
-      <w:r>
-        <w:rPr>
-          <w:rFonts w:ascii="TH SarabunPSK" w:hAnsi="TH SarabunPSK" w:cs="TH SarabunPSK"/>
-          <w:sz w:val="32"/>
-          <w:szCs w:val="32"/>
-          <w:cs/>
-        </w:rPr>
-        <w:t xml:space="preserve">ผ่าน </w:t>
-      </w:r>
-      <w:r>
-        <w:rPr>
-          <w:rFonts w:ascii="TH SarabunPSK" w:hAnsi="TH SarabunPSK" w:cs="TH SarabunPSK"/>
-          <w:sz w:val="32"/>
-          <w:szCs w:val="32"/>
-        </w:rPr>
-        <w:t>LINE OA</w:t>
-      </w:r>
-      <w:r>
-        <w:rPr>
-          <w:rFonts w:ascii="TH SarabunPSK" w:hAnsi="TH SarabunPSK" w:cs="TH SarabunPSK" w:hint="cs"/>
+        <w:t>นี้ เป็น</w:t>
+      </w:r>
+      <w:r>
+        <w:rPr>
+          <w:rFonts w:ascii="TH SarabunPSK" w:hAnsi="TH SarabunPSK" w:cs="TH SarabunPSK"/>
+          <w:sz w:val="32"/>
+          <w:szCs w:val="32"/>
+          <w:cs/>
+        </w:rPr>
+        <w:t>การพัฒนาระบบผู้ช่วยแบบตัวแทนเชิงปัญญาประดิษฐ์สำหรับองค์กร</w:t>
+      </w:r>
+      <w:r>
+        <w:rPr>
+          <w:rFonts w:ascii="TH SarabunPSK" w:hAnsi="TH SarabunPSK" w:cs="TH SarabunPSK"/>
+          <w:sz w:val="32"/>
+          <w:szCs w:val="32"/>
+          <w:cs/>
+        </w:rPr>
+        <w:t xml:space="preserve"> แล้วนำไปทดลองใช้กับ</w:t>
+      </w:r>
+      <w:r>
+        <w:rPr>
+          <w:rFonts w:ascii="TH SarabunPSK" w:hAnsi="TH SarabunPSK" w:cs="TH SarabunPSK"/>
+          <w:sz w:val="32"/>
+          <w:szCs w:val="32"/>
+          <w:cs/>
+        </w:rPr>
+        <w:t>องค์กร</w:t>
+      </w:r>
+      <w:r>
+        <w:rPr>
+          <w:rFonts w:ascii="TH SarabunPSK" w:hAnsi="TH SarabunPSK" w:cs="TH SarabunPSK"/>
+          <w:sz w:val="32"/>
+          <w:szCs w:val="32"/>
+          <w:cs/>
+        </w:rPr>
+        <w:t xml:space="preserve"> โดยให้ทดลองใช้งาน</w:t>
+      </w:r>
+      <w:r>
+        <w:rPr>
+          <w:rFonts w:ascii="TH SarabunPSK" w:hAnsi="TH SarabunPSK" w:cs="TH SarabunPSK"/>
+          <w:sz w:val="32"/>
+          <w:szCs w:val="32"/>
+          <w:cs/>
+        </w:rPr>
+        <w:t>ระบบผู้ช่วยแบบตัวแทนเชิงปัญญาประดิษฐ์สำหรับองค์กร</w:t>
+      </w:r>
+      <w:r>
+        <w:rPr>
+          <w:rFonts w:ascii="TH SarabunPSK" w:hAnsi="TH SarabunPSK" w:cs="TH SarabunPSK"/>
           <w:sz w:val="32"/>
           <w:szCs w:val="32"/>
           <w:cs/>
@@ -215,190 +209,16 @@
           <w:szCs w:val="32"/>
           <w:cs/>
         </w:rPr>
-        <w:t>สำหรับองค์กร</w:t>
-      </w:r>
-      <w:r>
-        <w:rPr>
-          <w:rFonts w:ascii="TH SarabunPSK" w:hAnsi="TH SarabunPSK" w:cs="TH SarabunPSK"/>
-          <w:sz w:val="32"/>
-          <w:szCs w:val="32"/>
-          <w:cs/>
-        </w:rPr>
-        <w:t xml:space="preserve"> แล้วนำไปทดลองใช้กับ</w:t>
-      </w:r>
-      <w:r>
-        <w:rPr>
-          <w:rFonts w:ascii="TH SarabunPSK" w:hAnsi="TH SarabunPSK" w:cs="TH SarabunPSK" w:hint="cs"/>
-          <w:sz w:val="32"/>
-          <w:szCs w:val="32"/>
-          <w:cs/>
-        </w:rPr>
-        <w:t>องค์กร</w:t>
-      </w:r>
-      <w:r>
-        <w:rPr>
-          <w:rFonts w:ascii="TH SarabunPSK" w:hAnsi="TH SarabunPSK" w:cs="TH SarabunPSK"/>
-          <w:sz w:val="32"/>
-          <w:szCs w:val="32"/>
-          <w:cs/>
-        </w:rPr>
-        <w:t xml:space="preserve"> โดยให้ทดลองใช้งานระบบ</w:t>
-      </w:r>
-      <w:r>
-        <w:rPr>
-          <w:rFonts w:ascii="TH SarabunPSK" w:hAnsi="TH SarabunPSK" w:cs="TH SarabunPSK"/>
-          <w:sz w:val="32"/>
-          <w:szCs w:val="32"/>
-          <w:cs/>
-        </w:rPr>
-        <w:t xml:space="preserve">ผู้ช่วยอัตโนมัติ </w:t>
-      </w:r>
-      <w:r>
-        <w:rPr>
-          <w:rFonts w:ascii="TH SarabunPSK" w:hAnsi="TH SarabunPSK" w:cs="TH SarabunPSK"/>
-          <w:sz w:val="32"/>
-          <w:szCs w:val="32"/>
-        </w:rPr>
-        <w:t>n</w:t>
-      </w:r>
-      <w:r>
-        <w:rPr>
-          <w:rFonts w:ascii="TH SarabunPSK" w:hAnsi="TH SarabunPSK" w:cs="TH SarabunPSK"/>
-          <w:sz w:val="32"/>
-          <w:szCs w:val="32"/>
-          <w:cs/>
-        </w:rPr>
-        <w:t>8</w:t>
-      </w:r>
-      <w:r>
-        <w:rPr>
-          <w:rFonts w:ascii="TH SarabunPSK" w:hAnsi="TH SarabunPSK" w:cs="TH SarabunPSK"/>
-          <w:sz w:val="32"/>
-          <w:szCs w:val="32"/>
-        </w:rPr>
-        <w:t xml:space="preserve">n </w:t>
-      </w:r>
-      <w:r>
-        <w:rPr>
-          <w:rFonts w:ascii="TH SarabunPSK" w:hAnsi="TH SarabunPSK" w:cs="TH SarabunPSK"/>
-          <w:sz w:val="32"/>
-          <w:szCs w:val="32"/>
-          <w:cs/>
-        </w:rPr>
-        <w:t xml:space="preserve">ผ่าน </w:t>
-      </w:r>
-      <w:r>
-        <w:rPr>
-          <w:rFonts w:ascii="TH SarabunPSK" w:hAnsi="TH SarabunPSK" w:cs="TH SarabunPSK"/>
-          <w:sz w:val="32"/>
-          <w:szCs w:val="32"/>
-        </w:rPr>
-        <w:t>LINE OA</w:t>
-      </w:r>
-      <w:r>
-        <w:rPr>
-          <w:rFonts w:ascii="TH SarabunPSK" w:hAnsi="TH SarabunPSK" w:cs="TH SarabunPSK" w:hint="cs"/>
-          <w:sz w:val="32"/>
-          <w:szCs w:val="32"/>
-          <w:cs/>
-        </w:rPr>
-        <w:t xml:space="preserve"> </w:t>
-      </w:r>
-      <w:r>
-        <w:rPr>
-          <w:rFonts w:ascii="TH SarabunPSK" w:hAnsi="TH SarabunPSK" w:cs="TH SarabunPSK"/>
-          <w:sz w:val="32"/>
-          <w:szCs w:val="32"/>
-          <w:cs/>
-        </w:rPr>
-        <w:t>สำหรับองค์กร</w:t>
-      </w:r>
-      <w:r>
-        <w:rPr>
-          <w:rFonts w:ascii="TH SarabunPSK" w:hAnsi="TH SarabunPSK" w:cs="TH SarabunPSK"/>
-          <w:sz w:val="32"/>
-          <w:szCs w:val="32"/>
-          <w:cs/>
-        </w:rPr>
-        <w:t xml:space="preserve"> </w:t>
-      </w:r>
-      <w:r>
-        <w:rPr>
-          <w:rFonts w:ascii="TH SarabunPSK" w:hAnsi="TH SarabunPSK" w:cs="TH SarabunPSK"/>
-          <w:sz w:val="32"/>
-          <w:szCs w:val="32"/>
-          <w:cs/>
-        </w:rPr>
-        <w:t>ที่พัฒนาขึ้นแล้วประเมินความพึงพอใจของผู้ใช้งานด้วยแบบสอบถามวัดความพึงพอใจของผู้ใช้ระบบ</w:t>
-      </w:r>
-      <w:r>
-        <w:rPr>
-          <w:rFonts w:ascii="TH SarabunPSK" w:hAnsi="TH SarabunPSK" w:cs="TH SarabunPSK"/>
-          <w:sz w:val="32"/>
-          <w:szCs w:val="32"/>
-          <w:cs/>
-        </w:rPr>
-        <w:t xml:space="preserve">ผู้ช่วยอัตโนมัติ </w:t>
-      </w:r>
-      <w:r>
-        <w:rPr>
-          <w:rFonts w:ascii="TH SarabunPSK" w:hAnsi="TH SarabunPSK" w:cs="TH SarabunPSK"/>
-          <w:sz w:val="32"/>
-          <w:szCs w:val="32"/>
-        </w:rPr>
-        <w:t>n</w:t>
-      </w:r>
-      <w:r>
-        <w:rPr>
-          <w:rFonts w:ascii="TH SarabunPSK" w:hAnsi="TH SarabunPSK" w:cs="TH SarabunPSK"/>
-          <w:sz w:val="32"/>
-          <w:szCs w:val="32"/>
-          <w:cs/>
-        </w:rPr>
-        <w:t>8</w:t>
-      </w:r>
-      <w:r>
-        <w:rPr>
-          <w:rFonts w:ascii="TH SarabunPSK" w:hAnsi="TH SarabunPSK" w:cs="TH SarabunPSK"/>
-          <w:sz w:val="32"/>
-          <w:szCs w:val="32"/>
-        </w:rPr>
-        <w:t xml:space="preserve">n </w:t>
-      </w:r>
-      <w:r>
-        <w:rPr>
-          <w:rFonts w:ascii="TH SarabunPSK" w:hAnsi="TH SarabunPSK" w:cs="TH SarabunPSK"/>
-          <w:sz w:val="32"/>
-          <w:szCs w:val="32"/>
-          <w:cs/>
-        </w:rPr>
-        <w:t xml:space="preserve">ผ่าน </w:t>
-      </w:r>
-      <w:r>
-        <w:rPr>
-          <w:rFonts w:ascii="TH SarabunPSK" w:hAnsi="TH SarabunPSK" w:cs="TH SarabunPSK"/>
-          <w:sz w:val="32"/>
-          <w:szCs w:val="32"/>
-        </w:rPr>
-        <w:t>LINE OA</w:t>
-      </w:r>
-      <w:r>
-        <w:rPr>
-          <w:rFonts w:ascii="TH SarabunPSK" w:hAnsi="TH SarabunPSK" w:cs="TH SarabunPSK" w:hint="cs"/>
-          <w:sz w:val="32"/>
-          <w:szCs w:val="32"/>
-          <w:cs/>
-        </w:rPr>
-        <w:t xml:space="preserve"> </w:t>
-      </w:r>
-      <w:r>
-        <w:rPr>
-          <w:rFonts w:ascii="TH SarabunPSK" w:hAnsi="TH SarabunPSK" w:cs="TH SarabunPSK"/>
-          <w:sz w:val="32"/>
-          <w:szCs w:val="32"/>
-          <w:cs/>
-        </w:rPr>
-        <w:t>สำหรับองค์กร</w:t>
+        <w:t>ที่พัฒนาขึ้นแล้วประเมินความพึงพอใจของผู้ใช้งานด้วยแบบสอบถามวัดความพึงพอใจของผู้ใช้</w:t>
+      </w:r>
+      <w:r>
+        <w:rPr>
+          <w:rFonts w:ascii="TH SarabunPSK" w:hAnsi="TH SarabunPSK" w:cs="TH SarabunPSK"/>
+          <w:sz w:val="32"/>
+          <w:szCs w:val="32"/>
+          <w:cs/>
+        </w:rPr>
+        <w:t>ระบบผู้ช่วยแบบตัวแทนเชิงปัญญาประดิษฐ์สำหรับองค์กร</w:t>
       </w:r>
       <w:r>
         <w:rPr>
@@ -851,15 +671,26 @@
       </w:r>
       <w:r>
         <w:rPr>
+          <w:rFonts w:ascii="TH SarabunPSK" w:hAnsi="TH SarabunPSK" w:cs="TH SarabunPSK"/>
+          <w:sz w:val="32"/>
+          <w:szCs w:val="32"/>
           <w:cs/>
         </w:rPr>
         <w:t>ประชากรและกลุ่มตัวอย่างการดำเนินการวิจัยครั้งนี้ได้กำหนดประชากรกลุ่มตัวอย่างและผู้ให้ข้อมูล</w:t>
       </w:r>
       <w:r>
+        <w:rPr>
+          <w:rFonts w:ascii="TH SarabunPSK" w:hAnsi="TH SarabunPSK" w:cs="TH SarabunPSK"/>
+          <w:sz w:val="32"/>
+          <w:szCs w:val="32"/>
+        </w:rPr>
         <w:t xml:space="preserve"> </w:t>
       </w:r>
       <w:r>
         <w:rPr>
+          <w:rFonts w:ascii="TH SarabunPSK" w:hAnsi="TH SarabunPSK" w:cs="TH SarabunPSK"/>
+          <w:sz w:val="32"/>
+          <w:szCs w:val="32"/>
           <w:cs/>
         </w:rPr>
         <w:t>หลักดังนี้</w:t>
@@ -932,7 +763,7 @@
       </w:r>
       <w:r>
         <w:rPr>
-          <w:rFonts w:ascii="TH SarabunPSK" w:hAnsi="TH SarabunPSK" w:cs="TH SarabunPSK" w:hint="cs"/>
+          <w:rFonts w:ascii="TH SarabunPSK" w:hAnsi="TH SarabunPSK" w:cs="TH SarabunPSK"/>
           <w:sz w:val="32"/>
           <w:szCs w:val="32"/>
           <w:cs/>
@@ -941,7 +772,7 @@
       </w:r>
       <w:r>
         <w:rPr>
-          <w:rFonts w:ascii="TH SarabunPSK" w:hAnsi="TH SarabunPSK" w:cs="TH SarabunPSK" w:hint="cs"/>
+          <w:rFonts w:ascii="TH SarabunPSK" w:hAnsi="TH SarabunPSK" w:cs="TH SarabunPSK"/>
           <w:sz w:val="32"/>
           <w:szCs w:val="32"/>
         </w:rPr>
@@ -949,7 +780,7 @@
       </w:r>
       <w:r>
         <w:rPr>
-          <w:rFonts w:ascii="TH SarabunPSK" w:hAnsi="TH SarabunPSK" w:cs="TH SarabunPSK" w:hint="cs"/>
+          <w:rFonts w:ascii="TH SarabunPSK" w:hAnsi="TH SarabunPSK" w:cs="TH SarabunPSK"/>
           <w:sz w:val="32"/>
           <w:szCs w:val="32"/>
           <w:cs/>
@@ -971,65 +802,13 @@
           <w:szCs w:val="32"/>
           <w:cs/>
         </w:rPr>
-        <w:t>ระบบ</w:t>
-      </w:r>
-      <w:r>
-        <w:rPr>
-          <w:rFonts w:ascii="TH SarabunPSK" w:hAnsi="TH SarabunPSK" w:cs="TH SarabunPSK"/>
-          <w:sz w:val="32"/>
-          <w:szCs w:val="32"/>
-          <w:cs/>
-        </w:rPr>
-        <w:t xml:space="preserve">ผู้ช่วยอัตโนมัติ </w:t>
-      </w:r>
-      <w:r>
-        <w:rPr>
-          <w:rFonts w:ascii="TH SarabunPSK" w:hAnsi="TH SarabunPSK" w:cs="TH SarabunPSK"/>
-          <w:sz w:val="32"/>
-          <w:szCs w:val="32"/>
-        </w:rPr>
-        <w:t>n</w:t>
-      </w:r>
-      <w:r>
-        <w:rPr>
-          <w:rFonts w:ascii="TH SarabunPSK" w:hAnsi="TH SarabunPSK" w:cs="TH SarabunPSK"/>
-          <w:sz w:val="32"/>
-          <w:szCs w:val="32"/>
-          <w:cs/>
-        </w:rPr>
-        <w:t>8</w:t>
-      </w:r>
-      <w:r>
-        <w:rPr>
-          <w:rFonts w:ascii="TH SarabunPSK" w:hAnsi="TH SarabunPSK" w:cs="TH SarabunPSK"/>
-          <w:sz w:val="32"/>
-          <w:szCs w:val="32"/>
-        </w:rPr>
-        <w:t xml:space="preserve">n </w:t>
-      </w:r>
-      <w:r>
-        <w:rPr>
-          <w:rFonts w:ascii="TH SarabunPSK" w:hAnsi="TH SarabunPSK" w:cs="TH SarabunPSK"/>
-          <w:sz w:val="32"/>
-          <w:szCs w:val="32"/>
-          <w:cs/>
-        </w:rPr>
-        <w:t xml:space="preserve">ผ่าน </w:t>
-      </w:r>
-      <w:r>
-        <w:rPr>
-          <w:rFonts w:ascii="TH SarabunPSK" w:hAnsi="TH SarabunPSK" w:cs="TH SarabunPSK"/>
-          <w:sz w:val="32"/>
-          <w:szCs w:val="32"/>
-        </w:rPr>
-        <w:t>LINE OA</w:t>
-      </w:r>
-      <w:r>
-        <w:rPr>
-          <w:rFonts w:ascii="TH SarabunPSK" w:hAnsi="TH SarabunPSK" w:cs="TH SarabunPSK" w:hint="cs"/>
-          <w:sz w:val="32"/>
-          <w:szCs w:val="32"/>
-          <w:cs/>
+        <w:t>ระบบผู้ช่วยแบบตัวแทนเชิงปัญญาประดิษฐ์สำหรับองค์กร</w:t>
+      </w:r>
+      <w:r>
+        <w:rPr>
+          <w:rFonts w:ascii="TH SarabunPSK" w:hAnsi="TH SarabunPSK" w:cs="TH SarabunPSK"/>
+          <w:sz w:val="32"/>
+          <w:szCs w:val="32"/>
         </w:rPr>
         <w:t xml:space="preserve"> </w:t>
       </w:r>
@@ -1040,7 +819,7 @@
           <w:szCs w:val="32"/>
           <w:cs/>
         </w:rPr>
-        <w:t>สำหรับองค์กร</w:t>
+        <w:t>ครั้งนี้ประกอบไปด้วยผู้เชี่ยวชาญที่มีประสบการณ์ในองค์กร</w:t>
       </w:r>
       <w:r>
         <w:rPr>
@@ -1052,24 +831,7 @@
       </w:r>
       <w:r>
         <w:rPr>
-          <w:rFonts w:ascii="TH SarabunPSK" w:hAnsi="TH SarabunPSK" w:cs="TH SarabunPSK" w:hint="cs"/>
-          <w:sz w:val="32"/>
-          <w:szCs w:val="32"/>
-          <w:cs/>
-        </w:rPr>
-        <w:t>ครั้งนี้ประกอบไปด้วยผู้เชี่ยวชาญที่มีประสบการณ์ในองค์กร</w:t>
-      </w:r>
-      <w:r>
-        <w:rPr>
-          <w:rFonts w:ascii="TH SarabunPSK" w:hAnsi="TH SarabunPSK" w:cs="TH SarabunPSK"/>
-          <w:sz w:val="32"/>
-          <w:szCs w:val="32"/>
-        </w:rPr>
-        <w:t xml:space="preserve"> </w:t>
-      </w:r>
-      <w:r>
-        <w:rPr>
-          <w:rFonts w:ascii="TH SarabunPSK" w:hAnsi="TH SarabunPSK" w:cs="TH SarabunPSK" w:hint="cs"/>
+          <w:rFonts w:ascii="TH SarabunPSK" w:hAnsi="TH SarabunPSK" w:cs="TH SarabunPSK"/>
           <w:sz w:val="32"/>
           <w:szCs w:val="32"/>
           <w:cs/>
@@ -1086,7 +848,7 @@
       </w:r>
       <w:r>
         <w:rPr>
-          <w:rFonts w:ascii="TH SarabunPSK" w:hAnsi="TH SarabunPSK" w:cs="TH SarabunPSK" w:hint="cs"/>
+          <w:rFonts w:ascii="TH SarabunPSK" w:hAnsi="TH SarabunPSK" w:cs="TH SarabunPSK"/>
           <w:sz w:val="32"/>
           <w:szCs w:val="32"/>
           <w:cs/>
@@ -1160,7 +922,7 @@
       </w:r>
       <w:r>
         <w:rPr>
-          <w:rFonts w:ascii="TH SarabunPSK" w:hAnsi="TH SarabunPSK" w:cs="TH SarabunPSK" w:hint="cs"/>
+          <w:rFonts w:ascii="TH SarabunPSK" w:hAnsi="TH SarabunPSK" w:cs="TH SarabunPSK"/>
           <w:sz w:val="32"/>
           <w:szCs w:val="32"/>
           <w:cs/>
@@ -1185,7 +947,7 @@
       </w:r>
       <w:r>
         <w:rPr>
-          <w:rFonts w:ascii="TH SarabunPSK" w:hAnsi="TH SarabunPSK" w:cs="TH SarabunPSK" w:hint="cs"/>
+          <w:rFonts w:ascii="TH SarabunPSK" w:hAnsi="TH SarabunPSK" w:cs="TH SarabunPSK"/>
           <w:sz w:val="32"/>
           <w:szCs w:val="32"/>
           <w:cs/>
@@ -1202,7 +964,7 @@
       </w:r>
       <w:r>
         <w:rPr>
-          <w:rFonts w:ascii="TH SarabunPSK" w:hAnsi="TH SarabunPSK" w:cs="TH SarabunPSK" w:hint="cs"/>
+          <w:rFonts w:ascii="TH SarabunPSK" w:hAnsi="TH SarabunPSK" w:cs="TH SarabunPSK"/>
           <w:sz w:val="32"/>
           <w:szCs w:val="32"/>
           <w:cs/>
@@ -1216,65 +978,13 @@
           <w:szCs w:val="32"/>
           <w:cs/>
         </w:rPr>
-        <w:t>ระบบ</w:t>
-      </w:r>
-      <w:r>
-        <w:rPr>
-          <w:rFonts w:ascii="TH SarabunPSK" w:hAnsi="TH SarabunPSK" w:cs="TH SarabunPSK"/>
-          <w:sz w:val="32"/>
-          <w:szCs w:val="32"/>
-          <w:cs/>
-        </w:rPr>
-        <w:t xml:space="preserve">ผู้ช่วยอัตโนมัติ </w:t>
-      </w:r>
-      <w:r>
-        <w:rPr>
-          <w:rFonts w:ascii="TH SarabunPSK" w:hAnsi="TH SarabunPSK" w:cs="TH SarabunPSK"/>
-          <w:sz w:val="32"/>
-          <w:szCs w:val="32"/>
-        </w:rPr>
-        <w:t>n</w:t>
-      </w:r>
-      <w:r>
-        <w:rPr>
-          <w:rFonts w:ascii="TH SarabunPSK" w:hAnsi="TH SarabunPSK" w:cs="TH SarabunPSK"/>
-          <w:sz w:val="32"/>
-          <w:szCs w:val="32"/>
-          <w:cs/>
-        </w:rPr>
-        <w:t>8</w:t>
-      </w:r>
-      <w:r>
-        <w:rPr>
-          <w:rFonts w:ascii="TH SarabunPSK" w:hAnsi="TH SarabunPSK" w:cs="TH SarabunPSK"/>
-          <w:sz w:val="32"/>
-          <w:szCs w:val="32"/>
-        </w:rPr>
-        <w:t xml:space="preserve">n </w:t>
-      </w:r>
-      <w:r>
-        <w:rPr>
-          <w:rFonts w:ascii="TH SarabunPSK" w:hAnsi="TH SarabunPSK" w:cs="TH SarabunPSK"/>
-          <w:sz w:val="32"/>
-          <w:szCs w:val="32"/>
-          <w:cs/>
-        </w:rPr>
-        <w:t xml:space="preserve">ผ่าน </w:t>
-      </w:r>
-      <w:r>
-        <w:rPr>
-          <w:rFonts w:ascii="TH SarabunPSK" w:hAnsi="TH SarabunPSK" w:cs="TH SarabunPSK"/>
-          <w:sz w:val="32"/>
-          <w:szCs w:val="32"/>
-        </w:rPr>
-        <w:t>LINE OA</w:t>
-      </w:r>
-      <w:r>
-        <w:rPr>
-          <w:rFonts w:ascii="TH SarabunPSK" w:hAnsi="TH SarabunPSK" w:cs="TH SarabunPSK" w:hint="cs"/>
-          <w:sz w:val="32"/>
-          <w:szCs w:val="32"/>
-          <w:cs/>
+        <w:t>ของ</w:t>
+      </w:r>
+      <w:r>
+        <w:rPr>
+          <w:rFonts w:ascii="TH SarabunPSK" w:hAnsi="TH SarabunPSK" w:cs="TH SarabunPSK"/>
+          <w:sz w:val="32"/>
+          <w:szCs w:val="32"/>
         </w:rPr>
         <w:t xml:space="preserve"> </w:t>
       </w:r>
@@ -1285,11 +995,11 @@
           <w:szCs w:val="32"/>
           <w:cs/>
         </w:rPr>
-        <w:t>สำหรับองค์กร</w:t>
-      </w:r>
-      <w:r>
-        <w:rPr>
-          <w:rFonts w:ascii="TH SarabunPSK" w:hAnsi="TH SarabunPSK" w:cs="TH SarabunPSK" w:hint="cs"/>
+        <w:t>ระบบผู้ช่วยแบบตัวแทนเชิงปัญญาประดิษฐ์สำหรับองค์กร</w:t>
+      </w:r>
+      <w:r>
+        <w:rPr>
+          <w:rFonts w:ascii="TH SarabunPSK" w:hAnsi="TH SarabunPSK" w:cs="TH SarabunPSK"/>
           <w:sz w:val="32"/>
           <w:szCs w:val="32"/>
           <w:cs/>
@@ -1314,6 +1024,74 @@
           <w:rFonts w:ascii="TH SarabunPSK" w:hAnsi="TH SarabunPSK" w:cs="TH SarabunPSK"/>
           <w:sz w:val="32"/>
           <w:szCs w:val="32"/>
+        </w:rPr>
+      </w:pPr>
+      <w:r>
+        <w:rPr>
+          <w:rFonts w:ascii="TH SarabunPSK" w:hAnsi="TH SarabunPSK" w:cs="TH SarabunPSK"/>
+          <w:sz w:val="32"/>
+          <w:szCs w:val="32"/>
+          <w:cs/>
+        </w:rPr>
+        <w:t xml:space="preserve">ประกอบไปด้วยจำนวน  </w:t>
+      </w:r>
+      <w:r>
+        <w:rPr>
+          <w:rFonts w:ascii="TH SarabunPSK" w:hAnsi="TH SarabunPSK" w:cs="TH SarabunPSK"/>
+          <w:sz w:val="32"/>
+          <w:szCs w:val="32"/>
+        </w:rPr>
+        <w:t xml:space="preserve"> 10</w:t>
+      </w:r>
+      <w:r>
+        <w:rPr>
+          <w:rFonts w:ascii="TH SarabunPSK" w:hAnsi="TH SarabunPSK" w:cs="TH SarabunPSK"/>
+          <w:sz w:val="32"/>
+          <w:szCs w:val="32"/>
+          <w:cs/>
+        </w:rPr>
+        <w:t xml:space="preserve"> คน</w:t>
+      </w:r>
+    </w:p>
+    <w:p>
+      <w:pPr>
+        <w:rPr>
+          <w:rFonts w:ascii="TH SarabunPSK" w:hAnsi="TH SarabunPSK" w:cs="TH SarabunPSK"/>
+          <w:sz w:val="32"/>
+          <w:szCs w:val="32"/>
+        </w:rPr>
+      </w:pPr>
+    </w:p>
+    <w:p>
+      <w:pPr>
+        <w:tabs>
+          <w:tab w:val="left" w:pos="2362"/>
+        </w:tabs>
+        <w:rPr>
+          <w:rFonts w:ascii="TH SarabunPSK" w:hAnsi="TH SarabunPSK" w:cs="TH SarabunPSK"/>
+          <w:sz w:val="32"/>
+          <w:szCs w:val="32"/>
+        </w:rPr>
+      </w:pPr>
+      <w:r>
+        <w:rPr>
+          <w:rFonts w:ascii="TH SarabunPSK" w:hAnsi="TH SarabunPSK" w:cs="TH SarabunPSK"/>
+          <w:sz w:val="32"/>
+          <w:szCs w:val="32"/>
+          <w:cs/>
+        </w:rPr>
+        <w:tab/>
+      </w:r>
+    </w:p>
+    <w:p>
+      <w:pPr>
+        <w:tabs>
+          <w:tab w:val="left" w:pos="2362"/>
+        </w:tabs>
+        <w:rPr>
+          <w:rFonts w:ascii="TH SarabunPSK" w:hAnsi="TH SarabunPSK" w:cs="TH SarabunPSK"/>
+          <w:sz w:val="32"/>
+          <w:szCs w:val="32"/>
           <w:cs/>
         </w:rPr>
         <w:sectPr>
@@ -1329,29 +1107,12 @@
       </w:pPr>
       <w:r>
         <w:rPr>
-          <w:rFonts w:ascii="TH SarabunPSK" w:hAnsi="TH SarabunPSK" w:cs="TH SarabunPSK" w:hint="cs"/>
-          <w:sz w:val="32"/>
-          <w:szCs w:val="32"/>
-          <w:cs/>
-        </w:rPr>
-        <w:t xml:space="preserve">ประกอบไปด้วยจำนวน  </w:t>
-      </w:r>
-      <w:r>
-        <w:rPr>
-          <w:rFonts w:ascii="TH SarabunPSK" w:hAnsi="TH SarabunPSK" w:cs="TH SarabunPSK"/>
-          <w:sz w:val="32"/>
-          <w:szCs w:val="32"/>
-        </w:rPr>
-        <w:t xml:space="preserve"> 10</w:t>
-      </w:r>
-      <w:r>
-        <w:rPr>
-          <w:rFonts w:ascii="TH SarabunPSK" w:hAnsi="TH SarabunPSK" w:cs="TH SarabunPSK" w:hint="cs"/>
-          <w:sz w:val="32"/>
-          <w:szCs w:val="32"/>
-          <w:cs/>
-        </w:rPr>
-        <w:t xml:space="preserve"> คน</w:t>
+          <w:rFonts w:ascii="TH SarabunPSK" w:hAnsi="TH SarabunPSK" w:cs="TH SarabunPSK"/>
+          <w:sz w:val="32"/>
+          <w:szCs w:val="32"/>
+          <w:cs/>
+        </w:rPr>
+        <w:tab/>
       </w:r>
     </w:p>
     <w:p>
@@ -1500,65 +1261,13 @@
           <w:szCs w:val="32"/>
           <w:cs/>
         </w:rPr>
-        <w:t>ระบบ</w:t>
-      </w:r>
-      <w:r>
-        <w:rPr>
-          <w:rFonts w:ascii="TH SarabunPSK" w:hAnsi="TH SarabunPSK" w:cs="TH SarabunPSK"/>
-          <w:sz w:val="32"/>
-          <w:szCs w:val="32"/>
-          <w:cs/>
-        </w:rPr>
-        <w:t xml:space="preserve">ผู้ช่วยอัตโนมัติ </w:t>
-      </w:r>
-      <w:r>
-        <w:rPr>
-          <w:rFonts w:ascii="TH SarabunPSK" w:hAnsi="TH SarabunPSK" w:cs="TH SarabunPSK"/>
-          <w:sz w:val="32"/>
-          <w:szCs w:val="32"/>
-        </w:rPr>
-        <w:t>n</w:t>
-      </w:r>
-      <w:r>
-        <w:rPr>
-          <w:rFonts w:ascii="TH SarabunPSK" w:hAnsi="TH SarabunPSK" w:cs="TH SarabunPSK"/>
-          <w:sz w:val="32"/>
-          <w:szCs w:val="32"/>
-          <w:cs/>
-        </w:rPr>
-        <w:t>8</w:t>
-      </w:r>
-      <w:r>
-        <w:rPr>
-          <w:rFonts w:ascii="TH SarabunPSK" w:hAnsi="TH SarabunPSK" w:cs="TH SarabunPSK"/>
-          <w:sz w:val="32"/>
-          <w:szCs w:val="32"/>
-        </w:rPr>
-        <w:t xml:space="preserve">n </w:t>
-      </w:r>
-      <w:r>
-        <w:rPr>
-          <w:rFonts w:ascii="TH SarabunPSK" w:hAnsi="TH SarabunPSK" w:cs="TH SarabunPSK"/>
-          <w:sz w:val="32"/>
-          <w:szCs w:val="32"/>
-          <w:cs/>
-        </w:rPr>
-        <w:t xml:space="preserve">ผ่าน </w:t>
-      </w:r>
-      <w:r>
-        <w:rPr>
-          <w:rFonts w:ascii="TH SarabunPSK" w:hAnsi="TH SarabunPSK" w:cs="TH SarabunPSK"/>
-          <w:sz w:val="32"/>
-          <w:szCs w:val="32"/>
-        </w:rPr>
-        <w:t>LINE OA</w:t>
-      </w:r>
-      <w:r>
-        <w:rPr>
-          <w:rFonts w:ascii="TH SarabunPSK" w:hAnsi="TH SarabunPSK" w:cs="TH SarabunPSK" w:hint="cs"/>
-          <w:sz w:val="32"/>
-          <w:szCs w:val="32"/>
-          <w:cs/>
+        <w:t>ของ</w:t>
+      </w:r>
+      <w:r>
+        <w:rPr>
+          <w:rFonts w:ascii="TH SarabunPSK" w:hAnsi="TH SarabunPSK" w:cs="TH SarabunPSK"/>
+          <w:sz w:val="32"/>
+          <w:szCs w:val="32"/>
         </w:rPr>
         <w:t xml:space="preserve"> </w:t>
       </w:r>
@@ -1569,7 +1278,7 @@
           <w:szCs w:val="32"/>
           <w:cs/>
         </w:rPr>
-        <w:t>สำหรับองค์กร</w:t>
+        <w:t>ระบบผู้ช่วยแบบตัวแทนเชิงปัญญาประดิษฐ์สำหรับองค์กร</w:t>
       </w:r>
       <w:r>
         <w:rPr>
@@ -1668,76 +1377,7 @@
           <w:szCs w:val="32"/>
           <w:cs/>
         </w:rPr>
-        <w:t>ระบบ</w:t>
-      </w:r>
-      <w:r>
-        <w:rPr>
-          <w:rFonts w:ascii="TH SarabunPSK" w:hAnsi="TH SarabunPSK" w:cs="TH SarabunPSK"/>
-          <w:sz w:val="32"/>
-          <w:szCs w:val="32"/>
-          <w:cs/>
-        </w:rPr>
-        <w:t xml:space="preserve">ผู้ช่วยอัตโนมัติ </w:t>
-      </w:r>
-      <w:r>
-        <w:rPr>
-          <w:rFonts w:ascii="TH SarabunPSK" w:hAnsi="TH SarabunPSK" w:cs="TH SarabunPSK"/>
-          <w:sz w:val="32"/>
-          <w:szCs w:val="32"/>
-        </w:rPr>
-        <w:t>n</w:t>
-      </w:r>
-      <w:r>
-        <w:rPr>
-          <w:rFonts w:ascii="TH SarabunPSK" w:hAnsi="TH SarabunPSK" w:cs="TH SarabunPSK"/>
-          <w:sz w:val="32"/>
-          <w:szCs w:val="32"/>
-          <w:cs/>
-        </w:rPr>
-        <w:t>8</w:t>
-      </w:r>
-      <w:r>
-        <w:rPr>
-          <w:rFonts w:ascii="TH SarabunPSK" w:hAnsi="TH SarabunPSK" w:cs="TH SarabunPSK"/>
-          <w:sz w:val="32"/>
-          <w:szCs w:val="32"/>
-        </w:rPr>
-        <w:t xml:space="preserve">n </w:t>
-      </w:r>
-      <w:r>
-        <w:rPr>
-          <w:rFonts w:ascii="TH SarabunPSK" w:hAnsi="TH SarabunPSK" w:cs="TH SarabunPSK"/>
-          <w:sz w:val="32"/>
-          <w:szCs w:val="32"/>
-          <w:cs/>
-        </w:rPr>
-        <w:t xml:space="preserve">ผ่าน </w:t>
-      </w:r>
-      <w:r>
-        <w:rPr>
-          <w:rFonts w:ascii="TH SarabunPSK" w:hAnsi="TH SarabunPSK" w:cs="TH SarabunPSK"/>
-          <w:sz w:val="32"/>
-          <w:szCs w:val="32"/>
-        </w:rPr>
-        <w:t>LINE OA</w:t>
-      </w:r>
-      <w:r>
-        <w:rPr>
-          <w:rFonts w:ascii="TH SarabunPSK" w:hAnsi="TH SarabunPSK" w:cs="TH SarabunPSK" w:hint="cs"/>
-          <w:sz w:val="32"/>
-          <w:szCs w:val="32"/>
-          <w:cs/>
-        </w:rPr>
-        <w:t xml:space="preserve"> </w:t>
-      </w:r>
-      <w:r>
-        <w:rPr>
-          <w:rFonts w:ascii="TH SarabunPSK" w:hAnsi="TH SarabunPSK" w:cs="TH SarabunPSK"/>
-          <w:sz w:val="32"/>
-          <w:szCs w:val="32"/>
-          <w:cs/>
-        </w:rPr>
-        <w:t>สำหรับองค์กร</w:t>
+        <w:t>ระบบผู้ช่วยแบบตัวแทนเชิงปัญญาประดิษฐ์สำหรับองค์กร</w:t>
       </w:r>
     </w:p>
     <w:p>
@@ -1784,76 +1424,7 @@
           <w:szCs w:val="32"/>
           <w:cs/>
         </w:rPr>
-        <w:t>ระบบ</w:t>
-      </w:r>
-      <w:r>
-        <w:rPr>
-          <w:rFonts w:ascii="TH SarabunPSK" w:hAnsi="TH SarabunPSK" w:cs="TH SarabunPSK"/>
-          <w:sz w:val="32"/>
-          <w:szCs w:val="32"/>
-          <w:cs/>
-        </w:rPr>
-        <w:t xml:space="preserve">ผู้ช่วยอัตโนมัติ </w:t>
-      </w:r>
-      <w:r>
-        <w:rPr>
-          <w:rFonts w:ascii="TH SarabunPSK" w:hAnsi="TH SarabunPSK" w:cs="TH SarabunPSK"/>
-          <w:sz w:val="32"/>
-          <w:szCs w:val="32"/>
-        </w:rPr>
-        <w:t>n</w:t>
-      </w:r>
-      <w:r>
-        <w:rPr>
-          <w:rFonts w:ascii="TH SarabunPSK" w:hAnsi="TH SarabunPSK" w:cs="TH SarabunPSK"/>
-          <w:sz w:val="32"/>
-          <w:szCs w:val="32"/>
-          <w:cs/>
-        </w:rPr>
-        <w:t>8</w:t>
-      </w:r>
-      <w:r>
-        <w:rPr>
-          <w:rFonts w:ascii="TH SarabunPSK" w:hAnsi="TH SarabunPSK" w:cs="TH SarabunPSK"/>
-          <w:sz w:val="32"/>
-          <w:szCs w:val="32"/>
-        </w:rPr>
-        <w:t xml:space="preserve">n </w:t>
-      </w:r>
-      <w:r>
-        <w:rPr>
-          <w:rFonts w:ascii="TH SarabunPSK" w:hAnsi="TH SarabunPSK" w:cs="TH SarabunPSK"/>
-          <w:sz w:val="32"/>
-          <w:szCs w:val="32"/>
-          <w:cs/>
-        </w:rPr>
-        <w:t xml:space="preserve">ผ่าน </w:t>
-      </w:r>
-      <w:r>
-        <w:rPr>
-          <w:rFonts w:ascii="TH SarabunPSK" w:hAnsi="TH SarabunPSK" w:cs="TH SarabunPSK"/>
-          <w:sz w:val="32"/>
-          <w:szCs w:val="32"/>
-        </w:rPr>
-        <w:t>LINE OA</w:t>
-      </w:r>
-      <w:r>
-        <w:rPr>
-          <w:rFonts w:ascii="TH SarabunPSK" w:hAnsi="TH SarabunPSK" w:cs="TH SarabunPSK" w:hint="cs"/>
-          <w:sz w:val="32"/>
-          <w:szCs w:val="32"/>
-          <w:cs/>
-        </w:rPr>
-        <w:t xml:space="preserve"> </w:t>
-      </w:r>
-      <w:r>
-        <w:rPr>
-          <w:rFonts w:ascii="TH SarabunPSK" w:hAnsi="TH SarabunPSK" w:cs="TH SarabunPSK"/>
-          <w:sz w:val="32"/>
-          <w:szCs w:val="32"/>
-          <w:cs/>
-        </w:rPr>
-        <w:t>สำหรับองค์กร</w:t>
+        <w:t>ระบบผู้ช่วยแบบตัวแทนเชิงปัญญาประดิษฐ์สำหรับองค์กร</w:t>
       </w:r>
       <w:r>
         <w:rPr>
@@ -2056,8 +1627,8 @@
       </w:r>
       <w:r>
         <w:rPr>
-          <w:rStyle w:val="ae"/>
-          <w:rFonts w:ascii="TH SarabunPSK" w:hAnsi="TH SarabunPSK" w:cs="TH SarabunPSK" w:hint="cs"/>
+          <w:rStyle w:val="Strong"/>
+          <w:rFonts w:ascii="TH SarabunPSK" w:hAnsi="TH SarabunPSK" w:cs="TH SarabunPSK"/>
           <w:b w:val="0"/>
           <w:bCs w:val="0"/>
           <w:sz w:val="32"/>
@@ -2068,7 +1639,7 @@
       </w:r>
       <w:r>
         <w:rPr>
-          <w:rFonts w:ascii="TH SarabunPSK" w:hAnsi="TH SarabunPSK" w:cs="TH SarabunPSK" w:hint="cs"/>
+          <w:rFonts w:ascii="TH SarabunPSK" w:hAnsi="TH SarabunPSK" w:cs="TH SarabunPSK"/>
           <w:sz w:val="32"/>
           <w:szCs w:val="32"/>
         </w:rPr>
@@ -2076,7 +1647,7 @@
       </w:r>
       <w:r>
         <w:rPr>
-          <w:rFonts w:ascii="TH SarabunPSK" w:hAnsi="TH SarabunPSK" w:cs="TH SarabunPSK" w:hint="cs"/>
+          <w:rFonts w:ascii="TH SarabunPSK" w:hAnsi="TH SarabunPSK" w:cs="TH SarabunPSK"/>
           <w:sz w:val="32"/>
           <w:szCs w:val="32"/>
           <w:cs/>
@@ -2085,7 +1656,7 @@
       </w:r>
       <w:r>
         <w:rPr>
-          <w:rFonts w:ascii="TH SarabunPSK" w:hAnsi="TH SarabunPSK" w:cs="TH SarabunPSK" w:hint="cs"/>
+          <w:rFonts w:ascii="TH SarabunPSK" w:hAnsi="TH SarabunPSK" w:cs="TH SarabunPSK"/>
           <w:sz w:val="32"/>
           <w:szCs w:val="32"/>
         </w:rPr>
@@ -2093,7 +1664,7 @@
       </w:r>
       <w:r>
         <w:rPr>
-          <w:rFonts w:ascii="TH SarabunPSK" w:hAnsi="TH SarabunPSK" w:cs="TH SarabunPSK" w:hint="cs"/>
+          <w:rFonts w:ascii="TH SarabunPSK" w:hAnsi="TH SarabunPSK" w:cs="TH SarabunPSK"/>
           <w:sz w:val="32"/>
           <w:szCs w:val="32"/>
           <w:cs/>
@@ -2140,8 +1711,8 @@
       </w:r>
       <w:r>
         <w:rPr>
-          <w:rStyle w:val="ae"/>
-          <w:rFonts w:ascii="TH SarabunPSK" w:hAnsi="TH SarabunPSK" w:cs="TH SarabunPSK" w:hint="cs"/>
+          <w:rStyle w:val="Strong"/>
+          <w:rFonts w:ascii="TH SarabunPSK" w:hAnsi="TH SarabunPSK" w:cs="TH SarabunPSK"/>
           <w:b w:val="0"/>
           <w:bCs w:val="0"/>
           <w:sz w:val="32"/>
@@ -2152,7 +1723,7 @@
       </w:r>
       <w:r>
         <w:rPr>
-          <w:rFonts w:ascii="TH SarabunPSK" w:hAnsi="TH SarabunPSK" w:cs="TH SarabunPSK" w:hint="cs"/>
+          <w:rFonts w:ascii="TH SarabunPSK" w:hAnsi="TH SarabunPSK" w:cs="TH SarabunPSK"/>
           <w:sz w:val="32"/>
           <w:szCs w:val="32"/>
         </w:rPr>
@@ -2160,7 +1731,7 @@
       </w:r>
       <w:r>
         <w:rPr>
-          <w:rFonts w:ascii="TH SarabunPSK" w:hAnsi="TH SarabunPSK" w:cs="TH SarabunPSK" w:hint="cs"/>
+          <w:rFonts w:ascii="TH SarabunPSK" w:hAnsi="TH SarabunPSK" w:cs="TH SarabunPSK"/>
           <w:sz w:val="32"/>
           <w:szCs w:val="32"/>
           <w:cs/>
@@ -2169,7 +1740,7 @@
       </w:r>
       <w:r>
         <w:rPr>
-          <w:rFonts w:ascii="TH SarabunPSK" w:hAnsi="TH SarabunPSK" w:cs="TH SarabunPSK" w:hint="cs"/>
+          <w:rFonts w:ascii="TH SarabunPSK" w:hAnsi="TH SarabunPSK" w:cs="TH SarabunPSK"/>
           <w:sz w:val="32"/>
           <w:szCs w:val="32"/>
         </w:rPr>
@@ -2177,7 +1748,7 @@
       </w:r>
       <w:r>
         <w:rPr>
-          <w:rFonts w:ascii="TH SarabunPSK" w:hAnsi="TH SarabunPSK" w:cs="TH SarabunPSK" w:hint="cs"/>
+          <w:rFonts w:ascii="TH SarabunPSK" w:hAnsi="TH SarabunPSK" w:cs="TH SarabunPSK"/>
           <w:sz w:val="32"/>
           <w:szCs w:val="32"/>
           <w:cs/>
@@ -2224,8 +1795,8 @@
       </w:r>
       <w:r>
         <w:rPr>
-          <w:rStyle w:val="ae"/>
-          <w:rFonts w:ascii="TH SarabunPSK" w:hAnsi="TH SarabunPSK" w:cs="TH SarabunPSK" w:hint="cs"/>
+          <w:rStyle w:val="Strong"/>
+          <w:rFonts w:ascii="TH SarabunPSK" w:hAnsi="TH SarabunPSK" w:cs="TH SarabunPSK"/>
           <w:b w:val="0"/>
           <w:bCs w:val="0"/>
           <w:sz w:val="32"/>
@@ -2236,7 +1807,7 @@
       </w:r>
       <w:r>
         <w:rPr>
-          <w:rFonts w:ascii="TH SarabunPSK" w:hAnsi="TH SarabunPSK" w:cs="TH SarabunPSK" w:hint="cs"/>
+          <w:rFonts w:ascii="TH SarabunPSK" w:hAnsi="TH SarabunPSK" w:cs="TH SarabunPSK"/>
           <w:sz w:val="32"/>
           <w:szCs w:val="32"/>
         </w:rPr>
@@ -2245,7 +1816,7 @@
       <w:proofErr w:type="spellStart"/>
       <w:r>
         <w:rPr>
-          <w:rFonts w:ascii="TH SarabunPSK" w:hAnsi="TH SarabunPSK" w:cs="TH SarabunPSK" w:hint="cs"/>
+          <w:rFonts w:ascii="TH SarabunPSK" w:hAnsi="TH SarabunPSK" w:cs="TH SarabunPSK"/>
           <w:sz w:val="32"/>
           <w:szCs w:val="32"/>
           <w:cs/>
@@ -2255,7 +1826,7 @@
       <w:proofErr w:type="spellEnd"/>
       <w:r>
         <w:rPr>
-          <w:rFonts w:ascii="TH SarabunPSK" w:hAnsi="TH SarabunPSK" w:cs="TH SarabunPSK" w:hint="cs"/>
+          <w:rFonts w:ascii="TH SarabunPSK" w:hAnsi="TH SarabunPSK" w:cs="TH SarabunPSK"/>
           <w:sz w:val="32"/>
           <w:szCs w:val="32"/>
           <w:cs/>
@@ -2264,7 +1835,7 @@
       </w:r>
       <w:r>
         <w:rPr>
-          <w:rFonts w:ascii="TH SarabunPSK" w:hAnsi="TH SarabunPSK" w:cs="TH SarabunPSK" w:hint="cs"/>
+          <w:rFonts w:ascii="TH SarabunPSK" w:hAnsi="TH SarabunPSK" w:cs="TH SarabunPSK"/>
           <w:sz w:val="32"/>
           <w:szCs w:val="32"/>
         </w:rPr>
@@ -2272,7 +1843,7 @@
       </w:r>
       <w:r>
         <w:rPr>
-          <w:rFonts w:ascii="TH SarabunPSK" w:hAnsi="TH SarabunPSK" w:cs="TH SarabunPSK" w:hint="cs"/>
+          <w:rFonts w:ascii="TH SarabunPSK" w:hAnsi="TH SarabunPSK" w:cs="TH SarabunPSK"/>
           <w:sz w:val="32"/>
           <w:szCs w:val="32"/>
           <w:cs/>
@@ -2281,7 +1852,7 @@
       </w:r>
       <w:r>
         <w:rPr>
-          <w:rFonts w:ascii="TH SarabunPSK" w:hAnsi="TH SarabunPSK" w:cs="TH SarabunPSK" w:hint="cs"/>
+          <w:rFonts w:ascii="TH SarabunPSK" w:hAnsi="TH SarabunPSK" w:cs="TH SarabunPSK"/>
           <w:sz w:val="32"/>
           <w:szCs w:val="32"/>
         </w:rPr>
@@ -2289,7 +1860,7 @@
       </w:r>
       <w:r>
         <w:rPr>
-          <w:rFonts w:ascii="TH SarabunPSK" w:hAnsi="TH SarabunPSK" w:cs="TH SarabunPSK" w:hint="cs"/>
+          <w:rFonts w:ascii="TH SarabunPSK" w:hAnsi="TH SarabunPSK" w:cs="TH SarabunPSK"/>
           <w:sz w:val="32"/>
           <w:szCs w:val="32"/>
           <w:cs/>
@@ -2337,8 +1908,8 @@
       </w:r>
       <w:r>
         <w:rPr>
-          <w:rStyle w:val="ae"/>
-          <w:rFonts w:ascii="TH SarabunPSK" w:hAnsi="TH SarabunPSK" w:cs="TH SarabunPSK" w:hint="cs"/>
+          <w:rStyle w:val="Strong"/>
+          <w:rFonts w:ascii="TH SarabunPSK" w:hAnsi="TH SarabunPSK" w:cs="TH SarabunPSK"/>
           <w:b w:val="0"/>
           <w:bCs w:val="0"/>
           <w:sz w:val="32"/>
@@ -2349,7 +1920,7 @@
       </w:r>
       <w:r>
         <w:rPr>
-          <w:rFonts w:ascii="TH SarabunPSK" w:hAnsi="TH SarabunPSK" w:cs="TH SarabunPSK" w:hint="cs"/>
+          <w:rFonts w:ascii="TH SarabunPSK" w:hAnsi="TH SarabunPSK" w:cs="TH SarabunPSK"/>
           <w:b/>
           <w:bCs/>
           <w:sz w:val="32"/>
@@ -2359,7 +1930,7 @@
       </w:r>
       <w:r>
         <w:rPr>
-          <w:rFonts w:ascii="TH SarabunPSK" w:hAnsi="TH SarabunPSK" w:cs="TH SarabunPSK" w:hint="cs"/>
+          <w:rFonts w:ascii="TH SarabunPSK" w:hAnsi="TH SarabunPSK" w:cs="TH SarabunPSK"/>
           <w:sz w:val="32"/>
           <w:szCs w:val="32"/>
         </w:rPr>
@@ -2367,7 +1938,7 @@
       </w:r>
       <w:r>
         <w:rPr>
-          <w:rFonts w:ascii="TH SarabunPSK" w:hAnsi="TH SarabunPSK" w:cs="TH SarabunPSK" w:hint="cs"/>
+          <w:rFonts w:ascii="TH SarabunPSK" w:hAnsi="TH SarabunPSK" w:cs="TH SarabunPSK"/>
           <w:sz w:val="32"/>
           <w:szCs w:val="32"/>
           <w:cs/>
@@ -2384,7 +1955,7 @@
       </w:r>
       <w:r>
         <w:rPr>
-          <w:rFonts w:ascii="TH SarabunPSK" w:hAnsi="TH SarabunPSK" w:cs="TH SarabunPSK" w:hint="cs"/>
+          <w:rFonts w:ascii="TH SarabunPSK" w:hAnsi="TH SarabunPSK" w:cs="TH SarabunPSK"/>
           <w:sz w:val="32"/>
           <w:szCs w:val="32"/>
           <w:cs/>
@@ -2393,7 +1964,7 @@
       </w:r>
       <w:r>
         <w:rPr>
-          <w:rFonts w:ascii="TH SarabunPSK" w:hAnsi="TH SarabunPSK" w:cs="TH SarabunPSK" w:hint="cs"/>
+          <w:rFonts w:ascii="TH SarabunPSK" w:hAnsi="TH SarabunPSK" w:cs="TH SarabunPSK"/>
           <w:sz w:val="32"/>
           <w:szCs w:val="32"/>
           <w:cs/>
@@ -2410,7 +1981,7 @@
       </w:r>
       <w:r>
         <w:rPr>
-          <w:rFonts w:ascii="TH SarabunPSK" w:hAnsi="TH SarabunPSK" w:cs="TH SarabunPSK" w:hint="cs"/>
+          <w:rFonts w:ascii="TH SarabunPSK" w:hAnsi="TH SarabunPSK" w:cs="TH SarabunPSK"/>
           <w:sz w:val="32"/>
           <w:szCs w:val="32"/>
           <w:cs/>
@@ -2427,7 +1998,7 @@
       </w:r>
       <w:r>
         <w:rPr>
-          <w:rFonts w:ascii="TH SarabunPSK" w:hAnsi="TH SarabunPSK" w:cs="TH SarabunPSK" w:hint="cs"/>
+          <w:rFonts w:ascii="TH SarabunPSK" w:hAnsi="TH SarabunPSK" w:cs="TH SarabunPSK"/>
           <w:sz w:val="32"/>
           <w:szCs w:val="32"/>
           <w:cs/>
@@ -2474,7 +2045,7 @@
       </w:r>
       <w:r>
         <w:rPr>
-          <w:rFonts w:ascii="TH SarabunPSK" w:hAnsi="TH SarabunPSK" w:cs="TH SarabunPSK" w:hint="cs"/>
+          <w:rFonts w:ascii="TH SarabunPSK" w:hAnsi="TH SarabunPSK" w:cs="TH SarabunPSK"/>
           <w:sz w:val="32"/>
           <w:szCs w:val="32"/>
           <w:cs/>
@@ -2483,7 +2054,7 @@
       </w:r>
       <w:r>
         <w:rPr>
-          <w:rFonts w:ascii="TH SarabunPSK" w:hAnsi="TH SarabunPSK" w:cs="TH SarabunPSK" w:hint="cs"/>
+          <w:rFonts w:ascii="TH SarabunPSK" w:hAnsi="TH SarabunPSK" w:cs="TH SarabunPSK"/>
           <w:sz w:val="32"/>
           <w:szCs w:val="32"/>
           <w:cs/>
@@ -2492,7 +2063,7 @@
       </w:r>
       <w:r>
         <w:rPr>
-          <w:rFonts w:ascii="TH SarabunPSK" w:hAnsi="TH SarabunPSK" w:cs="TH SarabunPSK" w:hint="cs"/>
+          <w:rFonts w:ascii="TH SarabunPSK" w:hAnsi="TH SarabunPSK" w:cs="TH SarabunPSK"/>
           <w:sz w:val="32"/>
           <w:szCs w:val="32"/>
           <w:cs/>
@@ -2501,7 +2072,7 @@
       </w:r>
       <w:r>
         <w:rPr>
-          <w:rFonts w:ascii="TH SarabunPSK" w:hAnsi="TH SarabunPSK" w:cs="TH SarabunPSK" w:hint="cs"/>
+          <w:rFonts w:ascii="TH SarabunPSK" w:hAnsi="TH SarabunPSK" w:cs="TH SarabunPSK"/>
           <w:sz w:val="32"/>
           <w:szCs w:val="32"/>
           <w:cs/>
@@ -2510,7 +2081,7 @@
       </w:r>
       <w:r>
         <w:rPr>
-          <w:rFonts w:ascii="TH SarabunPSK" w:hAnsi="TH SarabunPSK" w:cs="TH SarabunPSK" w:hint="cs"/>
+          <w:rFonts w:ascii="TH SarabunPSK" w:hAnsi="TH SarabunPSK" w:cs="TH SarabunPSK"/>
           <w:sz w:val="32"/>
           <w:szCs w:val="32"/>
           <w:cs/>
@@ -2726,7 +2297,7 @@
       </w:pPr>
       <w:r>
         <w:rPr>
-          <w:rFonts w:ascii="TH SarabunPSK" w:hAnsi="TH SarabunPSK" w:cs="TH SarabunPSK" w:hint="cs"/>
+          <w:rFonts w:ascii="TH SarabunPSK" w:hAnsi="TH SarabunPSK" w:cs="TH SarabunPSK"/>
           <w:sz w:val="32"/>
           <w:szCs w:val="32"/>
           <w:cs/>
@@ -2735,7 +2306,7 @@
       </w:r>
       <w:r>
         <w:rPr>
-          <w:rFonts w:ascii="TH SarabunPSK" w:hAnsi="TH SarabunPSK" w:cs="TH SarabunPSK" w:hint="cs"/>
+          <w:rFonts w:ascii="TH SarabunPSK" w:hAnsi="TH SarabunPSK" w:cs="TH SarabunPSK"/>
           <w:sz w:val="32"/>
           <w:szCs w:val="32"/>
         </w:rPr>
@@ -2743,8 +2314,8 @@
       </w:r>
       <w:r>
         <w:rPr>
-          <w:rStyle w:val="ae"/>
-          <w:rFonts w:ascii="TH SarabunPSK" w:hAnsi="TH SarabunPSK" w:cs="TH SarabunPSK" w:hint="cs"/>
+          <w:rStyle w:val="Strong"/>
+          <w:rFonts w:ascii="TH SarabunPSK" w:hAnsi="TH SarabunPSK" w:cs="TH SarabunPSK"/>
           <w:b w:val="0"/>
           <w:bCs w:val="0"/>
           <w:sz w:val="32"/>
@@ -2754,7 +2325,7 @@
       </w:r>
       <w:r>
         <w:rPr>
-          <w:rFonts w:ascii="TH SarabunPSK" w:hAnsi="TH SarabunPSK" w:cs="TH SarabunPSK" w:hint="cs"/>
+          <w:rFonts w:ascii="TH SarabunPSK" w:hAnsi="TH SarabunPSK" w:cs="TH SarabunPSK"/>
           <w:sz w:val="32"/>
           <w:szCs w:val="32"/>
         </w:rPr>
@@ -2762,26 +2333,17 @@
       </w:r>
       <w:r>
         <w:rPr>
-          <w:rFonts w:ascii="TH SarabunPSK" w:hAnsi="TH SarabunPSK" w:cs="TH SarabunPSK" w:hint="cs"/>
-          <w:sz w:val="32"/>
-          <w:szCs w:val="32"/>
-          <w:cs/>
-        </w:rPr>
-        <w:t>เป็นช่องทางหลัก</w:t>
-      </w:r>
-      <w:r>
-        <w:rPr>
-          <w:rFonts w:ascii="TH SarabunPSK" w:hAnsi="TH SarabunPSK" w:cs="TH SarabunPSK" w:hint="cs"/>
-          <w:sz w:val="32"/>
-          <w:szCs w:val="32"/>
-          <w:cs/>
-        </w:rPr>
-        <w:t xml:space="preserve">ในการสื่อสาร และมี </w:t>
-      </w:r>
-      <w:r>
-        <w:rPr>
-          <w:rStyle w:val="ae"/>
-          <w:rFonts w:ascii="TH SarabunPSK" w:hAnsi="TH SarabunPSK" w:cs="TH SarabunPSK" w:hint="cs"/>
+          <w:rFonts w:ascii="TH SarabunPSK" w:hAnsi="TH SarabunPSK" w:cs="TH SarabunPSK"/>
+          <w:sz w:val="32"/>
+          <w:szCs w:val="32"/>
+          <w:cs/>
+        </w:rPr>
+        <w:t xml:space="preserve">เป็นช่องทางหลักในการสื่อสาร และมี </w:t>
+      </w:r>
+      <w:r>
+        <w:rPr>
+          <w:rStyle w:val="Strong"/>
+          <w:rFonts w:ascii="TH SarabunPSK" w:hAnsi="TH SarabunPSK" w:cs="TH SarabunPSK"/>
           <w:b w:val="0"/>
           <w:bCs w:val="0"/>
           <w:sz w:val="32"/>
@@ -2791,8 +2353,8 @@
       </w:r>
       <w:r>
         <w:rPr>
-          <w:rStyle w:val="ae"/>
-          <w:rFonts w:ascii="TH SarabunPSK" w:hAnsi="TH SarabunPSK" w:cs="TH SarabunPSK" w:hint="cs"/>
+          <w:rStyle w:val="Strong"/>
+          <w:rFonts w:ascii="TH SarabunPSK" w:hAnsi="TH SarabunPSK" w:cs="TH SarabunPSK"/>
           <w:b w:val="0"/>
           <w:bCs w:val="0"/>
           <w:sz w:val="32"/>
@@ -2803,7 +2365,7 @@
       </w:r>
       <w:r>
         <w:rPr>
-          <w:rFonts w:ascii="TH SarabunPSK" w:hAnsi="TH SarabunPSK" w:cs="TH SarabunPSK" w:hint="cs"/>
+          <w:rFonts w:ascii="TH SarabunPSK" w:hAnsi="TH SarabunPSK" w:cs="TH SarabunPSK"/>
           <w:b/>
           <w:bCs/>
           <w:sz w:val="32"/>
@@ -2813,7 +2375,7 @@
       </w:r>
       <w:r>
         <w:rPr>
-          <w:rFonts w:ascii="TH SarabunPSK" w:hAnsi="TH SarabunPSK" w:cs="TH SarabunPSK" w:hint="cs"/>
+          <w:rFonts w:ascii="TH SarabunPSK" w:hAnsi="TH SarabunPSK" w:cs="TH SarabunPSK"/>
           <w:sz w:val="32"/>
           <w:szCs w:val="32"/>
           <w:cs/>
@@ -2843,7 +2405,7 @@
       </w:pPr>
       <w:r>
         <w:rPr>
-          <w:rFonts w:ascii="TH SarabunPSK" w:hAnsi="TH SarabunPSK" w:cs="TH SarabunPSK" w:hint="cs"/>
+          <w:rFonts w:ascii="TH SarabunPSK" w:hAnsi="TH SarabunPSK" w:cs="TH SarabunPSK"/>
           <w:sz w:val="32"/>
           <w:szCs w:val="32"/>
           <w:cs/>
@@ -2852,7 +2414,7 @@
       </w:r>
       <w:r>
         <w:rPr>
-          <w:rFonts w:ascii="TH SarabunPSK" w:hAnsi="TH SarabunPSK" w:cs="TH SarabunPSK" w:hint="cs"/>
+          <w:rFonts w:ascii="TH SarabunPSK" w:hAnsi="TH SarabunPSK" w:cs="TH SarabunPSK"/>
           <w:sz w:val="32"/>
           <w:szCs w:val="32"/>
         </w:rPr>
@@ -2860,7 +2422,7 @@
       </w:r>
       <w:r>
         <w:rPr>
-          <w:rFonts w:ascii="TH SarabunPSK" w:hAnsi="TH SarabunPSK" w:cs="TH SarabunPSK" w:hint="cs"/>
+          <w:rFonts w:ascii="TH SarabunPSK" w:hAnsi="TH SarabunPSK" w:cs="TH SarabunPSK"/>
           <w:sz w:val="32"/>
           <w:szCs w:val="32"/>
           <w:cs/>
@@ -2869,7 +2431,7 @@
       </w:r>
       <w:r>
         <w:rPr>
-          <w:rFonts w:ascii="TH SarabunPSK" w:hAnsi="TH SarabunPSK" w:cs="TH SarabunPSK" w:hint="cs"/>
+          <w:rFonts w:ascii="TH SarabunPSK" w:hAnsi="TH SarabunPSK" w:cs="TH SarabunPSK"/>
           <w:sz w:val="32"/>
           <w:szCs w:val="32"/>
           <w:cs/>
@@ -2878,7 +2440,7 @@
       </w:r>
       <w:r>
         <w:rPr>
-          <w:rFonts w:ascii="TH SarabunPSK" w:hAnsi="TH SarabunPSK" w:cs="TH SarabunPSK" w:hint="cs"/>
+          <w:rFonts w:ascii="TH SarabunPSK" w:hAnsi="TH SarabunPSK" w:cs="TH SarabunPSK"/>
           <w:sz w:val="32"/>
           <w:szCs w:val="32"/>
           <w:cs/>
@@ -2887,7 +2449,7 @@
       </w:r>
       <w:r>
         <w:rPr>
-          <w:rFonts w:ascii="TH SarabunPSK" w:hAnsi="TH SarabunPSK" w:cs="TH SarabunPSK" w:hint="cs"/>
+          <w:rFonts w:ascii="TH SarabunPSK" w:hAnsi="TH SarabunPSK" w:cs="TH SarabunPSK"/>
           <w:sz w:val="32"/>
           <w:szCs w:val="32"/>
           <w:cs/>
@@ -2896,23 +2458,15 @@
       </w:r>
       <w:r>
         <w:rPr>
-          <w:rFonts w:ascii="TH SarabunPSK" w:hAnsi="TH SarabunPSK" w:cs="TH SarabunPSK" w:hint="cs"/>
-          <w:sz w:val="32"/>
-          <w:szCs w:val="32"/>
-        </w:rPr>
-        <w:t>15</w:t>
-      </w:r>
-      <w:r>
-        <w:rPr>
-          <w:rFonts w:ascii="TH SarabunPSK" w:hAnsi="TH SarabunPSK" w:cs="TH SarabunPSK"/>
-          <w:sz w:val="32"/>
-          <w:szCs w:val="32"/>
-        </w:rPr>
-        <w:t xml:space="preserve">/10/5 </w:t>
-      </w:r>
-      <w:r>
-        <w:rPr>
-          <w:rFonts w:ascii="TH SarabunPSK" w:hAnsi="TH SarabunPSK" w:cs="TH SarabunPSK" w:hint="cs"/>
+          <w:rFonts w:ascii="TH SarabunPSK" w:hAnsi="TH SarabunPSK" w:cs="TH SarabunPSK"/>
+          <w:sz w:val="32"/>
+          <w:szCs w:val="32"/>
+        </w:rPr>
+        <w:t xml:space="preserve">15/10/5 </w:t>
+      </w:r>
+      <w:r>
+        <w:rPr>
+          <w:rFonts w:ascii="TH SarabunPSK" w:hAnsi="TH SarabunPSK" w:cs="TH SarabunPSK"/>
           <w:sz w:val="32"/>
           <w:szCs w:val="32"/>
           <w:cs/>
@@ -2921,7 +2475,7 @@
       </w:r>
       <w:r>
         <w:rPr>
-          <w:rFonts w:ascii="TH SarabunPSK" w:hAnsi="TH SarabunPSK" w:cs="TH SarabunPSK" w:hint="cs"/>
+          <w:rFonts w:ascii="TH SarabunPSK" w:hAnsi="TH SarabunPSK" w:cs="TH SarabunPSK"/>
           <w:sz w:val="32"/>
           <w:szCs w:val="32"/>
           <w:cs/>
@@ -2930,7 +2484,7 @@
       </w:r>
       <w:r>
         <w:rPr>
-          <w:rFonts w:ascii="TH SarabunPSK" w:hAnsi="TH SarabunPSK" w:cs="TH SarabunPSK" w:hint="cs"/>
+          <w:rFonts w:ascii="TH SarabunPSK" w:hAnsi="TH SarabunPSK" w:cs="TH SarabunPSK"/>
           <w:sz w:val="32"/>
           <w:szCs w:val="32"/>
           <w:cs/>
@@ -2939,7 +2493,7 @@
       </w:r>
       <w:r>
         <w:rPr>
-          <w:rFonts w:ascii="TH SarabunPSK" w:hAnsi="TH SarabunPSK" w:cs="TH SarabunPSK" w:hint="cs"/>
+          <w:rFonts w:ascii="TH SarabunPSK" w:hAnsi="TH SarabunPSK" w:cs="TH SarabunPSK"/>
           <w:sz w:val="32"/>
           <w:szCs w:val="32"/>
           <w:cs/>
@@ -2970,7 +2524,7 @@
       </w:pPr>
       <w:r>
         <w:rPr>
-          <w:rFonts w:ascii="TH SarabunPSK" w:hAnsi="TH SarabunPSK" w:cs="TH SarabunPSK" w:hint="cs"/>
+          <w:rFonts w:ascii="TH SarabunPSK" w:hAnsi="TH SarabunPSK" w:cs="TH SarabunPSK"/>
           <w:sz w:val="32"/>
           <w:szCs w:val="32"/>
           <w:cs/>
@@ -2979,7 +2533,7 @@
       </w:r>
       <w:r>
         <w:rPr>
-          <w:rFonts w:ascii="TH SarabunPSK" w:hAnsi="TH SarabunPSK" w:cs="TH SarabunPSK" w:hint="cs"/>
+          <w:rFonts w:ascii="TH SarabunPSK" w:hAnsi="TH SarabunPSK" w:cs="TH SarabunPSK"/>
           <w:sz w:val="32"/>
           <w:szCs w:val="32"/>
         </w:rPr>
@@ -2987,8 +2541,8 @@
       </w:r>
       <w:r>
         <w:rPr>
-          <w:rStyle w:val="ae"/>
-          <w:rFonts w:ascii="TH SarabunPSK" w:hAnsi="TH SarabunPSK" w:cs="TH SarabunPSK" w:hint="cs"/>
+          <w:rStyle w:val="Strong"/>
+          <w:rFonts w:ascii="TH SarabunPSK" w:hAnsi="TH SarabunPSK" w:cs="TH SarabunPSK"/>
           <w:b w:val="0"/>
           <w:bCs w:val="0"/>
           <w:sz w:val="32"/>
@@ -2999,7 +2553,7 @@
       </w:r>
       <w:r>
         <w:rPr>
-          <w:rFonts w:ascii="TH SarabunPSK" w:hAnsi="TH SarabunPSK" w:cs="TH SarabunPSK" w:hint="cs"/>
+          <w:rFonts w:ascii="TH SarabunPSK" w:hAnsi="TH SarabunPSK" w:cs="TH SarabunPSK"/>
           <w:sz w:val="32"/>
           <w:szCs w:val="32"/>
         </w:rPr>
@@ -3007,7 +2561,7 @@
       </w:r>
       <w:r>
         <w:rPr>
-          <w:rFonts w:ascii="TH SarabunPSK" w:hAnsi="TH SarabunPSK" w:cs="TH SarabunPSK" w:hint="cs"/>
+          <w:rFonts w:ascii="TH SarabunPSK" w:hAnsi="TH SarabunPSK" w:cs="TH SarabunPSK"/>
           <w:sz w:val="32"/>
           <w:szCs w:val="32"/>
           <w:cs/>
@@ -3016,7 +2570,7 @@
       </w:r>
       <w:r>
         <w:rPr>
-          <w:rFonts w:ascii="TH SarabunPSK" w:hAnsi="TH SarabunPSK" w:cs="TH SarabunPSK" w:hint="cs"/>
+          <w:rFonts w:ascii="TH SarabunPSK" w:hAnsi="TH SarabunPSK" w:cs="TH SarabunPSK"/>
           <w:sz w:val="32"/>
           <w:szCs w:val="32"/>
         </w:rPr>
@@ -3024,7 +2578,7 @@
       </w:r>
       <w:r>
         <w:rPr>
-          <w:rFonts w:ascii="TH SarabunPSK" w:hAnsi="TH SarabunPSK" w:cs="TH SarabunPSK" w:hint="cs"/>
+          <w:rFonts w:ascii="TH SarabunPSK" w:hAnsi="TH SarabunPSK" w:cs="TH SarabunPSK"/>
           <w:sz w:val="32"/>
           <w:szCs w:val="32"/>
           <w:cs/>
@@ -3055,7 +2609,7 @@
       </w:pPr>
       <w:r>
         <w:rPr>
-          <w:rFonts w:ascii="TH SarabunPSK" w:hAnsi="TH SarabunPSK" w:cs="TH SarabunPSK" w:hint="cs"/>
+          <w:rFonts w:ascii="TH SarabunPSK" w:hAnsi="TH SarabunPSK" w:cs="TH SarabunPSK"/>
           <w:sz w:val="32"/>
           <w:szCs w:val="32"/>
           <w:cs/>
@@ -3065,7 +2619,7 @@
       <w:proofErr w:type="spellStart"/>
       <w:r>
         <w:rPr>
-          <w:rFonts w:ascii="TH SarabunPSK" w:hAnsi="TH SarabunPSK" w:cs="TH SarabunPSK" w:hint="cs"/>
+          <w:rFonts w:ascii="TH SarabunPSK" w:hAnsi="TH SarabunPSK" w:cs="TH SarabunPSK"/>
           <w:sz w:val="32"/>
           <w:szCs w:val="32"/>
           <w:cs/>
@@ -3075,7 +2629,7 @@
       <w:proofErr w:type="spellEnd"/>
       <w:r>
         <w:rPr>
-          <w:rFonts w:ascii="TH SarabunPSK" w:hAnsi="TH SarabunPSK" w:cs="TH SarabunPSK" w:hint="cs"/>
+          <w:rFonts w:ascii="TH SarabunPSK" w:hAnsi="TH SarabunPSK" w:cs="TH SarabunPSK"/>
           <w:sz w:val="32"/>
           <w:szCs w:val="32"/>
           <w:cs/>
@@ -3084,7 +2638,7 @@
       </w:r>
       <w:r>
         <w:rPr>
-          <w:rFonts w:ascii="TH SarabunPSK" w:hAnsi="TH SarabunPSK" w:cs="TH SarabunPSK" w:hint="cs"/>
+          <w:rFonts w:ascii="TH SarabunPSK" w:hAnsi="TH SarabunPSK" w:cs="TH SarabunPSK"/>
           <w:sz w:val="32"/>
           <w:szCs w:val="32"/>
         </w:rPr>
@@ -3092,8 +2646,8 @@
       </w:r>
       <w:r>
         <w:rPr>
-          <w:rStyle w:val="ae"/>
-          <w:rFonts w:ascii="TH SarabunPSK" w:hAnsi="TH SarabunPSK" w:cs="TH SarabunPSK" w:hint="cs"/>
+          <w:rStyle w:val="Strong"/>
+          <w:rFonts w:ascii="TH SarabunPSK" w:hAnsi="TH SarabunPSK" w:cs="TH SarabunPSK"/>
           <w:b w:val="0"/>
           <w:bCs w:val="0"/>
           <w:sz w:val="32"/>
@@ -3103,7 +2657,7 @@
       </w:r>
       <w:r>
         <w:rPr>
-          <w:rFonts w:ascii="TH SarabunPSK" w:hAnsi="TH SarabunPSK" w:cs="TH SarabunPSK" w:hint="cs"/>
+          <w:rFonts w:ascii="TH SarabunPSK" w:hAnsi="TH SarabunPSK" w:cs="TH SarabunPSK"/>
           <w:sz w:val="32"/>
           <w:szCs w:val="32"/>
         </w:rPr>
@@ -3111,7 +2665,7 @@
       </w:r>
       <w:r>
         <w:rPr>
-          <w:rFonts w:ascii="TH SarabunPSK" w:hAnsi="TH SarabunPSK" w:cs="TH SarabunPSK" w:hint="cs"/>
+          <w:rFonts w:ascii="TH SarabunPSK" w:hAnsi="TH SarabunPSK" w:cs="TH SarabunPSK"/>
           <w:sz w:val="32"/>
           <w:szCs w:val="32"/>
           <w:cs/>
@@ -3120,7 +2674,7 @@
       </w:r>
       <w:r>
         <w:rPr>
-          <w:rFonts w:ascii="TH SarabunPSK" w:hAnsi="TH SarabunPSK" w:cs="TH SarabunPSK" w:hint="cs"/>
+          <w:rFonts w:ascii="TH SarabunPSK" w:hAnsi="TH SarabunPSK" w:cs="TH SarabunPSK"/>
           <w:sz w:val="32"/>
           <w:szCs w:val="32"/>
         </w:rPr>
@@ -3149,30 +2703,20 @@
       </w:pPr>
       <w:r>
         <w:rPr>
-          <w:rFonts w:ascii="TH SarabunPSK" w:hAnsi="TH SarabunPSK" w:cs="TH SarabunPSK" w:hint="cs"/>
-          <w:sz w:val="32"/>
-          <w:szCs w:val="32"/>
-        </w:rPr>
-        <w:lastRenderedPageBreak/>
+          <w:rFonts w:ascii="TH SarabunPSK" w:hAnsi="TH SarabunPSK" w:cs="TH SarabunPSK"/>
+          <w:sz w:val="32"/>
+          <w:szCs w:val="32"/>
+        </w:rPr>
         <w:t xml:space="preserve">Backoffice </w:t>
       </w:r>
       <w:r>
         <w:rPr>
-          <w:rFonts w:ascii="TH SarabunPSK" w:hAnsi="TH SarabunPSK" w:cs="TH SarabunPSK" w:hint="cs"/>
-          <w:sz w:val="32"/>
-          <w:szCs w:val="32"/>
-          <w:cs/>
-        </w:rPr>
-        <w:t>จัดการ</w:t>
-      </w:r>
-      <w:r>
-        <w:rPr>
-          <w:rFonts w:ascii="TH SarabunPSK" w:hAnsi="TH SarabunPSK" w:cs="TH SarabunPSK" w:hint="cs"/>
-          <w:sz w:val="32"/>
-          <w:szCs w:val="32"/>
-          <w:cs/>
-        </w:rPr>
-        <w:t>สิทธิ์ต่างๆ เพิ่ม ลบ แก้ไข ข้อมูลพนักงานในองค์กร</w:t>
+          <w:rFonts w:ascii="TH SarabunPSK" w:hAnsi="TH SarabunPSK" w:cs="TH SarabunPSK"/>
+          <w:sz w:val="32"/>
+          <w:szCs w:val="32"/>
+          <w:cs/>
+        </w:rPr>
+        <w:t>จัดการสิทธิ์ต่างๆ เพิ่ม ลบ แก้ไข ข้อมูลพนักงานในองค์กร</w:t>
       </w:r>
     </w:p>
     <w:p>
@@ -3199,7 +2743,7 @@
       </w:pPr>
       <w:r>
         <w:rPr>
-          <w:rFonts w:ascii="TH SarabunPSK" w:hAnsi="TH SarabunPSK" w:cs="TH SarabunPSK" w:hint="cs"/>
+          <w:rFonts w:ascii="TH SarabunPSK" w:hAnsi="TH SarabunPSK" w:cs="TH SarabunPSK"/>
           <w:sz w:val="32"/>
           <w:szCs w:val="32"/>
           <w:cs/>
@@ -3208,7 +2752,7 @@
       </w:r>
       <w:r>
         <w:rPr>
-          <w:rFonts w:ascii="TH SarabunPSK" w:hAnsi="TH SarabunPSK" w:cs="TH SarabunPSK" w:hint="cs"/>
+          <w:rFonts w:ascii="TH SarabunPSK" w:hAnsi="TH SarabunPSK" w:cs="TH SarabunPSK"/>
           <w:sz w:val="32"/>
           <w:szCs w:val="32"/>
         </w:rPr>
@@ -3216,7 +2760,7 @@
       </w:r>
       <w:r>
         <w:rPr>
-          <w:rFonts w:ascii="TH SarabunPSK" w:hAnsi="TH SarabunPSK" w:cs="TH SarabunPSK" w:hint="cs"/>
+          <w:rFonts w:ascii="TH SarabunPSK" w:hAnsi="TH SarabunPSK" w:cs="TH SarabunPSK"/>
           <w:sz w:val="32"/>
           <w:szCs w:val="32"/>
           <w:cs/>
@@ -3225,7 +2769,7 @@
       </w:r>
       <w:r>
         <w:rPr>
-          <w:rFonts w:ascii="TH SarabunPSK" w:hAnsi="TH SarabunPSK" w:cs="TH SarabunPSK" w:hint="cs"/>
+          <w:rFonts w:ascii="TH SarabunPSK" w:hAnsi="TH SarabunPSK" w:cs="TH SarabunPSK"/>
           <w:sz w:val="32"/>
           <w:szCs w:val="32"/>
         </w:rPr>
@@ -3233,8 +2777,8 @@
       </w:r>
       <w:r>
         <w:rPr>
-          <w:rStyle w:val="ae"/>
-          <w:rFonts w:ascii="TH SarabunPSK" w:hAnsi="TH SarabunPSK" w:cs="TH SarabunPSK" w:hint="cs"/>
+          <w:rStyle w:val="Strong"/>
+          <w:rFonts w:ascii="TH SarabunPSK" w:hAnsi="TH SarabunPSK" w:cs="TH SarabunPSK"/>
           <w:b w:val="0"/>
           <w:bCs w:val="0"/>
           <w:sz w:val="32"/>
@@ -3245,8 +2789,8 @@
       </w:r>
       <w:r>
         <w:rPr>
-          <w:rStyle w:val="ae"/>
-          <w:rFonts w:ascii="TH SarabunPSK" w:hAnsi="TH SarabunPSK" w:cs="TH SarabunPSK" w:hint="cs"/>
+          <w:rStyle w:val="Strong"/>
+          <w:rFonts w:ascii="TH SarabunPSK" w:hAnsi="TH SarabunPSK" w:cs="TH SarabunPSK"/>
           <w:b w:val="0"/>
           <w:bCs w:val="0"/>
           <w:sz w:val="32"/>
@@ -3256,8 +2800,8 @@
       </w:r>
       <w:r>
         <w:rPr>
-          <w:rStyle w:val="ae"/>
-          <w:rFonts w:ascii="TH SarabunPSK" w:hAnsi="TH SarabunPSK" w:cs="TH SarabunPSK" w:hint="cs"/>
+          <w:rStyle w:val="Strong"/>
+          <w:rFonts w:ascii="TH SarabunPSK" w:hAnsi="TH SarabunPSK" w:cs="TH SarabunPSK"/>
           <w:b w:val="0"/>
           <w:bCs w:val="0"/>
           <w:sz w:val="32"/>
@@ -3268,8 +2812,8 @@
       </w:r>
       <w:r>
         <w:rPr>
-          <w:rStyle w:val="ae"/>
-          <w:rFonts w:ascii="TH SarabunPSK" w:hAnsi="TH SarabunPSK" w:cs="TH SarabunPSK" w:hint="cs"/>
+          <w:rStyle w:val="Strong"/>
+          <w:rFonts w:ascii="TH SarabunPSK" w:hAnsi="TH SarabunPSK" w:cs="TH SarabunPSK"/>
           <w:b w:val="0"/>
           <w:bCs w:val="0"/>
           <w:sz w:val="32"/>
@@ -3279,8 +2823,8 @@
       </w:r>
       <w:r>
         <w:rPr>
-          <w:rStyle w:val="ae"/>
-          <w:rFonts w:ascii="TH SarabunPSK" w:hAnsi="TH SarabunPSK" w:cs="TH SarabunPSK" w:hint="cs"/>
+          <w:rStyle w:val="Strong"/>
+          <w:rFonts w:ascii="TH SarabunPSK" w:hAnsi="TH SarabunPSK" w:cs="TH SarabunPSK"/>
           <w:b w:val="0"/>
           <w:bCs w:val="0"/>
           <w:sz w:val="32"/>
@@ -3291,7 +2835,7 @@
       </w:r>
       <w:r>
         <w:rPr>
-          <w:rFonts w:ascii="TH SarabunPSK" w:hAnsi="TH SarabunPSK" w:cs="TH SarabunPSK" w:hint="cs"/>
+          <w:rFonts w:ascii="TH SarabunPSK" w:hAnsi="TH SarabunPSK" w:cs="TH SarabunPSK"/>
           <w:b/>
           <w:bCs/>
           <w:sz w:val="32"/>
@@ -3301,7 +2845,7 @@
       </w:r>
       <w:r>
         <w:rPr>
-          <w:rFonts w:ascii="TH SarabunPSK" w:hAnsi="TH SarabunPSK" w:cs="TH SarabunPSK" w:hint="cs"/>
+          <w:rFonts w:ascii="TH SarabunPSK" w:hAnsi="TH SarabunPSK" w:cs="TH SarabunPSK"/>
           <w:sz w:val="32"/>
           <w:szCs w:val="32"/>
           <w:cs/>
@@ -3310,7 +2854,7 @@
       </w:r>
       <w:r>
         <w:rPr>
-          <w:rFonts w:ascii="TH SarabunPSK" w:hAnsi="TH SarabunPSK" w:cs="TH SarabunPSK" w:hint="cs"/>
+          <w:rFonts w:ascii="TH SarabunPSK" w:hAnsi="TH SarabunPSK" w:cs="TH SarabunPSK"/>
           <w:sz w:val="32"/>
           <w:szCs w:val="32"/>
         </w:rPr>
@@ -3318,8 +2862,8 @@
       </w:r>
       <w:r>
         <w:rPr>
-          <w:rStyle w:val="ae"/>
-          <w:rFonts w:ascii="TH SarabunPSK" w:hAnsi="TH SarabunPSK" w:cs="TH SarabunPSK" w:hint="cs"/>
+          <w:rStyle w:val="Strong"/>
+          <w:rFonts w:ascii="TH SarabunPSK" w:hAnsi="TH SarabunPSK" w:cs="TH SarabunPSK"/>
           <w:b w:val="0"/>
           <w:bCs w:val="0"/>
           <w:sz w:val="32"/>
@@ -3330,8 +2874,8 @@
       </w:r>
       <w:r>
         <w:rPr>
-          <w:rStyle w:val="ae"/>
-          <w:rFonts w:ascii="TH SarabunPSK" w:hAnsi="TH SarabunPSK" w:cs="TH SarabunPSK" w:hint="cs"/>
+          <w:rStyle w:val="Strong"/>
+          <w:rFonts w:ascii="TH SarabunPSK" w:hAnsi="TH SarabunPSK" w:cs="TH SarabunPSK"/>
           <w:b w:val="0"/>
           <w:bCs w:val="0"/>
           <w:sz w:val="32"/>
@@ -3341,7 +2885,7 @@
       </w:r>
       <w:r>
         <w:rPr>
-          <w:rFonts w:ascii="TH SarabunPSK" w:hAnsi="TH SarabunPSK" w:cs="TH SarabunPSK" w:hint="cs"/>
+          <w:rFonts w:ascii="TH SarabunPSK" w:hAnsi="TH SarabunPSK" w:cs="TH SarabunPSK"/>
           <w:sz w:val="32"/>
           <w:szCs w:val="32"/>
         </w:rPr>
@@ -3349,7 +2893,7 @@
       </w:r>
       <w:r>
         <w:rPr>
-          <w:rFonts w:ascii="TH SarabunPSK" w:hAnsi="TH SarabunPSK" w:cs="TH SarabunPSK" w:hint="cs"/>
+          <w:rFonts w:ascii="TH SarabunPSK" w:hAnsi="TH SarabunPSK" w:cs="TH SarabunPSK"/>
           <w:sz w:val="32"/>
           <w:szCs w:val="32"/>
           <w:cs/>
@@ -3588,6 +3132,7 @@
           <w:sz w:val="32"/>
           <w:szCs w:val="32"/>
         </w:rPr>
+        <w:lastRenderedPageBreak/>
         <w:tab/>
       </w:r>
       <w:r>
@@ -3745,7 +3290,7 @@
       </w:r>
       <w:r>
         <w:rPr>
-          <w:rFonts w:ascii="TH SarabunPSK" w:hAnsi="TH SarabunPSK" w:cs="TH SarabunPSK" w:hint="cs"/>
+          <w:rFonts w:ascii="TH SarabunPSK" w:hAnsi="TH SarabunPSK" w:cs="TH SarabunPSK"/>
           <w:sz w:val="32"/>
           <w:szCs w:val="32"/>
           <w:cs/>
@@ -3762,7 +3307,7 @@
       </w:r>
       <w:r>
         <w:rPr>
-          <w:rFonts w:ascii="TH SarabunPSK" w:hAnsi="TH SarabunPSK" w:cs="TH SarabunPSK" w:hint="cs"/>
+          <w:rFonts w:ascii="TH SarabunPSK" w:hAnsi="TH SarabunPSK" w:cs="TH SarabunPSK"/>
           <w:sz w:val="32"/>
           <w:szCs w:val="32"/>
         </w:rPr>
@@ -4080,7 +3625,7 @@
       </w:r>
       <w:r>
         <w:rPr>
-          <w:rFonts w:ascii="TH SarabunPSK" w:hAnsi="TH SarabunPSK" w:cs="TH SarabunPSK" w:hint="cs"/>
+          <w:rFonts w:ascii="TH SarabunPSK" w:hAnsi="TH SarabunPSK" w:cs="TH SarabunPSK"/>
           <w:sz w:val="32"/>
           <w:szCs w:val="32"/>
           <w:cs/>
@@ -4174,19 +3719,11 @@
           <w:cs/>
         </w:rPr>
         <w:tab/>
-      </w:r>
-      <w:r>
-        <w:rPr>
-          <w:rFonts w:ascii="TH SarabunPSK" w:hAnsi="TH SarabunPSK" w:cs="TH SarabunPSK" w:hint="cs"/>
-          <w:sz w:val="32"/>
-          <w:szCs w:val="32"/>
-          <w:cs/>
-        </w:rPr>
         <w:t xml:space="preserve">โปรแกรมบริหารจัดการฐานข้อมูล </w:t>
       </w:r>
       <w:r>
         <w:rPr>
-          <w:rFonts w:ascii="TH SarabunPSK" w:hAnsi="TH SarabunPSK" w:cs="TH SarabunPSK" w:hint="cs"/>
+          <w:rFonts w:ascii="TH SarabunPSK" w:hAnsi="TH SarabunPSK" w:cs="TH SarabunPSK"/>
           <w:sz w:val="32"/>
           <w:szCs w:val="32"/>
         </w:rPr>
@@ -4195,7 +3732,7 @@
       <w:proofErr w:type="spellStart"/>
       <w:r>
         <w:rPr>
-          <w:rFonts w:ascii="TH SarabunPSK" w:hAnsi="TH SarabunPSK" w:cs="TH SarabunPSK" w:hint="cs"/>
+          <w:rFonts w:ascii="TH SarabunPSK" w:hAnsi="TH SarabunPSK" w:cs="TH SarabunPSK"/>
           <w:sz w:val="32"/>
           <w:szCs w:val="32"/>
         </w:rPr>
@@ -4284,7 +3821,7 @@
       </w:r>
       <w:r>
         <w:rPr>
-          <w:rFonts w:ascii="TH SarabunPSK" w:hAnsi="TH SarabunPSK" w:cs="TH SarabunPSK" w:hint="cs"/>
+          <w:rFonts w:ascii="TH SarabunPSK" w:hAnsi="TH SarabunPSK" w:cs="TH SarabunPSK"/>
           <w:sz w:val="32"/>
           <w:szCs w:val="32"/>
           <w:cs/>
@@ -4293,7 +3830,7 @@
       </w:r>
       <w:r>
         <w:rPr>
-          <w:rFonts w:ascii="TH SarabunPSK" w:hAnsi="TH SarabunPSK" w:cs="TH SarabunPSK" w:hint="cs"/>
+          <w:rFonts w:ascii="TH SarabunPSK" w:hAnsi="TH SarabunPSK" w:cs="TH SarabunPSK"/>
           <w:sz w:val="32"/>
           <w:szCs w:val="32"/>
         </w:rPr>
@@ -4301,8 +3838,8 @@
       </w:r>
       <w:r>
         <w:rPr>
-          <w:rStyle w:val="ae"/>
-          <w:rFonts w:ascii="TH SarabunPSK" w:hAnsi="TH SarabunPSK" w:cs="TH SarabunPSK" w:hint="cs"/>
+          <w:rStyle w:val="Strong"/>
+          <w:rFonts w:ascii="TH SarabunPSK" w:hAnsi="TH SarabunPSK" w:cs="TH SarabunPSK"/>
           <w:b w:val="0"/>
           <w:bCs w:val="0"/>
           <w:sz w:val="32"/>
@@ -4312,7 +3849,7 @@
       </w:r>
       <w:r>
         <w:rPr>
-          <w:rFonts w:ascii="TH SarabunPSK" w:hAnsi="TH SarabunPSK" w:cs="TH SarabunPSK" w:hint="cs"/>
+          <w:rFonts w:ascii="TH SarabunPSK" w:hAnsi="TH SarabunPSK" w:cs="TH SarabunPSK"/>
           <w:b/>
           <w:bCs/>
           <w:sz w:val="32"/>
@@ -4322,7 +3859,7 @@
       </w:r>
       <w:r>
         <w:rPr>
-          <w:rFonts w:ascii="TH SarabunPSK" w:hAnsi="TH SarabunPSK" w:cs="TH SarabunPSK" w:hint="cs"/>
+          <w:rFonts w:ascii="TH SarabunPSK" w:hAnsi="TH SarabunPSK" w:cs="TH SarabunPSK"/>
           <w:sz w:val="32"/>
           <w:szCs w:val="32"/>
         </w:rPr>
@@ -4330,7 +3867,7 @@
       </w:r>
       <w:r>
         <w:rPr>
-          <w:rFonts w:ascii="TH SarabunPSK" w:hAnsi="TH SarabunPSK" w:cs="TH SarabunPSK" w:hint="cs"/>
+          <w:rFonts w:ascii="TH SarabunPSK" w:hAnsi="TH SarabunPSK" w:cs="TH SarabunPSK"/>
           <w:sz w:val="32"/>
           <w:szCs w:val="32"/>
         </w:rPr>
@@ -4417,7 +3954,7 @@
       </w:r>
       <w:r>
         <w:rPr>
-          <w:rFonts w:ascii="TH SarabunPSK" w:hAnsi="TH SarabunPSK" w:cs="TH SarabunPSK" w:hint="cs"/>
+          <w:rFonts w:ascii="TH SarabunPSK" w:hAnsi="TH SarabunPSK" w:cs="TH SarabunPSK"/>
           <w:sz w:val="32"/>
           <w:szCs w:val="32"/>
           <w:cs/>
@@ -4426,7 +3963,7 @@
       </w:r>
       <w:r>
         <w:rPr>
-          <w:rFonts w:ascii="TH SarabunPSK" w:hAnsi="TH SarabunPSK" w:cs="TH SarabunPSK" w:hint="cs"/>
+          <w:rFonts w:ascii="TH SarabunPSK" w:hAnsi="TH SarabunPSK" w:cs="TH SarabunPSK"/>
           <w:sz w:val="32"/>
           <w:szCs w:val="32"/>
         </w:rPr>
@@ -4434,8 +3971,8 @@
       </w:r>
       <w:r>
         <w:rPr>
-          <w:rStyle w:val="ae"/>
-          <w:rFonts w:ascii="TH SarabunPSK" w:hAnsi="TH SarabunPSK" w:cs="TH SarabunPSK" w:hint="cs"/>
+          <w:rStyle w:val="Strong"/>
+          <w:rFonts w:ascii="TH SarabunPSK" w:hAnsi="TH SarabunPSK" w:cs="TH SarabunPSK"/>
           <w:b w:val="0"/>
           <w:bCs w:val="0"/>
           <w:sz w:val="32"/>
@@ -4445,7 +3982,7 @@
       </w:r>
       <w:r>
         <w:rPr>
-          <w:rFonts w:ascii="TH SarabunPSK" w:hAnsi="TH SarabunPSK" w:cs="TH SarabunPSK" w:hint="cs"/>
+          <w:rFonts w:ascii="TH SarabunPSK" w:hAnsi="TH SarabunPSK" w:cs="TH SarabunPSK"/>
           <w:b/>
           <w:bCs/>
           <w:sz w:val="32"/>
@@ -4455,7 +3992,7 @@
       </w:r>
       <w:r>
         <w:rPr>
-          <w:rFonts w:ascii="TH SarabunPSK" w:hAnsi="TH SarabunPSK" w:cs="TH SarabunPSK" w:hint="cs"/>
+          <w:rFonts w:ascii="TH SarabunPSK" w:hAnsi="TH SarabunPSK" w:cs="TH SarabunPSK"/>
           <w:sz w:val="32"/>
           <w:szCs w:val="32"/>
         </w:rPr>
@@ -4463,7 +4000,7 @@
       </w:r>
       <w:r>
         <w:rPr>
-          <w:rFonts w:ascii="TH SarabunPSK" w:hAnsi="TH SarabunPSK" w:cs="TH SarabunPSK" w:hint="cs"/>
+          <w:rFonts w:ascii="TH SarabunPSK" w:hAnsi="TH SarabunPSK" w:cs="TH SarabunPSK"/>
           <w:sz w:val="32"/>
           <w:szCs w:val="32"/>
           <w:cs/>
@@ -4472,7 +4009,7 @@
       </w:r>
       <w:r>
         <w:rPr>
-          <w:rFonts w:ascii="TH SarabunPSK" w:hAnsi="TH SarabunPSK" w:cs="TH SarabunPSK" w:hint="cs"/>
+          <w:rFonts w:ascii="TH SarabunPSK" w:hAnsi="TH SarabunPSK" w:cs="TH SarabunPSK"/>
           <w:sz w:val="32"/>
           <w:szCs w:val="32"/>
         </w:rPr>
@@ -4480,7 +4017,7 @@
       </w:r>
       <w:r>
         <w:rPr>
-          <w:rFonts w:ascii="TH SarabunPSK" w:hAnsi="TH SarabunPSK" w:cs="TH SarabunPSK" w:hint="cs"/>
+          <w:rFonts w:ascii="TH SarabunPSK" w:hAnsi="TH SarabunPSK" w:cs="TH SarabunPSK"/>
           <w:sz w:val="32"/>
           <w:szCs w:val="32"/>
           <w:cs/>
@@ -4568,7 +4105,7 @@
       <w:proofErr w:type="spellStart"/>
       <w:r>
         <w:rPr>
-          <w:rFonts w:ascii="TH SarabunPSK" w:hAnsi="TH SarabunPSK" w:cs="TH SarabunPSK" w:hint="cs"/>
+          <w:rFonts w:ascii="TH SarabunPSK" w:hAnsi="TH SarabunPSK" w:cs="TH SarabunPSK"/>
           <w:sz w:val="32"/>
           <w:szCs w:val="32"/>
           <w:cs/>
@@ -4578,7 +4115,7 @@
       <w:proofErr w:type="spellEnd"/>
       <w:r>
         <w:rPr>
-          <w:rFonts w:ascii="TH SarabunPSK" w:hAnsi="TH SarabunPSK" w:cs="TH SarabunPSK" w:hint="cs"/>
+          <w:rFonts w:ascii="TH SarabunPSK" w:hAnsi="TH SarabunPSK" w:cs="TH SarabunPSK"/>
           <w:sz w:val="32"/>
           <w:szCs w:val="32"/>
           <w:cs/>
@@ -4587,7 +4124,7 @@
       </w:r>
       <w:r>
         <w:rPr>
-          <w:rFonts w:ascii="TH SarabunPSK" w:hAnsi="TH SarabunPSK" w:cs="TH SarabunPSK" w:hint="cs"/>
+          <w:rFonts w:ascii="TH SarabunPSK" w:hAnsi="TH SarabunPSK" w:cs="TH SarabunPSK"/>
           <w:sz w:val="32"/>
           <w:szCs w:val="32"/>
         </w:rPr>
@@ -4596,7 +4133,7 @@
       <w:proofErr w:type="spellStart"/>
       <w:r>
         <w:rPr>
-          <w:rFonts w:ascii="TH SarabunPSK" w:hAnsi="TH SarabunPSK" w:cs="TH SarabunPSK" w:hint="cs"/>
+          <w:rFonts w:ascii="TH SarabunPSK" w:hAnsi="TH SarabunPSK" w:cs="TH SarabunPSK"/>
           <w:sz w:val="32"/>
           <w:szCs w:val="32"/>
           <w:cs/>
@@ -4606,7 +4143,7 @@
       <w:proofErr w:type="spellEnd"/>
       <w:r>
         <w:rPr>
-          <w:rFonts w:ascii="TH SarabunPSK" w:hAnsi="TH SarabunPSK" w:cs="TH SarabunPSK" w:hint="cs"/>
+          <w:rFonts w:ascii="TH SarabunPSK" w:hAnsi="TH SarabunPSK" w:cs="TH SarabunPSK"/>
           <w:sz w:val="32"/>
           <w:szCs w:val="32"/>
           <w:cs/>
@@ -4694,19 +4231,11 @@
       </w:r>
       <w:r>
         <w:rPr>
-          <w:rFonts w:ascii="TH SarabunPSK" w:hAnsi="TH SarabunPSK" w:cs="TH SarabunPSK" w:hint="cs"/>
-          <w:sz w:val="32"/>
-          <w:szCs w:val="32"/>
-        </w:rPr>
-        <w:t>LINE Messaging</w:t>
-      </w:r>
-      <w:r>
-        <w:rPr>
-          <w:rFonts w:ascii="TH SarabunPSK" w:hAnsi="TH SarabunPSK" w:cs="TH SarabunPSK"/>
-          <w:sz w:val="32"/>
-          <w:szCs w:val="32"/>
-        </w:rPr>
-        <w:t xml:space="preserve"> / LINE OA </w:t>
+          <w:rFonts w:ascii="TH SarabunPSK" w:hAnsi="TH SarabunPSK" w:cs="TH SarabunPSK"/>
+          <w:sz w:val="32"/>
+          <w:szCs w:val="32"/>
+        </w:rPr>
+        <w:t xml:space="preserve">LINE Messaging / LINE OA </w:t>
       </w:r>
     </w:p>
     <w:p>
@@ -5047,76 +4576,17 @@
           <w:szCs w:val="32"/>
           <w:cs/>
         </w:rPr>
-        <w:t>รวมข้อมูลด้านความต้องการระบบ</w:t>
-      </w:r>
-      <w:r>
-        <w:rPr>
-          <w:rFonts w:ascii="TH SarabunPSK" w:hAnsi="TH SarabunPSK" w:cs="TH SarabunPSK"/>
-          <w:sz w:val="32"/>
-          <w:szCs w:val="32"/>
-          <w:cs/>
-        </w:rPr>
-        <w:t xml:space="preserve">ผู้ช่วยอัตโนมัติ </w:t>
-      </w:r>
-      <w:r>
-        <w:rPr>
-          <w:rFonts w:ascii="TH SarabunPSK" w:hAnsi="TH SarabunPSK" w:cs="TH SarabunPSK"/>
-          <w:sz w:val="32"/>
-          <w:szCs w:val="32"/>
-        </w:rPr>
-        <w:t>n</w:t>
-      </w:r>
-      <w:r>
-        <w:rPr>
-          <w:rFonts w:ascii="TH SarabunPSK" w:hAnsi="TH SarabunPSK" w:cs="TH SarabunPSK"/>
-          <w:sz w:val="32"/>
-          <w:szCs w:val="32"/>
-          <w:cs/>
-        </w:rPr>
-        <w:t>8</w:t>
-      </w:r>
-      <w:r>
-        <w:rPr>
-          <w:rFonts w:ascii="TH SarabunPSK" w:hAnsi="TH SarabunPSK" w:cs="TH SarabunPSK"/>
-          <w:sz w:val="32"/>
-          <w:szCs w:val="32"/>
-        </w:rPr>
-        <w:t xml:space="preserve">n </w:t>
-      </w:r>
-      <w:r>
-        <w:rPr>
-          <w:rFonts w:ascii="TH SarabunPSK" w:hAnsi="TH SarabunPSK" w:cs="TH SarabunPSK"/>
-          <w:sz w:val="32"/>
-          <w:szCs w:val="32"/>
-          <w:cs/>
-        </w:rPr>
-        <w:t xml:space="preserve">ผ่าน </w:t>
-      </w:r>
-      <w:r>
-        <w:rPr>
-          <w:rFonts w:ascii="TH SarabunPSK" w:hAnsi="TH SarabunPSK" w:cs="TH SarabunPSK"/>
-          <w:sz w:val="32"/>
-          <w:szCs w:val="32"/>
-        </w:rPr>
-        <w:t>LINE OA</w:t>
-      </w:r>
-      <w:r>
-        <w:rPr>
-          <w:rFonts w:ascii="TH SarabunPSK" w:hAnsi="TH SarabunPSK" w:cs="TH SarabunPSK" w:hint="cs"/>
-          <w:sz w:val="32"/>
-          <w:szCs w:val="32"/>
-          <w:cs/>
-        </w:rPr>
-        <w:t xml:space="preserve"> </w:t>
-      </w:r>
-      <w:r>
-        <w:rPr>
-          <w:rFonts w:ascii="TH SarabunPSK" w:hAnsi="TH SarabunPSK" w:cs="TH SarabunPSK"/>
-          <w:sz w:val="32"/>
-          <w:szCs w:val="32"/>
-          <w:cs/>
-        </w:rPr>
-        <w:t>สำหรับองค์กร</w:t>
+        <w:t>รวมข้อมูลด้านความต้องการ</w:t>
+      </w:r>
+      <w:r>
+        <w:rPr>
+          <w:rFonts w:ascii="TH SarabunPSK" w:hAnsi="TH SarabunPSK" w:cs="TH SarabunPSK"/>
+          <w:spacing w:val="-2"/>
+          <w:sz w:val="32"/>
+          <w:szCs w:val="32"/>
+          <w:cs/>
+        </w:rPr>
+        <w:t>ระบบผู้ช่วยแบบตัวแทนเชิงปัญญาประดิษฐ์สำหรับองค์กร</w:t>
       </w:r>
     </w:p>
     <w:p>
@@ -5208,76 +4678,17 @@
           <w:szCs w:val="32"/>
           <w:cs/>
         </w:rPr>
-        <w:t>กำหนดคุณสมบัติขั้นต้นของระบบ</w:t>
-      </w:r>
-      <w:r>
-        <w:rPr>
-          <w:rFonts w:ascii="TH SarabunPSK" w:hAnsi="TH SarabunPSK" w:cs="TH SarabunPSK"/>
-          <w:sz w:val="32"/>
-          <w:szCs w:val="32"/>
-          <w:cs/>
-        </w:rPr>
-        <w:t xml:space="preserve">ผู้ช่วยอัตโนมัติ </w:t>
-      </w:r>
-      <w:r>
-        <w:rPr>
-          <w:rFonts w:ascii="TH SarabunPSK" w:hAnsi="TH SarabunPSK" w:cs="TH SarabunPSK"/>
-          <w:sz w:val="32"/>
-          <w:szCs w:val="32"/>
-        </w:rPr>
-        <w:t>n</w:t>
-      </w:r>
-      <w:r>
-        <w:rPr>
-          <w:rFonts w:ascii="TH SarabunPSK" w:hAnsi="TH SarabunPSK" w:cs="TH SarabunPSK"/>
-          <w:sz w:val="32"/>
-          <w:szCs w:val="32"/>
-          <w:cs/>
-        </w:rPr>
-        <w:t>8</w:t>
-      </w:r>
-      <w:r>
-        <w:rPr>
-          <w:rFonts w:ascii="TH SarabunPSK" w:hAnsi="TH SarabunPSK" w:cs="TH SarabunPSK"/>
-          <w:sz w:val="32"/>
-          <w:szCs w:val="32"/>
-        </w:rPr>
-        <w:t xml:space="preserve">n </w:t>
-      </w:r>
-      <w:r>
-        <w:rPr>
-          <w:rFonts w:ascii="TH SarabunPSK" w:hAnsi="TH SarabunPSK" w:cs="TH SarabunPSK"/>
-          <w:sz w:val="32"/>
-          <w:szCs w:val="32"/>
-          <w:cs/>
-        </w:rPr>
-        <w:t xml:space="preserve">ผ่าน </w:t>
-      </w:r>
-      <w:r>
-        <w:rPr>
-          <w:rFonts w:ascii="TH SarabunPSK" w:hAnsi="TH SarabunPSK" w:cs="TH SarabunPSK"/>
-          <w:sz w:val="32"/>
-          <w:szCs w:val="32"/>
-        </w:rPr>
-        <w:t>LINE OA</w:t>
-      </w:r>
-      <w:r>
-        <w:rPr>
-          <w:rFonts w:ascii="TH SarabunPSK" w:hAnsi="TH SarabunPSK" w:cs="TH SarabunPSK" w:hint="cs"/>
-          <w:sz w:val="32"/>
-          <w:szCs w:val="32"/>
-          <w:cs/>
-        </w:rPr>
-        <w:t xml:space="preserve"> </w:t>
-      </w:r>
-      <w:r>
-        <w:rPr>
-          <w:rFonts w:ascii="TH SarabunPSK" w:hAnsi="TH SarabunPSK" w:cs="TH SarabunPSK"/>
-          <w:sz w:val="32"/>
-          <w:szCs w:val="32"/>
-          <w:cs/>
-        </w:rPr>
-        <w:t>สำหรับองค์กร</w:t>
+        <w:t>กำหนดคุณสมบัติขั้นต้นของ</w:t>
+      </w:r>
+      <w:r>
+        <w:rPr>
+          <w:rFonts w:ascii="TH SarabunPSK" w:hAnsi="TH SarabunPSK" w:cs="TH SarabunPSK"/>
+          <w:spacing w:val="-2"/>
+          <w:sz w:val="32"/>
+          <w:szCs w:val="32"/>
+          <w:cs/>
+        </w:rPr>
+        <w:t>ระบบผู้ช่วยแบบตัวแทนเชิงปัญญาประดิษฐ์สำหรับองค์กร</w:t>
       </w:r>
       <w:r>
         <w:rPr>
@@ -5387,76 +4798,17 @@
           <w:szCs w:val="32"/>
           <w:cs/>
         </w:rPr>
-        <w:t>ข้อกำหนดความต้องการระบบ</w:t>
-      </w:r>
-      <w:r>
-        <w:rPr>
-          <w:rFonts w:ascii="TH SarabunPSK" w:hAnsi="TH SarabunPSK" w:cs="TH SarabunPSK"/>
-          <w:sz w:val="32"/>
-          <w:szCs w:val="32"/>
-          <w:cs/>
-        </w:rPr>
-        <w:t xml:space="preserve">ผู้ช่วยอัตโนมัติ </w:t>
-      </w:r>
-      <w:r>
-        <w:rPr>
-          <w:rFonts w:ascii="TH SarabunPSK" w:hAnsi="TH SarabunPSK" w:cs="TH SarabunPSK"/>
-          <w:sz w:val="32"/>
-          <w:szCs w:val="32"/>
-        </w:rPr>
-        <w:t>n</w:t>
-      </w:r>
-      <w:r>
-        <w:rPr>
-          <w:rFonts w:ascii="TH SarabunPSK" w:hAnsi="TH SarabunPSK" w:cs="TH SarabunPSK"/>
-          <w:sz w:val="32"/>
-          <w:szCs w:val="32"/>
-          <w:cs/>
-        </w:rPr>
-        <w:t>8</w:t>
-      </w:r>
-      <w:r>
-        <w:rPr>
-          <w:rFonts w:ascii="TH SarabunPSK" w:hAnsi="TH SarabunPSK" w:cs="TH SarabunPSK"/>
-          <w:sz w:val="32"/>
-          <w:szCs w:val="32"/>
-        </w:rPr>
-        <w:t xml:space="preserve">n </w:t>
-      </w:r>
-      <w:r>
-        <w:rPr>
-          <w:rFonts w:ascii="TH SarabunPSK" w:hAnsi="TH SarabunPSK" w:cs="TH SarabunPSK"/>
-          <w:sz w:val="32"/>
-          <w:szCs w:val="32"/>
-          <w:cs/>
-        </w:rPr>
-        <w:t xml:space="preserve">ผ่าน </w:t>
-      </w:r>
-      <w:r>
-        <w:rPr>
-          <w:rFonts w:ascii="TH SarabunPSK" w:hAnsi="TH SarabunPSK" w:cs="TH SarabunPSK"/>
-          <w:sz w:val="32"/>
-          <w:szCs w:val="32"/>
-        </w:rPr>
-        <w:t>LINE OA</w:t>
-      </w:r>
-      <w:r>
-        <w:rPr>
-          <w:rFonts w:ascii="TH SarabunPSK" w:hAnsi="TH SarabunPSK" w:cs="TH SarabunPSK" w:hint="cs"/>
-          <w:sz w:val="32"/>
-          <w:szCs w:val="32"/>
-          <w:cs/>
-        </w:rPr>
-        <w:t xml:space="preserve"> </w:t>
-      </w:r>
-      <w:r>
-        <w:rPr>
-          <w:rFonts w:ascii="TH SarabunPSK" w:hAnsi="TH SarabunPSK" w:cs="TH SarabunPSK"/>
-          <w:sz w:val="32"/>
-          <w:szCs w:val="32"/>
-          <w:cs/>
-        </w:rPr>
-        <w:t>สำหรับองค์กร</w:t>
+        <w:t>ข้อกำหนดความต้องการ</w:t>
+      </w:r>
+      <w:r>
+        <w:rPr>
+          <w:rFonts w:ascii="TH SarabunPSK" w:hAnsi="TH SarabunPSK" w:cs="TH SarabunPSK"/>
+          <w:spacing w:val="-4"/>
+          <w:sz w:val="32"/>
+          <w:szCs w:val="32"/>
+          <w:cs/>
+        </w:rPr>
+        <w:t>ระบบผู้ช่วยแบบตัวแทนเชิงปัญญาประดิษฐ์สำหรับองค์กร</w:t>
       </w:r>
       <w:r>
         <w:rPr>
@@ -5575,76 +4927,7 @@
           <w:szCs w:val="32"/>
           <w:cs/>
         </w:rPr>
-        <w:t>วิเคราะห์แนวทางและรูปแบบการทำงานของระบบ</w:t>
-      </w:r>
-      <w:r>
-        <w:rPr>
-          <w:rFonts w:ascii="TH SarabunPSK" w:hAnsi="TH SarabunPSK" w:cs="TH SarabunPSK"/>
-          <w:sz w:val="32"/>
-          <w:szCs w:val="32"/>
-          <w:cs/>
-        </w:rPr>
-        <w:t xml:space="preserve">ผู้ช่วยอัตโนมัติ </w:t>
-      </w:r>
-      <w:r>
-        <w:rPr>
-          <w:rFonts w:ascii="TH SarabunPSK" w:hAnsi="TH SarabunPSK" w:cs="TH SarabunPSK"/>
-          <w:sz w:val="32"/>
-          <w:szCs w:val="32"/>
-        </w:rPr>
-        <w:t>n</w:t>
-      </w:r>
-      <w:r>
-        <w:rPr>
-          <w:rFonts w:ascii="TH SarabunPSK" w:hAnsi="TH SarabunPSK" w:cs="TH SarabunPSK"/>
-          <w:sz w:val="32"/>
-          <w:szCs w:val="32"/>
-          <w:cs/>
-        </w:rPr>
-        <w:t>8</w:t>
-      </w:r>
-      <w:r>
-        <w:rPr>
-          <w:rFonts w:ascii="TH SarabunPSK" w:hAnsi="TH SarabunPSK" w:cs="TH SarabunPSK"/>
-          <w:sz w:val="32"/>
-          <w:szCs w:val="32"/>
-        </w:rPr>
-        <w:t xml:space="preserve">n </w:t>
-      </w:r>
-      <w:r>
-        <w:rPr>
-          <w:rFonts w:ascii="TH SarabunPSK" w:hAnsi="TH SarabunPSK" w:cs="TH SarabunPSK"/>
-          <w:sz w:val="32"/>
-          <w:szCs w:val="32"/>
-          <w:cs/>
-        </w:rPr>
-        <w:t xml:space="preserve">ผ่าน </w:t>
-      </w:r>
-      <w:r>
-        <w:rPr>
-          <w:rFonts w:ascii="TH SarabunPSK" w:hAnsi="TH SarabunPSK" w:cs="TH SarabunPSK"/>
-          <w:sz w:val="32"/>
-          <w:szCs w:val="32"/>
-        </w:rPr>
-        <w:t>LINE OA</w:t>
-      </w:r>
-      <w:r>
-        <w:rPr>
-          <w:rFonts w:ascii="TH SarabunPSK" w:hAnsi="TH SarabunPSK" w:cs="TH SarabunPSK" w:hint="cs"/>
-          <w:sz w:val="32"/>
-          <w:szCs w:val="32"/>
-          <w:cs/>
-        </w:rPr>
-        <w:t xml:space="preserve"> </w:t>
-      </w:r>
-      <w:r>
-        <w:rPr>
-          <w:rFonts w:ascii="TH SarabunPSK" w:hAnsi="TH SarabunPSK" w:cs="TH SarabunPSK"/>
-          <w:sz w:val="32"/>
-          <w:szCs w:val="32"/>
-          <w:cs/>
-        </w:rPr>
-        <w:t>สำหรับองค์กร</w:t>
+        <w:t>วิเคราะห์แนวทางและรูปแบบการทำงานของ</w:t>
       </w:r>
       <w:r>
         <w:rPr>
@@ -5652,8 +4935,9 @@
           <w:spacing w:val="-2"/>
           <w:sz w:val="32"/>
           <w:szCs w:val="32"/>
-        </w:rPr>
-        <w:t xml:space="preserve"> </w:t>
+          <w:cs/>
+        </w:rPr>
+        <w:t>ระบบผู้ช่วยแบบตัวแทนเชิงปัญญาประดิษฐ์สำหรับองค์กร</w:t>
       </w:r>
     </w:p>
     <w:p>
@@ -5743,7 +5027,7 @@
       </w:r>
       <w:r>
         <w:rPr>
-          <w:rFonts w:ascii="TH SarabunPSK" w:hAnsi="TH SarabunPSK" w:cs="TH SarabunPSK" w:hint="cs"/>
+          <w:rFonts w:ascii="TH SarabunPSK" w:hAnsi="TH SarabunPSK" w:cs="TH SarabunPSK"/>
           <w:sz w:val="32"/>
           <w:szCs w:val="32"/>
           <w:cs/>
@@ -5757,76 +5041,16 @@
           <w:szCs w:val="32"/>
           <w:cs/>
         </w:rPr>
-        <w:t>พบว่า ระบบ</w:t>
-      </w:r>
-      <w:r>
-        <w:rPr>
-          <w:rFonts w:ascii="TH SarabunPSK" w:hAnsi="TH SarabunPSK" w:cs="TH SarabunPSK"/>
-          <w:sz w:val="32"/>
-          <w:szCs w:val="32"/>
-          <w:cs/>
-        </w:rPr>
-        <w:t xml:space="preserve">ผู้ช่วยอัตโนมัติ </w:t>
-      </w:r>
-      <w:r>
-        <w:rPr>
-          <w:rFonts w:ascii="TH SarabunPSK" w:hAnsi="TH SarabunPSK" w:cs="TH SarabunPSK"/>
-          <w:sz w:val="32"/>
-          <w:szCs w:val="32"/>
-        </w:rPr>
-        <w:t>n</w:t>
-      </w:r>
-      <w:r>
-        <w:rPr>
-          <w:rFonts w:ascii="TH SarabunPSK" w:hAnsi="TH SarabunPSK" w:cs="TH SarabunPSK"/>
-          <w:sz w:val="32"/>
-          <w:szCs w:val="32"/>
-          <w:cs/>
-        </w:rPr>
-        <w:t>8</w:t>
-      </w:r>
-      <w:r>
-        <w:rPr>
-          <w:rFonts w:ascii="TH SarabunPSK" w:hAnsi="TH SarabunPSK" w:cs="TH SarabunPSK"/>
-          <w:sz w:val="32"/>
-          <w:szCs w:val="32"/>
-        </w:rPr>
-        <w:t xml:space="preserve">n </w:t>
-      </w:r>
-      <w:r>
-        <w:rPr>
-          <w:rFonts w:ascii="TH SarabunPSK" w:hAnsi="TH SarabunPSK" w:cs="TH SarabunPSK"/>
-          <w:sz w:val="32"/>
-          <w:szCs w:val="32"/>
-          <w:cs/>
-        </w:rPr>
-        <w:t xml:space="preserve">ผ่าน </w:t>
-      </w:r>
-      <w:r>
-        <w:rPr>
-          <w:rFonts w:ascii="TH SarabunPSK" w:hAnsi="TH SarabunPSK" w:cs="TH SarabunPSK"/>
-          <w:sz w:val="32"/>
-          <w:szCs w:val="32"/>
-        </w:rPr>
-        <w:t>LINE OA</w:t>
-      </w:r>
-      <w:r>
-        <w:rPr>
-          <w:rFonts w:ascii="TH SarabunPSK" w:hAnsi="TH SarabunPSK" w:cs="TH SarabunPSK" w:hint="cs"/>
-          <w:sz w:val="32"/>
-          <w:szCs w:val="32"/>
-          <w:cs/>
-        </w:rPr>
-        <w:t xml:space="preserve"> </w:t>
-      </w:r>
-      <w:r>
-        <w:rPr>
-          <w:rFonts w:ascii="TH SarabunPSK" w:hAnsi="TH SarabunPSK" w:cs="TH SarabunPSK"/>
-          <w:sz w:val="32"/>
-          <w:szCs w:val="32"/>
-          <w:cs/>
-        </w:rPr>
-        <w:t>สำหรับองค์กร</w:t>
+        <w:t xml:space="preserve">พบว่า </w:t>
+      </w:r>
+      <w:r>
+        <w:rPr>
+          <w:rFonts w:ascii="TH SarabunPSK" w:hAnsi="TH SarabunPSK" w:cs="TH SarabunPSK"/>
+          <w:sz w:val="32"/>
+          <w:szCs w:val="32"/>
+          <w:cs/>
+        </w:rPr>
+        <w:t>ระบบผู้ช่วยแบบตัวแทนเชิงปัญญาประดิษฐ์สำหรับองค์กร</w:t>
       </w:r>
       <w:r>
         <w:rPr>
@@ -5872,7 +5096,6 @@
           <w:sz w:val="32"/>
           <w:szCs w:val="32"/>
         </w:rPr>
-        <w:lastRenderedPageBreak/>
         <w:tab/>
       </w:r>
       <w:r>
@@ -5937,7 +5160,7 @@
       </w:r>
       <w:r>
         <w:rPr>
-          <w:rFonts w:ascii="TH SarabunPSK" w:hAnsi="TH SarabunPSK" w:cs="TH SarabunPSK" w:hint="cs"/>
+          <w:rFonts w:ascii="TH SarabunPSK" w:hAnsi="TH SarabunPSK" w:cs="TH SarabunPSK"/>
           <w:sz w:val="32"/>
           <w:szCs w:val="32"/>
           <w:cs/>
@@ -6095,16 +5318,7 @@
           <w:szCs w:val="32"/>
           <w:cs/>
         </w:rPr>
-        <w:t>และ</w:t>
-      </w:r>
-      <w:r>
-        <w:rPr>
-          <w:rFonts w:ascii="TH SarabunPSK" w:eastAsia="Times New Roman" w:hAnsi="TH SarabunPSK" w:cs="TH SarabunPSK" w:hint="cs"/>
-          <w:sz w:val="32"/>
-          <w:szCs w:val="32"/>
-          <w:cs/>
-        </w:rPr>
-        <w:t xml:space="preserve">ยืนยัน </w:t>
+        <w:t xml:space="preserve">และยืนยัน </w:t>
       </w:r>
       <w:r>
         <w:rPr>
@@ -6116,7 +5330,7 @@
       </w:r>
       <w:r>
         <w:rPr>
-          <w:rFonts w:ascii="TH SarabunPSK" w:eastAsia="Times New Roman" w:hAnsi="TH SarabunPSK" w:cs="TH SarabunPSK" w:hint="cs"/>
+          <w:rFonts w:ascii="TH SarabunPSK" w:eastAsia="Times New Roman" w:hAnsi="TH SarabunPSK" w:cs="TH SarabunPSK"/>
           <w:sz w:val="32"/>
           <w:szCs w:val="32"/>
           <w:cs/>
@@ -6318,31 +5532,30 @@
           <w:szCs w:val="32"/>
           <w:cs/>
         </w:rPr>
-        <w:t>สามารถ</w:t>
-      </w:r>
-      <w:r>
-        <w:rPr>
-          <w:rFonts w:ascii="TH SarabunPSK" w:eastAsia="Times New Roman" w:hAnsi="TH SarabunPSK" w:cs="TH SarabunPSK" w:hint="cs"/>
-          <w:sz w:val="32"/>
-          <w:szCs w:val="32"/>
-          <w:cs/>
-        </w:rPr>
-        <w:t xml:space="preserve">สร้าง ลบ แก้ไข และ </w:t>
+        <w:t>สามารถสร้าง ลบ แก้ไข และ รับการแจ้งเตือนการประชุมแบบหลายช่วงเวลา (15</w:t>
       </w:r>
       <w:r>
         <w:rPr>
           <w:rFonts w:ascii="TH SarabunPSK" w:eastAsia="Times New Roman" w:hAnsi="TH SarabunPSK" w:cs="TH SarabunPSK"/>
           <w:sz w:val="32"/>
           <w:szCs w:val="32"/>
-          <w:cs/>
-        </w:rPr>
-        <w:t>รับการแจ้งเตือนการประชุมแบบหลายช่วงเวลา (15</w:t>
+        </w:rPr>
+        <w:t xml:space="preserve">, </w:t>
       </w:r>
       <w:r>
         <w:rPr>
           <w:rFonts w:ascii="TH SarabunPSK" w:eastAsia="Times New Roman" w:hAnsi="TH SarabunPSK" w:cs="TH SarabunPSK"/>
           <w:sz w:val="32"/>
           <w:szCs w:val="32"/>
+          <w:cs/>
+        </w:rPr>
+        <w:t>10</w:t>
+      </w:r>
+      <w:r>
+        <w:rPr>
+          <w:rFonts w:ascii="TH SarabunPSK" w:eastAsia="Times New Roman" w:hAnsi="TH SarabunPSK" w:cs="TH SarabunPSK"/>
+          <w:sz w:val="32"/>
+          <w:szCs w:val="32"/>
         </w:rPr>
         <w:t xml:space="preserve">, </w:t>
       </w:r>
@@ -6353,7 +5566,7 @@
           <w:szCs w:val="32"/>
           <w:cs/>
         </w:rPr>
-        <w:t>10</w:t>
+        <w:t xml:space="preserve">5 นาทีล่วงหน้า) </w:t>
       </w:r>
       <w:r>
         <w:rPr>
@@ -6361,7 +5574,7 @@
           <w:sz w:val="32"/>
           <w:szCs w:val="32"/>
         </w:rPr>
-        <w:t xml:space="preserve">, </w:t>
+        <w:t>/</w:t>
       </w:r>
       <w:r>
         <w:rPr>
@@ -6370,37 +5583,11 @@
           <w:szCs w:val="32"/>
           <w:cs/>
         </w:rPr>
-        <w:t>5 นาทีล่วงหน้า)</w:t>
-      </w:r>
-      <w:r>
-        <w:rPr>
-          <w:rFonts w:ascii="TH SarabunPSK" w:eastAsia="Times New Roman" w:hAnsi="TH SarabunPSK" w:cs="TH SarabunPSK" w:hint="cs"/>
-          <w:sz w:val="32"/>
-          <w:szCs w:val="32"/>
-          <w:cs/>
-        </w:rPr>
-        <w:t xml:space="preserve"> </w:t>
-      </w:r>
-      <w:r>
-        <w:rPr>
-          <w:rFonts w:ascii="TH SarabunPSK" w:eastAsia="Times New Roman" w:hAnsi="TH SarabunPSK" w:cs="TH SarabunPSK"/>
-          <w:sz w:val="32"/>
-          <w:szCs w:val="32"/>
-        </w:rPr>
-        <w:t>/</w:t>
-      </w:r>
-      <w:r>
-        <w:rPr>
-          <w:rFonts w:ascii="TH SarabunPSK" w:eastAsia="Times New Roman" w:hAnsi="TH SarabunPSK" w:cs="TH SarabunPSK" w:hint="cs"/>
-          <w:sz w:val="32"/>
-          <w:szCs w:val="32"/>
-          <w:cs/>
-        </w:rPr>
         <w:t xml:space="preserve"> หรือ สร้างการประชุมในกลุ่มไลน์</w:t>
       </w:r>
       <w:r>
         <w:rPr>
-          <w:rFonts w:ascii="TH SarabunPSK" w:hAnsi="TH SarabunPSK" w:cs="TH SarabunPSK" w:hint="cs"/>
+          <w:rFonts w:ascii="TH SarabunPSK" w:hAnsi="TH SarabunPSK" w:cs="TH SarabunPSK"/>
           <w:sz w:val="32"/>
           <w:szCs w:val="32"/>
           <w:cs/>
@@ -6506,31 +5693,30 @@
           <w:szCs w:val="32"/>
           <w:cs/>
         </w:rPr>
-        <w:t>สามารถลงเวลา</w:t>
-      </w:r>
-      <w:r>
-        <w:rPr>
-          <w:rFonts w:ascii="TH SarabunPSK" w:eastAsia="Times New Roman" w:hAnsi="TH SarabunPSK" w:cs="TH SarabunPSK" w:hint="cs"/>
-          <w:sz w:val="32"/>
-          <w:szCs w:val="32"/>
-          <w:cs/>
-        </w:rPr>
-        <w:t xml:space="preserve"> </w:t>
+        <w:t>สามารถลงเวลา เข้างาน</w:t>
       </w:r>
       <w:r>
         <w:rPr>
           <w:rFonts w:ascii="TH SarabunPSK" w:eastAsia="Times New Roman" w:hAnsi="TH SarabunPSK" w:cs="TH SarabunPSK"/>
           <w:sz w:val="32"/>
           <w:szCs w:val="32"/>
-          <w:cs/>
-        </w:rPr>
-        <w:t>เข้างาน</w:t>
+        </w:rPr>
+        <w:t>–</w:t>
       </w:r>
       <w:r>
         <w:rPr>
           <w:rFonts w:ascii="TH SarabunPSK" w:eastAsia="Times New Roman" w:hAnsi="TH SarabunPSK" w:cs="TH SarabunPSK"/>
           <w:sz w:val="32"/>
           <w:szCs w:val="32"/>
+          <w:cs/>
+        </w:rPr>
+        <w:t>ออกงาน</w:t>
+      </w:r>
+      <w:r>
+        <w:rPr>
+          <w:rFonts w:ascii="TH SarabunPSK" w:eastAsia="Times New Roman" w:hAnsi="TH SarabunPSK" w:cs="TH SarabunPSK"/>
+          <w:sz w:val="32"/>
+          <w:szCs w:val="32"/>
         </w:rPr>
         <w:t>–</w:t>
       </w:r>
@@ -6541,7 +5727,7 @@
           <w:szCs w:val="32"/>
           <w:cs/>
         </w:rPr>
-        <w:t>ออกงาน</w:t>
+        <w:t>ขาด</w:t>
       </w:r>
       <w:r>
         <w:rPr>
@@ -6558,7 +5744,7 @@
           <w:szCs w:val="32"/>
           <w:cs/>
         </w:rPr>
-        <w:t>ขาด</w:t>
+        <w:t>ลา</w:t>
       </w:r>
       <w:r>
         <w:rPr>
@@ -6575,33 +5761,7 @@
           <w:szCs w:val="32"/>
           <w:cs/>
         </w:rPr>
-        <w:t>ลา</w:t>
-      </w:r>
-      <w:r>
-        <w:rPr>
-          <w:rFonts w:ascii="TH SarabunPSK" w:eastAsia="Times New Roman" w:hAnsi="TH SarabunPSK" w:cs="TH SarabunPSK"/>
-          <w:sz w:val="32"/>
-          <w:szCs w:val="32"/>
-        </w:rPr>
-        <w:t>–</w:t>
-      </w:r>
-      <w:r>
-        <w:rPr>
-          <w:rFonts w:ascii="TH SarabunPSK" w:eastAsia="Times New Roman" w:hAnsi="TH SarabunPSK" w:cs="TH SarabunPSK"/>
-          <w:sz w:val="32"/>
-          <w:szCs w:val="32"/>
-          <w:cs/>
-        </w:rPr>
-        <w:t>มาสาย ผ่านช่องทางที่</w:t>
-      </w:r>
-      <w:r>
-        <w:rPr>
-          <w:rFonts w:ascii="TH SarabunPSK" w:eastAsia="Times New Roman" w:hAnsi="TH SarabunPSK" w:cs="TH SarabunPSK" w:hint="cs"/>
-          <w:sz w:val="32"/>
-          <w:szCs w:val="32"/>
-          <w:cs/>
-        </w:rPr>
-        <w:t xml:space="preserve"> </w:t>
+        <w:t xml:space="preserve">มาสาย ผ่านช่องทางที่ </w:t>
       </w:r>
       <w:r>
         <w:rPr>
@@ -6638,6 +5798,7 @@
           <w:szCs w:val="32"/>
           <w:cs/>
         </w:rPr>
+        <w:lastRenderedPageBreak/>
         <w:tab/>
       </w:r>
       <w:r>
@@ -6739,7 +5900,7 @@
       </w:r>
       <w:r>
         <w:rPr>
-          <w:rFonts w:ascii="TH SarabunPSK" w:eastAsia="Times New Roman" w:hAnsi="TH SarabunPSK" w:cs="TH SarabunPSK" w:hint="cs"/>
+          <w:rFonts w:ascii="TH SarabunPSK" w:eastAsia="Times New Roman" w:hAnsi="TH SarabunPSK" w:cs="TH SarabunPSK"/>
           <w:sz w:val="32"/>
           <w:szCs w:val="32"/>
           <w:cs/>
@@ -6843,7 +6004,7 @@
       </w:r>
       <w:r>
         <w:rPr>
-          <w:rFonts w:ascii="TH SarabunPSK" w:eastAsia="Times New Roman" w:hAnsi="TH SarabunPSK" w:cs="TH SarabunPSK" w:hint="cs"/>
+          <w:rFonts w:ascii="TH SarabunPSK" w:eastAsia="Times New Roman" w:hAnsi="TH SarabunPSK" w:cs="TH SarabunPSK"/>
           <w:sz w:val="32"/>
           <w:szCs w:val="32"/>
           <w:cs/>
@@ -6889,7 +6050,7 @@
       </w:r>
       <w:r>
         <w:rPr>
-          <w:rFonts w:ascii="TH SarabunPSK" w:hAnsi="TH SarabunPSK" w:cs="TH SarabunPSK" w:hint="cs"/>
+          <w:rFonts w:ascii="TH SarabunPSK" w:hAnsi="TH SarabunPSK" w:cs="TH SarabunPSK"/>
           <w:sz w:val="32"/>
           <w:szCs w:val="32"/>
           <w:cs/>
@@ -6898,7 +6059,7 @@
       </w:r>
       <w:r>
         <w:rPr>
-          <w:rFonts w:ascii="TH SarabunPSK" w:eastAsia="Times New Roman" w:hAnsi="TH SarabunPSK" w:cs="TH SarabunPSK" w:hint="cs"/>
+          <w:rFonts w:ascii="TH SarabunPSK" w:eastAsia="Times New Roman" w:hAnsi="TH SarabunPSK" w:cs="TH SarabunPSK"/>
           <w:sz w:val="32"/>
           <w:szCs w:val="32"/>
           <w:cs/>
@@ -6936,7 +6097,7 @@
       </w:r>
       <w:r>
         <w:rPr>
-          <w:rFonts w:ascii="TH SarabunPSK" w:eastAsia="Times New Roman" w:hAnsi="TH SarabunPSK" w:cs="TH SarabunPSK" w:hint="cs"/>
+          <w:rFonts w:ascii="TH SarabunPSK" w:eastAsia="Times New Roman" w:hAnsi="TH SarabunPSK" w:cs="TH SarabunPSK"/>
           <w:sz w:val="32"/>
           <w:szCs w:val="32"/>
           <w:cs/>
@@ -6953,7 +6114,7 @@
       </w:r>
       <w:r>
         <w:rPr>
-          <w:rFonts w:ascii="TH SarabunPSK" w:eastAsia="Times New Roman" w:hAnsi="TH SarabunPSK" w:cs="TH SarabunPSK" w:hint="cs"/>
+          <w:rFonts w:ascii="TH SarabunPSK" w:eastAsia="Times New Roman" w:hAnsi="TH SarabunPSK" w:cs="TH SarabunPSK"/>
           <w:sz w:val="32"/>
           <w:szCs w:val="32"/>
           <w:cs/>
@@ -6999,7 +6160,7 @@
       </w:r>
       <w:r>
         <w:rPr>
-          <w:rFonts w:ascii="TH SarabunPSK" w:eastAsia="Times New Roman" w:hAnsi="TH SarabunPSK" w:cs="TH SarabunPSK" w:hint="cs"/>
+          <w:rFonts w:ascii="TH SarabunPSK" w:eastAsia="Times New Roman" w:hAnsi="TH SarabunPSK" w:cs="TH SarabunPSK"/>
           <w:sz w:val="32"/>
           <w:szCs w:val="32"/>
           <w:cs/>
@@ -7008,7 +6169,7 @@
       </w:r>
       <w:r>
         <w:rPr>
-          <w:rFonts w:ascii="TH SarabunPSK" w:eastAsia="Times New Roman" w:hAnsi="TH SarabunPSK" w:cs="TH SarabunPSK" w:hint="cs"/>
+          <w:rFonts w:ascii="TH SarabunPSK" w:eastAsia="Times New Roman" w:hAnsi="TH SarabunPSK" w:cs="TH SarabunPSK"/>
           <w:sz w:val="32"/>
           <w:szCs w:val="32"/>
           <w:cs/>
@@ -7017,7 +6178,7 @@
       </w:r>
       <w:r>
         <w:rPr>
-          <w:rFonts w:ascii="TH SarabunPSK" w:eastAsia="Times New Roman" w:hAnsi="TH SarabunPSK" w:cs="TH SarabunPSK" w:hint="cs"/>
+          <w:rFonts w:ascii="TH SarabunPSK" w:eastAsia="Times New Roman" w:hAnsi="TH SarabunPSK" w:cs="TH SarabunPSK"/>
           <w:sz w:val="32"/>
           <w:szCs w:val="32"/>
           <w:cs/>
@@ -7040,19 +6201,19 @@
         <w:ind w:firstLine="2268"/>
         <w:jc w:val="thaiDistribute"/>
         <w:rPr>
+          <w:rFonts w:ascii="TH SarabunPSK" w:eastAsia="Times New Roman" w:hAnsi="TH SarabunPSK" w:cs="TH SarabunPSK" w:hint="cs"/>
+          <w:sz w:val="32"/>
+          <w:szCs w:val="32"/>
+          <w:cs/>
+        </w:rPr>
+      </w:pPr>
+      <w:r>
+        <w:rPr>
           <w:rFonts w:ascii="TH SarabunPSK" w:eastAsia="Times New Roman" w:hAnsi="TH SarabunPSK" w:cs="TH SarabunPSK"/>
           <w:sz w:val="32"/>
           <w:szCs w:val="32"/>
           <w:cs/>
         </w:rPr>
-      </w:pPr>
-      <w:r>
-        <w:rPr>
-          <w:rFonts w:ascii="TH SarabunPSK" w:eastAsia="Times New Roman" w:hAnsi="TH SarabunPSK" w:cs="TH SarabunPSK" w:hint="cs"/>
-          <w:sz w:val="32"/>
-          <w:szCs w:val="32"/>
-          <w:cs/>
-        </w:rPr>
         <w:t xml:space="preserve">- สามารถจัดการ </w:t>
       </w:r>
       <w:r>
@@ -7065,7 +6226,7 @@
       </w:r>
       <w:r>
         <w:rPr>
-          <w:rFonts w:ascii="TH SarabunPSK" w:eastAsia="Times New Roman" w:hAnsi="TH SarabunPSK" w:cs="TH SarabunPSK" w:hint="cs"/>
+          <w:rFonts w:ascii="TH SarabunPSK" w:eastAsia="Times New Roman" w:hAnsi="TH SarabunPSK" w:cs="TH SarabunPSK"/>
           <w:sz w:val="32"/>
           <w:szCs w:val="32"/>
           <w:cs/>
@@ -7082,7 +6243,7 @@
       </w:r>
       <w:r>
         <w:rPr>
-          <w:rFonts w:ascii="TH SarabunPSK" w:eastAsia="Times New Roman" w:hAnsi="TH SarabunPSK" w:cs="TH SarabunPSK" w:hint="cs"/>
+          <w:rFonts w:ascii="TH SarabunPSK" w:eastAsia="Times New Roman" w:hAnsi="TH SarabunPSK" w:cs="TH SarabunPSK"/>
           <w:sz w:val="32"/>
           <w:szCs w:val="32"/>
           <w:cs/>
@@ -7100,51 +6261,13 @@
     </w:p>
     <w:p>
       <w:pPr>
-        <w:tabs>
-          <w:tab w:val="left" w:pos="425"/>
-          <w:tab w:val="left" w:pos="567"/>
-          <w:tab w:val="left" w:pos="992"/>
-          <w:tab w:val="left" w:pos="1701"/>
-          <w:tab w:val="left" w:pos="1985"/>
-          <w:tab w:val="left" w:pos="2268"/>
-          <w:tab w:val="left" w:pos="2410"/>
-        </w:tabs>
-        <w:spacing w:after="0"/>
-        <w:rPr>
-          <w:rFonts w:ascii="TH SarabunPSK" w:hAnsi="TH SarabunPSK" w:cs="TH SarabunPSK"/>
-          <w:sz w:val="32"/>
-          <w:szCs w:val="32"/>
-          <w:cs/>
-        </w:rPr>
-      </w:pPr>
-      <w:r>
-        <w:rPr>
-          <w:rFonts w:ascii="TH SarabunPSK" w:hAnsi="TH SarabunPSK" w:cs="TH SarabunPSK"/>
-          <w:sz w:val="32"/>
-          <w:szCs w:val="32"/>
-          <w:cs/>
-        </w:rPr>
-        <w:br/>
-      </w:r>
-    </w:p>
-    <w:p>
-      <w:pPr>
-        <w:rPr>
-          <w:rFonts w:ascii="TH SarabunPSK" w:hAnsi="TH SarabunPSK" w:cs="TH SarabunPSK"/>
-          <w:sz w:val="32"/>
-          <w:szCs w:val="32"/>
-          <w:cs/>
-        </w:rPr>
-      </w:pPr>
-      <w:r>
-        <w:rPr>
-          <w:rFonts w:ascii="TH SarabunPSK" w:hAnsi="TH SarabunPSK" w:cs="TH SarabunPSK"/>
-          <w:sz w:val="32"/>
-          <w:szCs w:val="32"/>
-          <w:cs/>
-        </w:rPr>
-        <w:br w:type="page"/>
-      </w:r>
+        <w:rPr>
+          <w:rFonts w:ascii="TH SarabunPSK" w:hAnsi="TH SarabunPSK" w:cs="TH SarabunPSK"/>
+          <w:sz w:val="32"/>
+          <w:szCs w:val="32"/>
+          <w:cs/>
+        </w:rPr>
+      </w:pPr>
     </w:p>
     <w:p>
       <w:pPr>
@@ -7171,7 +6294,6 @@
           <w:sz w:val="32"/>
           <w:szCs w:val="32"/>
         </w:rPr>
-        <w:lastRenderedPageBreak/>
         <w:t>6)</w:t>
       </w:r>
       <w:r>
@@ -7362,6 +6484,7 @@
       </w:pPr>
       <w:r>
         <w:rPr>
+          <w:rFonts w:ascii="TH SarabunPSK" w:hAnsi="TH SarabunPSK" w:cs="TH SarabunPSK"/>
           <w:noProof/>
         </w:rPr>
         <w:drawing>
@@ -7507,7 +6630,7 @@
       </w:r>
       <w:r>
         <w:rPr>
-          <w:rFonts w:ascii="TH SarabunPSK" w:hAnsi="TH SarabunPSK" w:cs="TH SarabunPSK" w:hint="cs"/>
+          <w:rFonts w:ascii="TH SarabunPSK" w:hAnsi="TH SarabunPSK" w:cs="TH SarabunPSK"/>
           <w:sz w:val="32"/>
           <w:szCs w:val="32"/>
           <w:cs/>
@@ -7737,6 +6860,7 @@
       </w:pPr>
       <w:r>
         <w:rPr>
+          <w:rFonts w:ascii="TH SarabunPSK" w:hAnsi="TH SarabunPSK" w:cs="TH SarabunPSK"/>
           <w:noProof/>
         </w:rPr>
         <w:drawing>
@@ -8120,7 +7244,7 @@
       </w:r>
       <w:r>
         <w:rPr>
-          <w:rFonts w:ascii="TH SarabunPSK" w:hAnsi="TH SarabunPSK" w:cs="TH SarabunPSK" w:hint="cs"/>
+          <w:rFonts w:ascii="TH SarabunPSK" w:hAnsi="TH SarabunPSK" w:cs="TH SarabunPSK"/>
           <w:sz w:val="32"/>
           <w:szCs w:val="32"/>
           <w:cs/>
@@ -8137,7 +7261,7 @@
       </w:r>
       <w:r>
         <w:rPr>
-          <w:rFonts w:ascii="TH SarabunPSK" w:hAnsi="TH SarabunPSK" w:cs="TH SarabunPSK" w:hint="cs"/>
+          <w:rFonts w:ascii="TH SarabunPSK" w:hAnsi="TH SarabunPSK" w:cs="TH SarabunPSK"/>
           <w:sz w:val="32"/>
           <w:szCs w:val="32"/>
           <w:cs/>
@@ -8184,7 +7308,7 @@
       </w:r>
       <w:r>
         <w:rPr>
-          <w:rFonts w:ascii="TH SarabunPSK" w:hAnsi="TH SarabunPSK" w:cs="TH SarabunPSK" w:hint="cs"/>
+          <w:rFonts w:ascii="TH SarabunPSK" w:hAnsi="TH SarabunPSK" w:cs="TH SarabunPSK"/>
           <w:sz w:val="32"/>
           <w:szCs w:val="32"/>
           <w:cs/>
@@ -8193,7 +7317,7 @@
       </w:r>
       <w:r>
         <w:rPr>
-          <w:rFonts w:ascii="TH SarabunPSK" w:hAnsi="TH SarabunPSK" w:cs="TH SarabunPSK" w:hint="cs"/>
+          <w:rFonts w:ascii="TH SarabunPSK" w:hAnsi="TH SarabunPSK" w:cs="TH SarabunPSK"/>
           <w:sz w:val="32"/>
           <w:szCs w:val="32"/>
           <w:cs/>
@@ -8210,7 +7334,7 @@
       </w:r>
       <w:r>
         <w:rPr>
-          <w:rFonts w:ascii="TH SarabunPSK" w:hAnsi="TH SarabunPSK" w:cs="TH SarabunPSK" w:hint="cs"/>
+          <w:rFonts w:ascii="TH SarabunPSK" w:hAnsi="TH SarabunPSK" w:cs="TH SarabunPSK"/>
           <w:sz w:val="32"/>
           <w:szCs w:val="32"/>
           <w:cs/>
@@ -8257,7 +7381,7 @@
       </w:r>
       <w:r>
         <w:rPr>
-          <w:rFonts w:ascii="TH SarabunPSK" w:hAnsi="TH SarabunPSK" w:cs="TH SarabunPSK" w:hint="cs"/>
+          <w:rFonts w:ascii="TH SarabunPSK" w:hAnsi="TH SarabunPSK" w:cs="TH SarabunPSK"/>
           <w:sz w:val="32"/>
           <w:szCs w:val="32"/>
           <w:cs/>
@@ -8266,7 +7390,7 @@
       </w:r>
       <w:r>
         <w:rPr>
-          <w:rFonts w:ascii="TH SarabunPSK" w:hAnsi="TH SarabunPSK" w:cs="TH SarabunPSK" w:hint="cs"/>
+          <w:rFonts w:ascii="TH SarabunPSK" w:hAnsi="TH SarabunPSK" w:cs="TH SarabunPSK"/>
           <w:sz w:val="32"/>
           <w:szCs w:val="32"/>
           <w:cs/>
@@ -8283,7 +7407,7 @@
       </w:r>
       <w:r>
         <w:rPr>
-          <w:rFonts w:ascii="TH SarabunPSK" w:hAnsi="TH SarabunPSK" w:cs="TH SarabunPSK" w:hint="cs"/>
+          <w:rFonts w:ascii="TH SarabunPSK" w:hAnsi="TH SarabunPSK" w:cs="TH SarabunPSK"/>
           <w:sz w:val="32"/>
           <w:szCs w:val="32"/>
           <w:cs/>
@@ -8292,7 +7416,7 @@
       </w:r>
       <w:r>
         <w:rPr>
-          <w:rFonts w:ascii="TH SarabunPSK" w:hAnsi="TH SarabunPSK" w:cs="TH SarabunPSK" w:hint="cs"/>
+          <w:rFonts w:ascii="TH SarabunPSK" w:hAnsi="TH SarabunPSK" w:cs="TH SarabunPSK"/>
           <w:sz w:val="32"/>
           <w:szCs w:val="32"/>
           <w:cs/>
@@ -8309,7 +7433,7 @@
       </w:r>
       <w:r>
         <w:rPr>
-          <w:rFonts w:ascii="TH SarabunPSK" w:hAnsi="TH SarabunPSK" w:cs="TH SarabunPSK" w:hint="cs"/>
+          <w:rFonts w:ascii="TH SarabunPSK" w:hAnsi="TH SarabunPSK" w:cs="TH SarabunPSK"/>
           <w:sz w:val="32"/>
           <w:szCs w:val="32"/>
           <w:cs/>
@@ -8357,7 +7481,7 @@
       </w:r>
       <w:r>
         <w:rPr>
-          <w:rFonts w:ascii="TH SarabunPSK" w:hAnsi="TH SarabunPSK" w:cs="TH SarabunPSK" w:hint="cs"/>
+          <w:rFonts w:ascii="TH SarabunPSK" w:hAnsi="TH SarabunPSK" w:cs="TH SarabunPSK"/>
           <w:sz w:val="32"/>
           <w:szCs w:val="32"/>
           <w:cs/>
@@ -8375,7 +7499,7 @@
       <w:proofErr w:type="spellStart"/>
       <w:r>
         <w:rPr>
-          <w:rFonts w:ascii="TH SarabunPSK" w:hAnsi="TH SarabunPSK" w:cs="TH SarabunPSK" w:hint="cs"/>
+          <w:rFonts w:ascii="TH SarabunPSK" w:hAnsi="TH SarabunPSK" w:cs="TH SarabunPSK"/>
           <w:sz w:val="32"/>
           <w:szCs w:val="32"/>
           <w:cs/>
@@ -8385,7 +7509,7 @@
       <w:proofErr w:type="spellEnd"/>
       <w:r>
         <w:rPr>
-          <w:rFonts w:ascii="TH SarabunPSK" w:hAnsi="TH SarabunPSK" w:cs="TH SarabunPSK" w:hint="cs"/>
+          <w:rFonts w:ascii="TH SarabunPSK" w:hAnsi="TH SarabunPSK" w:cs="TH SarabunPSK"/>
           <w:sz w:val="32"/>
           <w:szCs w:val="32"/>
           <w:cs/>
@@ -8394,7 +7518,7 @@
       </w:r>
       <w:r>
         <w:rPr>
-          <w:rFonts w:ascii="TH SarabunPSK" w:hAnsi="TH SarabunPSK" w:cs="TH SarabunPSK" w:hint="cs"/>
+          <w:rFonts w:ascii="TH SarabunPSK" w:hAnsi="TH SarabunPSK" w:cs="TH SarabunPSK"/>
           <w:sz w:val="32"/>
           <w:szCs w:val="32"/>
           <w:cs/>
@@ -8403,7 +7527,7 @@
       </w:r>
       <w:r>
         <w:rPr>
-          <w:rFonts w:ascii="TH SarabunPSK" w:hAnsi="TH SarabunPSK" w:cs="TH SarabunPSK" w:hint="cs"/>
+          <w:rFonts w:ascii="TH SarabunPSK" w:hAnsi="TH SarabunPSK" w:cs="TH SarabunPSK"/>
           <w:sz w:val="32"/>
           <w:szCs w:val="32"/>
           <w:cs/>
@@ -8420,7 +7544,7 @@
       </w:r>
       <w:r>
         <w:rPr>
-          <w:rFonts w:ascii="TH SarabunPSK" w:hAnsi="TH SarabunPSK" w:cs="TH SarabunPSK" w:hint="cs"/>
+          <w:rFonts w:ascii="TH SarabunPSK" w:hAnsi="TH SarabunPSK" w:cs="TH SarabunPSK"/>
           <w:sz w:val="32"/>
           <w:szCs w:val="32"/>
           <w:cs/>
@@ -8437,7 +7561,7 @@
       </w:r>
       <w:r>
         <w:rPr>
-          <w:rFonts w:ascii="TH SarabunPSK" w:hAnsi="TH SarabunPSK" w:cs="TH SarabunPSK" w:hint="cs"/>
+          <w:rFonts w:ascii="TH SarabunPSK" w:hAnsi="TH SarabunPSK" w:cs="TH SarabunPSK"/>
           <w:sz w:val="32"/>
           <w:szCs w:val="32"/>
           <w:cs/>
@@ -8454,7 +7578,7 @@
       </w:r>
       <w:r>
         <w:rPr>
-          <w:rFonts w:ascii="TH SarabunPSK" w:hAnsi="TH SarabunPSK" w:cs="TH SarabunPSK" w:hint="cs"/>
+          <w:rFonts w:ascii="TH SarabunPSK" w:hAnsi="TH SarabunPSK" w:cs="TH SarabunPSK"/>
           <w:sz w:val="32"/>
           <w:szCs w:val="32"/>
           <w:cs/>
@@ -8471,7 +7595,7 @@
       </w:r>
       <w:r>
         <w:rPr>
-          <w:rFonts w:ascii="TH SarabunPSK" w:hAnsi="TH SarabunPSK" w:cs="TH SarabunPSK" w:hint="cs"/>
+          <w:rFonts w:ascii="TH SarabunPSK" w:hAnsi="TH SarabunPSK" w:cs="TH SarabunPSK"/>
           <w:sz w:val="32"/>
           <w:szCs w:val="32"/>
           <w:cs/>
@@ -8510,7 +7634,7 @@
       </w:r>
       <w:r>
         <w:rPr>
-          <w:rFonts w:ascii="TH SarabunPSK" w:hAnsi="TH SarabunPSK" w:cs="TH SarabunPSK" w:hint="cs"/>
+          <w:rFonts w:ascii="TH SarabunPSK" w:hAnsi="TH SarabunPSK" w:cs="TH SarabunPSK"/>
           <w:sz w:val="32"/>
           <w:szCs w:val="32"/>
           <w:cs/>
@@ -8519,7 +7643,7 @@
       </w:r>
       <w:r>
         <w:rPr>
-          <w:rFonts w:ascii="TH SarabunPSK" w:hAnsi="TH SarabunPSK" w:cs="TH SarabunPSK" w:hint="cs"/>
+          <w:rFonts w:ascii="TH SarabunPSK" w:hAnsi="TH SarabunPSK" w:cs="TH SarabunPSK"/>
           <w:sz w:val="32"/>
           <w:szCs w:val="32"/>
           <w:cs/>
@@ -8528,7 +7652,7 @@
       </w:r>
       <w:r>
         <w:rPr>
-          <w:rFonts w:ascii="TH SarabunPSK" w:hAnsi="TH SarabunPSK" w:cs="TH SarabunPSK" w:hint="cs"/>
+          <w:rFonts w:ascii="TH SarabunPSK" w:hAnsi="TH SarabunPSK" w:cs="TH SarabunPSK"/>
           <w:sz w:val="32"/>
           <w:szCs w:val="32"/>
           <w:cs/>
@@ -8545,7 +7669,7 @@
       </w:r>
       <w:r>
         <w:rPr>
-          <w:rFonts w:ascii="TH SarabunPSK" w:hAnsi="TH SarabunPSK" w:cs="TH SarabunPSK" w:hint="cs"/>
+          <w:rFonts w:ascii="TH SarabunPSK" w:hAnsi="TH SarabunPSK" w:cs="TH SarabunPSK"/>
           <w:sz w:val="32"/>
           <w:szCs w:val="32"/>
           <w:cs/>
@@ -8562,7 +7686,7 @@
       </w:r>
       <w:r>
         <w:rPr>
-          <w:rFonts w:ascii="TH SarabunPSK" w:hAnsi="TH SarabunPSK" w:cs="TH SarabunPSK" w:hint="cs"/>
+          <w:rFonts w:ascii="TH SarabunPSK" w:hAnsi="TH SarabunPSK" w:cs="TH SarabunPSK"/>
           <w:sz w:val="32"/>
           <w:szCs w:val="32"/>
           <w:cs/>
@@ -8609,7 +7733,7 @@
       </w:r>
       <w:r>
         <w:rPr>
-          <w:rFonts w:ascii="TH SarabunPSK" w:hAnsi="TH SarabunPSK" w:cs="TH SarabunPSK" w:hint="cs"/>
+          <w:rFonts w:ascii="TH SarabunPSK" w:hAnsi="TH SarabunPSK" w:cs="TH SarabunPSK"/>
           <w:sz w:val="32"/>
           <w:szCs w:val="32"/>
           <w:cs/>
@@ -8665,7 +7789,7 @@
       </w:r>
       <w:r>
         <w:rPr>
-          <w:rFonts w:ascii="TH SarabunPSK" w:hAnsi="TH SarabunPSK" w:cs="TH SarabunPSK" w:hint="cs"/>
+          <w:rFonts w:ascii="TH SarabunPSK" w:hAnsi="TH SarabunPSK" w:cs="TH SarabunPSK"/>
           <w:sz w:val="32"/>
           <w:szCs w:val="32"/>
           <w:cs/>
@@ -8712,7 +7836,7 @@
       </w:r>
       <w:r>
         <w:rPr>
-          <w:rFonts w:ascii="TH SarabunPSK" w:hAnsi="TH SarabunPSK" w:cs="TH SarabunPSK" w:hint="cs"/>
+          <w:rFonts w:ascii="TH SarabunPSK" w:hAnsi="TH SarabunPSK" w:cs="TH SarabunPSK"/>
           <w:sz w:val="32"/>
           <w:szCs w:val="32"/>
           <w:cs/>
@@ -8729,7 +7853,7 @@
       </w:r>
       <w:r>
         <w:rPr>
-          <w:rFonts w:ascii="TH SarabunPSK" w:hAnsi="TH SarabunPSK" w:cs="TH SarabunPSK" w:hint="cs"/>
+          <w:rFonts w:ascii="TH SarabunPSK" w:hAnsi="TH SarabunPSK" w:cs="TH SarabunPSK"/>
           <w:sz w:val="32"/>
           <w:szCs w:val="32"/>
           <w:cs/>
@@ -8777,7 +7901,7 @@
       </w:r>
       <w:r>
         <w:rPr>
-          <w:rFonts w:ascii="TH SarabunPSK" w:hAnsi="TH SarabunPSK" w:cs="TH SarabunPSK" w:hint="cs"/>
+          <w:rFonts w:ascii="TH SarabunPSK" w:hAnsi="TH SarabunPSK" w:cs="TH SarabunPSK"/>
           <w:sz w:val="32"/>
           <w:szCs w:val="32"/>
           <w:cs/>
@@ -8852,6 +7976,7 @@
       </w:r>
       <w:r>
         <w:rPr>
+          <w:rFonts w:ascii="TH SarabunPSK" w:hAnsi="TH SarabunPSK" w:cs="TH SarabunPSK"/>
           <w:noProof/>
         </w:rPr>
         <w:drawing>
@@ -9036,23 +8161,7 @@
           <w:sz w:val="32"/>
           <w:szCs w:val="32"/>
         </w:rPr>
-        <w:t xml:space="preserve"> Level</w:t>
-      </w:r>
-      <w:r>
-        <w:rPr>
-          <w:rFonts w:ascii="TH SarabunPSK" w:hAnsi="TH SarabunPSK" w:cs="TH SarabunPSK"/>
-          <w:sz w:val="32"/>
-          <w:szCs w:val="32"/>
-        </w:rPr>
-        <w:t xml:space="preserve"> </w:t>
-      </w:r>
-      <w:r>
-        <w:rPr>
-          <w:rFonts w:ascii="TH SarabunPSK" w:hAnsi="TH SarabunPSK" w:cs="TH SarabunPSK"/>
-          <w:sz w:val="32"/>
-          <w:szCs w:val="32"/>
-        </w:rPr>
-        <w:t>1)</w:t>
+        <w:t xml:space="preserve"> Level 1)</w:t>
       </w:r>
     </w:p>
     <w:p>
@@ -9067,6 +8176,25 @@
           <w:tab w:val="left" w:pos="2410"/>
         </w:tabs>
         <w:spacing w:after="0"/>
+        <w:rPr>
+          <w:rFonts w:ascii="TH SarabunPSK" w:hAnsi="TH SarabunPSK" w:cs="TH SarabunPSK"/>
+          <w:sz w:val="32"/>
+          <w:szCs w:val="32"/>
+        </w:rPr>
+      </w:pPr>
+    </w:p>
+    <w:p>
+      <w:pPr>
+        <w:tabs>
+          <w:tab w:val="left" w:pos="425"/>
+          <w:tab w:val="left" w:pos="567"/>
+          <w:tab w:val="left" w:pos="992"/>
+          <w:tab w:val="left" w:pos="1701"/>
+          <w:tab w:val="left" w:pos="1985"/>
+          <w:tab w:val="left" w:pos="2268"/>
+          <w:tab w:val="left" w:pos="2410"/>
+        </w:tabs>
+        <w:spacing w:after="0" w:line="240" w:lineRule="auto"/>
         <w:rPr>
           <w:rFonts w:ascii="TH SarabunPSK" w:hAnsi="TH SarabunPSK" w:cs="TH SarabunPSK"/>
           <w:sz w:val="32"/>
@@ -9119,6 +8247,7 @@
           <w:sz w:val="32"/>
           <w:szCs w:val="32"/>
         </w:rPr>
+        <w:lastRenderedPageBreak/>
         <w:tab/>
       </w:r>
       <w:r>
@@ -9199,7 +8328,7 @@
       </w:r>
       <w:r>
         <w:rPr>
-          <w:rFonts w:ascii="TH SarabunPSK" w:hAnsi="TH SarabunPSK" w:cs="TH SarabunPSK" w:hint="cs"/>
+          <w:rFonts w:ascii="TH SarabunPSK" w:hAnsi="TH SarabunPSK" w:cs="TH SarabunPSK"/>
           <w:sz w:val="32"/>
           <w:szCs w:val="32"/>
           <w:cs/>
@@ -9208,7 +8337,7 @@
       </w:r>
       <w:r>
         <w:rPr>
-          <w:rFonts w:ascii="TH SarabunPSK" w:hAnsi="TH SarabunPSK" w:cs="TH SarabunPSK" w:hint="cs"/>
+          <w:rFonts w:ascii="TH SarabunPSK" w:hAnsi="TH SarabunPSK" w:cs="TH SarabunPSK"/>
           <w:sz w:val="32"/>
           <w:szCs w:val="32"/>
           <w:cs/>
@@ -9225,7 +8354,7 @@
       </w:r>
       <w:r>
         <w:rPr>
-          <w:rFonts w:ascii="TH SarabunPSK" w:hAnsi="TH SarabunPSK" w:cs="TH SarabunPSK" w:hint="cs"/>
+          <w:rFonts w:ascii="TH SarabunPSK" w:hAnsi="TH SarabunPSK" w:cs="TH SarabunPSK"/>
           <w:sz w:val="32"/>
           <w:szCs w:val="32"/>
           <w:cs/>
@@ -9353,7 +8482,7 @@
       </w:r>
       <w:r>
         <w:rPr>
-          <w:rFonts w:ascii="TH SarabunPSK" w:hAnsi="TH SarabunPSK" w:cs="TH SarabunPSK" w:hint="cs"/>
+          <w:rFonts w:ascii="TH SarabunPSK" w:hAnsi="TH SarabunPSK" w:cs="TH SarabunPSK"/>
           <w:sz w:val="32"/>
           <w:szCs w:val="32"/>
           <w:cs/>
@@ -9391,7 +8520,7 @@
       </w:r>
       <w:r>
         <w:rPr>
-          <w:rFonts w:ascii="TH SarabunPSK" w:hAnsi="TH SarabunPSK" w:cs="TH SarabunPSK" w:hint="cs"/>
+          <w:rFonts w:ascii="TH SarabunPSK" w:hAnsi="TH SarabunPSK" w:cs="TH SarabunPSK"/>
           <w:sz w:val="32"/>
           <w:szCs w:val="32"/>
           <w:cs/>
@@ -9477,7 +8606,7 @@
       </w:r>
       <w:r>
         <w:rPr>
-          <w:rFonts w:ascii="TH SarabunPSK" w:hAnsi="TH SarabunPSK" w:cs="TH SarabunPSK" w:hint="cs"/>
+          <w:rFonts w:ascii="TH SarabunPSK" w:hAnsi="TH SarabunPSK" w:cs="TH SarabunPSK"/>
           <w:sz w:val="32"/>
           <w:szCs w:val="32"/>
           <w:cs/>
@@ -9494,7 +8623,7 @@
       </w:r>
       <w:r>
         <w:rPr>
-          <w:rFonts w:ascii="TH SarabunPSK" w:hAnsi="TH SarabunPSK" w:cs="TH SarabunPSK" w:hint="cs"/>
+          <w:rFonts w:ascii="TH SarabunPSK" w:hAnsi="TH SarabunPSK" w:cs="TH SarabunPSK"/>
           <w:sz w:val="32"/>
           <w:szCs w:val="32"/>
           <w:cs/>
@@ -9586,7 +8715,7 @@
       </w:r>
       <w:r>
         <w:rPr>
-          <w:rFonts w:ascii="TH SarabunPSK" w:hAnsi="TH SarabunPSK" w:cs="TH SarabunPSK" w:hint="cs"/>
+          <w:rFonts w:ascii="TH SarabunPSK" w:hAnsi="TH SarabunPSK" w:cs="TH SarabunPSK"/>
           <w:sz w:val="32"/>
           <w:szCs w:val="32"/>
           <w:cs/>
@@ -9603,7 +8732,7 @@
       </w:r>
       <w:r>
         <w:rPr>
-          <w:rFonts w:ascii="TH SarabunPSK" w:hAnsi="TH SarabunPSK" w:cs="TH SarabunPSK" w:hint="cs"/>
+          <w:rFonts w:ascii="TH SarabunPSK" w:hAnsi="TH SarabunPSK" w:cs="TH SarabunPSK"/>
           <w:sz w:val="32"/>
           <w:szCs w:val="32"/>
           <w:cs/>
@@ -9656,6 +8785,7 @@
       </w:pPr>
       <w:r>
         <w:rPr>
+          <w:rFonts w:ascii="TH SarabunPSK" w:hAnsi="TH SarabunPSK" w:cs="TH SarabunPSK"/>
           <w:noProof/>
         </w:rPr>
         <w:drawing>
@@ -9802,7 +8932,7 @@
       </w:r>
       <w:r>
         <w:rPr>
-          <w:rFonts w:ascii="TH SarabunPSK" w:hAnsi="TH SarabunPSK" w:cs="TH SarabunPSK" w:hint="cs"/>
+          <w:rFonts w:ascii="TH SarabunPSK" w:hAnsi="TH SarabunPSK" w:cs="TH SarabunPSK"/>
           <w:sz w:val="32"/>
           <w:szCs w:val="32"/>
           <w:cs/>
@@ -9836,7 +8966,7 @@
       </w:r>
       <w:r>
         <w:rPr>
-          <w:rFonts w:ascii="TH SarabunPSK" w:hAnsi="TH SarabunPSK" w:cs="TH SarabunPSK" w:hint="cs"/>
+          <w:rFonts w:ascii="TH SarabunPSK" w:hAnsi="TH SarabunPSK" w:cs="TH SarabunPSK"/>
           <w:sz w:val="32"/>
           <w:szCs w:val="32"/>
           <w:cs/>
@@ -9853,7 +8983,7 @@
       </w:r>
       <w:r>
         <w:rPr>
-          <w:rFonts w:ascii="TH SarabunPSK" w:hAnsi="TH SarabunPSK" w:cs="TH SarabunPSK" w:hint="cs"/>
+          <w:rFonts w:ascii="TH SarabunPSK" w:hAnsi="TH SarabunPSK" w:cs="TH SarabunPSK"/>
           <w:sz w:val="32"/>
           <w:szCs w:val="32"/>
           <w:cs/>
@@ -9952,7 +9082,7 @@
       </w:r>
       <w:r>
         <w:rPr>
-          <w:rFonts w:ascii="TH SarabunPSK" w:hAnsi="TH SarabunPSK" w:cs="TH SarabunPSK" w:hint="cs"/>
+          <w:rFonts w:ascii="TH SarabunPSK" w:hAnsi="TH SarabunPSK" w:cs="TH SarabunPSK"/>
           <w:sz w:val="32"/>
           <w:szCs w:val="32"/>
           <w:cs/>
@@ -9969,7 +9099,7 @@
       </w:r>
       <w:r>
         <w:rPr>
-          <w:rFonts w:ascii="TH SarabunPSK" w:hAnsi="TH SarabunPSK" w:cs="TH SarabunPSK" w:hint="cs"/>
+          <w:rFonts w:ascii="TH SarabunPSK" w:hAnsi="TH SarabunPSK" w:cs="TH SarabunPSK"/>
           <w:sz w:val="32"/>
           <w:szCs w:val="32"/>
           <w:cs/>
@@ -9986,7 +9116,7 @@
       </w:r>
       <w:r>
         <w:rPr>
-          <w:rFonts w:ascii="TH SarabunPSK" w:hAnsi="TH SarabunPSK" w:cs="TH SarabunPSK" w:hint="cs"/>
+          <w:rFonts w:ascii="TH SarabunPSK" w:hAnsi="TH SarabunPSK" w:cs="TH SarabunPSK"/>
           <w:sz w:val="32"/>
           <w:szCs w:val="32"/>
           <w:cs/>
@@ -10024,7 +9154,7 @@
       </w:r>
       <w:r>
         <w:rPr>
-          <w:rFonts w:ascii="TH SarabunPSK" w:hAnsi="TH SarabunPSK" w:cs="TH SarabunPSK" w:hint="cs"/>
+          <w:rFonts w:ascii="TH SarabunPSK" w:hAnsi="TH SarabunPSK" w:cs="TH SarabunPSK"/>
           <w:sz w:val="32"/>
           <w:szCs w:val="32"/>
           <w:cs/>
@@ -10062,7 +9192,7 @@
       </w:r>
       <w:r>
         <w:rPr>
-          <w:rFonts w:ascii="TH SarabunPSK" w:hAnsi="TH SarabunPSK" w:cs="TH SarabunPSK" w:hint="cs"/>
+          <w:rFonts w:ascii="TH SarabunPSK" w:hAnsi="TH SarabunPSK" w:cs="TH SarabunPSK"/>
           <w:sz w:val="32"/>
           <w:szCs w:val="32"/>
           <w:cs/>
@@ -10092,7 +9222,7 @@
       </w:pPr>
       <w:r>
         <w:rPr>
-          <w:rFonts w:ascii="TH SarabunPSK" w:hAnsi="TH SarabunPSK" w:cs="TH SarabunPSK" w:hint="cs"/>
+          <w:rFonts w:ascii="TH SarabunPSK" w:hAnsi="TH SarabunPSK" w:cs="TH SarabunPSK"/>
           <w:sz w:val="32"/>
           <w:szCs w:val="32"/>
           <w:cs/>
@@ -10122,7 +9252,7 @@
       </w:pPr>
       <w:r>
         <w:rPr>
-          <w:rFonts w:ascii="TH SarabunPSK" w:hAnsi="TH SarabunPSK" w:cs="TH SarabunPSK" w:hint="cs"/>
+          <w:rFonts w:ascii="TH SarabunPSK" w:hAnsi="TH SarabunPSK" w:cs="TH SarabunPSK"/>
           <w:sz w:val="32"/>
           <w:szCs w:val="32"/>
           <w:cs/>
@@ -10139,7 +9269,7 @@
       </w:r>
       <w:r>
         <w:rPr>
-          <w:rFonts w:ascii="TH SarabunPSK" w:hAnsi="TH SarabunPSK" w:cs="TH SarabunPSK" w:hint="cs"/>
+          <w:rFonts w:ascii="TH SarabunPSK" w:hAnsi="TH SarabunPSK" w:cs="TH SarabunPSK"/>
           <w:sz w:val="32"/>
           <w:szCs w:val="32"/>
           <w:cs/>
@@ -10177,7 +9307,7 @@
       </w:pPr>
       <w:r>
         <w:rPr>
-          <w:rFonts w:ascii="TH SarabunPSK" w:hAnsi="TH SarabunPSK" w:cs="TH SarabunPSK" w:hint="cs"/>
+          <w:rFonts w:ascii="TH SarabunPSK" w:hAnsi="TH SarabunPSK" w:cs="TH SarabunPSK"/>
           <w:sz w:val="32"/>
           <w:szCs w:val="32"/>
           <w:cs/>
@@ -10234,6 +9364,7 @@
       </w:pPr>
       <w:r>
         <w:rPr>
+          <w:rFonts w:ascii="TH SarabunPSK" w:hAnsi="TH SarabunPSK" w:cs="TH SarabunPSK"/>
           <w:noProof/>
         </w:rPr>
         <w:drawing>
@@ -10374,25 +9505,7 @@
           <w:szCs w:val="32"/>
           <w:cs/>
         </w:rPr>
-        <w:t xml:space="preserve"> </w:t>
-      </w:r>
-      <w:r>
-        <w:rPr>
-          <w:rFonts w:ascii="TH SarabunPSK" w:hAnsi="TH SarabunPSK" w:cs="TH SarabunPSK" w:hint="cs"/>
-          <w:sz w:val="32"/>
-          <w:szCs w:val="32"/>
-          <w:cs/>
-        </w:rPr>
-        <w:t xml:space="preserve"> </w:t>
-      </w:r>
-      <w:r>
-        <w:rPr>
-          <w:rFonts w:ascii="TH SarabunPSK" w:hAnsi="TH SarabunPSK" w:cs="TH SarabunPSK"/>
-          <w:sz w:val="32"/>
-          <w:szCs w:val="32"/>
-          <w:cs/>
-        </w:rPr>
-        <w:t xml:space="preserve">แผนภาพแสดงกระแสข้อมูลระดับที่ </w:t>
+        <w:t xml:space="preserve">  แผนภาพแสดงกระแสข้อมูลระดับที่ </w:t>
       </w:r>
       <w:r>
         <w:rPr>
@@ -10404,7 +9517,7 @@
       </w:r>
       <w:r>
         <w:rPr>
-          <w:rFonts w:ascii="TH SarabunPSK" w:hAnsi="TH SarabunPSK" w:cs="TH SarabunPSK" w:hint="cs"/>
+          <w:rFonts w:ascii="TH SarabunPSK" w:hAnsi="TH SarabunPSK" w:cs="TH SarabunPSK"/>
           <w:sz w:val="32"/>
           <w:szCs w:val="32"/>
           <w:cs/>
@@ -10421,7 +9534,7 @@
       </w:r>
       <w:r>
         <w:rPr>
-          <w:rFonts w:ascii="TH SarabunPSK" w:hAnsi="TH SarabunPSK" w:cs="TH SarabunPSK" w:hint="cs"/>
+          <w:rFonts w:ascii="TH SarabunPSK" w:hAnsi="TH SarabunPSK" w:cs="TH SarabunPSK"/>
           <w:sz w:val="32"/>
           <w:szCs w:val="32"/>
           <w:cs/>
@@ -10438,7 +9551,7 @@
       </w:r>
       <w:r>
         <w:rPr>
-          <w:rFonts w:ascii="TH SarabunPSK" w:hAnsi="TH SarabunPSK" w:cs="TH SarabunPSK" w:hint="cs"/>
+          <w:rFonts w:ascii="TH SarabunPSK" w:hAnsi="TH SarabunPSK" w:cs="TH SarabunPSK"/>
           <w:sz w:val="32"/>
           <w:szCs w:val="32"/>
           <w:cs/>
@@ -10529,7 +9642,7 @@
       </w:r>
       <w:r>
         <w:rPr>
-          <w:rFonts w:ascii="TH SarabunPSK" w:hAnsi="TH SarabunPSK" w:cs="TH SarabunPSK" w:hint="cs"/>
+          <w:rFonts w:ascii="TH SarabunPSK" w:hAnsi="TH SarabunPSK" w:cs="TH SarabunPSK"/>
           <w:sz w:val="32"/>
           <w:szCs w:val="32"/>
           <w:cs/>
@@ -10547,7 +9660,7 @@
       <w:proofErr w:type="spellStart"/>
       <w:r>
         <w:rPr>
-          <w:rFonts w:ascii="TH SarabunPSK" w:hAnsi="TH SarabunPSK" w:cs="TH SarabunPSK" w:hint="cs"/>
+          <w:rFonts w:ascii="TH SarabunPSK" w:hAnsi="TH SarabunPSK" w:cs="TH SarabunPSK"/>
           <w:sz w:val="32"/>
           <w:szCs w:val="32"/>
           <w:cs/>
@@ -10557,7 +9670,7 @@
       <w:proofErr w:type="spellEnd"/>
       <w:r>
         <w:rPr>
-          <w:rFonts w:ascii="TH SarabunPSK" w:hAnsi="TH SarabunPSK" w:cs="TH SarabunPSK" w:hint="cs"/>
+          <w:rFonts w:ascii="TH SarabunPSK" w:hAnsi="TH SarabunPSK" w:cs="TH SarabunPSK"/>
           <w:sz w:val="32"/>
           <w:szCs w:val="32"/>
           <w:cs/>
@@ -10574,7 +9687,7 @@
       </w:r>
       <w:r>
         <w:rPr>
-          <w:rFonts w:ascii="TH SarabunPSK" w:hAnsi="TH SarabunPSK" w:cs="TH SarabunPSK" w:hint="cs"/>
+          <w:rFonts w:ascii="TH SarabunPSK" w:hAnsi="TH SarabunPSK" w:cs="TH SarabunPSK"/>
           <w:sz w:val="32"/>
           <w:szCs w:val="32"/>
           <w:cs/>
@@ -10591,7 +9704,7 @@
       </w:r>
       <w:r>
         <w:rPr>
-          <w:rFonts w:ascii="TH SarabunPSK" w:hAnsi="TH SarabunPSK" w:cs="TH SarabunPSK" w:hint="cs"/>
+          <w:rFonts w:ascii="TH SarabunPSK" w:hAnsi="TH SarabunPSK" w:cs="TH SarabunPSK"/>
           <w:sz w:val="32"/>
           <w:szCs w:val="32"/>
           <w:cs/>
@@ -10608,7 +9721,7 @@
       </w:r>
       <w:r>
         <w:rPr>
-          <w:rFonts w:ascii="TH SarabunPSK" w:hAnsi="TH SarabunPSK" w:cs="TH SarabunPSK" w:hint="cs"/>
+          <w:rFonts w:ascii="TH SarabunPSK" w:hAnsi="TH SarabunPSK" w:cs="TH SarabunPSK"/>
           <w:sz w:val="32"/>
           <w:szCs w:val="32"/>
           <w:cs/>
@@ -10625,7 +9738,7 @@
       </w:r>
       <w:r>
         <w:rPr>
-          <w:rFonts w:ascii="TH SarabunPSK" w:hAnsi="TH SarabunPSK" w:cs="TH SarabunPSK" w:hint="cs"/>
+          <w:rFonts w:ascii="TH SarabunPSK" w:hAnsi="TH SarabunPSK" w:cs="TH SarabunPSK"/>
           <w:sz w:val="32"/>
           <w:szCs w:val="32"/>
           <w:cs/>
@@ -10663,7 +9776,7 @@
       </w:r>
       <w:r>
         <w:rPr>
-          <w:rFonts w:ascii="TH SarabunPSK" w:hAnsi="TH SarabunPSK" w:cs="TH SarabunPSK" w:hint="cs"/>
+          <w:rFonts w:ascii="TH SarabunPSK" w:hAnsi="TH SarabunPSK" w:cs="TH SarabunPSK"/>
           <w:sz w:val="32"/>
           <w:szCs w:val="32"/>
           <w:cs/>
@@ -10701,7 +9814,7 @@
       </w:r>
       <w:r>
         <w:rPr>
-          <w:rFonts w:ascii="TH SarabunPSK" w:hAnsi="TH SarabunPSK" w:cs="TH SarabunPSK" w:hint="cs"/>
+          <w:rFonts w:ascii="TH SarabunPSK" w:hAnsi="TH SarabunPSK" w:cs="TH SarabunPSK"/>
           <w:sz w:val="32"/>
           <w:szCs w:val="32"/>
           <w:cs/>
@@ -10739,7 +9852,7 @@
       </w:r>
       <w:r>
         <w:rPr>
-          <w:rFonts w:ascii="TH SarabunPSK" w:hAnsi="TH SarabunPSK" w:cs="TH SarabunPSK" w:hint="cs"/>
+          <w:rFonts w:ascii="TH SarabunPSK" w:hAnsi="TH SarabunPSK" w:cs="TH SarabunPSK"/>
           <w:sz w:val="32"/>
           <w:szCs w:val="32"/>
           <w:cs/>
@@ -10778,7 +9891,7 @@
       </w:r>
       <w:r>
         <w:rPr>
-          <w:rFonts w:ascii="TH SarabunPSK" w:hAnsi="TH SarabunPSK" w:cs="TH SarabunPSK" w:hint="cs"/>
+          <w:rFonts w:ascii="TH SarabunPSK" w:hAnsi="TH SarabunPSK" w:cs="TH SarabunPSK"/>
           <w:sz w:val="32"/>
           <w:szCs w:val="32"/>
           <w:cs/>
@@ -10816,7 +9929,7 @@
       </w:r>
       <w:r>
         <w:rPr>
-          <w:rFonts w:ascii="TH SarabunPSK" w:hAnsi="TH SarabunPSK" w:cs="TH SarabunPSK" w:hint="cs"/>
+          <w:rFonts w:ascii="TH SarabunPSK" w:hAnsi="TH SarabunPSK" w:cs="TH SarabunPSK"/>
           <w:sz w:val="32"/>
           <w:szCs w:val="32"/>
           <w:cs/>
@@ -10854,7 +9967,7 @@
       </w:r>
       <w:r>
         <w:rPr>
-          <w:rFonts w:ascii="TH SarabunPSK" w:hAnsi="TH SarabunPSK" w:cs="TH SarabunPSK" w:hint="cs"/>
+          <w:rFonts w:ascii="TH SarabunPSK" w:hAnsi="TH SarabunPSK" w:cs="TH SarabunPSK"/>
           <w:sz w:val="32"/>
           <w:szCs w:val="32"/>
           <w:cs/>
@@ -10893,7 +10006,7 @@
       </w:r>
       <w:r>
         <w:rPr>
-          <w:rFonts w:ascii="TH SarabunPSK" w:hAnsi="TH SarabunPSK" w:cs="TH SarabunPSK" w:hint="cs"/>
+          <w:rFonts w:ascii="TH SarabunPSK" w:hAnsi="TH SarabunPSK" w:cs="TH SarabunPSK"/>
           <w:sz w:val="32"/>
           <w:szCs w:val="32"/>
           <w:cs/>
@@ -10944,6 +10057,7 @@
       </w:pPr>
       <w:r>
         <w:rPr>
+          <w:rFonts w:ascii="TH SarabunPSK" w:hAnsi="TH SarabunPSK" w:cs="TH SarabunPSK"/>
           <w:noProof/>
         </w:rPr>
         <w:drawing>
@@ -11028,7 +10142,7 @@
           <w:tab w:val="left" w:pos="2410"/>
         </w:tabs>
         <w:spacing w:after="0"/>
-        <w:jc w:val="thaiDistribute"/>
+        <w:jc w:val="center"/>
         <w:rPr>
           <w:rFonts w:ascii="TH SarabunPSK" w:hAnsi="TH SarabunPSK" w:cs="TH SarabunPSK"/>
           <w:sz w:val="32"/>
@@ -11084,142 +10198,115 @@
           <w:szCs w:val="32"/>
           <w:cs/>
         </w:rPr>
+        <w:t xml:space="preserve">  แผนภาพแสดงกระแสข้อมูลระดับที่ </w:t>
+      </w:r>
+      <w:r>
+        <w:rPr>
+          <w:rFonts w:ascii="TH SarabunPSK" w:hAnsi="TH SarabunPSK" w:cs="TH SarabunPSK"/>
+          <w:sz w:val="32"/>
+          <w:szCs w:val="32"/>
+        </w:rPr>
+        <w:t xml:space="preserve">4 </w:t>
+      </w:r>
+      <w:r>
+        <w:rPr>
+          <w:rFonts w:ascii="TH SarabunPSK" w:hAnsi="TH SarabunPSK" w:cs="TH SarabunPSK"/>
+          <w:sz w:val="32"/>
+          <w:szCs w:val="32"/>
+          <w:cs/>
+        </w:rPr>
+        <w:t>ระบบ</w:t>
+      </w:r>
+      <w:r>
+        <w:rPr>
+          <w:rFonts w:ascii="TH SarabunPSK" w:hAnsi="TH SarabunPSK" w:cs="TH SarabunPSK"/>
+          <w:sz w:val="32"/>
+          <w:szCs w:val="32"/>
+        </w:rPr>
+        <w:t>ล</w:t>
+      </w:r>
+      <w:proofErr w:type="spellStart"/>
+      <w:r>
+        <w:rPr>
+          <w:rFonts w:ascii="TH SarabunPSK" w:hAnsi="TH SarabunPSK" w:cs="TH SarabunPSK"/>
+          <w:sz w:val="32"/>
+          <w:szCs w:val="32"/>
+          <w:cs/>
+        </w:rPr>
+        <w:t>งเว</w:t>
+      </w:r>
+      <w:proofErr w:type="spellEnd"/>
+      <w:r>
+        <w:rPr>
+          <w:rFonts w:ascii="TH SarabunPSK" w:hAnsi="TH SarabunPSK" w:cs="TH SarabunPSK"/>
+          <w:sz w:val="32"/>
+          <w:szCs w:val="32"/>
+          <w:cs/>
+        </w:rPr>
+        <w:t>ลา เข้า</w:t>
+      </w:r>
+      <w:r>
+        <w:rPr>
+          <w:rFonts w:ascii="TH SarabunPSK" w:hAnsi="TH SarabunPSK" w:cs="TH SarabunPSK"/>
+          <w:sz w:val="32"/>
+          <w:szCs w:val="32"/>
+        </w:rPr>
+        <w:t>/</w:t>
+      </w:r>
+      <w:r>
+        <w:rPr>
+          <w:rFonts w:ascii="TH SarabunPSK" w:hAnsi="TH SarabunPSK" w:cs="TH SarabunPSK"/>
+          <w:sz w:val="32"/>
+          <w:szCs w:val="32"/>
+          <w:cs/>
+        </w:rPr>
+        <w:t>ออก</w:t>
+      </w:r>
+      <w:r>
+        <w:rPr>
+          <w:rFonts w:ascii="TH SarabunPSK" w:hAnsi="TH SarabunPSK" w:cs="TH SarabunPSK"/>
+          <w:sz w:val="32"/>
+          <w:szCs w:val="32"/>
+        </w:rPr>
+        <w:t>/</w:t>
+      </w:r>
+      <w:r>
+        <w:rPr>
+          <w:rFonts w:ascii="TH SarabunPSK" w:hAnsi="TH SarabunPSK" w:cs="TH SarabunPSK"/>
+          <w:sz w:val="32"/>
+          <w:szCs w:val="32"/>
+          <w:cs/>
+        </w:rPr>
+        <w:t>ลา</w:t>
+      </w:r>
+      <w:r>
+        <w:rPr>
+          <w:rFonts w:ascii="TH SarabunPSK" w:hAnsi="TH SarabunPSK" w:cs="TH SarabunPSK"/>
+          <w:sz w:val="32"/>
+          <w:szCs w:val="32"/>
+        </w:rPr>
+        <w:t>/</w:t>
+      </w:r>
+      <w:r>
+        <w:rPr>
+          <w:rFonts w:ascii="TH SarabunPSK" w:hAnsi="TH SarabunPSK" w:cs="TH SarabunPSK"/>
+          <w:sz w:val="32"/>
+          <w:szCs w:val="32"/>
+          <w:cs/>
+        </w:rPr>
+        <w:t>งาน</w:t>
+      </w:r>
+      <w:r>
+        <w:rPr>
+          <w:rFonts w:ascii="TH SarabunPSK" w:hAnsi="TH SarabunPSK" w:cs="TH SarabunPSK"/>
+          <w:sz w:val="32"/>
+          <w:szCs w:val="32"/>
+        </w:rPr>
         <w:t xml:space="preserve"> </w:t>
       </w:r>
       <w:r>
         <w:rPr>
-          <w:rFonts w:ascii="TH SarabunPSK" w:hAnsi="TH SarabunPSK" w:cs="TH SarabunPSK" w:hint="cs"/>
-          <w:sz w:val="32"/>
-          <w:szCs w:val="32"/>
-          <w:cs/>
-        </w:rPr>
-        <w:t xml:space="preserve"> </w:t>
-      </w:r>
-      <w:r>
-        <w:rPr>
-          <w:rFonts w:ascii="TH SarabunPSK" w:hAnsi="TH SarabunPSK" w:cs="TH SarabunPSK"/>
-          <w:sz w:val="32"/>
-          <w:szCs w:val="32"/>
-          <w:cs/>
-        </w:rPr>
-        <w:t>แผนภาพแสดงกระแสข้อมูลระดับที่</w:t>
-      </w:r>
-      <w:r>
-        <w:rPr>
-          <w:rFonts w:ascii="TH SarabunPSK" w:hAnsi="TH SarabunPSK" w:cs="TH SarabunPSK" w:hint="cs"/>
-          <w:sz w:val="32"/>
-          <w:szCs w:val="32"/>
-          <w:cs/>
-        </w:rPr>
-        <w:t xml:space="preserve"> </w:t>
-      </w:r>
-      <w:r>
-        <w:rPr>
-          <w:rFonts w:ascii="TH SarabunPSK" w:hAnsi="TH SarabunPSK" w:cs="TH SarabunPSK"/>
-          <w:sz w:val="32"/>
-          <w:szCs w:val="32"/>
-        </w:rPr>
-        <w:t xml:space="preserve">4 </w:t>
-      </w:r>
-      <w:r>
-        <w:rPr>
-          <w:rFonts w:ascii="TH SarabunPSK" w:hAnsi="TH SarabunPSK" w:cs="TH SarabunPSK" w:hint="cs"/>
-          <w:sz w:val="32"/>
-          <w:szCs w:val="32"/>
-          <w:cs/>
-        </w:rPr>
-        <w:t>ระบบ</w:t>
-      </w:r>
-      <w:r>
-        <w:rPr>
-          <w:rFonts w:ascii="TH SarabunPSK" w:hAnsi="TH SarabunPSK" w:cs="TH SarabunPSK"/>
-          <w:sz w:val="32"/>
-          <w:szCs w:val="32"/>
-        </w:rPr>
-        <w:t>ล</w:t>
-      </w:r>
-      <w:proofErr w:type="spellStart"/>
-      <w:r>
-        <w:rPr>
-          <w:rFonts w:ascii="TH SarabunPSK" w:hAnsi="TH SarabunPSK" w:cs="TH SarabunPSK" w:hint="cs"/>
-          <w:sz w:val="32"/>
-          <w:szCs w:val="32"/>
-          <w:cs/>
-        </w:rPr>
-        <w:t>งเว</w:t>
-      </w:r>
-      <w:proofErr w:type="spellEnd"/>
-      <w:r>
-        <w:rPr>
-          <w:rFonts w:ascii="TH SarabunPSK" w:hAnsi="TH SarabunPSK" w:cs="TH SarabunPSK" w:hint="cs"/>
-          <w:sz w:val="32"/>
-          <w:szCs w:val="32"/>
-          <w:cs/>
-        </w:rPr>
-        <w:t>ลา เข้า</w:t>
-      </w:r>
-      <w:r>
-        <w:rPr>
-          <w:rFonts w:ascii="TH SarabunPSK" w:hAnsi="TH SarabunPSK" w:cs="TH SarabunPSK"/>
-          <w:sz w:val="32"/>
-          <w:szCs w:val="32"/>
-        </w:rPr>
-        <w:t>/</w:t>
-      </w:r>
-      <w:r>
-        <w:rPr>
-          <w:rFonts w:ascii="TH SarabunPSK" w:hAnsi="TH SarabunPSK" w:cs="TH SarabunPSK" w:hint="cs"/>
-          <w:sz w:val="32"/>
-          <w:szCs w:val="32"/>
-          <w:cs/>
-        </w:rPr>
-        <w:t>ออก</w:t>
-      </w:r>
-      <w:r>
-        <w:rPr>
-          <w:rFonts w:ascii="TH SarabunPSK" w:hAnsi="TH SarabunPSK" w:cs="TH SarabunPSK"/>
-          <w:sz w:val="32"/>
-          <w:szCs w:val="32"/>
-        </w:rPr>
-        <w:t>/</w:t>
-      </w:r>
-      <w:r>
-        <w:rPr>
-          <w:rFonts w:ascii="TH SarabunPSK" w:hAnsi="TH SarabunPSK" w:cs="TH SarabunPSK" w:hint="cs"/>
-          <w:sz w:val="32"/>
-          <w:szCs w:val="32"/>
-          <w:cs/>
-        </w:rPr>
-        <w:t>ลา</w:t>
-      </w:r>
-      <w:r>
-        <w:rPr>
-          <w:rFonts w:ascii="TH SarabunPSK" w:hAnsi="TH SarabunPSK" w:cs="TH SarabunPSK"/>
-          <w:sz w:val="32"/>
-          <w:szCs w:val="32"/>
-        </w:rPr>
-        <w:t>/</w:t>
-      </w:r>
-      <w:r>
-        <w:rPr>
-          <w:rFonts w:ascii="TH SarabunPSK" w:hAnsi="TH SarabunPSK" w:cs="TH SarabunPSK" w:hint="cs"/>
-          <w:sz w:val="32"/>
-          <w:szCs w:val="32"/>
-          <w:cs/>
-        </w:rPr>
-        <w:t>งาน</w:t>
-      </w:r>
-      <w:r>
-        <w:rPr>
-          <w:rFonts w:ascii="TH SarabunPSK" w:hAnsi="TH SarabunPSK" w:cs="TH SarabunPSK"/>
-          <w:sz w:val="32"/>
-          <w:szCs w:val="32"/>
-        </w:rPr>
-        <w:t xml:space="preserve"> </w:t>
-      </w:r>
-      <w:r>
-        <w:rPr>
-          <w:rFonts w:ascii="TH SarabunPSK" w:hAnsi="TH SarabunPSK" w:cs="TH SarabunPSK" w:hint="cs"/>
+          <w:rFonts w:ascii="TH SarabunPSK" w:hAnsi="TH SarabunPSK" w:cs="TH SarabunPSK"/>
           <w:sz w:val="32"/>
           <w:szCs w:val="32"/>
           <w:cs/>
@@ -11310,7 +10397,7 @@
       </w:r>
       <w:r>
         <w:rPr>
-          <w:rFonts w:ascii="TH SarabunPSK" w:hAnsi="TH SarabunPSK" w:cs="TH SarabunPSK" w:hint="cs"/>
+          <w:rFonts w:ascii="TH SarabunPSK" w:hAnsi="TH SarabunPSK" w:cs="TH SarabunPSK"/>
           <w:sz w:val="32"/>
           <w:szCs w:val="32"/>
           <w:cs/>
@@ -11327,7 +10414,7 @@
       </w:r>
       <w:r>
         <w:rPr>
-          <w:rFonts w:ascii="TH SarabunPSK" w:hAnsi="TH SarabunPSK" w:cs="TH SarabunPSK" w:hint="cs"/>
+          <w:rFonts w:ascii="TH SarabunPSK" w:hAnsi="TH SarabunPSK" w:cs="TH SarabunPSK"/>
           <w:sz w:val="32"/>
           <w:szCs w:val="32"/>
           <w:cs/>
@@ -11344,7 +10431,7 @@
       </w:r>
       <w:r>
         <w:rPr>
-          <w:rFonts w:ascii="TH SarabunPSK" w:hAnsi="TH SarabunPSK" w:cs="TH SarabunPSK" w:hint="cs"/>
+          <w:rFonts w:ascii="TH SarabunPSK" w:hAnsi="TH SarabunPSK" w:cs="TH SarabunPSK"/>
           <w:sz w:val="32"/>
           <w:szCs w:val="32"/>
           <w:cs/>
@@ -11381,19 +10468,11 @@
           <w:cs/>
         </w:rPr>
         <w:tab/>
-      </w:r>
-      <w:r>
-        <w:rPr>
-          <w:rFonts w:ascii="TH SarabunPSK" w:hAnsi="TH SarabunPSK" w:cs="TH SarabunPSK" w:hint="cs"/>
-          <w:sz w:val="32"/>
-          <w:szCs w:val="32"/>
-          <w:cs/>
-        </w:rPr>
         <w:t>-</w:t>
       </w:r>
       <w:r>
         <w:rPr>
-          <w:rFonts w:ascii="TH SarabunPSK" w:hAnsi="TH SarabunPSK" w:cs="TH SarabunPSK" w:hint="cs"/>
+          <w:rFonts w:ascii="TH SarabunPSK" w:hAnsi="TH SarabunPSK" w:cs="TH SarabunPSK"/>
           <w:sz w:val="32"/>
           <w:szCs w:val="32"/>
           <w:cs/>
@@ -11410,7 +10489,7 @@
       </w:r>
       <w:r>
         <w:rPr>
-          <w:rFonts w:ascii="TH SarabunPSK" w:hAnsi="TH SarabunPSK" w:cs="TH SarabunPSK" w:hint="cs"/>
+          <w:rFonts w:ascii="TH SarabunPSK" w:hAnsi="TH SarabunPSK" w:cs="TH SarabunPSK"/>
           <w:sz w:val="32"/>
           <w:szCs w:val="32"/>
           <w:cs/>
@@ -11427,7 +10506,7 @@
       </w:r>
       <w:r>
         <w:rPr>
-          <w:rFonts w:ascii="TH SarabunPSK" w:hAnsi="TH SarabunPSK" w:cs="TH SarabunPSK" w:hint="cs"/>
+          <w:rFonts w:ascii="TH SarabunPSK" w:hAnsi="TH SarabunPSK" w:cs="TH SarabunPSK"/>
           <w:sz w:val="32"/>
           <w:szCs w:val="32"/>
           <w:cs/>
@@ -11482,7 +10561,7 @@
       </w:r>
       <w:r>
         <w:rPr>
-          <w:rFonts w:ascii="TH SarabunPSK" w:hAnsi="TH SarabunPSK" w:cs="TH SarabunPSK" w:hint="cs"/>
+          <w:rFonts w:ascii="TH SarabunPSK" w:hAnsi="TH SarabunPSK" w:cs="TH SarabunPSK"/>
           <w:sz w:val="32"/>
           <w:szCs w:val="32"/>
           <w:cs/>
@@ -11499,7 +10578,7 @@
       </w:r>
       <w:r>
         <w:rPr>
-          <w:rFonts w:ascii="TH SarabunPSK" w:hAnsi="TH SarabunPSK" w:cs="TH SarabunPSK" w:hint="cs"/>
+          <w:rFonts w:ascii="TH SarabunPSK" w:hAnsi="TH SarabunPSK" w:cs="TH SarabunPSK"/>
           <w:sz w:val="32"/>
           <w:szCs w:val="32"/>
           <w:cs/>
@@ -11546,7 +10625,7 @@
       </w:r>
       <w:r>
         <w:rPr>
-          <w:rFonts w:ascii="TH SarabunPSK" w:hAnsi="TH SarabunPSK" w:cs="TH SarabunPSK" w:hint="cs"/>
+          <w:rFonts w:ascii="TH SarabunPSK" w:hAnsi="TH SarabunPSK" w:cs="TH SarabunPSK"/>
           <w:sz w:val="32"/>
           <w:szCs w:val="32"/>
           <w:cs/>
@@ -11593,7 +10672,7 @@
       </w:r>
       <w:r>
         <w:rPr>
-          <w:rFonts w:ascii="TH SarabunPSK" w:hAnsi="TH SarabunPSK" w:cs="TH SarabunPSK" w:hint="cs"/>
+          <w:rFonts w:ascii="TH SarabunPSK" w:hAnsi="TH SarabunPSK" w:cs="TH SarabunPSK"/>
           <w:sz w:val="32"/>
           <w:szCs w:val="32"/>
           <w:cs/>
@@ -11640,7 +10719,7 @@
       </w:r>
       <w:r>
         <w:rPr>
-          <w:rFonts w:ascii="TH SarabunPSK" w:hAnsi="TH SarabunPSK" w:cs="TH SarabunPSK" w:hint="cs"/>
+          <w:rFonts w:ascii="TH SarabunPSK" w:hAnsi="TH SarabunPSK" w:cs="TH SarabunPSK"/>
           <w:sz w:val="32"/>
           <w:szCs w:val="32"/>
           <w:cs/>
@@ -11649,7 +10728,7 @@
       </w:r>
       <w:r>
         <w:rPr>
-          <w:rFonts w:ascii="TH SarabunPSK" w:hAnsi="TH SarabunPSK" w:cs="TH SarabunPSK" w:hint="cs"/>
+          <w:rFonts w:ascii="TH SarabunPSK" w:hAnsi="TH SarabunPSK" w:cs="TH SarabunPSK"/>
           <w:sz w:val="32"/>
           <w:szCs w:val="32"/>
           <w:cs/>
@@ -11707,6 +10786,7 @@
       </w:pPr>
       <w:r>
         <w:rPr>
+          <w:rFonts w:ascii="TH SarabunPSK" w:hAnsi="TH SarabunPSK" w:cs="TH SarabunPSK"/>
           <w:noProof/>
         </w:rPr>
         <w:drawing>
@@ -11782,6 +10862,7 @@
     </w:p>
     <w:p>
       <w:pPr>
+        <w:jc w:val="center"/>
         <w:rPr>
           <w:rFonts w:ascii="TH SarabunPSK" w:hAnsi="TH SarabunPSK" w:cs="TH SarabunPSK"/>
           <w:sz w:val="32"/>
@@ -11832,7 +10913,7 @@
       </w:r>
       <w:r>
         <w:rPr>
-          <w:rFonts w:ascii="TH SarabunPSK" w:hAnsi="TH SarabunPSK" w:cs="TH SarabunPSK" w:hint="cs"/>
+          <w:rFonts w:ascii="TH SarabunPSK" w:hAnsi="TH SarabunPSK" w:cs="TH SarabunPSK"/>
           <w:b/>
           <w:bCs/>
           <w:sz w:val="32"/>
@@ -11843,10 +10924,26 @@
       </w:r>
       <w:r>
         <w:rPr>
-          <w:rFonts w:ascii="TH SarabunPSK" w:hAnsi="TH SarabunPSK" w:cs="TH SarabunPSK" w:hint="cs"/>
-          <w:sz w:val="32"/>
-          <w:szCs w:val="32"/>
-          <w:cs/>
+          <w:rFonts w:ascii="TH SarabunPSK" w:hAnsi="TH SarabunPSK" w:cs="TH SarabunPSK"/>
+          <w:sz w:val="32"/>
+          <w:szCs w:val="32"/>
+          <w:cs/>
+        </w:rPr>
+        <w:t xml:space="preserve"> แผนภาพแสดงกระแสข้อมูลระดับที่ </w:t>
+      </w:r>
+      <w:r>
+        <w:rPr>
+          <w:rFonts w:ascii="TH SarabunPSK" w:hAnsi="TH SarabunPSK" w:cs="TH SarabunPSK"/>
+          <w:sz w:val="32"/>
+          <w:szCs w:val="32"/>
+        </w:rPr>
+        <w:t>5</w:t>
+      </w:r>
+      <w:r>
+        <w:rPr>
+          <w:rFonts w:ascii="TH SarabunPSK" w:hAnsi="TH SarabunPSK" w:cs="TH SarabunPSK"/>
+          <w:sz w:val="32"/>
+          <w:szCs w:val="32"/>
         </w:rPr>
         <w:t xml:space="preserve"> </w:t>
       </w:r>
@@ -11857,40 +10954,6 @@
           <w:szCs w:val="32"/>
           <w:cs/>
         </w:rPr>
-        <w:t>แผนภาพแสดงกระแสข้อมูลระดับที่</w:t>
-      </w:r>
-      <w:r>
-        <w:rPr>
-          <w:rFonts w:ascii="TH SarabunPSK" w:hAnsi="TH SarabunPSK" w:cs="TH SarabunPSK" w:hint="cs"/>
-          <w:sz w:val="32"/>
-          <w:szCs w:val="32"/>
-          <w:cs/>
-        </w:rPr>
-        <w:t xml:space="preserve"> </w:t>
-      </w:r>
-      <w:r>
-        <w:rPr>
-          <w:rFonts w:ascii="TH SarabunPSK" w:hAnsi="TH SarabunPSK" w:cs="TH SarabunPSK"/>
-          <w:sz w:val="32"/>
-          <w:szCs w:val="32"/>
-        </w:rPr>
-        <w:t>5</w:t>
-      </w:r>
-      <w:r>
-        <w:rPr>
-          <w:rFonts w:ascii="TH SarabunPSK" w:hAnsi="TH SarabunPSK" w:cs="TH SarabunPSK"/>
-          <w:sz w:val="32"/>
-          <w:szCs w:val="32"/>
-        </w:rPr>
-        <w:t xml:space="preserve"> </w:t>
-      </w:r>
-      <w:r>
-        <w:rPr>
-          <w:rFonts w:ascii="TH SarabunPSK" w:hAnsi="TH SarabunPSK" w:cs="TH SarabunPSK" w:hint="cs"/>
-          <w:sz w:val="32"/>
-          <w:szCs w:val="32"/>
-          <w:cs/>
-        </w:rPr>
         <w:t>ระบบส่งใบเงินเดือน</w:t>
       </w:r>
       <w:r>
@@ -11903,7 +10966,7 @@
       </w:r>
       <w:r>
         <w:rPr>
-          <w:rFonts w:ascii="TH SarabunPSK" w:hAnsi="TH SarabunPSK" w:cs="TH SarabunPSK" w:hint="cs"/>
+          <w:rFonts w:ascii="TH SarabunPSK" w:hAnsi="TH SarabunPSK" w:cs="TH SarabunPSK"/>
           <w:sz w:val="32"/>
           <w:szCs w:val="32"/>
           <w:cs/>
@@ -11920,7 +10983,7 @@
       </w:r>
       <w:r>
         <w:rPr>
-          <w:rFonts w:ascii="TH SarabunPSK" w:hAnsi="TH SarabunPSK" w:cs="TH SarabunPSK" w:hint="cs"/>
+          <w:rFonts w:ascii="TH SarabunPSK" w:hAnsi="TH SarabunPSK" w:cs="TH SarabunPSK"/>
           <w:sz w:val="32"/>
           <w:szCs w:val="32"/>
           <w:cs/>
@@ -12011,7 +11074,7 @@
       </w:r>
       <w:r>
         <w:rPr>
-          <w:rFonts w:ascii="TH SarabunPSK" w:hAnsi="TH SarabunPSK" w:cs="TH SarabunPSK" w:hint="cs"/>
+          <w:rFonts w:ascii="TH SarabunPSK" w:hAnsi="TH SarabunPSK" w:cs="TH SarabunPSK"/>
           <w:sz w:val="32"/>
           <w:szCs w:val="32"/>
           <w:cs/>
@@ -12066,7 +11129,7 @@
       </w:r>
       <w:r>
         <w:rPr>
-          <w:rFonts w:ascii="TH SarabunPSK" w:hAnsi="TH SarabunPSK" w:cs="TH SarabunPSK" w:hint="cs"/>
+          <w:rFonts w:ascii="TH SarabunPSK" w:hAnsi="TH SarabunPSK" w:cs="TH SarabunPSK"/>
           <w:sz w:val="32"/>
           <w:szCs w:val="32"/>
           <w:cs/>
@@ -12113,7 +11176,7 @@
       </w:r>
       <w:r>
         <w:rPr>
-          <w:rFonts w:ascii="TH SarabunPSK" w:hAnsi="TH SarabunPSK" w:cs="TH SarabunPSK" w:hint="cs"/>
+          <w:rFonts w:ascii="TH SarabunPSK" w:hAnsi="TH SarabunPSK" w:cs="TH SarabunPSK"/>
           <w:sz w:val="32"/>
           <w:szCs w:val="32"/>
           <w:cs/>
@@ -12161,7 +11224,7 @@
       </w:r>
       <w:r>
         <w:rPr>
-          <w:rFonts w:ascii="TH SarabunPSK" w:hAnsi="TH SarabunPSK" w:cs="TH SarabunPSK" w:hint="cs"/>
+          <w:rFonts w:ascii="TH SarabunPSK" w:hAnsi="TH SarabunPSK" w:cs="TH SarabunPSK"/>
           <w:sz w:val="32"/>
           <w:szCs w:val="32"/>
           <w:cs/>
@@ -12178,7 +11241,7 @@
       </w:r>
       <w:r>
         <w:rPr>
-          <w:rFonts w:ascii="TH SarabunPSK" w:hAnsi="TH SarabunPSK" w:cs="TH SarabunPSK" w:hint="cs"/>
+          <w:rFonts w:ascii="TH SarabunPSK" w:hAnsi="TH SarabunPSK" w:cs="TH SarabunPSK"/>
           <w:sz w:val="32"/>
           <w:szCs w:val="32"/>
           <w:cs/>
@@ -12217,6 +11280,7 @@
       </w:pPr>
       <w:r>
         <w:rPr>
+          <w:rFonts w:ascii="TH SarabunPSK" w:hAnsi="TH SarabunPSK" w:cs="TH SarabunPSK"/>
           <w:noProof/>
         </w:rPr>
         <w:drawing>
@@ -12282,6 +11346,7 @@
     <w:p>
       <w:pPr>
         <w:ind w:firstLine="720"/>
+        <w:jc w:val="center"/>
         <w:rPr>
           <w:rFonts w:ascii="TH SarabunPSK" w:hAnsi="TH SarabunPSK" w:cs="TH SarabunPSK"/>
           <w:sz w:val="32"/>
@@ -12332,7 +11397,7 @@
       </w:r>
       <w:r>
         <w:rPr>
-          <w:rFonts w:ascii="TH SarabunPSK" w:hAnsi="TH SarabunPSK" w:cs="TH SarabunPSK" w:hint="cs"/>
+          <w:rFonts w:ascii="TH SarabunPSK" w:hAnsi="TH SarabunPSK" w:cs="TH SarabunPSK"/>
           <w:b/>
           <w:bCs/>
           <w:sz w:val="32"/>
@@ -12343,30 +11408,12 @@
       </w:r>
       <w:r>
         <w:rPr>
-          <w:rFonts w:ascii="TH SarabunPSK" w:hAnsi="TH SarabunPSK" w:cs="TH SarabunPSK" w:hint="cs"/>
-          <w:sz w:val="32"/>
-          <w:szCs w:val="32"/>
-          <w:cs/>
-        </w:rPr>
-        <w:t xml:space="preserve"> </w:t>
-      </w:r>
-      <w:r>
-        <w:rPr>
-          <w:rFonts w:ascii="TH SarabunPSK" w:hAnsi="TH SarabunPSK" w:cs="TH SarabunPSK"/>
-          <w:sz w:val="32"/>
-          <w:szCs w:val="32"/>
-          <w:cs/>
-        </w:rPr>
-        <w:t>แผนภาพแสดงกระแสข้อมูลระดับที่</w:t>
-      </w:r>
-      <w:r>
-        <w:rPr>
-          <w:rFonts w:ascii="TH SarabunPSK" w:hAnsi="TH SarabunPSK" w:cs="TH SarabunPSK" w:hint="cs"/>
-          <w:sz w:val="32"/>
-          <w:szCs w:val="32"/>
-          <w:cs/>
-        </w:rPr>
-        <w:t xml:space="preserve"> </w:t>
+          <w:rFonts w:ascii="TH SarabunPSK" w:hAnsi="TH SarabunPSK" w:cs="TH SarabunPSK"/>
+          <w:sz w:val="32"/>
+          <w:szCs w:val="32"/>
+          <w:cs/>
+        </w:rPr>
+        <w:t xml:space="preserve"> แผนภาพแสดงกระแสข้อมูลระดับที่ </w:t>
       </w:r>
       <w:r>
         <w:rPr>
@@ -12378,7 +11425,7 @@
       </w:r>
       <w:r>
         <w:rPr>
-          <w:rFonts w:ascii="TH SarabunPSK" w:hAnsi="TH SarabunPSK" w:cs="TH SarabunPSK" w:hint="cs"/>
+          <w:rFonts w:ascii="TH SarabunPSK" w:hAnsi="TH SarabunPSK" w:cs="TH SarabunPSK"/>
           <w:sz w:val="32"/>
           <w:szCs w:val="32"/>
           <w:cs/>
@@ -12573,7 +11620,7 @@
       </w:r>
       <w:r>
         <w:rPr>
-          <w:rFonts w:ascii="TH SarabunPSK" w:hAnsi="TH SarabunPSK" w:cs="TH SarabunPSK" w:hint="cs"/>
+          <w:rFonts w:ascii="TH SarabunPSK" w:hAnsi="TH SarabunPSK" w:cs="TH SarabunPSK"/>
           <w:sz w:val="32"/>
           <w:szCs w:val="32"/>
           <w:cs/>
@@ -12603,7 +11650,7 @@
       </w:pPr>
       <w:r>
         <w:rPr>
-          <w:rFonts w:ascii="TH SarabunPSK" w:hAnsi="TH SarabunPSK" w:cs="TH SarabunPSK" w:hint="cs"/>
+          <w:rFonts w:ascii="TH SarabunPSK" w:hAnsi="TH SarabunPSK" w:cs="TH SarabunPSK"/>
           <w:sz w:val="32"/>
           <w:szCs w:val="32"/>
           <w:cs/>
@@ -12612,7 +11659,7 @@
       </w:r>
       <w:r>
         <w:rPr>
-          <w:rFonts w:ascii="TH SarabunPSK" w:hAnsi="TH SarabunPSK" w:cs="TH SarabunPSK" w:hint="cs"/>
+          <w:rFonts w:ascii="TH SarabunPSK" w:hAnsi="TH SarabunPSK" w:cs="TH SarabunPSK"/>
           <w:sz w:val="32"/>
           <w:szCs w:val="32"/>
           <w:cs/>
@@ -12637,7 +11684,7 @@
       </w:r>
       <w:r>
         <w:rPr>
-          <w:rFonts w:ascii="TH SarabunPSK" w:hAnsi="TH SarabunPSK" w:cs="TH SarabunPSK" w:hint="cs"/>
+          <w:rFonts w:ascii="TH SarabunPSK" w:hAnsi="TH SarabunPSK" w:cs="TH SarabunPSK"/>
           <w:sz w:val="32"/>
           <w:szCs w:val="32"/>
           <w:cs/>
@@ -12667,7 +11714,7 @@
       </w:pPr>
       <w:r>
         <w:rPr>
-          <w:rFonts w:ascii="TH SarabunPSK" w:hAnsi="TH SarabunPSK" w:cs="TH SarabunPSK" w:hint="cs"/>
+          <w:rFonts w:ascii="TH SarabunPSK" w:hAnsi="TH SarabunPSK" w:cs="TH SarabunPSK"/>
           <w:sz w:val="32"/>
           <w:szCs w:val="32"/>
           <w:cs/>
@@ -12684,7 +11731,7 @@
       </w:r>
       <w:r>
         <w:rPr>
-          <w:rFonts w:ascii="TH SarabunPSK" w:hAnsi="TH SarabunPSK" w:cs="TH SarabunPSK" w:hint="cs"/>
+          <w:rFonts w:ascii="TH SarabunPSK" w:hAnsi="TH SarabunPSK" w:cs="TH SarabunPSK"/>
           <w:sz w:val="32"/>
           <w:szCs w:val="32"/>
           <w:cs/>
@@ -12714,7 +11761,7 @@
       </w:pPr>
       <w:r>
         <w:rPr>
-          <w:rFonts w:ascii="TH SarabunPSK" w:hAnsi="TH SarabunPSK" w:cs="TH SarabunPSK" w:hint="cs"/>
+          <w:rFonts w:ascii="TH SarabunPSK" w:hAnsi="TH SarabunPSK" w:cs="TH SarabunPSK"/>
           <w:sz w:val="32"/>
           <w:szCs w:val="32"/>
           <w:cs/>
@@ -12731,7 +11778,7 @@
       </w:r>
       <w:r>
         <w:rPr>
-          <w:rFonts w:ascii="TH SarabunPSK" w:hAnsi="TH SarabunPSK" w:cs="TH SarabunPSK" w:hint="cs"/>
+          <w:rFonts w:ascii="TH SarabunPSK" w:hAnsi="TH SarabunPSK" w:cs="TH SarabunPSK"/>
           <w:sz w:val="32"/>
           <w:szCs w:val="32"/>
           <w:cs/>
@@ -12740,7 +11787,7 @@
       </w:r>
       <w:r>
         <w:rPr>
-          <w:rFonts w:ascii="TH SarabunPSK" w:hAnsi="TH SarabunPSK" w:cs="TH SarabunPSK" w:hint="cs"/>
+          <w:rFonts w:ascii="TH SarabunPSK" w:hAnsi="TH SarabunPSK" w:cs="TH SarabunPSK"/>
           <w:sz w:val="32"/>
           <w:szCs w:val="32"/>
           <w:cs/>
@@ -12787,7 +11834,7 @@
       </w:r>
       <w:r>
         <w:rPr>
-          <w:rFonts w:ascii="TH SarabunPSK" w:hAnsi="TH SarabunPSK" w:cs="TH SarabunPSK" w:hint="cs"/>
+          <w:rFonts w:ascii="TH SarabunPSK" w:hAnsi="TH SarabunPSK" w:cs="TH SarabunPSK"/>
           <w:sz w:val="32"/>
           <w:szCs w:val="32"/>
           <w:cs/>
@@ -12816,7 +11863,7 @@
       </w:pPr>
       <w:r>
         <w:rPr>
-          <w:rFonts w:ascii="TH SarabunPSK" w:hAnsi="TH SarabunPSK" w:cs="TH SarabunPSK" w:hint="cs"/>
+          <w:rFonts w:ascii="TH SarabunPSK" w:hAnsi="TH SarabunPSK" w:cs="TH SarabunPSK"/>
           <w:sz w:val="32"/>
           <w:szCs w:val="32"/>
           <w:cs/>
@@ -12825,6 +11872,7 @@
       </w:r>
       <w:r>
         <w:rPr>
+          <w:rFonts w:ascii="TH SarabunPSK" w:hAnsi="TH SarabunPSK" w:cs="TH SarabunPSK"/>
           <w:noProof/>
         </w:rPr>
         <w:drawing>
@@ -12880,6 +11928,7 @@
     <w:p>
       <w:pPr>
         <w:ind w:firstLine="720"/>
+        <w:jc w:val="center"/>
         <w:rPr>
           <w:rFonts w:ascii="TH SarabunPSK" w:hAnsi="TH SarabunPSK" w:cs="TH SarabunPSK"/>
           <w:sz w:val="32"/>
@@ -12930,7 +11979,7 @@
       </w:r>
       <w:r>
         <w:rPr>
-          <w:rFonts w:ascii="TH SarabunPSK" w:hAnsi="TH SarabunPSK" w:cs="TH SarabunPSK" w:hint="cs"/>
+          <w:rFonts w:ascii="TH SarabunPSK" w:hAnsi="TH SarabunPSK" w:cs="TH SarabunPSK"/>
           <w:b/>
           <w:bCs/>
           <w:sz w:val="32"/>
@@ -12941,10 +11990,26 @@
       </w:r>
       <w:r>
         <w:rPr>
-          <w:rFonts w:ascii="TH SarabunPSK" w:hAnsi="TH SarabunPSK" w:cs="TH SarabunPSK" w:hint="cs"/>
-          <w:sz w:val="32"/>
-          <w:szCs w:val="32"/>
-          <w:cs/>
+          <w:rFonts w:ascii="TH SarabunPSK" w:hAnsi="TH SarabunPSK" w:cs="TH SarabunPSK"/>
+          <w:sz w:val="32"/>
+          <w:szCs w:val="32"/>
+          <w:cs/>
+        </w:rPr>
+        <w:t xml:space="preserve"> แผนภาพแสดงกระแสข้อมูลระดับที่ </w:t>
+      </w:r>
+      <w:r>
+        <w:rPr>
+          <w:rFonts w:ascii="TH SarabunPSK" w:hAnsi="TH SarabunPSK" w:cs="TH SarabunPSK"/>
+          <w:sz w:val="32"/>
+          <w:szCs w:val="32"/>
+        </w:rPr>
+        <w:t>6</w:t>
+      </w:r>
+      <w:r>
+        <w:rPr>
+          <w:rFonts w:ascii="TH SarabunPSK" w:hAnsi="TH SarabunPSK" w:cs="TH SarabunPSK"/>
+          <w:sz w:val="32"/>
+          <w:szCs w:val="32"/>
         </w:rPr>
         <w:t xml:space="preserve"> </w:t>
       </w:r>
@@ -12955,42 +12020,18 @@
           <w:szCs w:val="32"/>
           <w:cs/>
         </w:rPr>
-        <w:t>แผนภาพแสดงกระแสข้อมูลระดับที่</w:t>
-      </w:r>
-      <w:r>
-        <w:rPr>
-          <w:rFonts w:ascii="TH SarabunPSK" w:hAnsi="TH SarabunPSK" w:cs="TH SarabunPSK" w:hint="cs"/>
-          <w:sz w:val="32"/>
-          <w:szCs w:val="32"/>
-          <w:cs/>
-        </w:rPr>
-        <w:t xml:space="preserve"> </w:t>
-      </w:r>
-      <w:r>
-        <w:rPr>
-          <w:rFonts w:ascii="TH SarabunPSK" w:hAnsi="TH SarabunPSK" w:cs="TH SarabunPSK"/>
-          <w:sz w:val="32"/>
-          <w:szCs w:val="32"/>
-        </w:rPr>
-        <w:t>6</w:t>
-      </w:r>
-      <w:r>
-        <w:rPr>
-          <w:rFonts w:ascii="TH SarabunPSK" w:hAnsi="TH SarabunPSK" w:cs="TH SarabunPSK"/>
-          <w:sz w:val="32"/>
-          <w:szCs w:val="32"/>
-        </w:rPr>
-        <w:t xml:space="preserve"> </w:t>
-      </w:r>
-      <w:r>
-        <w:rPr>
-          <w:rFonts w:ascii="TH SarabunPSK" w:hAnsi="TH SarabunPSK" w:cs="TH SarabunPSK" w:hint="cs"/>
-          <w:sz w:val="32"/>
-          <w:szCs w:val="32"/>
-          <w:cs/>
-        </w:rPr>
         <w:t>ระบบแจ้งเตือนข่าวสารแต่ละแผนก</w:t>
       </w:r>
+    </w:p>
+    <w:p>
+      <w:pPr>
+        <w:ind w:firstLine="720"/>
+        <w:rPr>
+          <w:rFonts w:ascii="TH SarabunPSK" w:hAnsi="TH SarabunPSK" w:cs="TH SarabunPSK"/>
+          <w:sz w:val="32"/>
+          <w:szCs w:val="32"/>
+        </w:rPr>
+      </w:pPr>
     </w:p>
     <w:p>
       <w:pPr>
@@ -13068,7 +12109,7 @@
       </w:r>
       <w:r>
         <w:rPr>
-          <w:rFonts w:ascii="TH SarabunPSK" w:hAnsi="TH SarabunPSK" w:cs="TH SarabunPSK" w:hint="cs"/>
+          <w:rFonts w:ascii="TH SarabunPSK" w:hAnsi="TH SarabunPSK" w:cs="TH SarabunPSK"/>
           <w:sz w:val="32"/>
           <w:szCs w:val="32"/>
           <w:cs/>
@@ -13085,7 +12126,7 @@
       </w:r>
       <w:r>
         <w:rPr>
-          <w:rFonts w:ascii="TH SarabunPSK" w:hAnsi="TH SarabunPSK" w:cs="TH SarabunPSK" w:hint="cs"/>
+          <w:rFonts w:ascii="TH SarabunPSK" w:hAnsi="TH SarabunPSK" w:cs="TH SarabunPSK"/>
           <w:sz w:val="32"/>
           <w:szCs w:val="32"/>
           <w:cs/>
@@ -13124,7 +12165,7 @@
       </w:r>
       <w:r>
         <w:rPr>
-          <w:rFonts w:ascii="TH SarabunPSK" w:hAnsi="TH SarabunPSK" w:cs="TH SarabunPSK" w:hint="cs"/>
+          <w:rFonts w:ascii="TH SarabunPSK" w:hAnsi="TH SarabunPSK" w:cs="TH SarabunPSK"/>
           <w:sz w:val="32"/>
           <w:szCs w:val="32"/>
           <w:cs/>
@@ -13163,7 +12204,7 @@
       </w:r>
       <w:r>
         <w:rPr>
-          <w:rFonts w:ascii="TH SarabunPSK" w:hAnsi="TH SarabunPSK" w:cs="TH SarabunPSK" w:hint="cs"/>
+          <w:rFonts w:ascii="TH SarabunPSK" w:hAnsi="TH SarabunPSK" w:cs="TH SarabunPSK"/>
           <w:sz w:val="32"/>
           <w:szCs w:val="32"/>
           <w:cs/>
@@ -13210,7 +12251,7 @@
       </w:r>
       <w:r>
         <w:rPr>
-          <w:rFonts w:ascii="TH SarabunPSK" w:hAnsi="TH SarabunPSK" w:cs="TH SarabunPSK" w:hint="cs"/>
+          <w:rFonts w:ascii="TH SarabunPSK" w:hAnsi="TH SarabunPSK" w:cs="TH SarabunPSK"/>
           <w:sz w:val="32"/>
           <w:szCs w:val="32"/>
           <w:cs/>
@@ -13227,7 +12268,7 @@
       </w:r>
       <w:r>
         <w:rPr>
-          <w:rFonts w:ascii="TH SarabunPSK" w:hAnsi="TH SarabunPSK" w:cs="TH SarabunPSK" w:hint="cs"/>
+          <w:rFonts w:ascii="TH SarabunPSK" w:hAnsi="TH SarabunPSK" w:cs="TH SarabunPSK"/>
           <w:sz w:val="32"/>
           <w:szCs w:val="32"/>
           <w:cs/>
@@ -13244,7 +12285,7 @@
       </w:r>
       <w:r>
         <w:rPr>
-          <w:rFonts w:ascii="TH SarabunPSK" w:hAnsi="TH SarabunPSK" w:cs="TH SarabunPSK" w:hint="cs"/>
+          <w:rFonts w:ascii="TH SarabunPSK" w:hAnsi="TH SarabunPSK" w:cs="TH SarabunPSK"/>
           <w:sz w:val="32"/>
           <w:szCs w:val="32"/>
           <w:cs/>
@@ -13291,7 +12332,7 @@
       </w:r>
       <w:r>
         <w:rPr>
-          <w:rFonts w:ascii="TH SarabunPSK" w:hAnsi="TH SarabunPSK" w:cs="TH SarabunPSK" w:hint="cs"/>
+          <w:rFonts w:ascii="TH SarabunPSK" w:hAnsi="TH SarabunPSK" w:cs="TH SarabunPSK"/>
           <w:sz w:val="32"/>
           <w:szCs w:val="32"/>
           <w:cs/>
@@ -13330,7 +12371,7 @@
       </w:r>
       <w:r>
         <w:rPr>
-          <w:rFonts w:ascii="TH SarabunPSK" w:hAnsi="TH SarabunPSK" w:cs="TH SarabunPSK" w:hint="cs"/>
+          <w:rFonts w:ascii="TH SarabunPSK" w:hAnsi="TH SarabunPSK" w:cs="TH SarabunPSK"/>
           <w:sz w:val="32"/>
           <w:szCs w:val="32"/>
           <w:cs/>
@@ -13367,6 +12408,7 @@
       </w:pPr>
       <w:r>
         <w:rPr>
+          <w:rFonts w:ascii="TH SarabunPSK" w:hAnsi="TH SarabunPSK" w:cs="TH SarabunPSK"/>
           <w:noProof/>
         </w:rPr>
         <w:drawing>
@@ -13422,6 +12464,7 @@
     <w:p>
       <w:pPr>
         <w:ind w:firstLine="720"/>
+        <w:jc w:val="center"/>
         <w:rPr>
           <w:rFonts w:ascii="TH SarabunPSK" w:hAnsi="TH SarabunPSK" w:cs="TH SarabunPSK"/>
           <w:sz w:val="32"/>
@@ -13472,7 +12515,7 @@
       </w:r>
       <w:r>
         <w:rPr>
-          <w:rFonts w:ascii="TH SarabunPSK" w:hAnsi="TH SarabunPSK" w:cs="TH SarabunPSK" w:hint="cs"/>
+          <w:rFonts w:ascii="TH SarabunPSK" w:hAnsi="TH SarabunPSK" w:cs="TH SarabunPSK"/>
           <w:b/>
           <w:bCs/>
           <w:sz w:val="32"/>
@@ -13483,30 +12526,12 @@
       </w:r>
       <w:r>
         <w:rPr>
-          <w:rFonts w:ascii="TH SarabunPSK" w:hAnsi="TH SarabunPSK" w:cs="TH SarabunPSK" w:hint="cs"/>
-          <w:sz w:val="32"/>
-          <w:szCs w:val="32"/>
-          <w:cs/>
-        </w:rPr>
-        <w:t xml:space="preserve"> </w:t>
-      </w:r>
-      <w:r>
-        <w:rPr>
-          <w:rFonts w:ascii="TH SarabunPSK" w:hAnsi="TH SarabunPSK" w:cs="TH SarabunPSK"/>
-          <w:sz w:val="32"/>
-          <w:szCs w:val="32"/>
-          <w:cs/>
-        </w:rPr>
-        <w:t>แผนภาพแสดงกระแสข้อมูลระดับที่</w:t>
-      </w:r>
-      <w:r>
-        <w:rPr>
-          <w:rFonts w:ascii="TH SarabunPSK" w:hAnsi="TH SarabunPSK" w:cs="TH SarabunPSK" w:hint="cs"/>
-          <w:sz w:val="32"/>
-          <w:szCs w:val="32"/>
-          <w:cs/>
-        </w:rPr>
-        <w:t xml:space="preserve"> </w:t>
+          <w:rFonts w:ascii="TH SarabunPSK" w:hAnsi="TH SarabunPSK" w:cs="TH SarabunPSK"/>
+          <w:sz w:val="32"/>
+          <w:szCs w:val="32"/>
+          <w:cs/>
+        </w:rPr>
+        <w:t xml:space="preserve"> แผนภาพแสดงกระแสข้อมูลระดับที่ </w:t>
       </w:r>
       <w:r>
         <w:rPr>
@@ -13518,13 +12543,22 @@
       </w:r>
       <w:r>
         <w:rPr>
-          <w:rFonts w:ascii="TH SarabunPSK" w:hAnsi="TH SarabunPSK" w:cs="TH SarabunPSK" w:hint="cs"/>
+          <w:rFonts w:ascii="TH SarabunPSK" w:hAnsi="TH SarabunPSK" w:cs="TH SarabunPSK"/>
           <w:sz w:val="32"/>
           <w:szCs w:val="32"/>
           <w:cs/>
         </w:rPr>
         <w:t>ระบบแจ้งเตือนข่าวสารแต่ละแผนก</w:t>
       </w:r>
+    </w:p>
+    <w:p>
+      <w:pPr>
+        <w:rPr>
+          <w:rFonts w:ascii="TH SarabunPSK" w:hAnsi="TH SarabunPSK" w:cs="TH SarabunPSK"/>
+          <w:sz w:val="32"/>
+          <w:szCs w:val="32"/>
+        </w:rPr>
+      </w:pPr>
     </w:p>
     <w:p>
       <w:pPr>
@@ -13618,7 +12652,7 @@
       </w:r>
       <w:r>
         <w:rPr>
-          <w:rFonts w:ascii="TH SarabunPSK" w:hAnsi="TH SarabunPSK" w:cs="TH SarabunPSK" w:hint="cs"/>
+          <w:rFonts w:ascii="TH SarabunPSK" w:hAnsi="TH SarabunPSK" w:cs="TH SarabunPSK"/>
           <w:sz w:val="32"/>
           <w:szCs w:val="32"/>
           <w:cs/>
@@ -13696,7 +12730,7 @@
       </w:r>
       <w:r>
         <w:rPr>
-          <w:rFonts w:ascii="TH SarabunPSK" w:hAnsi="TH SarabunPSK" w:cs="TH SarabunPSK" w:hint="cs"/>
+          <w:rFonts w:ascii="TH SarabunPSK" w:hAnsi="TH SarabunPSK" w:cs="TH SarabunPSK"/>
           <w:sz w:val="32"/>
           <w:szCs w:val="32"/>
           <w:cs/>
@@ -13774,7 +12808,7 @@
       </w:r>
       <w:r>
         <w:rPr>
-          <w:rFonts w:ascii="TH SarabunPSK" w:hAnsi="TH SarabunPSK" w:cs="TH SarabunPSK" w:hint="cs"/>
+          <w:rFonts w:ascii="TH SarabunPSK" w:hAnsi="TH SarabunPSK" w:cs="TH SarabunPSK"/>
           <w:sz w:val="32"/>
           <w:szCs w:val="32"/>
           <w:cs/>
@@ -13791,7 +12825,7 @@
       </w:r>
       <w:r>
         <w:rPr>
-          <w:rFonts w:ascii="TH SarabunPSK" w:hAnsi="TH SarabunPSK" w:cs="TH SarabunPSK" w:hint="cs"/>
+          <w:rFonts w:ascii="TH SarabunPSK" w:hAnsi="TH SarabunPSK" w:cs="TH SarabunPSK"/>
           <w:sz w:val="32"/>
           <w:szCs w:val="32"/>
           <w:cs/>
@@ -13820,6 +12854,7 @@
       </w:pPr>
       <w:r>
         <w:rPr>
+          <w:rFonts w:ascii="TH SarabunPSK" w:hAnsi="TH SarabunPSK" w:cs="TH SarabunPSK"/>
           <w:noProof/>
         </w:rPr>
         <w:drawing>
@@ -13943,6 +12978,7 @@
     <w:p>
       <w:pPr>
         <w:ind w:firstLine="720"/>
+        <w:jc w:val="center"/>
         <w:rPr>
           <w:rFonts w:ascii="TH SarabunPSK" w:hAnsi="TH SarabunPSK" w:cs="TH SarabunPSK"/>
           <w:sz w:val="32"/>
@@ -13993,7 +13029,7 @@
       </w:r>
       <w:r>
         <w:rPr>
-          <w:rFonts w:ascii="TH SarabunPSK" w:hAnsi="TH SarabunPSK" w:cs="TH SarabunPSK" w:hint="cs"/>
+          <w:rFonts w:ascii="TH SarabunPSK" w:hAnsi="TH SarabunPSK" w:cs="TH SarabunPSK"/>
           <w:b/>
           <w:bCs/>
           <w:sz w:val="32"/>
@@ -14004,30 +13040,12 @@
       </w:r>
       <w:r>
         <w:rPr>
-          <w:rFonts w:ascii="TH SarabunPSK" w:hAnsi="TH SarabunPSK" w:cs="TH SarabunPSK" w:hint="cs"/>
-          <w:sz w:val="32"/>
-          <w:szCs w:val="32"/>
-          <w:cs/>
-        </w:rPr>
-        <w:t xml:space="preserve"> </w:t>
-      </w:r>
-      <w:r>
-        <w:rPr>
-          <w:rFonts w:ascii="TH SarabunPSK" w:hAnsi="TH SarabunPSK" w:cs="TH SarabunPSK"/>
-          <w:sz w:val="32"/>
-          <w:szCs w:val="32"/>
-          <w:cs/>
-        </w:rPr>
-        <w:t>แผนภาพแสดงกระแสข้อมูลระดับที่</w:t>
-      </w:r>
-      <w:r>
-        <w:rPr>
-          <w:rFonts w:ascii="TH SarabunPSK" w:hAnsi="TH SarabunPSK" w:cs="TH SarabunPSK" w:hint="cs"/>
-          <w:sz w:val="32"/>
-          <w:szCs w:val="32"/>
-          <w:cs/>
-        </w:rPr>
-        <w:t xml:space="preserve"> </w:t>
+          <w:rFonts w:ascii="TH SarabunPSK" w:hAnsi="TH SarabunPSK" w:cs="TH SarabunPSK"/>
+          <w:sz w:val="32"/>
+          <w:szCs w:val="32"/>
+          <w:cs/>
+        </w:rPr>
+        <w:t xml:space="preserve"> แผนภาพแสดงกระแสข้อมูลระดับที่ </w:t>
       </w:r>
       <w:r>
         <w:rPr>
@@ -14039,7 +13057,7 @@
       </w:r>
       <w:r>
         <w:rPr>
-          <w:rFonts w:ascii="TH SarabunPSK" w:hAnsi="TH SarabunPSK" w:cs="TH SarabunPSK" w:hint="cs"/>
+          <w:rFonts w:ascii="TH SarabunPSK" w:hAnsi="TH SarabunPSK" w:cs="TH SarabunPSK"/>
           <w:sz w:val="32"/>
           <w:szCs w:val="32"/>
           <w:cs/>
@@ -14185,6 +13203,7 @@
       </w:pPr>
       <w:r>
         <w:rPr>
+          <w:rFonts w:ascii="TH SarabunPSK" w:hAnsi="TH SarabunPSK" w:cs="TH SarabunPSK"/>
           <w:noProof/>
         </w:rPr>
         <w:drawing>
@@ -14333,7 +13352,7 @@
       </w:r>
       <w:r>
         <w:rPr>
-          <w:rFonts w:ascii="TH SarabunPSK" w:hAnsi="TH SarabunPSK" w:cs="TH SarabunPSK" w:hint="cs"/>
+          <w:rFonts w:ascii="TH SarabunPSK" w:hAnsi="TH SarabunPSK" w:cs="TH SarabunPSK"/>
           <w:sz w:val="32"/>
           <w:szCs w:val="32"/>
           <w:cs/>
@@ -14349,6 +13368,46 @@
         </w:rPr>
         <w:t>โครงสร้างความสัมพันธ์ของตาราง</w:t>
       </w:r>
+    </w:p>
+    <w:p>
+      <w:pPr>
+        <w:tabs>
+          <w:tab w:val="left" w:pos="425"/>
+          <w:tab w:val="left" w:pos="567"/>
+          <w:tab w:val="left" w:pos="992"/>
+          <w:tab w:val="left" w:pos="1701"/>
+          <w:tab w:val="left" w:pos="1985"/>
+          <w:tab w:val="left" w:pos="2268"/>
+          <w:tab w:val="left" w:pos="2410"/>
+        </w:tabs>
+        <w:spacing w:after="0"/>
+        <w:jc w:val="center"/>
+        <w:rPr>
+          <w:rFonts w:ascii="TH SarabunPSK" w:hAnsi="TH SarabunPSK" w:cs="TH SarabunPSK"/>
+          <w:sz w:val="32"/>
+          <w:szCs w:val="32"/>
+        </w:rPr>
+      </w:pPr>
+    </w:p>
+    <w:p>
+      <w:pPr>
+        <w:tabs>
+          <w:tab w:val="left" w:pos="425"/>
+          <w:tab w:val="left" w:pos="567"/>
+          <w:tab w:val="left" w:pos="992"/>
+          <w:tab w:val="left" w:pos="1701"/>
+          <w:tab w:val="left" w:pos="1985"/>
+          <w:tab w:val="left" w:pos="2268"/>
+          <w:tab w:val="left" w:pos="2410"/>
+        </w:tabs>
+        <w:spacing w:after="0"/>
+        <w:jc w:val="center"/>
+        <w:rPr>
+          <w:rFonts w:ascii="TH SarabunPSK" w:hAnsi="TH SarabunPSK" w:cs="TH SarabunPSK"/>
+          <w:sz w:val="32"/>
+          <w:szCs w:val="32"/>
+        </w:rPr>
+      </w:pPr>
     </w:p>
     <w:p>
       <w:pPr>
@@ -14574,74 +13633,22 @@
           <w:szCs w:val="32"/>
           <w:cs/>
         </w:rPr>
-        <w:t>ขั้นตอนการวางแผนและการวิเคราะห์ความต้องการมาใช้ในการออกแบบระบบ</w:t>
-      </w:r>
-      <w:r>
-        <w:rPr>
-          <w:rFonts w:ascii="TH SarabunPSK" w:hAnsi="TH SarabunPSK" w:cs="TH SarabunPSK"/>
-          <w:sz w:val="32"/>
-          <w:szCs w:val="32"/>
-          <w:cs/>
-        </w:rPr>
-        <w:t>ระบบ</w:t>
-      </w:r>
-      <w:r>
-        <w:rPr>
-          <w:rFonts w:ascii="TH SarabunPSK" w:hAnsi="TH SarabunPSK" w:cs="TH SarabunPSK"/>
-          <w:sz w:val="32"/>
-          <w:szCs w:val="32"/>
-          <w:cs/>
-        </w:rPr>
-        <w:t xml:space="preserve">ผู้ช่วยอัตโนมัติ </w:t>
-      </w:r>
-      <w:r>
-        <w:rPr>
-          <w:rFonts w:ascii="TH SarabunPSK" w:hAnsi="TH SarabunPSK" w:cs="TH SarabunPSK"/>
-          <w:sz w:val="32"/>
-          <w:szCs w:val="32"/>
-        </w:rPr>
-        <w:t>n</w:t>
-      </w:r>
-      <w:r>
-        <w:rPr>
-          <w:rFonts w:ascii="TH SarabunPSK" w:hAnsi="TH SarabunPSK" w:cs="TH SarabunPSK"/>
-          <w:sz w:val="32"/>
-          <w:szCs w:val="32"/>
-          <w:cs/>
-        </w:rPr>
-        <w:t>8</w:t>
-      </w:r>
-      <w:r>
-        <w:rPr>
-          <w:rFonts w:ascii="TH SarabunPSK" w:hAnsi="TH SarabunPSK" w:cs="TH SarabunPSK"/>
-          <w:sz w:val="32"/>
-          <w:szCs w:val="32"/>
-        </w:rPr>
-        <w:t xml:space="preserve">n </w:t>
-      </w:r>
-      <w:r>
-        <w:rPr>
-          <w:rFonts w:ascii="TH SarabunPSK" w:hAnsi="TH SarabunPSK" w:cs="TH SarabunPSK"/>
-          <w:sz w:val="32"/>
-          <w:szCs w:val="32"/>
-          <w:cs/>
-        </w:rPr>
-        <w:t xml:space="preserve">ผ่าน </w:t>
-      </w:r>
-      <w:r>
-        <w:rPr>
-          <w:rFonts w:ascii="TH SarabunPSK" w:hAnsi="TH SarabunPSK" w:cs="TH SarabunPSK"/>
-          <w:sz w:val="32"/>
-          <w:szCs w:val="32"/>
-        </w:rPr>
-        <w:t>LINE OA</w:t>
-      </w:r>
-      <w:r>
-        <w:rPr>
-          <w:rFonts w:ascii="TH SarabunPSK" w:hAnsi="TH SarabunPSK" w:cs="TH SarabunPSK" w:hint="cs"/>
-          <w:sz w:val="32"/>
-          <w:szCs w:val="32"/>
-          <w:cs/>
+        <w:t>ขั้นตอนการวางแผนและการวิเคราะห์ความต้องการมาใช้ในการออกแบบ</w:t>
+      </w:r>
+      <w:r>
+        <w:rPr>
+          <w:rFonts w:ascii="TH SarabunPSK" w:hAnsi="TH SarabunPSK" w:cs="TH SarabunPSK"/>
+          <w:sz w:val="32"/>
+          <w:szCs w:val="32"/>
+          <w:cs/>
+        </w:rPr>
+        <w:t>ระบบผู้ช่วยแบบตัวแทนเชิงปัญญาประดิษฐ์สำหรับองค์กร</w:t>
+      </w:r>
+      <w:r>
+        <w:rPr>
+          <w:rFonts w:ascii="TH SarabunPSK" w:hAnsi="TH SarabunPSK" w:cs="TH SarabunPSK"/>
+          <w:sz w:val="32"/>
+          <w:szCs w:val="32"/>
         </w:rPr>
         <w:t xml:space="preserve"> </w:t>
       </w:r>
@@ -14652,7 +13659,7 @@
           <w:szCs w:val="32"/>
           <w:cs/>
         </w:rPr>
-        <w:t>สำหรับองค์กร</w:t>
+        <w:t>เช่น</w:t>
       </w:r>
       <w:r>
         <w:rPr>
@@ -14669,28 +13676,11 @@
           <w:szCs w:val="32"/>
           <w:cs/>
         </w:rPr>
-        <w:t>เช่น</w:t>
-      </w:r>
-      <w:r>
-        <w:rPr>
-          <w:rFonts w:ascii="TH SarabunPSK" w:hAnsi="TH SarabunPSK" w:cs="TH SarabunPSK"/>
-          <w:sz w:val="32"/>
-          <w:szCs w:val="32"/>
-        </w:rPr>
-        <w:t xml:space="preserve"> </w:t>
-      </w:r>
-      <w:r>
-        <w:rPr>
-          <w:rFonts w:ascii="TH SarabunPSK" w:hAnsi="TH SarabunPSK" w:cs="TH SarabunPSK" w:hint="cs"/>
-          <w:sz w:val="32"/>
-          <w:szCs w:val="32"/>
-          <w:cs/>
-        </w:rPr>
         <w:t>ลดความซ้ำซ</w:t>
       </w:r>
       <w:r>
         <w:rPr>
-          <w:rFonts w:ascii="TH SarabunPSK" w:hAnsi="TH SarabunPSK" w:cs="TH SarabunPSK" w:hint="cs"/>
+          <w:rFonts w:ascii="TH SarabunPSK" w:hAnsi="TH SarabunPSK" w:cs="TH SarabunPSK"/>
           <w:sz w:val="32"/>
           <w:szCs w:val="32"/>
           <w:cs/>
@@ -14699,7 +13689,7 @@
       </w:r>
       <w:r>
         <w:rPr>
-          <w:rFonts w:ascii="TH SarabunPSK" w:hAnsi="TH SarabunPSK" w:cs="TH SarabunPSK" w:hint="cs"/>
+          <w:rFonts w:ascii="TH SarabunPSK" w:hAnsi="TH SarabunPSK" w:cs="TH SarabunPSK"/>
           <w:sz w:val="32"/>
           <w:szCs w:val="32"/>
           <w:cs/>
@@ -14782,7 +13772,7 @@
       </w:r>
       <w:r>
         <w:rPr>
-          <w:rFonts w:ascii="TH SarabunPSK" w:hAnsi="TH SarabunPSK" w:cs="TH SarabunPSK" w:hint="cs"/>
+          <w:rFonts w:ascii="TH SarabunPSK" w:hAnsi="TH SarabunPSK" w:cs="TH SarabunPSK"/>
           <w:sz w:val="32"/>
           <w:szCs w:val="32"/>
           <w:cs/>
@@ -14983,7 +13973,7 @@
       </w:r>
       <w:r>
         <w:rPr>
-          <w:rFonts w:ascii="TH SarabunPSK" w:hAnsi="TH SarabunPSK" w:cs="TH SarabunPSK" w:hint="cs"/>
+          <w:rFonts w:ascii="TH SarabunPSK" w:hAnsi="TH SarabunPSK" w:cs="TH SarabunPSK"/>
           <w:sz w:val="32"/>
           <w:szCs w:val="32"/>
           <w:cs/>
@@ -15026,7 +14016,7 @@
     </w:p>
     <w:tbl>
       <w:tblPr>
-        <w:tblStyle w:val="aa"/>
+        <w:tblStyle w:val="TableGrid"/>
         <w:tblW w:w="0" w:type="auto"/>
         <w:tblLook w:val="04A0" w:firstRow="1" w:lastRow="0" w:firstColumn="1" w:lastColumn="0" w:noHBand="0" w:noVBand="1"/>
       </w:tblPr>
@@ -15314,7 +14304,7 @@
             </w:pPr>
             <w:r>
               <w:rPr>
-                <w:rFonts w:ascii="TH SarabunPSK" w:hAnsi="TH SarabunPSK" w:cs="TH SarabunPSK" w:hint="cs"/>
+                <w:rFonts w:ascii="TH SarabunPSK" w:hAnsi="TH SarabunPSK" w:cs="TH SarabunPSK"/>
                 <w:sz w:val="32"/>
                 <w:szCs w:val="32"/>
                 <w:cs/>
@@ -15472,7 +14462,7 @@
             </w:pPr>
             <w:r>
               <w:rPr>
-                <w:rFonts w:ascii="TH SarabunPSK" w:hAnsi="TH SarabunPSK" w:cs="TH SarabunPSK" w:hint="cs"/>
+                <w:rFonts w:ascii="TH SarabunPSK" w:hAnsi="TH SarabunPSK" w:cs="TH SarabunPSK"/>
                 <w:sz w:val="32"/>
                 <w:szCs w:val="32"/>
                 <w:cs/>
@@ -15489,7 +14479,7 @@
             </w:r>
             <w:r>
               <w:rPr>
-                <w:rFonts w:ascii="TH SarabunPSK" w:hAnsi="TH SarabunPSK" w:cs="TH SarabunPSK" w:hint="cs"/>
+                <w:rFonts w:ascii="TH SarabunPSK" w:hAnsi="TH SarabunPSK" w:cs="TH SarabunPSK"/>
                 <w:sz w:val="32"/>
                 <w:szCs w:val="32"/>
                 <w:cs/>
@@ -15639,7 +14629,7 @@
             </w:pPr>
             <w:r>
               <w:rPr>
-                <w:rFonts w:ascii="TH SarabunPSK" w:hAnsi="TH SarabunPSK" w:cs="TH SarabunPSK" w:hint="cs"/>
+                <w:rFonts w:ascii="TH SarabunPSK" w:hAnsi="TH SarabunPSK" w:cs="TH SarabunPSK"/>
                 <w:sz w:val="32"/>
                 <w:szCs w:val="32"/>
                 <w:cs/>
@@ -15781,14 +14771,14 @@
               </w:tabs>
               <w:jc w:val="thaiDistribute"/>
               <w:rPr>
-                <w:rFonts w:ascii="TH SarabunPSK" w:hAnsi="TH SarabunPSK" w:cs="Arial"/>
+                <w:rFonts w:ascii="TH SarabunPSK" w:hAnsi="TH SarabunPSK" w:cs="TH SarabunPSK"/>
                 <w:sz w:val="32"/>
                 <w:szCs w:val="40"/>
               </w:rPr>
             </w:pPr>
             <w:r>
               <w:rPr>
-                <w:rFonts w:ascii="TH SarabunPSK" w:hAnsi="TH SarabunPSK" w:cs="TH SarabunPSK" w:hint="cs"/>
+                <w:rFonts w:ascii="TH SarabunPSK" w:hAnsi="TH SarabunPSK" w:cs="TH SarabunPSK"/>
                 <w:sz w:val="32"/>
                 <w:szCs w:val="32"/>
                 <w:cs/>
@@ -15935,7 +14925,7 @@
             </w:pPr>
             <w:r>
               <w:rPr>
-                <w:rFonts w:ascii="TH SarabunPSK" w:hAnsi="TH SarabunPSK" w:cs="TH SarabunPSK" w:hint="cs"/>
+                <w:rFonts w:ascii="TH SarabunPSK" w:hAnsi="TH SarabunPSK" w:cs="TH SarabunPSK"/>
                 <w:sz w:val="32"/>
                 <w:szCs w:val="32"/>
                 <w:cs/>
@@ -16082,7 +15072,7 @@
             </w:pPr>
             <w:r>
               <w:rPr>
-                <w:rFonts w:ascii="TH SarabunPSK" w:hAnsi="TH SarabunPSK" w:cs="TH SarabunPSK" w:hint="cs"/>
+                <w:rFonts w:ascii="TH SarabunPSK" w:hAnsi="TH SarabunPSK" w:cs="TH SarabunPSK"/>
                 <w:sz w:val="32"/>
                 <w:szCs w:val="32"/>
                 <w:cs/>
@@ -16237,7 +15227,7 @@
             </w:pPr>
             <w:r>
               <w:rPr>
-                <w:rFonts w:ascii="TH SarabunPSK" w:hAnsi="TH SarabunPSK" w:cs="TH SarabunPSK" w:hint="cs"/>
+                <w:rFonts w:ascii="TH SarabunPSK" w:hAnsi="TH SarabunPSK" w:cs="TH SarabunPSK"/>
                 <w:sz w:val="32"/>
                 <w:szCs w:val="32"/>
                 <w:cs/>
@@ -16384,7 +15374,7 @@
             </w:pPr>
             <w:r>
               <w:rPr>
-                <w:rFonts w:ascii="TH SarabunPSK" w:hAnsi="TH SarabunPSK" w:cs="TH SarabunPSK" w:hint="cs"/>
+                <w:rFonts w:ascii="TH SarabunPSK" w:hAnsi="TH SarabunPSK" w:cs="TH SarabunPSK"/>
                 <w:sz w:val="32"/>
                 <w:szCs w:val="32"/>
                 <w:cs/>
@@ -16531,7 +15521,7 @@
             </w:pPr>
             <w:r>
               <w:rPr>
-                <w:rFonts w:ascii="TH SarabunPSK" w:hAnsi="TH SarabunPSK" w:cs="TH SarabunPSK" w:hint="cs"/>
+                <w:rFonts w:ascii="TH SarabunPSK" w:hAnsi="TH SarabunPSK" w:cs="TH SarabunPSK"/>
                 <w:sz w:val="32"/>
                 <w:szCs w:val="32"/>
                 <w:cs/>
@@ -16605,21 +15595,32 @@
         <w:jc w:val="thaiDistribute"/>
         <w:rPr>
           <w:rFonts w:ascii="TH SarabunPSK" w:hAnsi="TH SarabunPSK" w:cs="TH SarabunPSK"/>
-          <w:sz w:val="32"/>
-          <w:szCs w:val="32"/>
-        </w:rPr>
-      </w:pPr>
-      <w:r>
-        <w:rPr>
-          <w:rFonts w:ascii="TH SarabunPSK" w:hAnsi="TH SarabunPSK" w:cs="TH SarabunPSK"/>
           <w:b/>
           <w:bCs/>
           <w:sz w:val="32"/>
           <w:szCs w:val="32"/>
-          <w:cs/>
-        </w:rPr>
-        <w:t xml:space="preserve">ตารางที่ </w:t>
-      </w:r>
+        </w:rPr>
+      </w:pPr>
+    </w:p>
+    <w:p>
+      <w:pPr>
+        <w:tabs>
+          <w:tab w:val="left" w:pos="425"/>
+          <w:tab w:val="left" w:pos="567"/>
+          <w:tab w:val="left" w:pos="992"/>
+          <w:tab w:val="left" w:pos="1701"/>
+          <w:tab w:val="left" w:pos="1985"/>
+          <w:tab w:val="left" w:pos="2268"/>
+          <w:tab w:val="left" w:pos="2410"/>
+        </w:tabs>
+        <w:spacing w:after="0"/>
+        <w:jc w:val="thaiDistribute"/>
+        <w:rPr>
+          <w:rFonts w:ascii="TH SarabunPSK" w:hAnsi="TH SarabunPSK" w:cs="TH SarabunPSK"/>
+          <w:sz w:val="32"/>
+          <w:szCs w:val="32"/>
+        </w:rPr>
+      </w:pPr>
       <w:r>
         <w:rPr>
           <w:rFonts w:ascii="TH SarabunPSK" w:hAnsi="TH SarabunPSK" w:cs="TH SarabunPSK"/>
@@ -16627,6 +15628,17 @@
           <w:bCs/>
           <w:sz w:val="32"/>
           <w:szCs w:val="32"/>
+          <w:cs/>
+        </w:rPr>
+        <w:t xml:space="preserve">ตารางที่ </w:t>
+      </w:r>
+      <w:r>
+        <w:rPr>
+          <w:rFonts w:ascii="TH SarabunPSK" w:hAnsi="TH SarabunPSK" w:cs="TH SarabunPSK"/>
+          <w:b/>
+          <w:bCs/>
+          <w:sz w:val="32"/>
+          <w:szCs w:val="32"/>
         </w:rPr>
         <w:t>3-1</w:t>
       </w:r>
@@ -16649,7 +15661,7 @@
       </w:r>
       <w:r>
         <w:rPr>
-          <w:rFonts w:ascii="TH SarabunPSK" w:hAnsi="TH SarabunPSK" w:cs="TH SarabunPSK" w:hint="cs"/>
+          <w:rFonts w:ascii="TH SarabunPSK" w:hAnsi="TH SarabunPSK" w:cs="TH SarabunPSK"/>
           <w:sz w:val="32"/>
           <w:szCs w:val="32"/>
           <w:cs/>
@@ -16683,7 +15695,7 @@
       </w:r>
       <w:r>
         <w:rPr>
-          <w:rFonts w:ascii="TH SarabunPSK" w:hAnsi="TH SarabunPSK" w:cs="TH SarabunPSK" w:hint="cs"/>
+          <w:rFonts w:ascii="TH SarabunPSK" w:hAnsi="TH SarabunPSK" w:cs="TH SarabunPSK"/>
           <w:sz w:val="32"/>
           <w:szCs w:val="32"/>
           <w:cs/>
@@ -16706,19 +15718,11 @@
           <w:sz w:val="32"/>
           <w:szCs w:val="32"/>
         </w:rPr>
-        <w:t>)</w:t>
-      </w:r>
-      <w:r>
-        <w:rPr>
-          <w:rFonts w:ascii="TH SarabunPSK" w:hAnsi="TH SarabunPSK" w:cs="TH SarabunPSK"/>
-          <w:sz w:val="32"/>
-          <w:szCs w:val="32"/>
-        </w:rPr>
-        <w:t xml:space="preserve"> (</w:t>
-      </w:r>
-      <w:r>
-        <w:rPr>
-          <w:rFonts w:ascii="TH SarabunPSK" w:hAnsi="TH SarabunPSK" w:cs="TH SarabunPSK" w:hint="cs"/>
+        <w:t>) (</w:t>
+      </w:r>
+      <w:r>
+        <w:rPr>
+          <w:rFonts w:ascii="TH SarabunPSK" w:hAnsi="TH SarabunPSK" w:cs="TH SarabunPSK"/>
           <w:sz w:val="32"/>
           <w:szCs w:val="32"/>
           <w:cs/>
@@ -16736,7 +15740,7 @@
     </w:p>
     <w:tbl>
       <w:tblPr>
-        <w:tblStyle w:val="aa"/>
+        <w:tblStyle w:val="TableGrid"/>
         <w:tblW w:w="0" w:type="auto"/>
         <w:tblLook w:val="04A0" w:firstRow="1" w:lastRow="0" w:firstColumn="1" w:lastColumn="0" w:noHBand="0" w:noVBand="1"/>
       </w:tblPr>
@@ -17026,7 +16030,7 @@
             </w:pPr>
             <w:r>
               <w:rPr>
-                <w:rFonts w:ascii="TH SarabunPSK" w:hAnsi="TH SarabunPSK" w:cs="TH SarabunPSK" w:hint="cs"/>
+                <w:rFonts w:ascii="TH SarabunPSK" w:hAnsi="TH SarabunPSK" w:cs="TH SarabunPSK"/>
                 <w:sz w:val="32"/>
                 <w:szCs w:val="32"/>
                 <w:cs/>
@@ -17184,7 +16188,7 @@
             </w:pPr>
             <w:r>
               <w:rPr>
-                <w:rFonts w:ascii="TH SarabunPSK" w:hAnsi="TH SarabunPSK" w:cs="TH SarabunPSK" w:hint="cs"/>
+                <w:rFonts w:ascii="TH SarabunPSK" w:hAnsi="TH SarabunPSK" w:cs="TH SarabunPSK"/>
                 <w:sz w:val="32"/>
                 <w:szCs w:val="32"/>
                 <w:cs/>
@@ -17258,21 +16262,32 @@
         <w:jc w:val="thaiDistribute"/>
         <w:rPr>
           <w:rFonts w:ascii="TH SarabunPSK" w:hAnsi="TH SarabunPSK" w:cs="TH SarabunPSK"/>
-          <w:sz w:val="32"/>
-          <w:szCs w:val="32"/>
-        </w:rPr>
-      </w:pPr>
-      <w:r>
-        <w:rPr>
-          <w:rFonts w:ascii="TH SarabunPSK" w:hAnsi="TH SarabunPSK" w:cs="TH SarabunPSK"/>
           <w:b/>
           <w:bCs/>
           <w:sz w:val="32"/>
           <w:szCs w:val="32"/>
-          <w:cs/>
-        </w:rPr>
-        <w:t xml:space="preserve">ตารางที่ </w:t>
-      </w:r>
+        </w:rPr>
+      </w:pPr>
+    </w:p>
+    <w:p>
+      <w:pPr>
+        <w:tabs>
+          <w:tab w:val="left" w:pos="425"/>
+          <w:tab w:val="left" w:pos="567"/>
+          <w:tab w:val="left" w:pos="992"/>
+          <w:tab w:val="left" w:pos="1701"/>
+          <w:tab w:val="left" w:pos="1985"/>
+          <w:tab w:val="left" w:pos="2268"/>
+          <w:tab w:val="left" w:pos="2410"/>
+        </w:tabs>
+        <w:spacing w:after="0"/>
+        <w:jc w:val="thaiDistribute"/>
+        <w:rPr>
+          <w:rFonts w:ascii="TH SarabunPSK" w:hAnsi="TH SarabunPSK" w:cs="TH SarabunPSK"/>
+          <w:sz w:val="32"/>
+          <w:szCs w:val="32"/>
+        </w:rPr>
+      </w:pPr>
       <w:r>
         <w:rPr>
           <w:rFonts w:ascii="TH SarabunPSK" w:hAnsi="TH SarabunPSK" w:cs="TH SarabunPSK"/>
@@ -17280,8 +16295,9 @@
           <w:bCs/>
           <w:sz w:val="32"/>
           <w:szCs w:val="32"/>
-        </w:rPr>
-        <w:t>3-</w:t>
+          <w:cs/>
+        </w:rPr>
+        <w:t xml:space="preserve">ตารางที่ </w:t>
       </w:r>
       <w:r>
         <w:rPr>
@@ -17291,7 +16307,7 @@
           <w:sz w:val="32"/>
           <w:szCs w:val="32"/>
         </w:rPr>
-        <w:t>2</w:t>
+        <w:t>3-2</w:t>
       </w:r>
       <w:r>
         <w:rPr>
@@ -17312,7 +16328,7 @@
       </w:r>
       <w:r>
         <w:rPr>
-          <w:rFonts w:ascii="TH SarabunPSK" w:hAnsi="TH SarabunPSK" w:cs="TH SarabunPSK" w:hint="cs"/>
+          <w:rFonts w:ascii="TH SarabunPSK" w:hAnsi="TH SarabunPSK" w:cs="TH SarabunPSK"/>
           <w:sz w:val="32"/>
           <w:szCs w:val="32"/>
           <w:cs/>
@@ -17358,20 +16374,12 @@
           <w:sz w:val="32"/>
           <w:szCs w:val="32"/>
         </w:rPr>
-        <w:t>)</w:t>
-      </w:r>
-      <w:r>
-        <w:rPr>
-          <w:rFonts w:ascii="TH SarabunPSK" w:hAnsi="TH SarabunPSK" w:cs="TH SarabunPSK"/>
-          <w:sz w:val="32"/>
-          <w:szCs w:val="32"/>
-        </w:rPr>
-        <w:t xml:space="preserve"> </w:t>
+        <w:t xml:space="preserve">) </w:t>
       </w:r>
     </w:p>
     <w:tbl>
       <w:tblPr>
-        <w:tblStyle w:val="aa"/>
+        <w:tblStyle w:val="TableGrid"/>
         <w:tblW w:w="0" w:type="auto"/>
         <w:tblLook w:val="04A0" w:firstRow="1" w:lastRow="0" w:firstColumn="1" w:lastColumn="0" w:noHBand="0" w:noVBand="1"/>
       </w:tblPr>
@@ -17661,7 +16669,7 @@
             </w:pPr>
             <w:r>
               <w:rPr>
-                <w:rFonts w:ascii="TH SarabunPSK" w:hAnsi="TH SarabunPSK" w:cs="TH SarabunPSK" w:hint="cs"/>
+                <w:rFonts w:ascii="TH SarabunPSK" w:hAnsi="TH SarabunPSK" w:cs="TH SarabunPSK"/>
                 <w:sz w:val="32"/>
                 <w:szCs w:val="32"/>
                 <w:cs/>
@@ -17819,7 +16827,7 @@
             </w:pPr>
             <w:r>
               <w:rPr>
-                <w:rFonts w:ascii="TH SarabunPSK" w:hAnsi="TH SarabunPSK" w:cs="TH SarabunPSK" w:hint="cs"/>
+                <w:rFonts w:ascii="TH SarabunPSK" w:hAnsi="TH SarabunPSK" w:cs="TH SarabunPSK"/>
                 <w:sz w:val="32"/>
                 <w:szCs w:val="32"/>
                 <w:cs/>
@@ -17989,17 +16997,7 @@
           <w:sz w:val="32"/>
           <w:szCs w:val="32"/>
         </w:rPr>
-        <w:t>3-</w:t>
-      </w:r>
-      <w:r>
-        <w:rPr>
-          <w:rFonts w:ascii="TH SarabunPSK" w:hAnsi="TH SarabunPSK" w:cs="TH SarabunPSK"/>
-          <w:b/>
-          <w:bCs/>
-          <w:sz w:val="32"/>
-          <w:szCs w:val="32"/>
-        </w:rPr>
-        <w:t>2</w:t>
+        <w:t>3-2</w:t>
       </w:r>
       <w:r>
         <w:rPr>
@@ -18020,7 +17018,7 @@
       </w:r>
       <w:r>
         <w:rPr>
-          <w:rFonts w:ascii="TH SarabunPSK" w:hAnsi="TH SarabunPSK" w:cs="TH SarabunPSK" w:hint="cs"/>
+          <w:rFonts w:ascii="TH SarabunPSK" w:hAnsi="TH SarabunPSK" w:cs="TH SarabunPSK"/>
           <w:sz w:val="32"/>
           <w:szCs w:val="32"/>
           <w:cs/>
@@ -18030,7 +17028,7 @@
       <w:proofErr w:type="spellStart"/>
       <w:r>
         <w:rPr>
-          <w:rFonts w:ascii="TH SarabunPSK" w:hAnsi="TH SarabunPSK" w:cs="TH SarabunPSK" w:hint="cs"/>
+          <w:rFonts w:ascii="TH SarabunPSK" w:hAnsi="TH SarabunPSK" w:cs="TH SarabunPSK"/>
           <w:sz w:val="32"/>
           <w:szCs w:val="32"/>
           <w:cs/>
@@ -18040,7 +17038,7 @@
       <w:proofErr w:type="spellEnd"/>
       <w:r>
         <w:rPr>
-          <w:rFonts w:ascii="TH SarabunPSK" w:hAnsi="TH SarabunPSK" w:cs="TH SarabunPSK" w:hint="cs"/>
+          <w:rFonts w:ascii="TH SarabunPSK" w:hAnsi="TH SarabunPSK" w:cs="TH SarabunPSK"/>
           <w:sz w:val="32"/>
           <w:szCs w:val="32"/>
           <w:cs/>
@@ -18080,20 +17078,12 @@
           <w:sz w:val="32"/>
           <w:szCs w:val="32"/>
         </w:rPr>
-        <w:t>)</w:t>
-      </w:r>
-      <w:r>
-        <w:rPr>
-          <w:rFonts w:ascii="TH SarabunPSK" w:hAnsi="TH SarabunPSK" w:cs="TH SarabunPSK"/>
-          <w:sz w:val="32"/>
-          <w:szCs w:val="32"/>
-        </w:rPr>
-        <w:t xml:space="preserve"> </w:t>
+        <w:t xml:space="preserve">) </w:t>
       </w:r>
     </w:p>
     <w:tbl>
       <w:tblPr>
-        <w:tblStyle w:val="aa"/>
+        <w:tblStyle w:val="TableGrid"/>
         <w:tblW w:w="0" w:type="auto"/>
         <w:tblLook w:val="04A0" w:firstRow="1" w:lastRow="0" w:firstColumn="1" w:lastColumn="0" w:noHBand="0" w:noVBand="1"/>
       </w:tblPr>
@@ -18383,7 +17373,7 @@
             </w:pPr>
             <w:r>
               <w:rPr>
-                <w:rFonts w:ascii="TH SarabunPSK" w:hAnsi="TH SarabunPSK" w:cs="TH SarabunPSK" w:hint="cs"/>
+                <w:rFonts w:ascii="TH SarabunPSK" w:hAnsi="TH SarabunPSK" w:cs="TH SarabunPSK"/>
                 <w:sz w:val="32"/>
                 <w:szCs w:val="32"/>
                 <w:cs/>
@@ -18540,7 +17530,7 @@
             </w:pPr>
             <w:r>
               <w:rPr>
-                <w:rFonts w:ascii="TH SarabunPSK" w:hAnsi="TH SarabunPSK" w:cs="TH SarabunPSK" w:hint="cs"/>
+                <w:rFonts w:ascii="TH SarabunPSK" w:hAnsi="TH SarabunPSK" w:cs="TH SarabunPSK"/>
                 <w:sz w:val="32"/>
                 <w:szCs w:val="32"/>
                 <w:cs/>
@@ -18697,7 +17687,7 @@
             </w:pPr>
             <w:r>
               <w:rPr>
-                <w:rFonts w:ascii="TH SarabunPSK" w:hAnsi="TH SarabunPSK" w:cs="TH SarabunPSK" w:hint="cs"/>
+                <w:rFonts w:ascii="TH SarabunPSK" w:hAnsi="TH SarabunPSK" w:cs="TH SarabunPSK"/>
                 <w:sz w:val="32"/>
                 <w:szCs w:val="32"/>
                 <w:cs/>
@@ -18791,17 +17781,7 @@
           <w:sz w:val="32"/>
           <w:szCs w:val="32"/>
         </w:rPr>
-        <w:t>3-</w:t>
-      </w:r>
-      <w:r>
-        <w:rPr>
-          <w:rFonts w:ascii="TH SarabunPSK" w:hAnsi="TH SarabunPSK" w:cs="TH SarabunPSK"/>
-          <w:b/>
-          <w:bCs/>
-          <w:sz w:val="32"/>
-          <w:szCs w:val="32"/>
-        </w:rPr>
-        <w:t>2</w:t>
+        <w:t>3-2</w:t>
       </w:r>
       <w:r>
         <w:rPr>
@@ -18822,7 +17802,7 @@
       </w:r>
       <w:r>
         <w:rPr>
-          <w:rFonts w:ascii="TH SarabunPSK" w:hAnsi="TH SarabunPSK" w:cs="TH SarabunPSK" w:hint="cs"/>
+          <w:rFonts w:ascii="TH SarabunPSK" w:hAnsi="TH SarabunPSK" w:cs="TH SarabunPSK"/>
           <w:sz w:val="32"/>
           <w:szCs w:val="32"/>
           <w:cs/>
@@ -18860,20 +17840,12 @@
           <w:sz w:val="32"/>
           <w:szCs w:val="32"/>
         </w:rPr>
-        <w:t>)</w:t>
-      </w:r>
-      <w:r>
-        <w:rPr>
-          <w:rFonts w:ascii="TH SarabunPSK" w:hAnsi="TH SarabunPSK" w:cs="TH SarabunPSK"/>
-          <w:sz w:val="32"/>
-          <w:szCs w:val="32"/>
-        </w:rPr>
-        <w:t xml:space="preserve"> </w:t>
+        <w:t xml:space="preserve">) </w:t>
       </w:r>
     </w:p>
     <w:tbl>
       <w:tblPr>
-        <w:tblStyle w:val="aa"/>
+        <w:tblStyle w:val="TableGrid"/>
         <w:tblW w:w="0" w:type="auto"/>
         <w:tblLook w:val="04A0" w:firstRow="1" w:lastRow="0" w:firstColumn="1" w:lastColumn="0" w:noHBand="0" w:noVBand="1"/>
       </w:tblPr>
@@ -19161,7 +18133,7 @@
             </w:pPr>
             <w:r>
               <w:rPr>
-                <w:rFonts w:ascii="TH SarabunPSK" w:hAnsi="TH SarabunPSK" w:cs="TH SarabunPSK" w:hint="cs"/>
+                <w:rFonts w:ascii="TH SarabunPSK" w:hAnsi="TH SarabunPSK" w:cs="TH SarabunPSK"/>
                 <w:sz w:val="32"/>
                 <w:szCs w:val="32"/>
                 <w:cs/>
@@ -19316,7 +18288,7 @@
             </w:pPr>
             <w:r>
               <w:rPr>
-                <w:rFonts w:ascii="TH SarabunPSK" w:hAnsi="TH SarabunPSK" w:cs="TH SarabunPSK" w:hint="cs"/>
+                <w:rFonts w:ascii="TH SarabunPSK" w:hAnsi="TH SarabunPSK" w:cs="TH SarabunPSK"/>
                 <w:sz w:val="32"/>
                 <w:szCs w:val="32"/>
                 <w:cs/>
@@ -19464,7 +18436,7 @@
             </w:pPr>
             <w:r>
               <w:rPr>
-                <w:rFonts w:ascii="TH SarabunPSK" w:hAnsi="TH SarabunPSK" w:cs="TH SarabunPSK" w:hint="cs"/>
+                <w:rFonts w:ascii="TH SarabunPSK" w:hAnsi="TH SarabunPSK" w:cs="TH SarabunPSK"/>
                 <w:sz w:val="32"/>
                 <w:szCs w:val="32"/>
                 <w:cs/>
@@ -19612,7 +18584,7 @@
             </w:pPr>
             <w:r>
               <w:rPr>
-                <w:rFonts w:ascii="TH SarabunPSK" w:hAnsi="TH SarabunPSK" w:cs="TH SarabunPSK" w:hint="cs"/>
+                <w:rFonts w:ascii="TH SarabunPSK" w:hAnsi="TH SarabunPSK" w:cs="TH SarabunPSK"/>
                 <w:sz w:val="32"/>
                 <w:szCs w:val="32"/>
                 <w:cs/>
@@ -19815,7 +18787,7 @@
       </w:pPr>
       <w:r>
         <w:rPr>
-          <w:rFonts w:ascii="TH SarabunPSK" w:hAnsi="TH SarabunPSK" w:cs="TH SarabunPSK" w:hint="cs"/>
+          <w:rFonts w:ascii="TH SarabunPSK" w:hAnsi="TH SarabunPSK" w:cs="TH SarabunPSK"/>
           <w:noProof/>
           <w:sz w:val="32"/>
           <w:szCs w:val="32"/>
@@ -19962,7 +18934,7 @@
       </w:r>
       <w:r>
         <w:rPr>
-          <w:rFonts w:ascii="TH SarabunPSK" w:hAnsi="TH SarabunPSK" w:cs="TH SarabunPSK" w:hint="cs"/>
+          <w:rFonts w:ascii="TH SarabunPSK" w:hAnsi="TH SarabunPSK" w:cs="TH SarabunPSK"/>
           <w:sz w:val="32"/>
           <w:szCs w:val="32"/>
           <w:cs/>
@@ -20144,7 +19116,7 @@
       </w:r>
       <w:r>
         <w:rPr>
-          <w:rFonts w:ascii="TH SarabunPSK" w:hAnsi="TH SarabunPSK" w:cs="TH SarabunPSK" w:hint="cs"/>
+          <w:rFonts w:ascii="TH SarabunPSK" w:hAnsi="TH SarabunPSK" w:cs="TH SarabunPSK"/>
           <w:sz w:val="32"/>
           <w:szCs w:val="32"/>
           <w:cs/>
@@ -20293,7 +19265,7 @@
       </w:r>
       <w:r>
         <w:rPr>
-          <w:rFonts w:ascii="TH SarabunPSK" w:hAnsi="TH SarabunPSK" w:cs="TH SarabunPSK" w:hint="cs"/>
+          <w:rFonts w:ascii="TH SarabunPSK" w:hAnsi="TH SarabunPSK" w:cs="TH SarabunPSK"/>
           <w:sz w:val="32"/>
           <w:szCs w:val="32"/>
           <w:cs/>
@@ -20516,16 +19488,7 @@
           <w:szCs w:val="32"/>
           <w:cs/>
         </w:rPr>
-        <w:t xml:space="preserve"> แสดงหน้าจอส่วน</w:t>
-      </w:r>
-      <w:r>
-        <w:rPr>
-          <w:rFonts w:ascii="TH SarabunPSK" w:hAnsi="TH SarabunPSK" w:cs="TH SarabunPSK" w:hint="cs"/>
-          <w:sz w:val="32"/>
-          <w:szCs w:val="32"/>
-          <w:cs/>
-        </w:rPr>
-        <w:t>ของกา</w:t>
+        <w:t xml:space="preserve"> แสดงหน้าจอส่วนของกา</w:t>
       </w:r>
       <w:r>
         <w:rPr>
@@ -20537,7 +19500,7 @@
       </w:r>
       <w:r>
         <w:rPr>
-          <w:rFonts w:ascii="TH SarabunPSK" w:hAnsi="TH SarabunPSK" w:cs="TH SarabunPSK" w:hint="cs"/>
+          <w:rFonts w:ascii="TH SarabunPSK" w:hAnsi="TH SarabunPSK" w:cs="TH SarabunPSK"/>
           <w:sz w:val="32"/>
           <w:szCs w:val="32"/>
           <w:cs/>
@@ -20616,6 +19579,7 @@
     <w:p>
       <w:pPr>
         <w:ind w:left="720" w:firstLine="720"/>
+        <w:jc w:val="center"/>
         <w:rPr>
           <w:rFonts w:ascii="TH SarabunPSK" w:hAnsi="TH SarabunPSK" w:cs="TH SarabunPSK"/>
           <w:color w:val="00B0F0"/>
@@ -20625,14 +19589,14 @@
       </w:pPr>
       <w:r>
         <w:rPr>
-          <w:rFonts w:ascii="TH SarabunPSK" w:hAnsi="TH SarabunPSK" w:cs="TH SarabunPSK" w:hint="cs"/>
+          <w:rFonts w:ascii="TH SarabunPSK" w:hAnsi="TH SarabunPSK" w:cs="TH SarabunPSK"/>
           <w:b/>
           <w:bCs/>
           <w:sz w:val="32"/>
           <w:szCs w:val="32"/>
           <w:cs/>
         </w:rPr>
-        <w:t xml:space="preserve">   </w:t>
+        <w:t xml:space="preserve">ภาพที่ </w:t>
       </w:r>
       <w:r>
         <w:rPr>
@@ -20641,9 +19605,8 @@
           <w:bCs/>
           <w:sz w:val="32"/>
           <w:szCs w:val="32"/>
-          <w:cs/>
-        </w:rPr>
-        <w:t xml:space="preserve">ภาพที่ </w:t>
+        </w:rPr>
+        <w:t>3-</w:t>
       </w:r>
       <w:r>
         <w:rPr>
@@ -20653,16 +19616,6 @@
           <w:sz w:val="32"/>
           <w:szCs w:val="32"/>
         </w:rPr>
-        <w:t>3-</w:t>
-      </w:r>
-      <w:r>
-        <w:rPr>
-          <w:rFonts w:ascii="TH SarabunPSK" w:hAnsi="TH SarabunPSK" w:cs="TH SarabunPSK"/>
-          <w:b/>
-          <w:bCs/>
-          <w:sz w:val="32"/>
-          <w:szCs w:val="32"/>
-        </w:rPr>
         <w:t>18</w:t>
       </w:r>
       <w:r>
@@ -20680,16 +19633,7 @@
           <w:szCs w:val="32"/>
           <w:cs/>
         </w:rPr>
-        <w:t xml:space="preserve"> แสดงหน้าจอส่วน</w:t>
-      </w:r>
-      <w:r>
-        <w:rPr>
-          <w:rFonts w:ascii="TH SarabunPSK" w:hAnsi="TH SarabunPSK" w:cs="TH SarabunPSK" w:hint="cs"/>
-          <w:sz w:val="32"/>
-          <w:szCs w:val="32"/>
-          <w:cs/>
-        </w:rPr>
-        <w:t>เข้าสู่ระบบ</w:t>
+        <w:t xml:space="preserve"> แสดงหน้าจอส่วนเข้าสู่ระบบ</w:t>
       </w:r>
       <w:r>
         <w:rPr>
@@ -20815,7 +19759,7 @@
           <w:tab w:val="left" w:pos="2410"/>
         </w:tabs>
         <w:spacing w:after="0"/>
-        <w:jc w:val="thaiDistribute"/>
+        <w:jc w:val="center"/>
         <w:rPr>
           <w:rFonts w:ascii="TH SarabunPSK" w:hAnsi="TH SarabunPSK" w:cs="TH SarabunPSK"/>
           <w:color w:val="00B0F0"/>
@@ -20823,46 +19767,6 @@
           <w:szCs w:val="32"/>
         </w:rPr>
       </w:pPr>
-      <w:r>
-        <w:rPr>
-          <w:rFonts w:ascii="TH SarabunPSK" w:hAnsi="TH SarabunPSK" w:cs="TH SarabunPSK"/>
-          <w:color w:val="00B0F0"/>
-          <w:sz w:val="32"/>
-          <w:szCs w:val="32"/>
-          <w:cs/>
-        </w:rPr>
-        <w:tab/>
-      </w:r>
-      <w:r>
-        <w:rPr>
-          <w:rFonts w:ascii="TH SarabunPSK" w:hAnsi="TH SarabunPSK" w:cs="TH SarabunPSK"/>
-          <w:color w:val="00B0F0"/>
-          <w:sz w:val="32"/>
-          <w:szCs w:val="32"/>
-          <w:cs/>
-        </w:rPr>
-        <w:tab/>
-      </w:r>
-      <w:r>
-        <w:rPr>
-          <w:rFonts w:ascii="TH SarabunPSK" w:hAnsi="TH SarabunPSK" w:cs="TH SarabunPSK"/>
-          <w:color w:val="00B0F0"/>
-          <w:sz w:val="32"/>
-          <w:szCs w:val="32"/>
-          <w:cs/>
-        </w:rPr>
-        <w:tab/>
-      </w:r>
-      <w:r>
-        <w:rPr>
-          <w:rFonts w:ascii="TH SarabunPSK" w:hAnsi="TH SarabunPSK" w:cs="TH SarabunPSK"/>
-          <w:color w:val="00B0F0"/>
-          <w:sz w:val="32"/>
-          <w:szCs w:val="32"/>
-          <w:cs/>
-        </w:rPr>
-        <w:tab/>
-      </w:r>
       <w:r>
         <w:rPr>
           <w:rFonts w:ascii="TH SarabunPSK" w:hAnsi="TH SarabunPSK" w:cs="TH SarabunPSK"/>
@@ -20909,16 +19813,7 @@
           <w:szCs w:val="32"/>
           <w:cs/>
         </w:rPr>
-        <w:t xml:space="preserve"> แสดงหน้าจอส่วน</w:t>
-      </w:r>
-      <w:r>
-        <w:rPr>
-          <w:rFonts w:ascii="TH SarabunPSK" w:hAnsi="TH SarabunPSK" w:cs="TH SarabunPSK" w:hint="cs"/>
-          <w:sz w:val="32"/>
-          <w:szCs w:val="32"/>
-          <w:cs/>
-        </w:rPr>
-        <w:t>จัดการผู้ใช้งาน</w:t>
+        <w:t xml:space="preserve"> แสดงหน้าจอส่วนจัดการผู้ใช้งาน</w:t>
       </w:r>
     </w:p>
     <w:p>
@@ -21206,25 +20101,7 @@
           <w:szCs w:val="32"/>
           <w:cs/>
         </w:rPr>
-        <w:t>เป็นขั้นตอนที่นำเอาระบบสารสนเทศแบบออนไลน์ที่ได้ออกแบบไว้มาพัฒนาเป็นต้นแบบของระบบงานภายใต้สภาพแวดล้อมต่าง ๆ ที่กำหนดขึ้น เช่น ระบบปฏิบัติการเครื่องแม่ข่าย ระบบจัดการเว็บไซต์ โปรแกรมพัฒนา</w:t>
-      </w:r>
-      <w:r>
-        <w:rPr>
-          <w:rFonts w:ascii="TH SarabunPSK" w:hAnsi="TH SarabunPSK" w:cs="TH SarabunPSK" w:hint="cs"/>
-          <w:sz w:val="32"/>
-          <w:szCs w:val="32"/>
-          <w:cs/>
-        </w:rPr>
-        <w:t xml:space="preserve">ระบบอัตโนมัติ และ </w:t>
-      </w:r>
-      <w:r>
-        <w:rPr>
-          <w:rFonts w:ascii="TH SarabunPSK" w:hAnsi="TH SarabunPSK" w:cs="TH SarabunPSK"/>
-          <w:sz w:val="32"/>
-          <w:szCs w:val="32"/>
-          <w:cs/>
-        </w:rPr>
-        <w:t>จัดการฐานข้อมูล เป็นต้น</w:t>
+        <w:t>เป็นขั้นตอนที่นำเอาระบบสารสนเทศแบบออนไลน์ที่ได้ออกแบบไว้มาพัฒนาเป็นต้นแบบของระบบงานภายใต้สภาพแวดล้อมต่าง ๆ ที่กำหนดขึ้น เช่น ระบบปฏิบัติการเครื่องแม่ข่าย ระบบจัดการเว็บไซต์ โปรแกรมพัฒนาระบบอัตโนมัติ และ จัดการฐานข้อมูล เป็นต้น</w:t>
       </w:r>
     </w:p>
     <w:p>
@@ -21365,17 +20242,7 @@
           <w:szCs w:val="32"/>
           <w:cs/>
         </w:rPr>
-        <w:t>ภายหลังการพัฒนาระบบสารสนเทศต้นแบบและผ่านการทดลองใช้เบื้องต้น จึงดำเนินการพัฒนาอย่างเต็มระบบตามข้อกำหนดความต้องการที่ได้วางแผนและวิเคราะห์ระบบมาแล้วโดยการศึกษาโครงสร้าง รูปแบบการเขียนโปรแกรม ฟังก์ชันการทำงานต่าง ๆ และตรวจสอบการทำงาน</w:t>
-      </w:r>
-      <w:r>
-        <w:rPr>
-          <w:rFonts w:ascii="TH SarabunPSK" w:hAnsi="TH SarabunPSK" w:cs="TH SarabunPSK"/>
-          <w:sz w:val="32"/>
-          <w:szCs w:val="32"/>
-          <w:cs/>
-        </w:rPr>
-        <w:lastRenderedPageBreak/>
-        <w:t>ของระบบตามแผนที่วางไว้ เพื่อให้ได้ระบบที่สมบูรณ์แบบทำงานร่วมกันในเชิงบูรณาการได้อย่างเต็มประสิทธิภาพ</w:t>
+        <w:t>ภายหลังการพัฒนาระบบสารสนเทศต้นแบบและผ่านการทดลองใช้เบื้องต้น จึงดำเนินการพัฒนาอย่างเต็มระบบตามข้อกำหนดความต้องการที่ได้วางแผนและวิเคราะห์ระบบมาแล้วโดยการศึกษาโครงสร้าง รูปแบบการเขียนโปรแกรม ฟังก์ชันการทำงานต่าง ๆ และตรวจสอบการทำงานของระบบตามแผนที่วางไว้ เพื่อให้ได้ระบบที่สมบูรณ์แบบทำงานร่วมกันในเชิงบูรณาการได้อย่างเต็มประสิทธิภาพ</w:t>
       </w:r>
     </w:p>
     <w:p>
@@ -21499,6 +20366,7 @@
           <w:szCs w:val="32"/>
           <w:cs/>
         </w:rPr>
+        <w:lastRenderedPageBreak/>
         <w:tab/>
       </w:r>
       <w:r>
@@ -21554,43 +20422,7 @@
           <w:szCs w:val="32"/>
           <w:cs/>
         </w:rPr>
-        <w:t>ของการท</w:t>
-      </w:r>
-      <w:r>
-        <w:rPr>
-          <w:rFonts w:ascii="TH SarabunPSK" w:hAnsi="TH SarabunPSK" w:cs="TH SarabunPSK" w:hint="cs"/>
-          <w:sz w:val="32"/>
-          <w:szCs w:val="32"/>
-          <w:cs/>
-        </w:rPr>
-        <w:t>ำ</w:t>
-      </w:r>
-      <w:r>
-        <w:rPr>
-          <w:rFonts w:ascii="TH SarabunPSK" w:hAnsi="TH SarabunPSK" w:cs="TH SarabunPSK"/>
-          <w:sz w:val="32"/>
-          <w:szCs w:val="32"/>
-          <w:cs/>
-        </w:rPr>
-        <w:t>งานเบื้องต้น และหาข้อผิดพลาดของระบบงาน ก่อนน</w:t>
-      </w:r>
-      <w:r>
-        <w:rPr>
-          <w:rFonts w:ascii="TH SarabunPSK" w:hAnsi="TH SarabunPSK" w:cs="TH SarabunPSK" w:hint="cs"/>
-          <w:sz w:val="32"/>
-          <w:szCs w:val="32"/>
-          <w:cs/>
-        </w:rPr>
-        <w:t>ำ</w:t>
-      </w:r>
-      <w:r>
-        <w:rPr>
-          <w:rFonts w:ascii="TH SarabunPSK" w:hAnsi="TH SarabunPSK" w:cs="TH SarabunPSK"/>
-          <w:sz w:val="32"/>
-          <w:szCs w:val="32"/>
-          <w:cs/>
-        </w:rPr>
-        <w:t xml:space="preserve">ไปใช้งานจริง โดยได้แบ่งการทดสอบระบบออกเป็น </w:t>
+        <w:t xml:space="preserve">ของการทำงานเบื้องต้น และหาข้อผิดพลาดของระบบงาน ก่อนนำไปใช้งานจริง โดยได้แบ่งการทดสอบระบบออกเป็น </w:t>
       </w:r>
       <w:r>
         <w:rPr>
@@ -21607,16 +20439,7 @@
           <w:szCs w:val="32"/>
           <w:cs/>
         </w:rPr>
-        <w:t>ขั้นตอนดังนี้</w:t>
-      </w:r>
-      <w:r>
-        <w:rPr>
-          <w:rFonts w:ascii="TH SarabunPSK" w:hAnsi="TH SarabunPSK" w:cs="TH SarabunPSK" w:hint="cs"/>
-          <w:sz w:val="32"/>
-          <w:szCs w:val="32"/>
-          <w:cs/>
-        </w:rPr>
-        <w:t xml:space="preserve"> </w:t>
+        <w:t xml:space="preserve">ขั้นตอนดังนี้ </w:t>
       </w:r>
       <w:r>
         <w:rPr>
@@ -21729,58 +20552,89 @@
           <w:szCs w:val="32"/>
           <w:cs/>
         </w:rPr>
-        <w:t>เป็นขั้นตอนของทดสอบเพื่อหาข้อผิดพลาดของระบบ</w:t>
-      </w:r>
-      <w:r>
-        <w:rPr>
-          <w:rFonts w:ascii="TH SarabunPSK" w:hAnsi="TH SarabunPSK" w:cs="TH SarabunPSK"/>
-          <w:sz w:val="32"/>
-          <w:szCs w:val="32"/>
-          <w:cs/>
-        </w:rPr>
-        <w:t xml:space="preserve">ผู้ช่วยอัตโนมัติ </w:t>
-      </w:r>
-      <w:r>
-        <w:rPr>
-          <w:rFonts w:ascii="TH SarabunPSK" w:hAnsi="TH SarabunPSK" w:cs="TH SarabunPSK"/>
-          <w:sz w:val="32"/>
-          <w:szCs w:val="32"/>
-        </w:rPr>
-        <w:t>n</w:t>
-      </w:r>
-      <w:r>
-        <w:rPr>
-          <w:rFonts w:ascii="TH SarabunPSK" w:hAnsi="TH SarabunPSK" w:cs="TH SarabunPSK"/>
-          <w:sz w:val="32"/>
-          <w:szCs w:val="32"/>
-          <w:cs/>
-        </w:rPr>
-        <w:t>8</w:t>
-      </w:r>
-      <w:r>
-        <w:rPr>
-          <w:rFonts w:ascii="TH SarabunPSK" w:hAnsi="TH SarabunPSK" w:cs="TH SarabunPSK"/>
-          <w:sz w:val="32"/>
-          <w:szCs w:val="32"/>
-        </w:rPr>
-        <w:t xml:space="preserve">n </w:t>
-      </w:r>
-      <w:r>
-        <w:rPr>
-          <w:rFonts w:ascii="TH SarabunPSK" w:hAnsi="TH SarabunPSK" w:cs="TH SarabunPSK"/>
-          <w:sz w:val="32"/>
-          <w:szCs w:val="32"/>
-          <w:cs/>
-        </w:rPr>
-        <w:t xml:space="preserve">ผ่าน </w:t>
-      </w:r>
-      <w:r>
-        <w:rPr>
-          <w:rFonts w:ascii="TH SarabunPSK" w:hAnsi="TH SarabunPSK" w:cs="TH SarabunPSK"/>
-          <w:sz w:val="32"/>
-          <w:szCs w:val="32"/>
-        </w:rPr>
-        <w:t>LINE OA</w:t>
+        <w:t>เป็นขั้นตอนของทดสอบเพื่อหาข้อผิดพลาดของ</w:t>
+      </w:r>
+      <w:r>
+        <w:rPr>
+          <w:rFonts w:ascii="TH SarabunPSK" w:hAnsi="TH SarabunPSK" w:cs="TH SarabunPSK"/>
+          <w:sz w:val="32"/>
+          <w:szCs w:val="32"/>
+          <w:cs/>
+        </w:rPr>
+        <w:t>ระบบผู้ช่วยแบบตัวแทนเชิงปัญญาประดิษฐ์สำหรับองค์กร</w:t>
+      </w:r>
+      <w:r>
+        <w:rPr>
+          <w:rFonts w:ascii="TH SarabunPSK" w:hAnsi="TH SarabunPSK" w:cs="TH SarabunPSK"/>
+          <w:sz w:val="32"/>
+          <w:szCs w:val="32"/>
+        </w:rPr>
+        <w:t xml:space="preserve"> </w:t>
+      </w:r>
+      <w:r>
+        <w:rPr>
+          <w:rFonts w:ascii="TH SarabunPSK" w:hAnsi="TH SarabunPSK" w:cs="TH SarabunPSK"/>
+          <w:sz w:val="32"/>
+          <w:szCs w:val="32"/>
+        </w:rPr>
+        <w:t xml:space="preserve"> </w:t>
+      </w:r>
+      <w:r>
+        <w:rPr>
+          <w:rFonts w:ascii="TH SarabunPSK" w:hAnsi="TH SarabunPSK" w:cs="TH SarabunPSK"/>
+          <w:sz w:val="32"/>
+          <w:szCs w:val="32"/>
+          <w:cs/>
+        </w:rPr>
+        <w:t>มุ่งเน้นการทดสอบด้วยวิธีการแบบแบ</w:t>
+      </w:r>
+      <w:proofErr w:type="spellStart"/>
+      <w:r>
+        <w:rPr>
+          <w:rFonts w:ascii="TH SarabunPSK" w:hAnsi="TH SarabunPSK" w:cs="TH SarabunPSK"/>
+          <w:sz w:val="32"/>
+          <w:szCs w:val="32"/>
+          <w:cs/>
+        </w:rPr>
+        <w:t>ล็</w:t>
+      </w:r>
+      <w:proofErr w:type="spellEnd"/>
+      <w:r>
+        <w:rPr>
+          <w:rFonts w:ascii="TH SarabunPSK" w:hAnsi="TH SarabunPSK" w:cs="TH SarabunPSK"/>
+          <w:sz w:val="32"/>
+          <w:szCs w:val="32"/>
+          <w:cs/>
+        </w:rPr>
+        <w:t>คบ็อก</w:t>
+      </w:r>
+      <w:proofErr w:type="spellStart"/>
+      <w:r>
+        <w:rPr>
+          <w:rFonts w:ascii="TH SarabunPSK" w:hAnsi="TH SarabunPSK" w:cs="TH SarabunPSK"/>
+          <w:sz w:val="32"/>
+          <w:szCs w:val="32"/>
+          <w:cs/>
+        </w:rPr>
+        <w:t>ซ์</w:t>
+      </w:r>
+      <w:proofErr w:type="spellEnd"/>
+      <w:r>
+        <w:rPr>
+          <w:rFonts w:ascii="TH SarabunPSK" w:hAnsi="TH SarabunPSK" w:cs="TH SarabunPSK"/>
+          <w:sz w:val="32"/>
+          <w:szCs w:val="32"/>
+        </w:rPr>
+        <w:t xml:space="preserve"> (Blackbox Technique) </w:t>
+      </w:r>
+      <w:r>
+        <w:rPr>
+          <w:rFonts w:ascii="TH SarabunPSK" w:hAnsi="TH SarabunPSK" w:cs="TH SarabunPSK"/>
+          <w:sz w:val="32"/>
+          <w:szCs w:val="32"/>
+          <w:cs/>
+        </w:rPr>
+        <w:t>ผู้ที่ทดสอบการทำงาน</w:t>
       </w:r>
       <w:r>
         <w:rPr>
@@ -21789,6 +20643,32 @@
           <w:szCs w:val="32"/>
           <w:cs/>
         </w:rPr>
+        <w:t>ของ</w:t>
+      </w:r>
+      <w:r>
+        <w:rPr>
+          <w:rFonts w:ascii="TH SarabunPSK" w:hAnsi="TH SarabunPSK" w:cs="TH SarabunPSK"/>
+          <w:sz w:val="32"/>
+          <w:szCs w:val="32"/>
+          <w:cs/>
+        </w:rPr>
+        <w:t>ระบบผู้ช่วยแบบตัวแทนเชิงปัญญาประดิษฐ์สำหรับองค์กร</w:t>
+      </w:r>
+      <w:r>
+        <w:rPr>
+          <w:rFonts w:ascii="TH SarabunPSK" w:hAnsi="TH SarabunPSK" w:cs="TH SarabunPSK"/>
+          <w:sz w:val="32"/>
+          <w:szCs w:val="32"/>
+          <w:cs/>
+        </w:rPr>
+        <w:t xml:space="preserve"> ที่พัฒนาขึ้นเพื่อหาข้อผิดพลาดนั้น</w:t>
+      </w:r>
+      <w:r>
+        <w:rPr>
+          <w:rFonts w:ascii="TH SarabunPSK" w:hAnsi="TH SarabunPSK" w:cs="TH SarabunPSK"/>
+          <w:sz w:val="32"/>
+          <w:szCs w:val="32"/>
+        </w:rPr>
         <w:t xml:space="preserve"> </w:t>
       </w:r>
       <w:r>
@@ -21798,188 +20678,11 @@
           <w:szCs w:val="32"/>
           <w:cs/>
         </w:rPr>
-        <w:t>สำหรับองค์กร</w:t>
-      </w:r>
-      <w:r>
-        <w:rPr>
-          <w:rFonts w:ascii="TH SarabunPSK" w:hAnsi="TH SarabunPSK" w:cs="TH SarabunPSK"/>
-          <w:sz w:val="32"/>
-          <w:szCs w:val="32"/>
-        </w:rPr>
-        <w:t xml:space="preserve"> </w:t>
-      </w:r>
-      <w:r>
-        <w:rPr>
-          <w:rFonts w:ascii="TH SarabunPSK" w:hAnsi="TH SarabunPSK" w:cs="TH SarabunPSK"/>
-          <w:sz w:val="32"/>
-          <w:szCs w:val="32"/>
-        </w:rPr>
-        <w:t xml:space="preserve"> </w:t>
-      </w:r>
-      <w:r>
-        <w:rPr>
-          <w:rFonts w:ascii="TH SarabunPSK" w:hAnsi="TH SarabunPSK" w:cs="TH SarabunPSK"/>
-          <w:sz w:val="32"/>
-          <w:szCs w:val="32"/>
-          <w:cs/>
-        </w:rPr>
-        <w:t>มุ่งเน้นการทดสอบด้วยวิธีการแบบแบ</w:t>
-      </w:r>
-      <w:proofErr w:type="spellStart"/>
-      <w:r>
-        <w:rPr>
-          <w:rFonts w:ascii="TH SarabunPSK" w:hAnsi="TH SarabunPSK" w:cs="TH SarabunPSK"/>
-          <w:sz w:val="32"/>
-          <w:szCs w:val="32"/>
-          <w:cs/>
-        </w:rPr>
-        <w:t>ล็</w:t>
-      </w:r>
-      <w:proofErr w:type="spellEnd"/>
-      <w:r>
-        <w:rPr>
-          <w:rFonts w:ascii="TH SarabunPSK" w:hAnsi="TH SarabunPSK" w:cs="TH SarabunPSK"/>
-          <w:sz w:val="32"/>
-          <w:szCs w:val="32"/>
-          <w:cs/>
-        </w:rPr>
-        <w:t>คบ็อก</w:t>
-      </w:r>
-      <w:proofErr w:type="spellStart"/>
-      <w:r>
-        <w:rPr>
-          <w:rFonts w:ascii="TH SarabunPSK" w:hAnsi="TH SarabunPSK" w:cs="TH SarabunPSK"/>
-          <w:sz w:val="32"/>
-          <w:szCs w:val="32"/>
-          <w:cs/>
-        </w:rPr>
-        <w:t>ซ์</w:t>
-      </w:r>
-      <w:proofErr w:type="spellEnd"/>
-      <w:r>
-        <w:rPr>
-          <w:rFonts w:ascii="TH SarabunPSK" w:hAnsi="TH SarabunPSK" w:cs="TH SarabunPSK"/>
-          <w:sz w:val="32"/>
-          <w:szCs w:val="32"/>
-        </w:rPr>
-        <w:t xml:space="preserve"> (Blackbox Technique) </w:t>
-      </w:r>
-      <w:r>
-        <w:rPr>
-          <w:rFonts w:ascii="TH SarabunPSK" w:hAnsi="TH SarabunPSK" w:cs="TH SarabunPSK"/>
-          <w:sz w:val="32"/>
-          <w:szCs w:val="32"/>
-          <w:cs/>
-        </w:rPr>
-        <w:t>ผู้ที่ทดสอบการทำงาน</w:t>
-      </w:r>
-      <w:r>
-        <w:rPr>
-          <w:rFonts w:ascii="TH SarabunPSK" w:hAnsi="TH SarabunPSK" w:cs="TH SarabunPSK"/>
-          <w:sz w:val="32"/>
-          <w:szCs w:val="32"/>
-          <w:cs/>
-        </w:rPr>
-        <w:t>ระบบ</w:t>
-      </w:r>
-      <w:r>
-        <w:rPr>
-          <w:rFonts w:ascii="TH SarabunPSK" w:hAnsi="TH SarabunPSK" w:cs="TH SarabunPSK"/>
-          <w:sz w:val="32"/>
-          <w:szCs w:val="32"/>
-          <w:cs/>
-        </w:rPr>
-        <w:t xml:space="preserve">ผู้ช่วยอัตโนมัติ </w:t>
-      </w:r>
-      <w:r>
-        <w:rPr>
-          <w:rFonts w:ascii="TH SarabunPSK" w:hAnsi="TH SarabunPSK" w:cs="TH SarabunPSK"/>
-          <w:sz w:val="32"/>
-          <w:szCs w:val="32"/>
-        </w:rPr>
-        <w:t>n</w:t>
-      </w:r>
-      <w:r>
-        <w:rPr>
-          <w:rFonts w:ascii="TH SarabunPSK" w:hAnsi="TH SarabunPSK" w:cs="TH SarabunPSK"/>
-          <w:sz w:val="32"/>
-          <w:szCs w:val="32"/>
-          <w:cs/>
-        </w:rPr>
-        <w:t>8</w:t>
-      </w:r>
-      <w:r>
-        <w:rPr>
-          <w:rFonts w:ascii="TH SarabunPSK" w:hAnsi="TH SarabunPSK" w:cs="TH SarabunPSK"/>
-          <w:sz w:val="32"/>
-          <w:szCs w:val="32"/>
-        </w:rPr>
-        <w:t xml:space="preserve">n </w:t>
-      </w:r>
-      <w:r>
-        <w:rPr>
-          <w:rFonts w:ascii="TH SarabunPSK" w:hAnsi="TH SarabunPSK" w:cs="TH SarabunPSK"/>
-          <w:sz w:val="32"/>
-          <w:szCs w:val="32"/>
-          <w:cs/>
-        </w:rPr>
-        <w:t xml:space="preserve">ผ่าน </w:t>
-      </w:r>
-      <w:r>
-        <w:rPr>
-          <w:rFonts w:ascii="TH SarabunPSK" w:hAnsi="TH SarabunPSK" w:cs="TH SarabunPSK"/>
-          <w:sz w:val="32"/>
-          <w:szCs w:val="32"/>
-        </w:rPr>
-        <w:t>LINE OA</w:t>
-      </w:r>
-      <w:r>
-        <w:rPr>
-          <w:rFonts w:ascii="TH SarabunPSK" w:hAnsi="TH SarabunPSK" w:cs="TH SarabunPSK" w:hint="cs"/>
-          <w:sz w:val="32"/>
-          <w:szCs w:val="32"/>
-          <w:cs/>
-        </w:rPr>
-        <w:t xml:space="preserve"> </w:t>
-      </w:r>
-      <w:r>
-        <w:rPr>
-          <w:rFonts w:ascii="TH SarabunPSK" w:hAnsi="TH SarabunPSK" w:cs="TH SarabunPSK"/>
-          <w:sz w:val="32"/>
-          <w:szCs w:val="32"/>
-          <w:cs/>
-        </w:rPr>
-        <w:t>สำหรับองค์กร</w:t>
-      </w:r>
-      <w:r>
-        <w:rPr>
-          <w:rFonts w:ascii="TH SarabunPSK" w:hAnsi="TH SarabunPSK" w:cs="TH SarabunPSK"/>
-          <w:sz w:val="32"/>
-          <w:szCs w:val="32"/>
-          <w:cs/>
-        </w:rPr>
-        <w:t xml:space="preserve"> ที่พัฒนาขึ้นเพื่อหาข้อผิดพลาดนั้น</w:t>
-      </w:r>
-      <w:r>
-        <w:rPr>
-          <w:rFonts w:ascii="TH SarabunPSK" w:hAnsi="TH SarabunPSK" w:cs="TH SarabunPSK"/>
-          <w:sz w:val="32"/>
-          <w:szCs w:val="32"/>
-        </w:rPr>
-        <w:t xml:space="preserve"> </w:t>
-      </w:r>
-      <w:r>
-        <w:rPr>
-          <w:rFonts w:ascii="TH SarabunPSK" w:hAnsi="TH SarabunPSK" w:cs="TH SarabunPSK"/>
-          <w:sz w:val="32"/>
-          <w:szCs w:val="32"/>
-          <w:cs/>
-        </w:rPr>
         <w:t>เป็น</w:t>
       </w:r>
       <w:r>
         <w:rPr>
-          <w:rFonts w:ascii="TH SarabunPSK" w:hAnsi="TH SarabunPSK" w:cs="TH SarabunPSK" w:hint="cs"/>
+          <w:rFonts w:ascii="TH SarabunPSK" w:hAnsi="TH SarabunPSK" w:cs="TH SarabunPSK"/>
           <w:sz w:val="32"/>
           <w:szCs w:val="32"/>
           <w:cs/>
@@ -22190,58 +20893,106 @@
           <w:szCs w:val="32"/>
           <w:cs/>
         </w:rPr>
-        <w:t>ระบบ</w:t>
-      </w:r>
-      <w:r>
-        <w:rPr>
-          <w:rFonts w:ascii="TH SarabunPSK" w:hAnsi="TH SarabunPSK" w:cs="TH SarabunPSK"/>
-          <w:sz w:val="32"/>
-          <w:szCs w:val="32"/>
-          <w:cs/>
-        </w:rPr>
-        <w:t xml:space="preserve">ผู้ช่วยอัตโนมัติ </w:t>
-      </w:r>
-      <w:r>
-        <w:rPr>
-          <w:rFonts w:ascii="TH SarabunPSK" w:hAnsi="TH SarabunPSK" w:cs="TH SarabunPSK"/>
-          <w:sz w:val="32"/>
-          <w:szCs w:val="32"/>
-        </w:rPr>
-        <w:t>n</w:t>
-      </w:r>
-      <w:r>
-        <w:rPr>
-          <w:rFonts w:ascii="TH SarabunPSK" w:hAnsi="TH SarabunPSK" w:cs="TH SarabunPSK"/>
-          <w:sz w:val="32"/>
-          <w:szCs w:val="32"/>
-          <w:cs/>
-        </w:rPr>
-        <w:t>8</w:t>
-      </w:r>
-      <w:r>
-        <w:rPr>
-          <w:rFonts w:ascii="TH SarabunPSK" w:hAnsi="TH SarabunPSK" w:cs="TH SarabunPSK"/>
-          <w:sz w:val="32"/>
-          <w:szCs w:val="32"/>
-        </w:rPr>
-        <w:t xml:space="preserve">n </w:t>
-      </w:r>
-      <w:r>
-        <w:rPr>
-          <w:rFonts w:ascii="TH SarabunPSK" w:hAnsi="TH SarabunPSK" w:cs="TH SarabunPSK"/>
-          <w:sz w:val="32"/>
-          <w:szCs w:val="32"/>
-          <w:cs/>
-        </w:rPr>
-        <w:t xml:space="preserve">ผ่าน </w:t>
-      </w:r>
-      <w:r>
-        <w:rPr>
-          <w:rFonts w:ascii="TH SarabunPSK" w:hAnsi="TH SarabunPSK" w:cs="TH SarabunPSK"/>
-          <w:sz w:val="32"/>
-          <w:szCs w:val="32"/>
-        </w:rPr>
-        <w:t>LINE OA</w:t>
+        <w:t>ระบบผู้ช่วยแบบตัวแทนเชิงปัญญาประดิษฐ์สำหรับองค์กร</w:t>
+      </w:r>
+      <w:r>
+        <w:rPr>
+          <w:rFonts w:ascii="TH SarabunPSK" w:hAnsi="TH SarabunPSK" w:cs="TH SarabunPSK"/>
+          <w:sz w:val="32"/>
+          <w:szCs w:val="32"/>
+          <w:cs/>
+        </w:rPr>
+        <w:t xml:space="preserve"> </w:t>
+      </w:r>
+      <w:r>
+        <w:rPr>
+          <w:rFonts w:ascii="TH SarabunPSK" w:hAnsi="TH SarabunPSK" w:cs="TH SarabunPSK"/>
+          <w:sz w:val="32"/>
+          <w:szCs w:val="32"/>
+          <w:cs/>
+        </w:rPr>
+        <w:t xml:space="preserve"> เพื่อดูผลการทำงานและประสิทธิภาพที่ได้ จนเสร็จสิ้นการทดสอบ</w:t>
+      </w:r>
+      <w:r>
+        <w:rPr>
+          <w:rFonts w:ascii="TH SarabunPSK" w:hAnsi="TH SarabunPSK" w:cs="TH SarabunPSK"/>
+          <w:sz w:val="32"/>
+          <w:szCs w:val="32"/>
+          <w:cs/>
+        </w:rPr>
+        <w:t>ระบบผู้ช่วยแบบตัวแทนเชิงปัญญาประดิษฐ์สำหรับองค์กร</w:t>
+      </w:r>
+      <w:r>
+        <w:rPr>
+          <w:rFonts w:ascii="TH SarabunPSK" w:hAnsi="TH SarabunPSK" w:cs="TH SarabunPSK"/>
+          <w:sz w:val="32"/>
+          <w:szCs w:val="32"/>
+          <w:cs/>
+        </w:rPr>
+        <w:t xml:space="preserve"> </w:t>
+      </w:r>
+      <w:r>
+        <w:rPr>
+          <w:rFonts w:ascii="TH SarabunPSK" w:hAnsi="TH SarabunPSK" w:cs="TH SarabunPSK"/>
+          <w:sz w:val="32"/>
+          <w:szCs w:val="32"/>
+          <w:cs/>
+        </w:rPr>
+        <w:t>ที่พัฒนาขึ้น จากนั้นได้ใช้แบบสอบถามเกี่ยวกับการประเมินประสิทธิภาพของ</w:t>
+      </w:r>
+      <w:r>
+        <w:rPr>
+          <w:rFonts w:ascii="TH SarabunPSK" w:hAnsi="TH SarabunPSK" w:cs="TH SarabunPSK"/>
+          <w:sz w:val="32"/>
+          <w:szCs w:val="32"/>
+          <w:cs/>
+        </w:rPr>
+        <w:t>ระบบผู้ช่วยแบบตัวแทนเชิงปัญญาประดิษฐ์สำหรับองค์กร</w:t>
+      </w:r>
+      <w:r>
+        <w:rPr>
+          <w:rFonts w:ascii="TH SarabunPSK" w:hAnsi="TH SarabunPSK" w:cs="TH SarabunPSK"/>
+          <w:sz w:val="32"/>
+          <w:szCs w:val="32"/>
+          <w:cs/>
+        </w:rPr>
+        <w:t xml:space="preserve"> </w:t>
+      </w:r>
+      <w:r>
+        <w:rPr>
+          <w:rFonts w:ascii="TH SarabunPSK" w:hAnsi="TH SarabunPSK" w:cs="TH SarabunPSK"/>
+          <w:sz w:val="32"/>
+          <w:szCs w:val="32"/>
+          <w:cs/>
+        </w:rPr>
+        <w:t>โดยให้ผู้ทดสอบประเมินแสดงความคิดเห็นที่มีต่อ</w:t>
+      </w:r>
+      <w:r>
+        <w:rPr>
+          <w:rFonts w:ascii="TH SarabunPSK" w:hAnsi="TH SarabunPSK" w:cs="TH SarabunPSK"/>
+          <w:sz w:val="32"/>
+          <w:szCs w:val="32"/>
+          <w:cs/>
+        </w:rPr>
+        <w:t>ระบบผู้ช่วยแบบตัวแทนเชิงปัญญาประดิษฐ์สำหรับองค์กร</w:t>
+      </w:r>
+      <w:r>
+        <w:rPr>
+          <w:rFonts w:ascii="TH SarabunPSK" w:hAnsi="TH SarabunPSK" w:cs="TH SarabunPSK"/>
+          <w:sz w:val="32"/>
+          <w:szCs w:val="32"/>
+          <w:cs/>
+        </w:rPr>
+        <w:t xml:space="preserve"> </w:t>
+      </w:r>
+      <w:r>
+        <w:rPr>
+          <w:rFonts w:ascii="TH SarabunPSK" w:hAnsi="TH SarabunPSK" w:cs="TH SarabunPSK"/>
+          <w:sz w:val="32"/>
+          <w:szCs w:val="32"/>
+          <w:cs/>
+        </w:rPr>
+        <w:t>ที่พัฒนาขึ้นโดยไม่มีการชี้นำ ภายหลังเก็บรวบรวมข้อมูลจากแบบสอบถามเรียบร้อยแล้ว นำผลที่ได้มาวิเคราะห์ตามหลักสถิติ</w:t>
       </w:r>
       <w:r>
         <w:rPr>
@@ -22251,321 +21002,6 @@
           <w:cs/>
         </w:rPr>
         <w:t xml:space="preserve"> </w:t>
-      </w:r>
-      <w:r>
-        <w:rPr>
-          <w:rFonts w:ascii="TH SarabunPSK" w:hAnsi="TH SarabunPSK" w:cs="TH SarabunPSK"/>
-          <w:sz w:val="32"/>
-          <w:szCs w:val="32"/>
-          <w:cs/>
-        </w:rPr>
-        <w:t>สำหรับองค์กร</w:t>
-      </w:r>
-      <w:r>
-        <w:rPr>
-          <w:rFonts w:ascii="TH SarabunPSK" w:hAnsi="TH SarabunPSK" w:cs="TH SarabunPSK" w:hint="cs"/>
-          <w:sz w:val="32"/>
-          <w:szCs w:val="32"/>
-          <w:cs/>
-        </w:rPr>
-        <w:t xml:space="preserve"> </w:t>
-      </w:r>
-      <w:r>
-        <w:rPr>
-          <w:rFonts w:ascii="TH SarabunPSK" w:hAnsi="TH SarabunPSK" w:cs="TH SarabunPSK"/>
-          <w:sz w:val="32"/>
-          <w:szCs w:val="32"/>
-          <w:cs/>
-        </w:rPr>
-        <w:t xml:space="preserve"> เพื่อดูผลการทำงานและประสิทธิภาพที่ได้ จนเสร็จสิ้นการทดสอบ</w:t>
-      </w:r>
-      <w:r>
-        <w:rPr>
-          <w:rFonts w:ascii="TH SarabunPSK" w:hAnsi="TH SarabunPSK" w:cs="TH SarabunPSK"/>
-          <w:sz w:val="32"/>
-          <w:szCs w:val="32"/>
-          <w:cs/>
-        </w:rPr>
-        <w:t>ระบบ</w:t>
-      </w:r>
-      <w:r>
-        <w:rPr>
-          <w:rFonts w:ascii="TH SarabunPSK" w:hAnsi="TH SarabunPSK" w:cs="TH SarabunPSK"/>
-          <w:sz w:val="32"/>
-          <w:szCs w:val="32"/>
-          <w:cs/>
-        </w:rPr>
-        <w:t xml:space="preserve">ผู้ช่วยอัตโนมัติ </w:t>
-      </w:r>
-      <w:r>
-        <w:rPr>
-          <w:rFonts w:ascii="TH SarabunPSK" w:hAnsi="TH SarabunPSK" w:cs="TH SarabunPSK"/>
-          <w:sz w:val="32"/>
-          <w:szCs w:val="32"/>
-        </w:rPr>
-        <w:t>n</w:t>
-      </w:r>
-      <w:r>
-        <w:rPr>
-          <w:rFonts w:ascii="TH SarabunPSK" w:hAnsi="TH SarabunPSK" w:cs="TH SarabunPSK"/>
-          <w:sz w:val="32"/>
-          <w:szCs w:val="32"/>
-          <w:cs/>
-        </w:rPr>
-        <w:t>8</w:t>
-      </w:r>
-      <w:r>
-        <w:rPr>
-          <w:rFonts w:ascii="TH SarabunPSK" w:hAnsi="TH SarabunPSK" w:cs="TH SarabunPSK"/>
-          <w:sz w:val="32"/>
-          <w:szCs w:val="32"/>
-        </w:rPr>
-        <w:t xml:space="preserve">n </w:t>
-      </w:r>
-      <w:r>
-        <w:rPr>
-          <w:rFonts w:ascii="TH SarabunPSK" w:hAnsi="TH SarabunPSK" w:cs="TH SarabunPSK"/>
-          <w:sz w:val="32"/>
-          <w:szCs w:val="32"/>
-          <w:cs/>
-        </w:rPr>
-        <w:t xml:space="preserve">ผ่าน </w:t>
-      </w:r>
-      <w:r>
-        <w:rPr>
-          <w:rFonts w:ascii="TH SarabunPSK" w:hAnsi="TH SarabunPSK" w:cs="TH SarabunPSK"/>
-          <w:sz w:val="32"/>
-          <w:szCs w:val="32"/>
-        </w:rPr>
-        <w:t>LINE OA</w:t>
-      </w:r>
-      <w:r>
-        <w:rPr>
-          <w:rFonts w:ascii="TH SarabunPSK" w:hAnsi="TH SarabunPSK" w:cs="TH SarabunPSK" w:hint="cs"/>
-          <w:sz w:val="32"/>
-          <w:szCs w:val="32"/>
-          <w:cs/>
-        </w:rPr>
-        <w:t xml:space="preserve"> </w:t>
-      </w:r>
-      <w:r>
-        <w:rPr>
-          <w:rFonts w:ascii="TH SarabunPSK" w:hAnsi="TH SarabunPSK" w:cs="TH SarabunPSK"/>
-          <w:sz w:val="32"/>
-          <w:szCs w:val="32"/>
-          <w:cs/>
-        </w:rPr>
-        <w:t>สำหรับองค์กร</w:t>
-      </w:r>
-      <w:r>
-        <w:rPr>
-          <w:rFonts w:ascii="TH SarabunPSK" w:hAnsi="TH SarabunPSK" w:cs="TH SarabunPSK"/>
-          <w:sz w:val="32"/>
-          <w:szCs w:val="32"/>
-          <w:cs/>
-        </w:rPr>
-        <w:t xml:space="preserve"> </w:t>
-      </w:r>
-      <w:r>
-        <w:rPr>
-          <w:rFonts w:ascii="TH SarabunPSK" w:hAnsi="TH SarabunPSK" w:cs="TH SarabunPSK"/>
-          <w:sz w:val="32"/>
-          <w:szCs w:val="32"/>
-          <w:cs/>
-        </w:rPr>
-        <w:t>ที่พัฒนาขึ้น จากนั้นได้ใช้แบบสอบถามเกี่ยวกับการประเมินประสิทธิภาพของ</w:t>
-      </w:r>
-      <w:r>
-        <w:rPr>
-          <w:rFonts w:ascii="TH SarabunPSK" w:hAnsi="TH SarabunPSK" w:cs="TH SarabunPSK"/>
-          <w:sz w:val="32"/>
-          <w:szCs w:val="32"/>
-          <w:cs/>
-        </w:rPr>
-        <w:t>ระบบ</w:t>
-      </w:r>
-      <w:r>
-        <w:rPr>
-          <w:rFonts w:ascii="TH SarabunPSK" w:hAnsi="TH SarabunPSK" w:cs="TH SarabunPSK"/>
-          <w:sz w:val="32"/>
-          <w:szCs w:val="32"/>
-          <w:cs/>
-        </w:rPr>
-        <w:t xml:space="preserve">ผู้ช่วยอัตโนมัติ </w:t>
-      </w:r>
-      <w:r>
-        <w:rPr>
-          <w:rFonts w:ascii="TH SarabunPSK" w:hAnsi="TH SarabunPSK" w:cs="TH SarabunPSK"/>
-          <w:sz w:val="32"/>
-          <w:szCs w:val="32"/>
-        </w:rPr>
-        <w:t>n</w:t>
-      </w:r>
-      <w:r>
-        <w:rPr>
-          <w:rFonts w:ascii="TH SarabunPSK" w:hAnsi="TH SarabunPSK" w:cs="TH SarabunPSK"/>
-          <w:sz w:val="32"/>
-          <w:szCs w:val="32"/>
-          <w:cs/>
-        </w:rPr>
-        <w:t>8</w:t>
-      </w:r>
-      <w:r>
-        <w:rPr>
-          <w:rFonts w:ascii="TH SarabunPSK" w:hAnsi="TH SarabunPSK" w:cs="TH SarabunPSK"/>
-          <w:sz w:val="32"/>
-          <w:szCs w:val="32"/>
-        </w:rPr>
-        <w:t xml:space="preserve">n </w:t>
-      </w:r>
-      <w:r>
-        <w:rPr>
-          <w:rFonts w:ascii="TH SarabunPSK" w:hAnsi="TH SarabunPSK" w:cs="TH SarabunPSK"/>
-          <w:sz w:val="32"/>
-          <w:szCs w:val="32"/>
-          <w:cs/>
-        </w:rPr>
-        <w:t xml:space="preserve">ผ่าน </w:t>
-      </w:r>
-      <w:r>
-        <w:rPr>
-          <w:rFonts w:ascii="TH SarabunPSK" w:hAnsi="TH SarabunPSK" w:cs="TH SarabunPSK"/>
-          <w:sz w:val="32"/>
-          <w:szCs w:val="32"/>
-        </w:rPr>
-        <w:t>LINE OA</w:t>
-      </w:r>
-      <w:r>
-        <w:rPr>
-          <w:rFonts w:ascii="TH SarabunPSK" w:hAnsi="TH SarabunPSK" w:cs="TH SarabunPSK" w:hint="cs"/>
-          <w:sz w:val="32"/>
-          <w:szCs w:val="32"/>
-          <w:cs/>
-        </w:rPr>
-        <w:t xml:space="preserve"> </w:t>
-      </w:r>
-      <w:r>
-        <w:rPr>
-          <w:rFonts w:ascii="TH SarabunPSK" w:hAnsi="TH SarabunPSK" w:cs="TH SarabunPSK"/>
-          <w:sz w:val="32"/>
-          <w:szCs w:val="32"/>
-          <w:cs/>
-        </w:rPr>
-        <w:t>สำหรับองค์กร</w:t>
-      </w:r>
-      <w:r>
-        <w:rPr>
-          <w:rFonts w:ascii="TH SarabunPSK" w:hAnsi="TH SarabunPSK" w:cs="TH SarabunPSK" w:hint="cs"/>
-          <w:sz w:val="32"/>
-          <w:szCs w:val="32"/>
-          <w:cs/>
-        </w:rPr>
-        <w:t xml:space="preserve"> </w:t>
-      </w:r>
-      <w:r>
-        <w:rPr>
-          <w:rFonts w:ascii="TH SarabunPSK" w:hAnsi="TH SarabunPSK" w:cs="TH SarabunPSK"/>
-          <w:sz w:val="32"/>
-          <w:szCs w:val="32"/>
-          <w:cs/>
-        </w:rPr>
-        <w:t>โดยให้ผู้ทดสอบประเมินแสดงความคิดเห็นที่มีต่อ</w:t>
-      </w:r>
-      <w:r>
-        <w:rPr>
-          <w:rFonts w:ascii="TH SarabunPSK" w:hAnsi="TH SarabunPSK" w:cs="TH SarabunPSK"/>
-          <w:sz w:val="32"/>
-          <w:szCs w:val="32"/>
-          <w:cs/>
-        </w:rPr>
-        <w:t>ระบบ</w:t>
-      </w:r>
-      <w:r>
-        <w:rPr>
-          <w:rFonts w:ascii="TH SarabunPSK" w:hAnsi="TH SarabunPSK" w:cs="TH SarabunPSK"/>
-          <w:sz w:val="32"/>
-          <w:szCs w:val="32"/>
-          <w:cs/>
-        </w:rPr>
-        <w:t xml:space="preserve">ผู้ช่วยอัตโนมัติ </w:t>
-      </w:r>
-      <w:r>
-        <w:rPr>
-          <w:rFonts w:ascii="TH SarabunPSK" w:hAnsi="TH SarabunPSK" w:cs="TH SarabunPSK"/>
-          <w:sz w:val="32"/>
-          <w:szCs w:val="32"/>
-        </w:rPr>
-        <w:t>n</w:t>
-      </w:r>
-      <w:r>
-        <w:rPr>
-          <w:rFonts w:ascii="TH SarabunPSK" w:hAnsi="TH SarabunPSK" w:cs="TH SarabunPSK"/>
-          <w:sz w:val="32"/>
-          <w:szCs w:val="32"/>
-          <w:cs/>
-        </w:rPr>
-        <w:t>8</w:t>
-      </w:r>
-      <w:r>
-        <w:rPr>
-          <w:rFonts w:ascii="TH SarabunPSK" w:hAnsi="TH SarabunPSK" w:cs="TH SarabunPSK"/>
-          <w:sz w:val="32"/>
-          <w:szCs w:val="32"/>
-        </w:rPr>
-        <w:t xml:space="preserve">n </w:t>
-      </w:r>
-      <w:r>
-        <w:rPr>
-          <w:rFonts w:ascii="TH SarabunPSK" w:hAnsi="TH SarabunPSK" w:cs="TH SarabunPSK"/>
-          <w:sz w:val="32"/>
-          <w:szCs w:val="32"/>
-          <w:cs/>
-        </w:rPr>
-        <w:t xml:space="preserve">ผ่าน </w:t>
-      </w:r>
-      <w:r>
-        <w:rPr>
-          <w:rFonts w:ascii="TH SarabunPSK" w:hAnsi="TH SarabunPSK" w:cs="TH SarabunPSK"/>
-          <w:sz w:val="32"/>
-          <w:szCs w:val="32"/>
-        </w:rPr>
-        <w:t>LINE OA</w:t>
-      </w:r>
-      <w:r>
-        <w:rPr>
-          <w:rFonts w:ascii="TH SarabunPSK" w:hAnsi="TH SarabunPSK" w:cs="TH SarabunPSK" w:hint="cs"/>
-          <w:sz w:val="32"/>
-          <w:szCs w:val="32"/>
-          <w:cs/>
-        </w:rPr>
-        <w:t xml:space="preserve"> </w:t>
-      </w:r>
-      <w:r>
-        <w:rPr>
-          <w:rFonts w:ascii="TH SarabunPSK" w:hAnsi="TH SarabunPSK" w:cs="TH SarabunPSK"/>
-          <w:sz w:val="32"/>
-          <w:szCs w:val="32"/>
-          <w:cs/>
-        </w:rPr>
-        <w:t>สำหรับองค์กร</w:t>
-      </w:r>
-      <w:r>
-        <w:rPr>
-          <w:rFonts w:ascii="TH SarabunPSK" w:hAnsi="TH SarabunPSK" w:cs="TH SarabunPSK"/>
-          <w:sz w:val="32"/>
-          <w:szCs w:val="32"/>
-          <w:cs/>
-        </w:rPr>
-        <w:t xml:space="preserve"> </w:t>
-      </w:r>
-      <w:r>
-        <w:rPr>
-          <w:rFonts w:ascii="TH SarabunPSK" w:hAnsi="TH SarabunPSK" w:cs="TH SarabunPSK"/>
-          <w:sz w:val="32"/>
-          <w:szCs w:val="32"/>
-          <w:cs/>
-        </w:rPr>
-        <w:t>ที่พัฒนาขึ้นโดยไม่มีการชี้นำ ภายหลังเก็บรวบรวมข้อมูลจากแบบสอบถามเรียบร้อยแล้ว นำผลที่ได้มาวิเคราะห์ตามหลักสถิติ</w:t>
       </w:r>
     </w:p>
     <w:p>
@@ -22695,16 +21131,7 @@
           <w:szCs w:val="32"/>
           <w:cs/>
         </w:rPr>
-        <w:t>โน๊</w:t>
-      </w:r>
-      <w:r>
-        <w:rPr>
-          <w:rFonts w:ascii="TH SarabunPSK" w:hAnsi="TH SarabunPSK" w:cs="TH SarabunPSK" w:hint="cs"/>
-          <w:sz w:val="32"/>
-          <w:szCs w:val="32"/>
-          <w:cs/>
-        </w:rPr>
-        <w:t>ต</w:t>
+        <w:t>โน๊ต</w:t>
       </w:r>
       <w:proofErr w:type="spellEnd"/>
       <w:r>
@@ -22726,7 +21153,7 @@
       </w:r>
       <w:r>
         <w:rPr>
-          <w:rFonts w:ascii="TH SarabunPSK" w:hAnsi="TH SarabunPSK" w:cs="TH SarabunPSK" w:hint="cs"/>
+          <w:rFonts w:ascii="TH SarabunPSK" w:hAnsi="TH SarabunPSK" w:cs="TH SarabunPSK"/>
           <w:sz w:val="32"/>
           <w:szCs w:val="32"/>
           <w:cs/>
@@ -22863,7 +21290,7 @@
       </w:pPr>
       <w:r>
         <w:rPr>
-          <w:rFonts w:ascii="TH SarabunPSK" w:hAnsi="TH SarabunPSK" w:cs="TH SarabunPSK" w:hint="cs"/>
+          <w:rFonts w:ascii="TH SarabunPSK" w:hAnsi="TH SarabunPSK" w:cs="TH SarabunPSK"/>
           <w:sz w:val="32"/>
           <w:szCs w:val="32"/>
           <w:cs/>
@@ -22911,34 +21338,16 @@
           <w:sz w:val="32"/>
           <w:szCs w:val="32"/>
         </w:rPr>
-        <w:t xml:space="preserve"> </w:t>
-      </w:r>
-      <w:r>
-        <w:rPr>
-          <w:rFonts w:ascii="TH SarabunPSK" w:hAnsi="TH SarabunPSK" w:cs="TH SarabunPSK"/>
-          <w:color w:val="FFFFFF" w:themeColor="background1"/>
-          <w:sz w:val="32"/>
-          <w:szCs w:val="32"/>
-        </w:rPr>
-        <w:t>*</w:t>
-      </w:r>
-      <w:r>
-        <w:rPr>
-          <w:rFonts w:ascii="TH SarabunPSK" w:hAnsi="TH SarabunPSK" w:cs="TH SarabunPSK"/>
-          <w:sz w:val="32"/>
-          <w:szCs w:val="32"/>
-          <w:cs/>
-        </w:rPr>
-        <w:t>ตรวจสอบความความถูกต้องของเว็บไซต</w:t>
-      </w:r>
-      <w:r>
-        <w:rPr>
-          <w:rFonts w:ascii="TH SarabunPSK" w:hAnsi="TH SarabunPSK" w:cs="TH SarabunPSK" w:hint="cs"/>
-          <w:sz w:val="32"/>
-          <w:szCs w:val="32"/>
-          <w:cs/>
-        </w:rPr>
-        <w:t>์</w:t>
+        <w:t xml:space="preserve"> *</w:t>
+      </w:r>
+      <w:r>
+        <w:rPr>
+          <w:rFonts w:ascii="TH SarabunPSK" w:hAnsi="TH SarabunPSK" w:cs="TH SarabunPSK"/>
+          <w:sz w:val="32"/>
+          <w:szCs w:val="32"/>
+          <w:cs/>
+        </w:rPr>
+        <w:t>ตรวจสอบความความถูกต้องของเว็บไซต์</w:t>
       </w:r>
     </w:p>
     <w:p>
@@ -22965,16 +21374,7 @@
           <w:szCs w:val="32"/>
           <w:cs/>
         </w:rPr>
-        <w:lastRenderedPageBreak/>
-        <w:tab/>
-      </w:r>
-      <w:r>
-        <w:rPr>
-          <w:rFonts w:ascii="TH SarabunPSK" w:hAnsi="TH SarabunPSK" w:cs="TH SarabunPSK" w:hint="cs"/>
-          <w:sz w:val="32"/>
-          <w:szCs w:val="32"/>
-          <w:cs/>
-        </w:rPr>
+        <w:tab/>
         <w:t xml:space="preserve">  </w:t>
       </w:r>
       <w:r>
@@ -22992,20 +21392,11 @@
           <w:sz w:val="32"/>
           <w:szCs w:val="32"/>
         </w:rPr>
-        <w:t xml:space="preserve"> </w:t>
-      </w:r>
-      <w:r>
-        <w:rPr>
-          <w:rFonts w:ascii="TH SarabunPSK" w:hAnsi="TH SarabunPSK" w:cs="TH SarabunPSK"/>
-          <w:color w:val="FFFFFF" w:themeColor="background1"/>
-          <w:sz w:val="32"/>
-          <w:szCs w:val="32"/>
-        </w:rPr>
-        <w:t>*</w:t>
-      </w:r>
-      <w:r>
-        <w:rPr>
-          <w:rFonts w:ascii="TH SarabunPSK" w:hAnsi="TH SarabunPSK" w:cs="TH SarabunPSK" w:hint="cs"/>
+        <w:t xml:space="preserve"> *</w:t>
+      </w:r>
+      <w:r>
+        <w:rPr>
+          <w:rFonts w:ascii="TH SarabunPSK" w:hAnsi="TH SarabunPSK" w:cs="TH SarabunPSK"/>
           <w:sz w:val="32"/>
           <w:szCs w:val="32"/>
           <w:cs/>
@@ -23038,14 +21429,6 @@
           <w:cs/>
         </w:rPr>
         <w:tab/>
-      </w:r>
-      <w:r>
-        <w:rPr>
-          <w:rFonts w:ascii="TH SarabunPSK" w:hAnsi="TH SarabunPSK" w:cs="TH SarabunPSK" w:hint="cs"/>
-          <w:sz w:val="32"/>
-          <w:szCs w:val="32"/>
-          <w:cs/>
-        </w:rPr>
         <w:t xml:space="preserve">  </w:t>
       </w:r>
       <w:r>
@@ -23063,20 +21446,11 @@
           <w:sz w:val="32"/>
           <w:szCs w:val="32"/>
         </w:rPr>
-        <w:t xml:space="preserve"> </w:t>
-      </w:r>
-      <w:r>
-        <w:rPr>
-          <w:rFonts w:ascii="TH SarabunPSK" w:hAnsi="TH SarabunPSK" w:cs="TH SarabunPSK"/>
-          <w:color w:val="FFFFFF" w:themeColor="background1"/>
-          <w:sz w:val="32"/>
-          <w:szCs w:val="32"/>
-        </w:rPr>
-        <w:t>*</w:t>
-      </w:r>
-      <w:r>
-        <w:rPr>
-          <w:rFonts w:ascii="TH SarabunPSK" w:hAnsi="TH SarabunPSK" w:cs="TH SarabunPSK" w:hint="cs"/>
+        <w:t xml:space="preserve"> *</w:t>
+      </w:r>
+      <w:r>
+        <w:rPr>
+          <w:rFonts w:ascii="TH SarabunPSK" w:hAnsi="TH SarabunPSK" w:cs="TH SarabunPSK"/>
           <w:sz w:val="32"/>
           <w:szCs w:val="32"/>
           <w:cs/>
@@ -23176,76 +21550,16 @@
           <w:szCs w:val="32"/>
           <w:cs/>
         </w:rPr>
-        <w:t>เกี่ยวกับการประเมินประสิทธิภาพของระบบ</w:t>
-      </w:r>
-      <w:r>
-        <w:rPr>
-          <w:rFonts w:ascii="TH SarabunPSK" w:hAnsi="TH SarabunPSK" w:cs="TH SarabunPSK"/>
-          <w:sz w:val="32"/>
-          <w:szCs w:val="32"/>
-          <w:cs/>
-        </w:rPr>
-        <w:t xml:space="preserve">ผู้ช่วยอัตโนมัติ </w:t>
-      </w:r>
-      <w:r>
-        <w:rPr>
-          <w:rFonts w:ascii="TH SarabunPSK" w:hAnsi="TH SarabunPSK" w:cs="TH SarabunPSK"/>
-          <w:sz w:val="32"/>
-          <w:szCs w:val="32"/>
-        </w:rPr>
-        <w:t>n</w:t>
-      </w:r>
-      <w:r>
-        <w:rPr>
-          <w:rFonts w:ascii="TH SarabunPSK" w:hAnsi="TH SarabunPSK" w:cs="TH SarabunPSK"/>
-          <w:sz w:val="32"/>
-          <w:szCs w:val="32"/>
-          <w:cs/>
-        </w:rPr>
-        <w:t>8</w:t>
-      </w:r>
-      <w:r>
-        <w:rPr>
-          <w:rFonts w:ascii="TH SarabunPSK" w:hAnsi="TH SarabunPSK" w:cs="TH SarabunPSK"/>
-          <w:sz w:val="32"/>
-          <w:szCs w:val="32"/>
-        </w:rPr>
-        <w:t xml:space="preserve">n </w:t>
-      </w:r>
-      <w:r>
-        <w:rPr>
-          <w:rFonts w:ascii="TH SarabunPSK" w:hAnsi="TH SarabunPSK" w:cs="TH SarabunPSK"/>
-          <w:sz w:val="32"/>
-          <w:szCs w:val="32"/>
-          <w:cs/>
-        </w:rPr>
-        <w:t xml:space="preserve">ผ่าน </w:t>
-      </w:r>
-      <w:r>
-        <w:rPr>
-          <w:rFonts w:ascii="TH SarabunPSK" w:hAnsi="TH SarabunPSK" w:cs="TH SarabunPSK"/>
-          <w:sz w:val="32"/>
-          <w:szCs w:val="32"/>
-        </w:rPr>
-        <w:t>LINE OA</w:t>
-      </w:r>
-      <w:r>
-        <w:rPr>
-          <w:rFonts w:ascii="TH SarabunPSK" w:hAnsi="TH SarabunPSK" w:cs="TH SarabunPSK" w:hint="cs"/>
-          <w:sz w:val="32"/>
-          <w:szCs w:val="32"/>
-          <w:cs/>
-        </w:rPr>
-        <w:t xml:space="preserve"> </w:t>
-      </w:r>
-      <w:r>
-        <w:rPr>
-          <w:rFonts w:ascii="TH SarabunPSK" w:hAnsi="TH SarabunPSK" w:cs="TH SarabunPSK"/>
-          <w:sz w:val="32"/>
-          <w:szCs w:val="32"/>
-          <w:cs/>
-        </w:rPr>
-        <w:t>สำหรับองค์กร</w:t>
+        <w:t>เกี่ยวกับการประเมินประสิทธิภาพของ</w:t>
+      </w:r>
+      <w:r>
+        <w:rPr>
+          <w:rFonts w:ascii="TH SarabunPSK" w:hAnsi="TH SarabunPSK" w:cs="TH SarabunPSK"/>
+          <w:sz w:val="32"/>
+          <w:szCs w:val="32"/>
+          <w:cs/>
+        </w:rPr>
+        <w:t>ระบบผู้ช่วยแบบตัวแทนเชิงปัญญาประดิษฐ์สำหรับองค์กร</w:t>
       </w:r>
     </w:p>
     <w:p>
@@ -23274,6 +21588,7 @@
           <w:szCs w:val="32"/>
           <w:cs/>
         </w:rPr>
+        <w:lastRenderedPageBreak/>
         <w:tab/>
       </w:r>
       <w:r>
@@ -23310,58 +21625,42 @@
           <w:szCs w:val="32"/>
           <w:cs/>
         </w:rPr>
-        <w:t>เกี่ยวกับการประเมินประสิทธิภาพของระบบ</w:t>
-      </w:r>
-      <w:r>
-        <w:rPr>
-          <w:rFonts w:ascii="TH SarabunPSK" w:hAnsi="TH SarabunPSK" w:cs="TH SarabunPSK"/>
-          <w:sz w:val="32"/>
-          <w:szCs w:val="32"/>
-          <w:cs/>
-        </w:rPr>
-        <w:t xml:space="preserve">ผู้ช่วยอัตโนมัติ </w:t>
-      </w:r>
-      <w:r>
-        <w:rPr>
-          <w:rFonts w:ascii="TH SarabunPSK" w:hAnsi="TH SarabunPSK" w:cs="TH SarabunPSK"/>
-          <w:sz w:val="32"/>
-          <w:szCs w:val="32"/>
-        </w:rPr>
-        <w:t>n</w:t>
-      </w:r>
-      <w:r>
-        <w:rPr>
-          <w:rFonts w:ascii="TH SarabunPSK" w:hAnsi="TH SarabunPSK" w:cs="TH SarabunPSK"/>
-          <w:sz w:val="32"/>
-          <w:szCs w:val="32"/>
-          <w:cs/>
-        </w:rPr>
-        <w:t>8</w:t>
-      </w:r>
-      <w:r>
-        <w:rPr>
-          <w:rFonts w:ascii="TH SarabunPSK" w:hAnsi="TH SarabunPSK" w:cs="TH SarabunPSK"/>
-          <w:sz w:val="32"/>
-          <w:szCs w:val="32"/>
-        </w:rPr>
-        <w:t xml:space="preserve">n </w:t>
-      </w:r>
-      <w:r>
-        <w:rPr>
-          <w:rFonts w:ascii="TH SarabunPSK" w:hAnsi="TH SarabunPSK" w:cs="TH SarabunPSK"/>
-          <w:sz w:val="32"/>
-          <w:szCs w:val="32"/>
-          <w:cs/>
-        </w:rPr>
-        <w:t xml:space="preserve">ผ่าน </w:t>
-      </w:r>
-      <w:r>
-        <w:rPr>
-          <w:rFonts w:ascii="TH SarabunPSK" w:hAnsi="TH SarabunPSK" w:cs="TH SarabunPSK"/>
-          <w:sz w:val="32"/>
-          <w:szCs w:val="32"/>
-        </w:rPr>
-        <w:t>LINE OA</w:t>
+        <w:t>เกี่ยวกับการประเมินประสิทธิภาพของ</w:t>
+      </w:r>
+      <w:r>
+        <w:rPr>
+          <w:rFonts w:ascii="TH SarabunPSK" w:hAnsi="TH SarabunPSK" w:cs="TH SarabunPSK"/>
+          <w:sz w:val="32"/>
+          <w:szCs w:val="32"/>
+          <w:cs/>
+        </w:rPr>
+        <w:t>ระบบผู้ช่วยแบบตัวแทนเชิงปัญญาประดิษฐ์สำหรับองค์กร</w:t>
+      </w:r>
+      <w:r>
+        <w:rPr>
+          <w:rFonts w:ascii="TH SarabunPSK" w:hAnsi="TH SarabunPSK" w:cs="TH SarabunPSK"/>
+          <w:sz w:val="32"/>
+          <w:szCs w:val="32"/>
+          <w:cs/>
+        </w:rPr>
+        <w:t xml:space="preserve"> </w:t>
+      </w:r>
+      <w:r>
+        <w:rPr>
+          <w:rFonts w:ascii="TH SarabunPSK" w:hAnsi="TH SarabunPSK" w:cs="TH SarabunPSK"/>
+          <w:sz w:val="32"/>
+          <w:szCs w:val="32"/>
+        </w:rPr>
+        <w:t xml:space="preserve"> </w:t>
+      </w:r>
+      <w:r>
+        <w:rPr>
+          <w:rFonts w:ascii="TH SarabunPSK" w:hAnsi="TH SarabunPSK" w:cs="TH SarabunPSK"/>
+          <w:sz w:val="32"/>
+          <w:szCs w:val="32"/>
+          <w:cs/>
+        </w:rPr>
+        <w:t>ที่พัฒนาขึ้นเป็นแบบสอบถามเกี่ยวกับประเมินความคิดเห็นของผู้เชี่ยวชาญที่มีต่อประสิทธิภาพ</w:t>
       </w:r>
       <w:r>
         <w:rPr>
@@ -23370,111 +21669,16 @@
           <w:szCs w:val="32"/>
           <w:cs/>
         </w:rPr>
-        <w:t xml:space="preserve"> </w:t>
-      </w:r>
-      <w:r>
-        <w:rPr>
-          <w:rFonts w:ascii="TH SarabunPSK" w:hAnsi="TH SarabunPSK" w:cs="TH SarabunPSK"/>
-          <w:sz w:val="32"/>
-          <w:szCs w:val="32"/>
-          <w:cs/>
-        </w:rPr>
-        <w:t>สำหรับองค์กร</w:t>
-      </w:r>
-      <w:r>
-        <w:rPr>
-          <w:rFonts w:ascii="TH SarabunPSK" w:hAnsi="TH SarabunPSK" w:cs="TH SarabunPSK"/>
-          <w:sz w:val="32"/>
-          <w:szCs w:val="32"/>
-          <w:cs/>
-        </w:rPr>
-        <w:t xml:space="preserve"> </w:t>
-      </w:r>
-      <w:r>
-        <w:rPr>
-          <w:rFonts w:ascii="TH SarabunPSK" w:hAnsi="TH SarabunPSK" w:cs="TH SarabunPSK"/>
-          <w:sz w:val="32"/>
-          <w:szCs w:val="32"/>
-        </w:rPr>
-        <w:t xml:space="preserve"> </w:t>
-      </w:r>
-      <w:r>
-        <w:rPr>
-          <w:rFonts w:ascii="TH SarabunPSK" w:hAnsi="TH SarabunPSK" w:cs="TH SarabunPSK"/>
-          <w:sz w:val="32"/>
-          <w:szCs w:val="32"/>
-          <w:cs/>
-        </w:rPr>
-        <w:t>ที่พัฒนาขึ้นเป็นแบบสอบถามเกี่ยวกับประเมินความคิดเห็นของผู้เชี่ยวชาญที่มีต่อประสิทธิภาพระบบ</w:t>
-      </w:r>
-      <w:r>
-        <w:rPr>
-          <w:rFonts w:ascii="TH SarabunPSK" w:hAnsi="TH SarabunPSK" w:cs="TH SarabunPSK"/>
-          <w:sz w:val="32"/>
-          <w:szCs w:val="32"/>
-          <w:cs/>
-        </w:rPr>
-        <w:t xml:space="preserve">ผู้ช่วยอัตโนมัติ </w:t>
-      </w:r>
-      <w:r>
-        <w:rPr>
-          <w:rFonts w:ascii="TH SarabunPSK" w:hAnsi="TH SarabunPSK" w:cs="TH SarabunPSK"/>
-          <w:sz w:val="32"/>
-          <w:szCs w:val="32"/>
-        </w:rPr>
-        <w:t>n</w:t>
-      </w:r>
-      <w:r>
-        <w:rPr>
-          <w:rFonts w:ascii="TH SarabunPSK" w:hAnsi="TH SarabunPSK" w:cs="TH SarabunPSK"/>
-          <w:sz w:val="32"/>
-          <w:szCs w:val="32"/>
-          <w:cs/>
-        </w:rPr>
-        <w:t>8</w:t>
-      </w:r>
-      <w:r>
-        <w:rPr>
-          <w:rFonts w:ascii="TH SarabunPSK" w:hAnsi="TH SarabunPSK" w:cs="TH SarabunPSK"/>
-          <w:sz w:val="32"/>
-          <w:szCs w:val="32"/>
-        </w:rPr>
-        <w:t xml:space="preserve">n </w:t>
-      </w:r>
-      <w:r>
-        <w:rPr>
-          <w:rFonts w:ascii="TH SarabunPSK" w:hAnsi="TH SarabunPSK" w:cs="TH SarabunPSK"/>
-          <w:sz w:val="32"/>
-          <w:szCs w:val="32"/>
-          <w:cs/>
-        </w:rPr>
-        <w:t xml:space="preserve">ผ่าน </w:t>
-      </w:r>
-      <w:r>
-        <w:rPr>
-          <w:rFonts w:ascii="TH SarabunPSK" w:hAnsi="TH SarabunPSK" w:cs="TH SarabunPSK"/>
-          <w:sz w:val="32"/>
-          <w:szCs w:val="32"/>
-        </w:rPr>
-        <w:t>LINE OA</w:t>
-      </w:r>
-      <w:r>
-        <w:rPr>
-          <w:rFonts w:ascii="TH SarabunPSK" w:hAnsi="TH SarabunPSK" w:cs="TH SarabunPSK" w:hint="cs"/>
-          <w:sz w:val="32"/>
-          <w:szCs w:val="32"/>
-          <w:cs/>
-        </w:rPr>
-        <w:t xml:space="preserve"> </w:t>
-      </w:r>
-      <w:r>
-        <w:rPr>
-          <w:rFonts w:ascii="TH SarabunPSK" w:hAnsi="TH SarabunPSK" w:cs="TH SarabunPSK"/>
-          <w:sz w:val="32"/>
-          <w:szCs w:val="32"/>
-          <w:cs/>
-        </w:rPr>
-        <w:t>สำหรับองค์กร</w:t>
+        <w:t>ของ</w:t>
+      </w:r>
+      <w:r>
+        <w:rPr>
+          <w:rFonts w:ascii="TH SarabunPSK" w:hAnsi="TH SarabunPSK" w:cs="TH SarabunPSK"/>
+          <w:sz w:val="32"/>
+          <w:szCs w:val="32"/>
+          <w:cs/>
+        </w:rPr>
+        <w:t>ระบบผู้ช่วยแบบตัวแทนเชิงปัญญาประดิษฐ์สำหรับองค์กร</w:t>
       </w:r>
       <w:r>
         <w:rPr>
@@ -23601,62 +21805,20 @@
           <w:szCs w:val="32"/>
           <w:cs/>
         </w:rPr>
-        <w:t>เกี่ยวกับการประเมินประสิทธิภาพของระบบ</w:t>
-      </w:r>
-      <w:r>
-        <w:rPr>
-          <w:rFonts w:ascii="TH SarabunPSK" w:hAnsi="TH SarabunPSK" w:cs="TH SarabunPSK"/>
-          <w:sz w:val="32"/>
-          <w:szCs w:val="32"/>
-          <w:cs/>
-        </w:rPr>
-        <w:t xml:space="preserve">ผู้ช่วยอัตโนมัติ </w:t>
-      </w:r>
-      <w:r>
-        <w:rPr>
-          <w:rFonts w:ascii="TH SarabunPSK" w:hAnsi="TH SarabunPSK" w:cs="TH SarabunPSK"/>
-          <w:sz w:val="32"/>
-          <w:szCs w:val="32"/>
-        </w:rPr>
-        <w:t>n</w:t>
-      </w:r>
-      <w:r>
-        <w:rPr>
-          <w:rFonts w:ascii="TH SarabunPSK" w:hAnsi="TH SarabunPSK" w:cs="TH SarabunPSK"/>
-          <w:sz w:val="32"/>
-          <w:szCs w:val="32"/>
-          <w:cs/>
-        </w:rPr>
-        <w:t>8</w:t>
-      </w:r>
-      <w:r>
-        <w:rPr>
-          <w:rFonts w:ascii="TH SarabunPSK" w:hAnsi="TH SarabunPSK" w:cs="TH SarabunPSK"/>
-          <w:sz w:val="32"/>
-          <w:szCs w:val="32"/>
-        </w:rPr>
-        <w:t xml:space="preserve">n </w:t>
-      </w:r>
-      <w:r>
-        <w:rPr>
-          <w:rFonts w:ascii="TH SarabunPSK" w:hAnsi="TH SarabunPSK" w:cs="TH SarabunPSK"/>
-          <w:sz w:val="32"/>
-          <w:szCs w:val="32"/>
-          <w:cs/>
-        </w:rPr>
-        <w:t xml:space="preserve">ผ่าน </w:t>
-      </w:r>
-      <w:r>
-        <w:rPr>
-          <w:rFonts w:ascii="TH SarabunPSK" w:hAnsi="TH SarabunPSK" w:cs="TH SarabunPSK"/>
-          <w:sz w:val="32"/>
-          <w:szCs w:val="32"/>
-        </w:rPr>
-        <w:t>LINE OA</w:t>
-      </w:r>
-      <w:r>
-        <w:rPr>
-          <w:rFonts w:ascii="TH SarabunPSK" w:hAnsi="TH SarabunPSK" w:cs="TH SarabunPSK" w:hint="cs"/>
+        <w:t>เกี่ยวกับการประเมินประสิทธิภาพของ</w:t>
+      </w:r>
+      <w:r>
+        <w:rPr>
+          <w:rFonts w:ascii="TH SarabunPSK" w:hAnsi="TH SarabunPSK" w:cs="TH SarabunPSK"/>
+          <w:sz w:val="32"/>
+          <w:szCs w:val="32"/>
+          <w:cs/>
+        </w:rPr>
+        <w:t>ระบบผู้ช่วยแบบตัวแทนเชิงปัญญาประดิษฐ์สำหรับองค์กร</w:t>
+      </w:r>
+      <w:r>
+        <w:rPr>
+          <w:rFonts w:ascii="TH SarabunPSK" w:hAnsi="TH SarabunPSK" w:cs="TH SarabunPSK"/>
           <w:sz w:val="32"/>
           <w:szCs w:val="32"/>
           <w:cs/>
@@ -23670,44 +21832,79 @@
           <w:szCs w:val="32"/>
           <w:cs/>
         </w:rPr>
-        <w:t>สำหรับองค์กร</w:t>
-      </w:r>
-      <w:r>
-        <w:rPr>
-          <w:rFonts w:ascii="TH SarabunPSK" w:hAnsi="TH SarabunPSK" w:cs="TH SarabunPSK"/>
-          <w:sz w:val="32"/>
-          <w:szCs w:val="32"/>
-          <w:cs/>
+        <w:t>ที่พัฒนาขึ้นเป็น</w:t>
+      </w:r>
+      <w:r>
+        <w:rPr>
+          <w:rFonts w:ascii="TH SarabunPSK" w:hAnsi="TH SarabunPSK" w:cs="TH SarabunPSK"/>
+          <w:snapToGrid w:val="0"/>
+          <w:sz w:val="32"/>
+          <w:szCs w:val="32"/>
+          <w:cs/>
+          <w:lang w:eastAsia="th-TH"/>
+        </w:rPr>
+        <w:t xml:space="preserve">แบบสอบถามปลายปิด แบบมาตราส่วนประมาณค่า 5 ระดับ </w:t>
+      </w:r>
+      <w:r>
+        <w:rPr>
+          <w:rFonts w:ascii="TH SarabunPSK" w:hAnsi="TH SarabunPSK" w:cs="TH SarabunPSK"/>
+          <w:sz w:val="32"/>
+          <w:szCs w:val="32"/>
+          <w:cs/>
+        </w:rPr>
+        <w:t xml:space="preserve">จำนวน </w:t>
+      </w:r>
+      <w:r>
+        <w:rPr>
+          <w:rFonts w:ascii="TH SarabunPSK" w:hAnsi="TH SarabunPSK" w:cs="TH SarabunPSK"/>
+          <w:sz w:val="32"/>
+          <w:szCs w:val="32"/>
+        </w:rPr>
+        <w:t>1</w:t>
+      </w:r>
+      <w:r>
+        <w:rPr>
+          <w:rFonts w:ascii="TH SarabunPSK" w:hAnsi="TH SarabunPSK" w:cs="TH SarabunPSK"/>
+          <w:sz w:val="32"/>
+          <w:szCs w:val="32"/>
+          <w:cs/>
+        </w:rPr>
+        <w:t xml:space="preserve"> หน้า แบ่งออกเป็น</w:t>
+      </w:r>
+      <w:r>
+        <w:rPr>
+          <w:rFonts w:ascii="TH SarabunPSK" w:hAnsi="TH SarabunPSK" w:cs="TH SarabunPSK"/>
+          <w:sz w:val="32"/>
+          <w:szCs w:val="32"/>
+        </w:rPr>
+        <w:t xml:space="preserve"> 5 </w:t>
+      </w:r>
+      <w:r>
+        <w:rPr>
+          <w:rFonts w:ascii="TH SarabunPSK" w:hAnsi="TH SarabunPSK" w:cs="TH SarabunPSK"/>
+          <w:sz w:val="32"/>
+          <w:szCs w:val="32"/>
+          <w:cs/>
+        </w:rPr>
+        <w:t>ตอน</w:t>
+      </w:r>
+      <w:r>
+        <w:rPr>
+          <w:rFonts w:ascii="TH SarabunPSK" w:hAnsi="TH SarabunPSK" w:cs="TH SarabunPSK"/>
+          <w:sz w:val="32"/>
+          <w:szCs w:val="32"/>
         </w:rPr>
         <w:t xml:space="preserve"> </w:t>
       </w:r>
       <w:r>
         <w:rPr>
           <w:rFonts w:ascii="TH SarabunPSK" w:hAnsi="TH SarabunPSK" w:cs="TH SarabunPSK"/>
-          <w:sz w:val="32"/>
-          <w:szCs w:val="32"/>
-          <w:cs/>
-        </w:rPr>
-        <w:t>ที่พัฒนาขึ้นเป็น</w:t>
-      </w:r>
-      <w:r>
-        <w:rPr>
-          <w:rFonts w:ascii="TH SarabunPSK" w:hAnsi="TH SarabunPSK" w:cs="TH SarabunPSK"/>
           <w:snapToGrid w:val="0"/>
           <w:sz w:val="32"/>
           <w:szCs w:val="32"/>
           <w:cs/>
           <w:lang w:eastAsia="th-TH"/>
         </w:rPr>
-        <w:t xml:space="preserve">แบบสอบถามปลายปิด แบบมาตราส่วนประมาณค่า 5 ระดับ </w:t>
-      </w:r>
-      <w:r>
-        <w:rPr>
-          <w:rFonts w:ascii="TH SarabunPSK" w:hAnsi="TH SarabunPSK" w:cs="TH SarabunPSK"/>
-          <w:sz w:val="32"/>
-          <w:szCs w:val="32"/>
-          <w:cs/>
-        </w:rPr>
         <w:t xml:space="preserve">จำนวน </w:t>
       </w:r>
       <w:r>
@@ -23716,60 +21913,7 @@
           <w:sz w:val="32"/>
           <w:szCs w:val="32"/>
         </w:rPr>
-        <w:t>1</w:t>
-      </w:r>
-      <w:r>
-        <w:rPr>
-          <w:rFonts w:ascii="TH SarabunPSK" w:hAnsi="TH SarabunPSK" w:cs="TH SarabunPSK"/>
-          <w:sz w:val="32"/>
-          <w:szCs w:val="32"/>
-          <w:cs/>
-        </w:rPr>
-        <w:t xml:space="preserve"> หน้า แบ่งออกเป็น</w:t>
-      </w:r>
-      <w:r>
-        <w:rPr>
-          <w:rFonts w:ascii="TH SarabunPSK" w:hAnsi="TH SarabunPSK" w:cs="TH SarabunPSK"/>
-          <w:sz w:val="32"/>
-          <w:szCs w:val="32"/>
-        </w:rPr>
-        <w:t xml:space="preserve"> 5 </w:t>
-      </w:r>
-      <w:r>
-        <w:rPr>
-          <w:rFonts w:ascii="TH SarabunPSK" w:hAnsi="TH SarabunPSK" w:cs="TH SarabunPSK"/>
-          <w:sz w:val="32"/>
-          <w:szCs w:val="32"/>
-          <w:cs/>
-        </w:rPr>
-        <w:t>ตอน</w:t>
-      </w:r>
-      <w:r>
-        <w:rPr>
-          <w:rFonts w:ascii="TH SarabunPSK" w:hAnsi="TH SarabunPSK" w:cs="TH SarabunPSK"/>
-          <w:sz w:val="32"/>
-          <w:szCs w:val="32"/>
-        </w:rPr>
-        <w:t xml:space="preserve"> </w:t>
-      </w:r>
-      <w:r>
-        <w:rPr>
-          <w:rFonts w:ascii="TH SarabunPSK" w:hAnsi="TH SarabunPSK" w:cs="TH SarabunPSK"/>
-          <w:snapToGrid w:val="0"/>
-          <w:sz w:val="32"/>
-          <w:szCs w:val="32"/>
-          <w:cs/>
-          <w:lang w:eastAsia="th-TH"/>
-        </w:rPr>
-        <w:t xml:space="preserve">จำนวน </w:t>
-      </w:r>
-      <w:r>
-        <w:rPr>
-          <w:rFonts w:ascii="TH SarabunPSK" w:hAnsi="TH SarabunPSK" w:cs="TH SarabunPSK"/>
-          <w:sz w:val="32"/>
-          <w:szCs w:val="32"/>
-        </w:rPr>
-        <w:t>5 \</w:t>
+        <w:t xml:space="preserve">5 </w:t>
       </w:r>
       <w:r>
         <w:rPr>
@@ -24412,76 +22556,16 @@
           <w:cs/>
         </w:rPr>
         <w:tab/>
-        <w:t>แบบสอบถามงานวิจัยเกี่ยวกับการประเมินระดับความพึงพอใจของกลุ่มตัวอย่างที่มีต่อระบบ</w:t>
-      </w:r>
-      <w:r>
-        <w:rPr>
-          <w:rFonts w:ascii="TH SarabunPSK" w:hAnsi="TH SarabunPSK" w:cs="TH SarabunPSK"/>
-          <w:sz w:val="32"/>
-          <w:szCs w:val="32"/>
-          <w:cs/>
-        </w:rPr>
-        <w:t xml:space="preserve">ผู้ช่วยอัตโนมัติ </w:t>
-      </w:r>
-      <w:r>
-        <w:rPr>
-          <w:rFonts w:ascii="TH SarabunPSK" w:hAnsi="TH SarabunPSK" w:cs="TH SarabunPSK"/>
-          <w:sz w:val="32"/>
-          <w:szCs w:val="32"/>
-        </w:rPr>
-        <w:t>n</w:t>
-      </w:r>
-      <w:r>
-        <w:rPr>
-          <w:rFonts w:ascii="TH SarabunPSK" w:hAnsi="TH SarabunPSK" w:cs="TH SarabunPSK"/>
-          <w:sz w:val="32"/>
-          <w:szCs w:val="32"/>
-          <w:cs/>
-        </w:rPr>
-        <w:t>8</w:t>
-      </w:r>
-      <w:r>
-        <w:rPr>
-          <w:rFonts w:ascii="TH SarabunPSK" w:hAnsi="TH SarabunPSK" w:cs="TH SarabunPSK"/>
-          <w:sz w:val="32"/>
-          <w:szCs w:val="32"/>
-        </w:rPr>
-        <w:t xml:space="preserve">n </w:t>
-      </w:r>
-      <w:r>
-        <w:rPr>
-          <w:rFonts w:ascii="TH SarabunPSK" w:hAnsi="TH SarabunPSK" w:cs="TH SarabunPSK"/>
-          <w:sz w:val="32"/>
-          <w:szCs w:val="32"/>
-          <w:cs/>
-        </w:rPr>
-        <w:t xml:space="preserve">ผ่าน </w:t>
-      </w:r>
-      <w:r>
-        <w:rPr>
-          <w:rFonts w:ascii="TH SarabunPSK" w:hAnsi="TH SarabunPSK" w:cs="TH SarabunPSK"/>
-          <w:sz w:val="32"/>
-          <w:szCs w:val="32"/>
-        </w:rPr>
-        <w:t>LINE OA</w:t>
-      </w:r>
-      <w:r>
-        <w:rPr>
-          <w:rFonts w:ascii="TH SarabunPSK" w:hAnsi="TH SarabunPSK" w:cs="TH SarabunPSK" w:hint="cs"/>
-          <w:sz w:val="32"/>
-          <w:szCs w:val="32"/>
-          <w:cs/>
-        </w:rPr>
-        <w:t xml:space="preserve"> </w:t>
-      </w:r>
-      <w:r>
-        <w:rPr>
-          <w:rFonts w:ascii="TH SarabunPSK" w:hAnsi="TH SarabunPSK" w:cs="TH SarabunPSK"/>
-          <w:sz w:val="32"/>
-          <w:szCs w:val="32"/>
-          <w:cs/>
-        </w:rPr>
-        <w:t>สำหรับองค์กร</w:t>
+        <w:t>แบบสอบถามงานวิจัยเกี่ยวกับการประเมินระดับความพึงพอใจของกลุ่มตัวอย่างที่มีต่อ</w:t>
+      </w:r>
+      <w:r>
+        <w:rPr>
+          <w:rFonts w:ascii="TH SarabunPSK" w:hAnsi="TH SarabunPSK" w:cs="TH SarabunPSK"/>
+          <w:sz w:val="32"/>
+          <w:szCs w:val="32"/>
+          <w:cs/>
+        </w:rPr>
+        <w:t>ระบบผู้ช่วยแบบตัวแทนเชิงปัญญาประดิษฐ์สำหรับองค์กร</w:t>
       </w:r>
       <w:r>
         <w:rPr>
@@ -24518,7 +22602,6 @@
           <w:szCs w:val="32"/>
           <w:cs/>
         </w:rPr>
-        <w:lastRenderedPageBreak/>
         <w:tab/>
       </w:r>
       <w:r>
@@ -24555,62 +22638,20 @@
           <w:szCs w:val="32"/>
           <w:cs/>
         </w:rPr>
-        <w:t>เกี่ยวกับการประเมินระดับความพึงพอใจของกลุ่มตัวอย่างที่มีต่อระบบ</w:t>
-      </w:r>
-      <w:r>
-        <w:rPr>
-          <w:rFonts w:ascii="TH SarabunPSK" w:hAnsi="TH SarabunPSK" w:cs="TH SarabunPSK"/>
-          <w:sz w:val="32"/>
-          <w:szCs w:val="32"/>
-          <w:cs/>
-        </w:rPr>
-        <w:t xml:space="preserve">ผู้ช่วยอัตโนมัติ </w:t>
-      </w:r>
-      <w:r>
-        <w:rPr>
-          <w:rFonts w:ascii="TH SarabunPSK" w:hAnsi="TH SarabunPSK" w:cs="TH SarabunPSK"/>
-          <w:sz w:val="32"/>
-          <w:szCs w:val="32"/>
-        </w:rPr>
-        <w:t>n</w:t>
-      </w:r>
-      <w:r>
-        <w:rPr>
-          <w:rFonts w:ascii="TH SarabunPSK" w:hAnsi="TH SarabunPSK" w:cs="TH SarabunPSK"/>
-          <w:sz w:val="32"/>
-          <w:szCs w:val="32"/>
-          <w:cs/>
-        </w:rPr>
-        <w:t>8</w:t>
-      </w:r>
-      <w:r>
-        <w:rPr>
-          <w:rFonts w:ascii="TH SarabunPSK" w:hAnsi="TH SarabunPSK" w:cs="TH SarabunPSK"/>
-          <w:sz w:val="32"/>
-          <w:szCs w:val="32"/>
-        </w:rPr>
-        <w:t xml:space="preserve">n </w:t>
-      </w:r>
-      <w:r>
-        <w:rPr>
-          <w:rFonts w:ascii="TH SarabunPSK" w:hAnsi="TH SarabunPSK" w:cs="TH SarabunPSK"/>
-          <w:sz w:val="32"/>
-          <w:szCs w:val="32"/>
-          <w:cs/>
-        </w:rPr>
-        <w:t xml:space="preserve">ผ่าน </w:t>
-      </w:r>
-      <w:r>
-        <w:rPr>
-          <w:rFonts w:ascii="TH SarabunPSK" w:hAnsi="TH SarabunPSK" w:cs="TH SarabunPSK"/>
-          <w:sz w:val="32"/>
-          <w:szCs w:val="32"/>
-        </w:rPr>
-        <w:t>LINE OA</w:t>
-      </w:r>
-      <w:r>
-        <w:rPr>
-          <w:rFonts w:ascii="TH SarabunPSK" w:hAnsi="TH SarabunPSK" w:cs="TH SarabunPSK" w:hint="cs"/>
+        <w:t>เกี่ยวกับการประเมินระดับความพึงพอใจของกลุ่มตัวอย่างที่มีต่อ</w:t>
+      </w:r>
+      <w:r>
+        <w:rPr>
+          <w:rFonts w:ascii="TH SarabunPSK" w:hAnsi="TH SarabunPSK" w:cs="TH SarabunPSK"/>
+          <w:sz w:val="32"/>
+          <w:szCs w:val="32"/>
+          <w:cs/>
+        </w:rPr>
+        <w:t>ระบบผู้ช่วยแบบตัวแทนเชิงปัญญาประดิษฐ์สำหรับองค์กร</w:t>
+      </w:r>
+      <w:r>
+        <w:rPr>
+          <w:rFonts w:ascii="TH SarabunPSK" w:hAnsi="TH SarabunPSK" w:cs="TH SarabunPSK"/>
           <w:sz w:val="32"/>
           <w:szCs w:val="32"/>
           <w:cs/>
@@ -24624,7 +22665,16 @@
           <w:szCs w:val="32"/>
           <w:cs/>
         </w:rPr>
-        <w:t>สำหรับองค์กร</w:t>
+        <w:t>ที่พัฒนาขึ้นเป็นแบบสอบถามเพื่อประเมินความความพึงพอใจของกลุ่มตัวอย่างที่มีต่อ</w:t>
+      </w:r>
+      <w:r>
+        <w:rPr>
+          <w:rFonts w:ascii="TH SarabunPSK" w:hAnsi="TH SarabunPSK" w:cs="TH SarabunPSK"/>
+          <w:sz w:val="32"/>
+          <w:szCs w:val="32"/>
+          <w:cs/>
+        </w:rPr>
+        <w:t>ระบบผู้ช่วยแบบตัวแทนเชิงปัญญาประดิษฐ์สำหรับองค์กร</w:t>
       </w:r>
       <w:r>
         <w:rPr>
@@ -24640,173 +22690,18 @@
           <w:rFonts w:ascii="TH SarabunPSK" w:hAnsi="TH SarabunPSK" w:cs="TH SarabunPSK"/>
           <w:sz w:val="32"/>
           <w:szCs w:val="32"/>
-        </w:rPr>
-        <w:t xml:space="preserve"> </w:t>
-      </w:r>
-      <w:r>
-        <w:rPr>
-          <w:rFonts w:ascii="TH SarabunPSK" w:hAnsi="TH SarabunPSK" w:cs="TH SarabunPSK"/>
-          <w:sz w:val="32"/>
-          <w:szCs w:val="32"/>
-          <w:cs/>
-        </w:rPr>
-        <w:t>ที่พัฒนาขึ้นเป็นแบบสอบถามเพื่อประเมินความความพึงพอใจของกลุ่มตัวอย่างที่มีต่อระบบ</w:t>
-      </w:r>
-      <w:r>
-        <w:rPr>
-          <w:rFonts w:ascii="TH SarabunPSK" w:hAnsi="TH SarabunPSK" w:cs="TH SarabunPSK"/>
-          <w:sz w:val="32"/>
-          <w:szCs w:val="32"/>
-          <w:cs/>
-        </w:rPr>
-        <w:t xml:space="preserve">ผู้ช่วยอัตโนมัติ </w:t>
-      </w:r>
-      <w:r>
-        <w:rPr>
-          <w:rFonts w:ascii="TH SarabunPSK" w:hAnsi="TH SarabunPSK" w:cs="TH SarabunPSK"/>
-          <w:sz w:val="32"/>
-          <w:szCs w:val="32"/>
-        </w:rPr>
-        <w:t>n</w:t>
-      </w:r>
-      <w:r>
-        <w:rPr>
-          <w:rFonts w:ascii="TH SarabunPSK" w:hAnsi="TH SarabunPSK" w:cs="TH SarabunPSK"/>
-          <w:sz w:val="32"/>
-          <w:szCs w:val="32"/>
-          <w:cs/>
-        </w:rPr>
-        <w:t>8</w:t>
-      </w:r>
-      <w:r>
-        <w:rPr>
-          <w:rFonts w:ascii="TH SarabunPSK" w:hAnsi="TH SarabunPSK" w:cs="TH SarabunPSK"/>
-          <w:sz w:val="32"/>
-          <w:szCs w:val="32"/>
-        </w:rPr>
-        <w:t xml:space="preserve">n </w:t>
-      </w:r>
-      <w:r>
-        <w:rPr>
-          <w:rFonts w:ascii="TH SarabunPSK" w:hAnsi="TH SarabunPSK" w:cs="TH SarabunPSK"/>
-          <w:sz w:val="32"/>
-          <w:szCs w:val="32"/>
-          <w:cs/>
-        </w:rPr>
-        <w:t xml:space="preserve">ผ่าน </w:t>
-      </w:r>
-      <w:r>
-        <w:rPr>
-          <w:rFonts w:ascii="TH SarabunPSK" w:hAnsi="TH SarabunPSK" w:cs="TH SarabunPSK"/>
-          <w:sz w:val="32"/>
-          <w:szCs w:val="32"/>
-        </w:rPr>
-        <w:t>LINE OA</w:t>
-      </w:r>
-      <w:r>
-        <w:rPr>
-          <w:rFonts w:ascii="TH SarabunPSK" w:hAnsi="TH SarabunPSK" w:cs="TH SarabunPSK" w:hint="cs"/>
-          <w:sz w:val="32"/>
-          <w:szCs w:val="32"/>
-          <w:cs/>
-        </w:rPr>
-        <w:t xml:space="preserve"> </w:t>
-      </w:r>
-      <w:r>
-        <w:rPr>
-          <w:rFonts w:ascii="TH SarabunPSK" w:hAnsi="TH SarabunPSK" w:cs="TH SarabunPSK"/>
-          <w:sz w:val="32"/>
-          <w:szCs w:val="32"/>
-          <w:cs/>
-        </w:rPr>
-        <w:t>สำหรับองค์กร</w:t>
-      </w:r>
-      <w:r>
-        <w:rPr>
-          <w:rFonts w:ascii="TH SarabunPSK" w:hAnsi="TH SarabunPSK" w:cs="TH SarabunPSK"/>
-          <w:sz w:val="32"/>
-          <w:szCs w:val="32"/>
-          <w:cs/>
-        </w:rPr>
-        <w:t xml:space="preserve"> </w:t>
-      </w:r>
-      <w:r>
-        <w:rPr>
-          <w:rFonts w:ascii="TH SarabunPSK" w:hAnsi="TH SarabunPSK" w:cs="TH SarabunPSK"/>
-          <w:sz w:val="32"/>
-          <w:szCs w:val="32"/>
-          <w:cs/>
-        </w:rPr>
-        <w:t>ภายหลังการทดลองใช้ระบบ</w:t>
-      </w:r>
-      <w:r>
-        <w:rPr>
-          <w:rFonts w:ascii="TH SarabunPSK" w:hAnsi="TH SarabunPSK" w:cs="TH SarabunPSK"/>
-          <w:sz w:val="32"/>
-          <w:szCs w:val="32"/>
-          <w:cs/>
-        </w:rPr>
-        <w:t xml:space="preserve">ผู้ช่วยอัตโนมัติ </w:t>
-      </w:r>
-      <w:r>
-        <w:rPr>
-          <w:rFonts w:ascii="TH SarabunPSK" w:hAnsi="TH SarabunPSK" w:cs="TH SarabunPSK"/>
-          <w:sz w:val="32"/>
-          <w:szCs w:val="32"/>
-        </w:rPr>
-        <w:t>n</w:t>
-      </w:r>
-      <w:r>
-        <w:rPr>
-          <w:rFonts w:ascii="TH SarabunPSK" w:hAnsi="TH SarabunPSK" w:cs="TH SarabunPSK"/>
-          <w:sz w:val="32"/>
-          <w:szCs w:val="32"/>
-          <w:cs/>
-        </w:rPr>
-        <w:t>8</w:t>
-      </w:r>
-      <w:r>
-        <w:rPr>
-          <w:rFonts w:ascii="TH SarabunPSK" w:hAnsi="TH SarabunPSK" w:cs="TH SarabunPSK"/>
-          <w:sz w:val="32"/>
-          <w:szCs w:val="32"/>
-        </w:rPr>
-        <w:t xml:space="preserve">n </w:t>
-      </w:r>
-      <w:r>
-        <w:rPr>
-          <w:rFonts w:ascii="TH SarabunPSK" w:hAnsi="TH SarabunPSK" w:cs="TH SarabunPSK"/>
-          <w:sz w:val="32"/>
-          <w:szCs w:val="32"/>
-          <w:cs/>
-        </w:rPr>
-        <w:t xml:space="preserve">ผ่าน </w:t>
-      </w:r>
-      <w:r>
-        <w:rPr>
-          <w:rFonts w:ascii="TH SarabunPSK" w:hAnsi="TH SarabunPSK" w:cs="TH SarabunPSK"/>
-          <w:sz w:val="32"/>
-          <w:szCs w:val="32"/>
-        </w:rPr>
-        <w:t>LINE OA</w:t>
-      </w:r>
-      <w:r>
-        <w:rPr>
-          <w:rFonts w:ascii="TH SarabunPSK" w:hAnsi="TH SarabunPSK" w:cs="TH SarabunPSK" w:hint="cs"/>
-          <w:sz w:val="32"/>
-          <w:szCs w:val="32"/>
-          <w:cs/>
-        </w:rPr>
-        <w:t xml:space="preserve"> </w:t>
-      </w:r>
-      <w:r>
-        <w:rPr>
-          <w:rFonts w:ascii="TH SarabunPSK" w:hAnsi="TH SarabunPSK" w:cs="TH SarabunPSK"/>
-          <w:sz w:val="32"/>
-          <w:szCs w:val="32"/>
-          <w:cs/>
-        </w:rPr>
-        <w:t>สำหรับองค์กร</w:t>
+          <w:cs/>
+        </w:rPr>
+        <w:t>ภายหลังการทดลองใช้</w:t>
+      </w:r>
+      <w:r>
+        <w:rPr>
+          <w:rFonts w:ascii="TH SarabunPSK" w:hAnsi="TH SarabunPSK" w:cs="TH SarabunPSK"/>
+          <w:sz w:val="32"/>
+          <w:szCs w:val="32"/>
+          <w:cs/>
+        </w:rPr>
+        <w:t>ระบบผู้ช่วยแบบตัวแทนเชิงปัญญาประดิษฐ์สำหรับองค์กร</w:t>
       </w:r>
       <w:r>
         <w:rPr>
@@ -24983,7 +22878,7 @@
       </w:r>
       <w:r>
         <w:rPr>
-          <w:rFonts w:ascii="TH SarabunPSK" w:hAnsi="TH SarabunPSK" w:cs="TH SarabunPSK" w:hint="cs"/>
+          <w:rFonts w:ascii="TH SarabunPSK" w:hAnsi="TH SarabunPSK" w:cs="TH SarabunPSK"/>
           <w:snapToGrid w:val="0"/>
           <w:sz w:val="32"/>
           <w:szCs w:val="32"/>
@@ -25081,7 +22976,7 @@
       </w:r>
       <w:r>
         <w:rPr>
-          <w:rFonts w:ascii="TH SarabunPSK" w:hAnsi="TH SarabunPSK" w:cs="TH SarabunPSK" w:hint="cs"/>
+          <w:rFonts w:ascii="TH SarabunPSK" w:hAnsi="TH SarabunPSK" w:cs="TH SarabunPSK"/>
           <w:snapToGrid w:val="0"/>
           <w:sz w:val="32"/>
           <w:szCs w:val="32"/>
@@ -25214,7 +23109,7 @@
       </w:r>
       <w:r>
         <w:rPr>
-          <w:rFonts w:ascii="TH SarabunPSK" w:hAnsi="TH SarabunPSK" w:cs="TH SarabunPSK" w:hint="cs"/>
+          <w:rFonts w:ascii="TH SarabunPSK" w:hAnsi="TH SarabunPSK" w:cs="TH SarabunPSK"/>
           <w:snapToGrid w:val="0"/>
           <w:sz w:val="32"/>
           <w:szCs w:val="32"/>
@@ -25283,6 +23178,7 @@
           <w:sz w:val="32"/>
           <w:szCs w:val="32"/>
         </w:rPr>
+        <w:lastRenderedPageBreak/>
         <w:tab/>
       </w:r>
       <w:r>
@@ -25312,7 +23208,7 @@
       </w:r>
       <w:r>
         <w:rPr>
-          <w:rFonts w:ascii="TH SarabunPSK" w:hAnsi="TH SarabunPSK" w:cs="TH SarabunPSK" w:hint="cs"/>
+          <w:rFonts w:ascii="TH SarabunPSK" w:hAnsi="TH SarabunPSK" w:cs="TH SarabunPSK"/>
           <w:snapToGrid w:val="0"/>
           <w:sz w:val="32"/>
           <w:szCs w:val="32"/>
@@ -25411,7 +23307,7 @@
       </w:r>
       <w:r>
         <w:rPr>
-          <w:rFonts w:ascii="TH SarabunPSK" w:hAnsi="TH SarabunPSK" w:cs="TH SarabunPSK" w:hint="cs"/>
+          <w:rFonts w:ascii="TH SarabunPSK" w:hAnsi="TH SarabunPSK" w:cs="TH SarabunPSK"/>
           <w:snapToGrid w:val="0"/>
           <w:sz w:val="32"/>
           <w:szCs w:val="32"/>
@@ -25562,7 +23458,7 @@
       </w:pPr>
       <w:r>
         <w:rPr>
-          <w:rFonts w:ascii="TH SarabunPSK" w:hAnsi="TH SarabunPSK" w:cs="TH SarabunPSK" w:hint="cs"/>
+          <w:rFonts w:ascii="TH SarabunPSK" w:hAnsi="TH SarabunPSK" w:cs="TH SarabunPSK"/>
           <w:sz w:val="32"/>
           <w:szCs w:val="32"/>
           <w:cs/>
@@ -25592,7 +23488,7 @@
       </w:pPr>
       <w:r>
         <w:rPr>
-          <w:rFonts w:ascii="TH SarabunPSK" w:hAnsi="TH SarabunPSK" w:cs="TH SarabunPSK" w:hint="cs"/>
+          <w:rFonts w:ascii="TH SarabunPSK" w:hAnsi="TH SarabunPSK" w:cs="TH SarabunPSK"/>
           <w:sz w:val="32"/>
           <w:szCs w:val="32"/>
           <w:cs/>
@@ -25609,7 +23505,7 @@
       </w:r>
       <w:r>
         <w:rPr>
-          <w:rFonts w:ascii="TH SarabunPSK" w:hAnsi="TH SarabunPSK" w:cs="TH SarabunPSK" w:hint="cs"/>
+          <w:rFonts w:ascii="TH SarabunPSK" w:hAnsi="TH SarabunPSK" w:cs="TH SarabunPSK"/>
           <w:sz w:val="32"/>
           <w:szCs w:val="32"/>
           <w:cs/>
@@ -25639,7 +23535,7 @@
       </w:pPr>
       <w:r>
         <w:rPr>
-          <w:rFonts w:ascii="TH SarabunPSK" w:hAnsi="TH SarabunPSK" w:cs="TH SarabunPSK" w:hint="cs"/>
+          <w:rFonts w:ascii="TH SarabunPSK" w:hAnsi="TH SarabunPSK" w:cs="TH SarabunPSK"/>
           <w:sz w:val="32"/>
           <w:szCs w:val="32"/>
           <w:cs/>
@@ -25656,7 +23552,7 @@
       </w:r>
       <w:r>
         <w:rPr>
-          <w:rFonts w:ascii="TH SarabunPSK" w:hAnsi="TH SarabunPSK" w:cs="TH SarabunPSK" w:hint="cs"/>
+          <w:rFonts w:ascii="TH SarabunPSK" w:hAnsi="TH SarabunPSK" w:cs="TH SarabunPSK"/>
           <w:sz w:val="32"/>
           <w:szCs w:val="32"/>
           <w:cs/>
@@ -25686,7 +23582,7 @@
       </w:pPr>
       <w:r>
         <w:rPr>
-          <w:rFonts w:ascii="TH SarabunPSK" w:hAnsi="TH SarabunPSK" w:cs="TH SarabunPSK" w:hint="cs"/>
+          <w:rFonts w:ascii="TH SarabunPSK" w:hAnsi="TH SarabunPSK" w:cs="TH SarabunPSK"/>
           <w:sz w:val="32"/>
           <w:szCs w:val="32"/>
           <w:cs/>
@@ -25703,7 +23599,7 @@
       </w:r>
       <w:r>
         <w:rPr>
-          <w:rFonts w:ascii="TH SarabunPSK" w:hAnsi="TH SarabunPSK" w:cs="TH SarabunPSK" w:hint="cs"/>
+          <w:rFonts w:ascii="TH SarabunPSK" w:hAnsi="TH SarabunPSK" w:cs="TH SarabunPSK"/>
           <w:sz w:val="32"/>
           <w:szCs w:val="32"/>
           <w:cs/>
@@ -25733,7 +23629,7 @@
       </w:pPr>
       <w:r>
         <w:rPr>
-          <w:rFonts w:ascii="TH SarabunPSK" w:hAnsi="TH SarabunPSK" w:cs="TH SarabunPSK" w:hint="cs"/>
+          <w:rFonts w:ascii="TH SarabunPSK" w:hAnsi="TH SarabunPSK" w:cs="TH SarabunPSK"/>
           <w:sz w:val="32"/>
           <w:szCs w:val="32"/>
           <w:cs/>
@@ -25750,7 +23646,7 @@
       </w:r>
       <w:r>
         <w:rPr>
-          <w:rFonts w:ascii="TH SarabunPSK" w:hAnsi="TH SarabunPSK" w:cs="TH SarabunPSK" w:hint="cs"/>
+          <w:rFonts w:ascii="TH SarabunPSK" w:hAnsi="TH SarabunPSK" w:cs="TH SarabunPSK"/>
           <w:sz w:val="32"/>
           <w:szCs w:val="32"/>
           <w:cs/>
@@ -25758,6 +23654,9 @@
         <w:t xml:space="preserve">.1.3 นำข้อมูลที่ได้จากแบบประเมินคู่มือวิธีการส่งผ่านข้อมูลการร้องเรียนจากแอปพลิเคชันไลน์สู่ระบบโทรศัพท์ฟ้องดูที่ได้รับมาวิเคราะห์ผลทางสถิติเพื่อหาค่าร้อยละค่าเฉลี่ย </w:t>
       </w:r>
       <w:r>
+        <w:rPr>
+          <w:rFonts w:ascii="TH SarabunPSK" w:hAnsi="TH SarabunPSK" w:cs="TH SarabunPSK"/>
+        </w:rPr>
         <w:t>(</w:t>
       </w:r>
       <w:r>
@@ -25767,11 +23666,14 @@
         <w:t>𝑥̅</w:t>
       </w:r>
       <w:r>
+        <w:rPr>
+          <w:rFonts w:ascii="TH SarabunPSK" w:hAnsi="TH SarabunPSK" w:cs="TH SarabunPSK"/>
+        </w:rPr>
         <w:t>)</w:t>
       </w:r>
       <w:r>
         <w:rPr>
-          <w:rFonts w:ascii="TH SarabunPSK" w:hAnsi="TH SarabunPSK" w:cs="TH SarabunPSK" w:hint="cs"/>
+          <w:rFonts w:ascii="TH SarabunPSK" w:hAnsi="TH SarabunPSK" w:cs="TH SarabunPSK"/>
           <w:sz w:val="32"/>
           <w:szCs w:val="32"/>
           <w:cs/>
@@ -25780,7 +23682,7 @@
       </w:r>
       <w:r>
         <w:rPr>
-          <w:rFonts w:ascii="TH SarabunPSK" w:hAnsi="TH SarabunPSK" w:cs="TH SarabunPSK" w:hint="cs"/>
+          <w:rFonts w:ascii="TH SarabunPSK" w:hAnsi="TH SarabunPSK" w:cs="TH SarabunPSK"/>
           <w:sz w:val="32"/>
           <w:szCs w:val="32"/>
           <w:cs/>
@@ -25789,7 +23691,7 @@
       </w:r>
       <w:r>
         <w:rPr>
-          <w:rFonts w:ascii="TH SarabunPSK" w:hAnsi="TH SarabunPSK" w:cs="TH SarabunPSK" w:hint="cs"/>
+          <w:rFonts w:ascii="TH SarabunPSK" w:hAnsi="TH SarabunPSK" w:cs="TH SarabunPSK"/>
           <w:sz w:val="32"/>
           <w:szCs w:val="32"/>
         </w:rPr>
@@ -25855,34 +23757,6 @@
         <w:jc w:val="thaiDistribute"/>
         <w:rPr>
           <w:rFonts w:ascii="TH SarabunPSK" w:hAnsi="TH SarabunPSK" w:cs="TH SarabunPSK"/>
-          <w:sz w:val="32"/>
-          <w:szCs w:val="32"/>
-        </w:rPr>
-      </w:pPr>
-      <w:r>
-        <w:rPr>
-          <w:rFonts w:ascii="TH SarabunPSK" w:hAnsi="TH SarabunPSK" w:cs="TH SarabunPSK"/>
-          <w:sz w:val="32"/>
-          <w:szCs w:val="32"/>
-        </w:rPr>
-        <w:tab/>
-      </w:r>
-    </w:p>
-    <w:p>
-      <w:pPr>
-        <w:tabs>
-          <w:tab w:val="left" w:pos="425"/>
-          <w:tab w:val="left" w:pos="567"/>
-          <w:tab w:val="left" w:pos="992"/>
-          <w:tab w:val="left" w:pos="1701"/>
-          <w:tab w:val="left" w:pos="1985"/>
-          <w:tab w:val="left" w:pos="2268"/>
-          <w:tab w:val="left" w:pos="2410"/>
-        </w:tabs>
-        <w:spacing w:after="0"/>
-        <w:jc w:val="thaiDistribute"/>
-        <w:rPr>
-          <w:rFonts w:ascii="TH SarabunPSK" w:hAnsi="TH SarabunPSK" w:cs="TH SarabunPSK"/>
           <w:b/>
           <w:bCs/>
           <w:sz w:val="32"/>
@@ -25897,7 +23771,6 @@
           <w:sz w:val="32"/>
           <w:szCs w:val="32"/>
         </w:rPr>
-        <w:lastRenderedPageBreak/>
         <w:t>3.</w:t>
       </w:r>
       <w:r>
@@ -25992,7 +23865,7 @@
       </w:pPr>
       <w:r>
         <w:rPr>
-          <w:rFonts w:ascii="TH SarabunPSK" w:hAnsi="TH SarabunPSK" w:cs="TH SarabunPSK" w:hint="cs"/>
+          <w:rFonts w:ascii="TH SarabunPSK" w:hAnsi="TH SarabunPSK" w:cs="TH SarabunPSK"/>
           <w:sz w:val="32"/>
           <w:szCs w:val="32"/>
         </w:rPr>
@@ -26008,7 +23881,7 @@
       </w:r>
       <w:r>
         <w:rPr>
-          <w:rFonts w:ascii="TH SarabunPSK" w:hAnsi="TH SarabunPSK" w:cs="TH SarabunPSK" w:hint="cs"/>
+          <w:rFonts w:ascii="TH SarabunPSK" w:hAnsi="TH SarabunPSK" w:cs="TH SarabunPSK"/>
           <w:sz w:val="32"/>
           <w:szCs w:val="32"/>
         </w:rPr>
@@ -26016,7 +23889,7 @@
       </w:r>
       <w:r>
         <w:rPr>
-          <w:rFonts w:ascii="TH SarabunPSK" w:hAnsi="TH SarabunPSK" w:cs="TH SarabunPSK" w:hint="cs"/>
+          <w:rFonts w:ascii="TH SarabunPSK" w:hAnsi="TH SarabunPSK" w:cs="TH SarabunPSK"/>
           <w:sz w:val="32"/>
           <w:szCs w:val="32"/>
           <w:cs/>
@@ -26026,7 +23899,7 @@
       <w:proofErr w:type="spellStart"/>
       <w:r>
         <w:rPr>
-          <w:rFonts w:ascii="TH SarabunPSK" w:hAnsi="TH SarabunPSK" w:cs="TH SarabunPSK" w:hint="cs"/>
+          <w:rFonts w:ascii="TH SarabunPSK" w:hAnsi="TH SarabunPSK" w:cs="TH SarabunPSK"/>
           <w:sz w:val="32"/>
           <w:szCs w:val="32"/>
           <w:cs/>
@@ -26036,7 +23909,7 @@
       <w:proofErr w:type="spellEnd"/>
       <w:r>
         <w:rPr>
-          <w:rFonts w:ascii="TH SarabunPSK" w:hAnsi="TH SarabunPSK" w:cs="TH SarabunPSK" w:hint="cs"/>
+          <w:rFonts w:ascii="TH SarabunPSK" w:hAnsi="TH SarabunPSK" w:cs="TH SarabunPSK"/>
           <w:sz w:val="32"/>
           <w:szCs w:val="32"/>
           <w:cs/>
@@ -26045,7 +23918,7 @@
       </w:r>
       <w:r>
         <w:rPr>
-          <w:rFonts w:ascii="TH SarabunPSK" w:hAnsi="TH SarabunPSK" w:cs="TH SarabunPSK" w:hint="cs"/>
+          <w:rFonts w:ascii="TH SarabunPSK" w:hAnsi="TH SarabunPSK" w:cs="TH SarabunPSK"/>
           <w:sz w:val="32"/>
           <w:szCs w:val="32"/>
         </w:rPr>
@@ -26053,7 +23926,7 @@
       </w:r>
       <w:r>
         <w:rPr>
-          <w:rFonts w:ascii="TH SarabunPSK" w:hAnsi="TH SarabunPSK" w:cs="TH SarabunPSK" w:hint="cs"/>
+          <w:rFonts w:ascii="TH SarabunPSK" w:hAnsi="TH SarabunPSK" w:cs="TH SarabunPSK"/>
           <w:sz w:val="32"/>
           <w:szCs w:val="32"/>
           <w:cs/>
@@ -26062,7 +23935,7 @@
       </w:r>
       <w:r>
         <w:rPr>
-          <w:rFonts w:ascii="TH SarabunPSK" w:hAnsi="TH SarabunPSK" w:cs="TH SarabunPSK" w:hint="cs"/>
+          <w:rFonts w:ascii="TH SarabunPSK" w:hAnsi="TH SarabunPSK" w:cs="TH SarabunPSK"/>
           <w:sz w:val="32"/>
           <w:szCs w:val="32"/>
         </w:rPr>
@@ -26070,7 +23943,7 @@
       </w:r>
       <w:r>
         <w:rPr>
-          <w:rFonts w:ascii="TH SarabunPSK" w:hAnsi="TH SarabunPSK" w:cs="TH SarabunPSK" w:hint="cs"/>
+          <w:rFonts w:ascii="TH SarabunPSK" w:hAnsi="TH SarabunPSK" w:cs="TH SarabunPSK"/>
           <w:sz w:val="32"/>
           <w:szCs w:val="32"/>
           <w:cs/>
@@ -26079,7 +23952,7 @@
       </w:r>
       <w:r>
         <w:rPr>
-          <w:rFonts w:ascii="TH SarabunPSK" w:hAnsi="TH SarabunPSK" w:cs="TH SarabunPSK" w:hint="cs"/>
+          <w:rFonts w:ascii="TH SarabunPSK" w:hAnsi="TH SarabunPSK" w:cs="TH SarabunPSK"/>
           <w:sz w:val="32"/>
           <w:szCs w:val="32"/>
         </w:rPr>
@@ -26087,7 +23960,7 @@
       </w:r>
       <w:r>
         <w:rPr>
-          <w:rFonts w:ascii="TH SarabunPSK" w:hAnsi="TH SarabunPSK" w:cs="TH SarabunPSK" w:hint="cs"/>
+          <w:rFonts w:ascii="TH SarabunPSK" w:hAnsi="TH SarabunPSK" w:cs="TH SarabunPSK"/>
           <w:sz w:val="32"/>
           <w:szCs w:val="32"/>
           <w:cs/>
@@ -26097,7 +23970,7 @@
     </w:p>
     <w:p>
       <w:pPr>
-        <w:pStyle w:val="af"/>
+        <w:pStyle w:val="NormalWeb"/>
         <w:ind w:firstLine="709"/>
         <w:jc w:val="thaiDistribute"/>
         <w:rPr>
@@ -26108,7 +23981,7 @@
       </w:pPr>
       <w:r>
         <w:rPr>
-          <w:rFonts w:ascii="TH SarabunPSK" w:hAnsi="TH SarabunPSK" w:cs="TH SarabunPSK" w:hint="cs"/>
+          <w:rFonts w:ascii="TH SarabunPSK" w:hAnsi="TH SarabunPSK" w:cs="TH SarabunPSK"/>
           <w:sz w:val="32"/>
           <w:szCs w:val="32"/>
           <w:cs/>
@@ -26117,7 +23990,7 @@
       </w:r>
       <w:r>
         <w:rPr>
-          <w:rFonts w:ascii="TH SarabunPSK" w:hAnsi="TH SarabunPSK" w:cs="TH SarabunPSK" w:hint="cs"/>
+          <w:rFonts w:ascii="TH SarabunPSK" w:hAnsi="TH SarabunPSK" w:cs="TH SarabunPSK"/>
           <w:sz w:val="32"/>
           <w:szCs w:val="32"/>
         </w:rPr>
@@ -26133,7 +24006,7 @@
       </w:r>
       <w:r>
         <w:rPr>
-          <w:rFonts w:ascii="TH SarabunPSK" w:hAnsi="TH SarabunPSK" w:cs="TH SarabunPSK" w:hint="cs"/>
+          <w:rFonts w:ascii="TH SarabunPSK" w:hAnsi="TH SarabunPSK" w:cs="TH SarabunPSK"/>
           <w:sz w:val="32"/>
           <w:szCs w:val="32"/>
         </w:rPr>
@@ -26141,7 +24014,7 @@
       </w:r>
       <w:r>
         <w:rPr>
-          <w:rFonts w:ascii="TH SarabunPSK" w:hAnsi="TH SarabunPSK" w:cs="TH SarabunPSK" w:hint="cs"/>
+          <w:rFonts w:ascii="TH SarabunPSK" w:hAnsi="TH SarabunPSK" w:cs="TH SarabunPSK"/>
           <w:sz w:val="32"/>
           <w:szCs w:val="32"/>
           <w:cs/>
@@ -26150,7 +24023,7 @@
       </w:r>
       <w:r>
         <w:rPr>
-          <w:rFonts w:ascii="TH SarabunPSK" w:hAnsi="TH SarabunPSK" w:cs="TH SarabunPSK" w:hint="cs"/>
+          <w:rFonts w:ascii="TH SarabunPSK" w:hAnsi="TH SarabunPSK" w:cs="TH SarabunPSK"/>
           <w:sz w:val="32"/>
           <w:szCs w:val="32"/>
         </w:rPr>
@@ -26158,7 +24031,7 @@
       </w:r>
       <w:r>
         <w:rPr>
-          <w:rFonts w:ascii="TH SarabunPSK" w:hAnsi="TH SarabunPSK" w:cs="TH SarabunPSK" w:hint="cs"/>
+          <w:rFonts w:ascii="TH SarabunPSK" w:hAnsi="TH SarabunPSK" w:cs="TH SarabunPSK"/>
           <w:sz w:val="32"/>
           <w:szCs w:val="32"/>
           <w:cs/>
@@ -26167,7 +24040,7 @@
       </w:r>
       <w:r>
         <w:rPr>
-          <w:rFonts w:ascii="TH SarabunPSK" w:hAnsi="TH SarabunPSK" w:cs="TH SarabunPSK" w:hint="cs"/>
+          <w:rFonts w:ascii="TH SarabunPSK" w:hAnsi="TH SarabunPSK" w:cs="TH SarabunPSK"/>
           <w:sz w:val="32"/>
           <w:szCs w:val="32"/>
         </w:rPr>
@@ -26175,7 +24048,7 @@
       </w:r>
       <w:r>
         <w:rPr>
-          <w:rFonts w:ascii="TH SarabunPSK" w:hAnsi="TH SarabunPSK" w:cs="TH SarabunPSK" w:hint="cs"/>
+          <w:rFonts w:ascii="TH SarabunPSK" w:hAnsi="TH SarabunPSK" w:cs="TH SarabunPSK"/>
           <w:sz w:val="32"/>
           <w:szCs w:val="32"/>
           <w:cs/>
@@ -26184,7 +24057,7 @@
       </w:r>
       <w:r>
         <w:rPr>
-          <w:rFonts w:ascii="TH SarabunPSK" w:hAnsi="TH SarabunPSK" w:cs="TH SarabunPSK" w:hint="cs"/>
+          <w:rFonts w:ascii="TH SarabunPSK" w:hAnsi="TH SarabunPSK" w:cs="TH SarabunPSK"/>
           <w:sz w:val="32"/>
           <w:szCs w:val="32"/>
         </w:rPr>
@@ -26192,7 +24065,7 @@
       </w:r>
       <w:r>
         <w:rPr>
-          <w:rFonts w:ascii="TH SarabunPSK" w:hAnsi="TH SarabunPSK" w:cs="TH SarabunPSK" w:hint="cs"/>
+          <w:rFonts w:ascii="TH SarabunPSK" w:hAnsi="TH SarabunPSK" w:cs="TH SarabunPSK"/>
           <w:sz w:val="32"/>
           <w:szCs w:val="32"/>
           <w:cs/>
@@ -26202,7 +24075,7 @@
       <w:proofErr w:type="spellStart"/>
       <w:r>
         <w:rPr>
-          <w:rFonts w:ascii="TH SarabunPSK" w:hAnsi="TH SarabunPSK" w:cs="TH SarabunPSK" w:hint="cs"/>
+          <w:rFonts w:ascii="TH SarabunPSK" w:hAnsi="TH SarabunPSK" w:cs="TH SarabunPSK"/>
           <w:sz w:val="32"/>
           <w:szCs w:val="32"/>
           <w:cs/>
@@ -26212,7 +24085,7 @@
       <w:proofErr w:type="spellEnd"/>
       <w:r>
         <w:rPr>
-          <w:rFonts w:ascii="TH SarabunPSK" w:hAnsi="TH SarabunPSK" w:cs="TH SarabunPSK" w:hint="cs"/>
+          <w:rFonts w:ascii="TH SarabunPSK" w:hAnsi="TH SarabunPSK" w:cs="TH SarabunPSK"/>
           <w:sz w:val="32"/>
           <w:szCs w:val="32"/>
           <w:cs/>
@@ -26222,7 +24095,7 @@
     </w:p>
     <w:p>
       <w:pPr>
-        <w:pStyle w:val="af"/>
+        <w:pStyle w:val="NormalWeb"/>
         <w:spacing w:before="0" w:beforeAutospacing="0" w:after="0" w:afterAutospacing="0"/>
         <w:ind w:firstLine="851"/>
         <w:jc w:val="thaiDistribute"/>
@@ -26261,7 +24134,7 @@
     </w:p>
     <w:p>
       <w:pPr>
-        <w:pStyle w:val="af"/>
+        <w:pStyle w:val="NormalWeb"/>
         <w:spacing w:before="0" w:beforeAutospacing="0" w:after="0" w:afterAutospacing="0"/>
         <w:ind w:firstLine="1418"/>
         <w:jc w:val="thaiDistribute"/>
@@ -26308,7 +24181,7 @@
     </w:p>
     <w:p>
       <w:pPr>
-        <w:pStyle w:val="af"/>
+        <w:pStyle w:val="NormalWeb"/>
         <w:tabs>
           <w:tab w:val="left" w:pos="1985"/>
         </w:tabs>
@@ -26341,7 +24214,7 @@
     </w:p>
     <w:p>
       <w:pPr>
-        <w:pStyle w:val="af"/>
+        <w:pStyle w:val="NormalWeb"/>
         <w:spacing w:before="0" w:beforeAutospacing="0" w:after="0" w:afterAutospacing="0"/>
         <w:ind w:firstLine="2127"/>
         <w:jc w:val="thaiDistribute"/>
@@ -26371,7 +24244,7 @@
     </w:p>
     <w:p>
       <w:pPr>
-        <w:pStyle w:val="af"/>
+        <w:pStyle w:val="NormalWeb"/>
         <w:spacing w:before="0" w:beforeAutospacing="0" w:after="0" w:afterAutospacing="0"/>
         <w:ind w:firstLine="2127"/>
         <w:jc w:val="thaiDistribute"/>
@@ -26401,7 +24274,7 @@
     </w:p>
     <w:p>
       <w:pPr>
-        <w:pStyle w:val="af"/>
+        <w:pStyle w:val="NormalWeb"/>
         <w:tabs>
           <w:tab w:val="left" w:pos="2268"/>
         </w:tabs>
@@ -26434,7 +24307,7 @@
     </w:p>
     <w:p>
       <w:pPr>
-        <w:pStyle w:val="af"/>
+        <w:pStyle w:val="NormalWeb"/>
         <w:tabs>
           <w:tab w:val="left" w:pos="1418"/>
         </w:tabs>
@@ -26454,6 +24327,7 @@
           <w:szCs w:val="32"/>
           <w:cs/>
         </w:rPr>
+        <w:lastRenderedPageBreak/>
         <w:t>3.</w:t>
       </w:r>
       <w:r>
@@ -26510,7 +24384,7 @@
     </w:p>
     <w:p>
       <w:pPr>
-        <w:pStyle w:val="af"/>
+        <w:pStyle w:val="NormalWeb"/>
         <w:tabs>
           <w:tab w:val="left" w:pos="1134"/>
         </w:tabs>
@@ -26525,12 +24399,29 @@
       </w:pPr>
       <w:r>
         <w:rPr>
-          <w:rFonts w:ascii="TH SarabunPSK" w:hAnsi="TH SarabunPSK" w:cs="TH SarabunPSK" w:hint="cs"/>
-          <w:sz w:val="32"/>
-          <w:szCs w:val="32"/>
-          <w:cs/>
-        </w:rPr>
-        <w:t xml:space="preserve">           </w:t>
+          <w:rFonts w:ascii="TH SarabunPSK" w:hAnsi="TH SarabunPSK" w:cs="TH SarabunPSK"/>
+          <w:sz w:val="32"/>
+          <w:szCs w:val="32"/>
+          <w:cs/>
+        </w:rPr>
+        <w:t xml:space="preserve">          </w:t>
+      </w:r>
+      <w:r>
+        <w:rPr>
+          <w:rFonts w:ascii="TH SarabunPSK" w:hAnsi="TH SarabunPSK" w:cs="TH SarabunPSK"/>
+          <w:sz w:val="32"/>
+          <w:szCs w:val="32"/>
+        </w:rPr>
+        <w:t>= (</w:t>
+      </w:r>
+      <w:proofErr w:type="spellStart"/>
+      <w:r>
+        <w:rPr>
+          <w:rFonts w:ascii="Calibri" w:hAnsi="Calibri" w:cs="Calibri"/>
+          <w:sz w:val="32"/>
+          <w:szCs w:val="32"/>
+        </w:rPr>
+        <w:t>Σ</w:t>
       </w:r>
       <w:r>
         <w:rPr>
@@ -26540,39 +24431,6 @@
         </w:rPr>
         <w:t>x</w:t>
       </w:r>
-      <w:r>
-        <w:rPr>
-          <w:rFonts w:ascii="Arial" w:hAnsi="Arial" w:cs="Arial"/>
-          <w:sz w:val="32"/>
-          <w:szCs w:val="32"/>
-        </w:rPr>
-        <w:t>̅</w:t>
-      </w:r>
-      <w:r>
-        <w:rPr>
-          <w:rFonts w:ascii="TH SarabunPSK" w:hAnsi="TH SarabunPSK" w:cs="TH SarabunPSK"/>
-          <w:sz w:val="32"/>
-          <w:szCs w:val="32"/>
-        </w:rPr>
-        <w:t xml:space="preserve"> = (</w:t>
-      </w:r>
-      <w:proofErr w:type="spellStart"/>
-      <w:r>
-        <w:rPr>
-          <w:rFonts w:ascii="Calibri" w:hAnsi="Calibri" w:cs="Calibri"/>
-          <w:sz w:val="32"/>
-          <w:szCs w:val="32"/>
-        </w:rPr>
-        <w:t>Σ</w:t>
-      </w:r>
-      <w:r>
-        <w:rPr>
-          <w:rFonts w:ascii="TH SarabunPSK" w:hAnsi="TH SarabunPSK" w:cs="TH SarabunPSK"/>
-          <w:sz w:val="32"/>
-          <w:szCs w:val="32"/>
-        </w:rPr>
-        <w:t>x</w:t>
-      </w:r>
       <w:proofErr w:type="spellEnd"/>
       <w:r>
         <w:rPr>
@@ -26585,7 +24443,7 @@
     </w:p>
     <w:p>
       <w:pPr>
-        <w:pStyle w:val="af"/>
+        <w:pStyle w:val="NormalWeb"/>
         <w:spacing w:before="0" w:beforeAutospacing="0" w:after="0" w:afterAutospacing="0"/>
         <w:ind w:firstLine="2127"/>
         <w:jc w:val="thaiDistribute"/>
@@ -26597,7 +24455,7 @@
       </w:pPr>
       <w:r>
         <w:rPr>
-          <w:rFonts w:ascii="TH SarabunPSK" w:hAnsi="TH SarabunPSK" w:cs="TH SarabunPSK" w:hint="cs"/>
+          <w:rFonts w:ascii="TH SarabunPSK" w:hAnsi="TH SarabunPSK" w:cs="TH SarabunPSK"/>
           <w:sz w:val="32"/>
           <w:szCs w:val="32"/>
           <w:cs/>
@@ -26606,19 +24464,12 @@
       </w:r>
       <w:r>
         <w:rPr>
-          <w:rFonts w:ascii="TH SarabunPSK" w:hAnsi="TH SarabunPSK" w:cs="TH SarabunPSK"/>
-          <w:sz w:val="32"/>
-          <w:szCs w:val="32"/>
-        </w:rPr>
-        <w:t>x</w:t>
-      </w:r>
-      <w:r>
-        <w:rPr>
-          <w:rFonts w:ascii="Arial" w:hAnsi="Arial" w:cs="Arial"/>
-          <w:sz w:val="32"/>
-          <w:szCs w:val="32"/>
-        </w:rPr>
-        <w:t>̅</w:t>
+          <w:rFonts w:ascii="Cambria Math" w:hAnsi="Cambria Math" w:cs="Cambria Math" w:hint="cs"/>
+          <w:sz w:val="32"/>
+          <w:szCs w:val="32"/>
+          <w:cs/>
+        </w:rPr>
+        <w:t>𝑥̅</w:t>
       </w:r>
       <w:r>
         <w:rPr>
@@ -26640,7 +24491,7 @@
     </w:p>
     <w:p>
       <w:pPr>
-        <w:pStyle w:val="af"/>
+        <w:pStyle w:val="NormalWeb"/>
         <w:spacing w:before="0" w:beforeAutospacing="0" w:after="0" w:afterAutospacing="0"/>
         <w:ind w:firstLine="2127"/>
         <w:jc w:val="thaiDistribute"/>
@@ -26688,7 +24539,7 @@
     </w:p>
     <w:p>
       <w:pPr>
-        <w:pStyle w:val="af"/>
+        <w:pStyle w:val="NormalWeb"/>
         <w:spacing w:before="0" w:beforeAutospacing="0" w:after="0" w:afterAutospacing="0"/>
         <w:ind w:firstLine="2127"/>
         <w:jc w:val="thaiDistribute"/>
@@ -26718,7 +24569,7 @@
     </w:p>
     <w:p>
       <w:pPr>
-        <w:pStyle w:val="af"/>
+        <w:pStyle w:val="NormalWeb"/>
         <w:spacing w:before="0" w:beforeAutospacing="0" w:after="0" w:afterAutospacing="0"/>
         <w:ind w:firstLine="1418"/>
         <w:jc w:val="thaiDistribute"/>
@@ -26765,7 +24616,7 @@
     </w:p>
     <w:p>
       <w:pPr>
-        <w:pStyle w:val="af"/>
+        <w:pStyle w:val="NormalWeb"/>
         <w:spacing w:before="0" w:beforeAutospacing="0" w:after="0" w:afterAutospacing="0"/>
         <w:ind w:firstLine="2127"/>
         <w:jc w:val="thaiDistribute"/>
@@ -26792,6 +24643,7 @@
         </w:rPr>
         <w:t>√[</w:t>
       </w:r>
+      <w:proofErr w:type="gramEnd"/>
       <w:r>
         <w:rPr>
           <w:rFonts w:ascii="Calibri" w:hAnsi="Calibri" w:cs="Calibri"/>
@@ -26806,33 +24658,16 @@
           <w:sz w:val="32"/>
           <w:szCs w:val="32"/>
         </w:rPr>
-        <w:t>(</w:t>
-      </w:r>
-      <w:proofErr w:type="gramEnd"/>
-      <w:r>
-        <w:rPr>
-          <w:rFonts w:ascii="TH SarabunPSK" w:hAnsi="TH SarabunPSK" w:cs="TH SarabunPSK"/>
-          <w:sz w:val="32"/>
-          <w:szCs w:val="32"/>
-        </w:rPr>
-        <w:t xml:space="preserve">x - </w:t>
-      </w:r>
-      <w:proofErr w:type="gramStart"/>
-      <w:r>
-        <w:rPr>
-          <w:rFonts w:ascii="TH SarabunPSK" w:hAnsi="TH SarabunPSK" w:cs="TH SarabunPSK"/>
-          <w:sz w:val="32"/>
-          <w:szCs w:val="32"/>
-        </w:rPr>
-        <w:t>x</w:t>
-      </w:r>
-      <w:r>
-        <w:rPr>
-          <w:rFonts w:ascii="Arial" w:hAnsi="Arial" w:cs="Arial"/>
-          <w:sz w:val="32"/>
-          <w:szCs w:val="32"/>
-        </w:rPr>
-        <w:t>̅</w:t>
+        <w:t xml:space="preserve">(x - </w:t>
+      </w:r>
+      <w:r>
+        <w:rPr>
+          <w:rFonts w:ascii="Cambria Math" w:hAnsi="Cambria Math" w:cs="Cambria Math" w:hint="cs"/>
+          <w:sz w:val="32"/>
+          <w:szCs w:val="32"/>
+          <w:cs/>
+        </w:rPr>
+        <w:t>𝑥̅</w:t>
       </w:r>
       <w:r>
         <w:rPr>
@@ -26849,17 +24684,7 @@
           <w:szCs w:val="32"/>
           <w:cs/>
         </w:rPr>
-        <w:t>²</w:t>
-      </w:r>
-      <w:proofErr w:type="gramEnd"/>
-      <w:r>
-        <w:rPr>
-          <w:rFonts w:ascii="TH SarabunPSK" w:hAnsi="TH SarabunPSK" w:cs="TH SarabunPSK"/>
-          <w:sz w:val="32"/>
-          <w:szCs w:val="32"/>
-          <w:cs/>
-        </w:rPr>
-        <w:t xml:space="preserve"> / (</w:t>
+        <w:t>² / (</w:t>
       </w:r>
       <w:r>
         <w:rPr>
@@ -26881,7 +24706,7 @@
     </w:p>
     <w:p>
       <w:pPr>
-        <w:pStyle w:val="af"/>
+        <w:pStyle w:val="NormalWeb"/>
         <w:spacing w:before="0" w:beforeAutospacing="0" w:after="0" w:afterAutospacing="0"/>
         <w:ind w:firstLine="2127"/>
         <w:jc w:val="thaiDistribute"/>
@@ -26911,7 +24736,7 @@
     </w:p>
     <w:p>
       <w:pPr>
-        <w:pStyle w:val="af"/>
+        <w:pStyle w:val="NormalWeb"/>
         <w:spacing w:before="0" w:beforeAutospacing="0" w:after="0" w:afterAutospacing="0"/>
         <w:ind w:firstLine="2127"/>
         <w:jc w:val="thaiDistribute"/>
@@ -26941,7 +24766,7 @@
     </w:p>
     <w:p>
       <w:pPr>
-        <w:pStyle w:val="af"/>
+        <w:pStyle w:val="NormalWeb"/>
         <w:spacing w:before="0" w:beforeAutospacing="0" w:after="0" w:afterAutospacing="0"/>
         <w:ind w:firstLine="2127"/>
         <w:jc w:val="thaiDistribute"/>
@@ -26953,19 +24778,12 @@
       </w:pPr>
       <w:r>
         <w:rPr>
-          <w:rFonts w:ascii="TH SarabunPSK" w:hAnsi="TH SarabunPSK" w:cs="TH SarabunPSK"/>
-          <w:sz w:val="32"/>
-          <w:szCs w:val="32"/>
-        </w:rPr>
-        <w:t>x</w:t>
-      </w:r>
-      <w:r>
-        <w:rPr>
-          <w:rFonts w:ascii="Arial" w:hAnsi="Arial" w:cs="Arial"/>
-          <w:sz w:val="32"/>
-          <w:szCs w:val="32"/>
-        </w:rPr>
-        <w:t>̅</w:t>
+          <w:rFonts w:ascii="Cambria Math" w:hAnsi="Cambria Math" w:cs="Cambria Math" w:hint="cs"/>
+          <w:sz w:val="32"/>
+          <w:szCs w:val="32"/>
+          <w:cs/>
+        </w:rPr>
+        <w:t>𝑥̅</w:t>
       </w:r>
       <w:r>
         <w:rPr>
@@ -26987,7 +24805,7 @@
     </w:p>
     <w:p>
       <w:pPr>
-        <w:pStyle w:val="af"/>
+        <w:pStyle w:val="NormalWeb"/>
         <w:spacing w:before="0" w:beforeAutospacing="0" w:after="0" w:afterAutospacing="0"/>
         <w:ind w:firstLine="2127"/>
         <w:jc w:val="thaiDistribute"/>
@@ -27017,7 +24835,7 @@
     </w:p>
     <w:p>
       <w:pPr>
-        <w:pStyle w:val="af"/>
+        <w:pStyle w:val="NormalWeb"/>
         <w:spacing w:before="0" w:beforeAutospacing="0" w:after="0" w:afterAutospacing="0"/>
         <w:ind w:firstLine="2127"/>
         <w:jc w:val="thaiDistribute"/>
@@ -27065,7 +24883,7 @@
     </w:p>
     <w:p>
       <w:pPr>
-        <w:pStyle w:val="af"/>
+        <w:pStyle w:val="NormalWeb"/>
         <w:spacing w:before="0" w:beforeAutospacing="0" w:after="0" w:afterAutospacing="0"/>
         <w:ind w:firstLine="1560"/>
         <w:jc w:val="thaiDistribute"/>
@@ -27112,7 +24930,7 @@
     </w:p>
     <w:p>
       <w:pPr>
-        <w:pStyle w:val="af"/>
+        <w:pStyle w:val="NormalWeb"/>
         <w:spacing w:before="0" w:beforeAutospacing="0" w:after="0" w:afterAutospacing="0"/>
         <w:ind w:firstLine="2268"/>
         <w:jc w:val="thaiDistribute"/>
@@ -27129,7 +24947,6 @@
           <w:szCs w:val="32"/>
           <w:cs/>
         </w:rPr>
-        <w:lastRenderedPageBreak/>
         <w:t xml:space="preserve">ค่าดัชนีความเที่ยงตรงตามโครงสร้างโดยใช้ความคิดเห็นของผู้เชี่ยวชาญแบบประเมินโครงสร้างเนื้อหาคู่มือ แบบประเมินองค์ประกอบของคู่มือ แบบประเมินคู่มือโดยใช้ดัชนีความสอดคล้อง </w:t>
       </w:r>
       <w:r>
@@ -27209,7 +25026,7 @@
     </w:p>
     <w:p>
       <w:pPr>
-        <w:pStyle w:val="af"/>
+        <w:pStyle w:val="NormalWeb"/>
         <w:spacing w:before="0" w:beforeAutospacing="0" w:after="0" w:afterAutospacing="0"/>
         <w:ind w:firstLine="2268"/>
         <w:jc w:val="thaiDistribute"/>
@@ -27246,7 +25063,7 @@
     </w:p>
     <w:p>
       <w:pPr>
-        <w:pStyle w:val="af"/>
+        <w:pStyle w:val="NormalWeb"/>
         <w:spacing w:before="0" w:beforeAutospacing="0" w:after="0" w:afterAutospacing="0"/>
         <w:ind w:firstLine="2268"/>
         <w:jc w:val="thaiDistribute"/>
@@ -27276,7 +25093,7 @@
     </w:p>
     <w:p>
       <w:pPr>
-        <w:pStyle w:val="af"/>
+        <w:pStyle w:val="NormalWeb"/>
         <w:spacing w:before="0" w:beforeAutospacing="0" w:after="0" w:afterAutospacing="0"/>
         <w:ind w:firstLine="2268"/>
         <w:jc w:val="thaiDistribute"/>
@@ -27314,7 +25131,7 @@
     </w:p>
     <w:p>
       <w:pPr>
-        <w:pStyle w:val="af"/>
+        <w:pStyle w:val="NormalWeb"/>
         <w:spacing w:before="0" w:beforeAutospacing="0" w:after="0" w:afterAutospacing="0"/>
         <w:ind w:firstLine="2268"/>
         <w:jc w:val="thaiDistribute"/>
@@ -27344,7 +25161,7 @@
     </w:p>
     <w:p>
       <w:pPr>
-        <w:pStyle w:val="af"/>
+        <w:pStyle w:val="NormalWeb"/>
         <w:spacing w:before="0" w:beforeAutospacing="0" w:after="0" w:afterAutospacing="0"/>
         <w:ind w:firstLine="2268"/>
         <w:jc w:val="thaiDistribute"/>
@@ -27403,7 +25220,7 @@
 </file>
 
 <file path=word/endnotes.xml><?xml version="1.0" encoding="utf-8"?>
-<w:endnotes xmlns:wpc="http://schemas.microsoft.com/office/word/2010/wordprocessingCanvas" xmlns:cx="http://schemas.microsoft.com/office/drawing/2014/chartex" xmlns:cx1="http://schemas.microsoft.com/office/drawing/2015/9/8/chartex" xmlns:cx2="http://schemas.microsoft.com/office/drawing/2015/10/21/chartex" xmlns:cx3="http://schemas.microsoft.com/office/drawing/2016/5/9/chartex" xmlns:cx4="http://schemas.microsoft.com/office/drawing/2016/5/10/chartex" xmlns:cx5="http://schemas.microsoft.com/office/drawing/2016/5/11/chartex" xmlns:cx6="http://schemas.microsoft.com/office/drawing/2016/5/12/chartex" xmlns:cx7="http://schemas.microsoft.com/office/drawing/2016/5/13/chartex" xmlns:cx8="http://schemas.microsoft.com/office/drawing/2016/5/14/chartex" xmlns:mc="http://schemas.openxmlformats.org/markup-compatibility/2006" xmlns:aink="http://schemas.microsoft.com/office/drawing/2016/ink" xmlns:am3d="http://schemas.microsoft.com/office/drawing/2017/model3d" xmlns:o="urn:schemas-microsoft-com:office:office" xmlns:oel="http://schemas.microsoft.com/office/2019/extlst" xmlns:r="http://schemas.openxmlformats.org/officeDocument/2006/relationships" xmlns:m="http://schemas.openxmlformats.org/officeDocument/2006/math" xmlns:v="urn:schemas-microsoft-com:vml" xmlns:wp14="http://schemas.microsoft.com/office/word/2010/wordprocessingDrawing" xmlns:wp="http://schemas.openxmlformats.org/drawingml/2006/wordprocessingDrawing" xmlns:w10="urn:schemas-microsoft-com:office:word" xmlns:w="http://schemas.openxmlformats.org/wordprocessingml/2006/main" xmlns:w14="http://schemas.microsoft.com/office/word/2010/wordml" xmlns:w15="http://schemas.microsoft.com/office/word/2012/wordml" xmlns:w16cex="http://schemas.microsoft.com/office/word/2018/wordml/cex" xmlns:w16cid="http://schemas.microsoft.com/office/word/2016/wordml/cid" xmlns:w16="http://schemas.microsoft.com/office/word/2018/wordml" xmlns:w16du="http://schemas.microsoft.com/office/word/2023/wordml/word16du" xmlns:w16sdtdh="http://schemas.microsoft.com/office/word/2020/wordml/sdtdatahash" xmlns:w16sdtfl="http://schemas.microsoft.com/office/word/2024/wordml/sdtformatlock" xmlns:w16se="http://schemas.microsoft.com/office/word/2015/wordml/symex" xmlns:wpg="http://schemas.microsoft.com/office/word/2010/wordprocessingGroup" xmlns:wpi="http://schemas.microsoft.com/office/word/2010/wordprocessingInk" xmlns:wne="http://schemas.microsoft.com/office/word/2006/wordml" xmlns:wps="http://schemas.microsoft.com/office/word/2010/wordprocessingShape" mc:Ignorable="w14 w15 w16se w16cid w16 w16cex w16sdtdh w16sdtfl w16du wp14">
+<w:endnotes xmlns:wpc="http://schemas.microsoft.com/office/word/2010/wordprocessingCanvas" xmlns:cx="http://schemas.microsoft.com/office/drawing/2014/chartex" xmlns:cx1="http://schemas.microsoft.com/office/drawing/2015/9/8/chartex" xmlns:cx2="http://schemas.microsoft.com/office/drawing/2015/10/21/chartex" xmlns:cx3="http://schemas.microsoft.com/office/drawing/2016/5/9/chartex" xmlns:cx4="http://schemas.microsoft.com/office/drawing/2016/5/10/chartex" xmlns:cx5="http://schemas.microsoft.com/office/drawing/2016/5/11/chartex" xmlns:cx6="http://schemas.microsoft.com/office/drawing/2016/5/12/chartex" xmlns:cx7="http://schemas.microsoft.com/office/drawing/2016/5/13/chartex" xmlns:cx8="http://schemas.microsoft.com/office/drawing/2016/5/14/chartex" xmlns:mc="http://schemas.openxmlformats.org/markup-compatibility/2006" xmlns:aink="http://schemas.microsoft.com/office/drawing/2016/ink" xmlns:am3d="http://schemas.microsoft.com/office/drawing/2017/model3d" xmlns:o="urn:schemas-microsoft-com:office:office" xmlns:r="http://schemas.openxmlformats.org/officeDocument/2006/relationships" xmlns:m="http://schemas.openxmlformats.org/officeDocument/2006/math" xmlns:v="urn:schemas-microsoft-com:vml" xmlns:wp14="http://schemas.microsoft.com/office/word/2010/wordprocessingDrawing" xmlns:wp="http://schemas.openxmlformats.org/drawingml/2006/wordprocessingDrawing" xmlns:w10="urn:schemas-microsoft-com:office:word" xmlns:w="http://schemas.openxmlformats.org/wordprocessingml/2006/main" xmlns:w14="http://schemas.microsoft.com/office/word/2010/wordml" xmlns:w15="http://schemas.microsoft.com/office/word/2012/wordml" xmlns:w16cex="http://schemas.microsoft.com/office/word/2018/wordml/cex" xmlns:w16cid="http://schemas.microsoft.com/office/word/2016/wordml/cid" xmlns:w16="http://schemas.microsoft.com/office/word/2018/wordml" xmlns:w16sdtdh="http://schemas.microsoft.com/office/word/2020/wordml/sdtdatahash" xmlns:w16se="http://schemas.microsoft.com/office/word/2015/wordml/symex" xmlns:wpg="http://schemas.microsoft.com/office/word/2010/wordprocessingGroup" xmlns:wpi="http://schemas.microsoft.com/office/word/2010/wordprocessingInk" xmlns:wne="http://schemas.microsoft.com/office/word/2006/wordml" xmlns:wps="http://schemas.microsoft.com/office/word/2010/wordprocessingShape" mc:Ignorable="w14 w15 w16se w16cid w16 w16cex w16sdtdh wp14">
   <w:endnote w:type="separator" w:id="-1">
     <w:p>
       <w:pPr>
@@ -27428,7 +25245,7 @@
 </file>
 
 <file path=word/footnotes.xml><?xml version="1.0" encoding="utf-8"?>
-<w:footnotes xmlns:wpc="http://schemas.microsoft.com/office/word/2010/wordprocessingCanvas" xmlns:cx="http://schemas.microsoft.com/office/drawing/2014/chartex" xmlns:cx1="http://schemas.microsoft.com/office/drawing/2015/9/8/chartex" xmlns:cx2="http://schemas.microsoft.com/office/drawing/2015/10/21/chartex" xmlns:cx3="http://schemas.microsoft.com/office/drawing/2016/5/9/chartex" xmlns:cx4="http://schemas.microsoft.com/office/drawing/2016/5/10/chartex" xmlns:cx5="http://schemas.microsoft.com/office/drawing/2016/5/11/chartex" xmlns:cx6="http://schemas.microsoft.com/office/drawing/2016/5/12/chartex" xmlns:cx7="http://schemas.microsoft.com/office/drawing/2016/5/13/chartex" xmlns:cx8="http://schemas.microsoft.com/office/drawing/2016/5/14/chartex" xmlns:mc="http://schemas.openxmlformats.org/markup-compatibility/2006" xmlns:aink="http://schemas.microsoft.com/office/drawing/2016/ink" xmlns:am3d="http://schemas.microsoft.com/office/drawing/2017/model3d" xmlns:o="urn:schemas-microsoft-com:office:office" xmlns:oel="http://schemas.microsoft.com/office/2019/extlst" xmlns:r="http://schemas.openxmlformats.org/officeDocument/2006/relationships" xmlns:m="http://schemas.openxmlformats.org/officeDocument/2006/math" xmlns:v="urn:schemas-microsoft-com:vml" xmlns:wp14="http://schemas.microsoft.com/office/word/2010/wordprocessingDrawing" xmlns:wp="http://schemas.openxmlformats.org/drawingml/2006/wordprocessingDrawing" xmlns:w10="urn:schemas-microsoft-com:office:word" xmlns:w="http://schemas.openxmlformats.org/wordprocessingml/2006/main" xmlns:w14="http://schemas.microsoft.com/office/word/2010/wordml" xmlns:w15="http://schemas.microsoft.com/office/word/2012/wordml" xmlns:w16cex="http://schemas.microsoft.com/office/word/2018/wordml/cex" xmlns:w16cid="http://schemas.microsoft.com/office/word/2016/wordml/cid" xmlns:w16="http://schemas.microsoft.com/office/word/2018/wordml" xmlns:w16du="http://schemas.microsoft.com/office/word/2023/wordml/word16du" xmlns:w16sdtdh="http://schemas.microsoft.com/office/word/2020/wordml/sdtdatahash" xmlns:w16sdtfl="http://schemas.microsoft.com/office/word/2024/wordml/sdtformatlock" xmlns:w16se="http://schemas.microsoft.com/office/word/2015/wordml/symex" xmlns:wpg="http://schemas.microsoft.com/office/word/2010/wordprocessingGroup" xmlns:wpi="http://schemas.microsoft.com/office/word/2010/wordprocessingInk" xmlns:wne="http://schemas.microsoft.com/office/word/2006/wordml" xmlns:wps="http://schemas.microsoft.com/office/word/2010/wordprocessingShape" mc:Ignorable="w14 w15 w16se w16cid w16 w16cex w16sdtdh w16sdtfl w16du wp14">
+<w:footnotes xmlns:wpc="http://schemas.microsoft.com/office/word/2010/wordprocessingCanvas" xmlns:cx="http://schemas.microsoft.com/office/drawing/2014/chartex" xmlns:cx1="http://schemas.microsoft.com/office/drawing/2015/9/8/chartex" xmlns:cx2="http://schemas.microsoft.com/office/drawing/2015/10/21/chartex" xmlns:cx3="http://schemas.microsoft.com/office/drawing/2016/5/9/chartex" xmlns:cx4="http://schemas.microsoft.com/office/drawing/2016/5/10/chartex" xmlns:cx5="http://schemas.microsoft.com/office/drawing/2016/5/11/chartex" xmlns:cx6="http://schemas.microsoft.com/office/drawing/2016/5/12/chartex" xmlns:cx7="http://schemas.microsoft.com/office/drawing/2016/5/13/chartex" xmlns:cx8="http://schemas.microsoft.com/office/drawing/2016/5/14/chartex" xmlns:mc="http://schemas.openxmlformats.org/markup-compatibility/2006" xmlns:aink="http://schemas.microsoft.com/office/drawing/2016/ink" xmlns:am3d="http://schemas.microsoft.com/office/drawing/2017/model3d" xmlns:o="urn:schemas-microsoft-com:office:office" xmlns:r="http://schemas.openxmlformats.org/officeDocument/2006/relationships" xmlns:m="http://schemas.openxmlformats.org/officeDocument/2006/math" xmlns:v="urn:schemas-microsoft-com:vml" xmlns:wp14="http://schemas.microsoft.com/office/word/2010/wordprocessingDrawing" xmlns:wp="http://schemas.openxmlformats.org/drawingml/2006/wordprocessingDrawing" xmlns:w10="urn:schemas-microsoft-com:office:word" xmlns:w="http://schemas.openxmlformats.org/wordprocessingml/2006/main" xmlns:w14="http://schemas.microsoft.com/office/word/2010/wordml" xmlns:w15="http://schemas.microsoft.com/office/word/2012/wordml" xmlns:w16cex="http://schemas.microsoft.com/office/word/2018/wordml/cex" xmlns:w16cid="http://schemas.microsoft.com/office/word/2016/wordml/cid" xmlns:w16="http://schemas.microsoft.com/office/word/2018/wordml" xmlns:w16sdtdh="http://schemas.microsoft.com/office/word/2020/wordml/sdtdatahash" xmlns:w16se="http://schemas.microsoft.com/office/word/2015/wordml/symex" xmlns:wpg="http://schemas.microsoft.com/office/word/2010/wordprocessingGroup" xmlns:wpi="http://schemas.microsoft.com/office/word/2010/wordprocessingInk" xmlns:wne="http://schemas.microsoft.com/office/word/2006/wordml" xmlns:wps="http://schemas.microsoft.com/office/word/2010/wordprocessingShape" mc:Ignorable="w14 w15 w16se w16cid w16 w16cex w16sdtdh wp14">
   <w:footnote w:type="separator" w:id="-1">
     <w:p>
       <w:pPr>
@@ -27453,7 +25270,7 @@
 </file>
 
 <file path=word/header1.xml><?xml version="1.0" encoding="utf-8"?>
-<w:hdr xmlns:wpc="http://schemas.microsoft.com/office/word/2010/wordprocessingCanvas" xmlns:cx="http://schemas.microsoft.com/office/drawing/2014/chartex" xmlns:cx1="http://schemas.microsoft.com/office/drawing/2015/9/8/chartex" xmlns:cx2="http://schemas.microsoft.com/office/drawing/2015/10/21/chartex" xmlns:cx3="http://schemas.microsoft.com/office/drawing/2016/5/9/chartex" xmlns:cx4="http://schemas.microsoft.com/office/drawing/2016/5/10/chartex" xmlns:cx5="http://schemas.microsoft.com/office/drawing/2016/5/11/chartex" xmlns:cx6="http://schemas.microsoft.com/office/drawing/2016/5/12/chartex" xmlns:cx7="http://schemas.microsoft.com/office/drawing/2016/5/13/chartex" xmlns:cx8="http://schemas.microsoft.com/office/drawing/2016/5/14/chartex" xmlns:mc="http://schemas.openxmlformats.org/markup-compatibility/2006" xmlns:aink="http://schemas.microsoft.com/office/drawing/2016/ink" xmlns:am3d="http://schemas.microsoft.com/office/drawing/2017/model3d" xmlns:o="urn:schemas-microsoft-com:office:office" xmlns:oel="http://schemas.microsoft.com/office/2019/extlst" xmlns:r="http://schemas.openxmlformats.org/officeDocument/2006/relationships" xmlns:m="http://schemas.openxmlformats.org/officeDocument/2006/math" xmlns:v="urn:schemas-microsoft-com:vml" xmlns:wp14="http://schemas.microsoft.com/office/word/2010/wordprocessingDrawing" xmlns:wp="http://schemas.openxmlformats.org/drawingml/2006/wordprocessingDrawing" xmlns:w10="urn:schemas-microsoft-com:office:word" xmlns:w="http://schemas.openxmlformats.org/wordprocessingml/2006/main" xmlns:w14="http://schemas.microsoft.com/office/word/2010/wordml" xmlns:w15="http://schemas.microsoft.com/office/word/2012/wordml" xmlns:w16cex="http://schemas.microsoft.com/office/word/2018/wordml/cex" xmlns:w16cid="http://schemas.microsoft.com/office/word/2016/wordml/cid" xmlns:w16="http://schemas.microsoft.com/office/word/2018/wordml" xmlns:w16du="http://schemas.microsoft.com/office/word/2023/wordml/word16du" xmlns:w16sdtdh="http://schemas.microsoft.com/office/word/2020/wordml/sdtdatahash" xmlns:w16sdtfl="http://schemas.microsoft.com/office/word/2024/wordml/sdtformatlock" xmlns:w16se="http://schemas.microsoft.com/office/word/2015/wordml/symex" xmlns:wpg="http://schemas.microsoft.com/office/word/2010/wordprocessingGroup" xmlns:wpi="http://schemas.microsoft.com/office/word/2010/wordprocessingInk" xmlns:wne="http://schemas.microsoft.com/office/word/2006/wordml" xmlns:wps="http://schemas.microsoft.com/office/word/2010/wordprocessingShape" mc:Ignorable="w14 w15 w16se w16cid w16 w16cex w16sdtdh w16sdtfl w16du wp14">
+<w:hdr xmlns:wpc="http://schemas.microsoft.com/office/word/2010/wordprocessingCanvas" xmlns:cx="http://schemas.microsoft.com/office/drawing/2014/chartex" xmlns:cx1="http://schemas.microsoft.com/office/drawing/2015/9/8/chartex" xmlns:cx2="http://schemas.microsoft.com/office/drawing/2015/10/21/chartex" xmlns:cx3="http://schemas.microsoft.com/office/drawing/2016/5/9/chartex" xmlns:cx4="http://schemas.microsoft.com/office/drawing/2016/5/10/chartex" xmlns:cx5="http://schemas.microsoft.com/office/drawing/2016/5/11/chartex" xmlns:cx6="http://schemas.microsoft.com/office/drawing/2016/5/12/chartex" xmlns:cx7="http://schemas.microsoft.com/office/drawing/2016/5/13/chartex" xmlns:cx8="http://schemas.microsoft.com/office/drawing/2016/5/14/chartex" xmlns:mc="http://schemas.openxmlformats.org/markup-compatibility/2006" xmlns:aink="http://schemas.microsoft.com/office/drawing/2016/ink" xmlns:am3d="http://schemas.microsoft.com/office/drawing/2017/model3d" xmlns:o="urn:schemas-microsoft-com:office:office" xmlns:r="http://schemas.openxmlformats.org/officeDocument/2006/relationships" xmlns:m="http://schemas.openxmlformats.org/officeDocument/2006/math" xmlns:v="urn:schemas-microsoft-com:vml" xmlns:wp14="http://schemas.microsoft.com/office/word/2010/wordprocessingDrawing" xmlns:wp="http://schemas.openxmlformats.org/drawingml/2006/wordprocessingDrawing" xmlns:w10="urn:schemas-microsoft-com:office:word" xmlns:w="http://schemas.openxmlformats.org/wordprocessingml/2006/main" xmlns:w14="http://schemas.microsoft.com/office/word/2010/wordml" xmlns:w15="http://schemas.microsoft.com/office/word/2012/wordml" xmlns:w16cex="http://schemas.microsoft.com/office/word/2018/wordml/cex" xmlns:w16cid="http://schemas.microsoft.com/office/word/2016/wordml/cid" xmlns:w16="http://schemas.microsoft.com/office/word/2018/wordml" xmlns:w16sdtdh="http://schemas.microsoft.com/office/word/2020/wordml/sdtdatahash" xmlns:w16se="http://schemas.microsoft.com/office/word/2015/wordml/symex" xmlns:wpg="http://schemas.microsoft.com/office/word/2010/wordprocessingGroup" xmlns:wpi="http://schemas.microsoft.com/office/word/2010/wordprocessingInk" xmlns:wne="http://schemas.microsoft.com/office/word/2006/wordml" xmlns:wps="http://schemas.microsoft.com/office/word/2010/wordprocessingShape" mc:Ignorable="w14 w15 w16se w16cid w16 w16cex w16sdtdh wp14">
   <w:sdt>
     <w:sdtPr>
       <w:rPr>
@@ -27467,10 +25284,11 @@
         <w:docPartUnique/>
       </w:docPartObj>
     </w:sdtPr>
+    <w:sdtEndPr/>
     <w:sdtContent>
       <w:p>
         <w:pPr>
-          <w:pStyle w:val="a4"/>
+          <w:pStyle w:val="Header"/>
           <w:tabs>
             <w:tab w:val="left" w:pos="284"/>
           </w:tabs>
@@ -27530,10 +25348,10 @@
 </file>
 
 <file path=word/header2.xml><?xml version="1.0" encoding="utf-8"?>
-<w:hdr xmlns:wpc="http://schemas.microsoft.com/office/word/2010/wordprocessingCanvas" xmlns:cx="http://schemas.microsoft.com/office/drawing/2014/chartex" xmlns:cx1="http://schemas.microsoft.com/office/drawing/2015/9/8/chartex" xmlns:cx2="http://schemas.microsoft.com/office/drawing/2015/10/21/chartex" xmlns:cx3="http://schemas.microsoft.com/office/drawing/2016/5/9/chartex" xmlns:cx4="http://schemas.microsoft.com/office/drawing/2016/5/10/chartex" xmlns:cx5="http://schemas.microsoft.com/office/drawing/2016/5/11/chartex" xmlns:cx6="http://schemas.microsoft.com/office/drawing/2016/5/12/chartex" xmlns:cx7="http://schemas.microsoft.com/office/drawing/2016/5/13/chartex" xmlns:cx8="http://schemas.microsoft.com/office/drawing/2016/5/14/chartex" xmlns:mc="http://schemas.openxmlformats.org/markup-compatibility/2006" xmlns:aink="http://schemas.microsoft.com/office/drawing/2016/ink" xmlns:am3d="http://schemas.microsoft.com/office/drawing/2017/model3d" xmlns:o="urn:schemas-microsoft-com:office:office" xmlns:oel="http://schemas.microsoft.com/office/2019/extlst" xmlns:r="http://schemas.openxmlformats.org/officeDocument/2006/relationships" xmlns:m="http://schemas.openxmlformats.org/officeDocument/2006/math" xmlns:v="urn:schemas-microsoft-com:vml" xmlns:wp14="http://schemas.microsoft.com/office/word/2010/wordprocessingDrawing" xmlns:wp="http://schemas.openxmlformats.org/drawingml/2006/wordprocessingDrawing" xmlns:w10="urn:schemas-microsoft-com:office:word" xmlns:w="http://schemas.openxmlformats.org/wordprocessingml/2006/main" xmlns:w14="http://schemas.microsoft.com/office/word/2010/wordml" xmlns:w15="http://schemas.microsoft.com/office/word/2012/wordml" xmlns:w16cex="http://schemas.microsoft.com/office/word/2018/wordml/cex" xmlns:w16cid="http://schemas.microsoft.com/office/word/2016/wordml/cid" xmlns:w16="http://schemas.microsoft.com/office/word/2018/wordml" xmlns:w16du="http://schemas.microsoft.com/office/word/2023/wordml/word16du" xmlns:w16sdtdh="http://schemas.microsoft.com/office/word/2020/wordml/sdtdatahash" xmlns:w16sdtfl="http://schemas.microsoft.com/office/word/2024/wordml/sdtformatlock" xmlns:w16se="http://schemas.microsoft.com/office/word/2015/wordml/symex" xmlns:wpg="http://schemas.microsoft.com/office/word/2010/wordprocessingGroup" xmlns:wpi="http://schemas.microsoft.com/office/word/2010/wordprocessingInk" xmlns:wne="http://schemas.microsoft.com/office/word/2006/wordml" xmlns:wps="http://schemas.microsoft.com/office/word/2010/wordprocessingShape" mc:Ignorable="w14 w15 w16se w16cid w16 w16cex w16sdtdh w16sdtfl w16du wp14">
+<w:hdr xmlns:wpc="http://schemas.microsoft.com/office/word/2010/wordprocessingCanvas" xmlns:cx="http://schemas.microsoft.com/office/drawing/2014/chartex" xmlns:cx1="http://schemas.microsoft.com/office/drawing/2015/9/8/chartex" xmlns:cx2="http://schemas.microsoft.com/office/drawing/2015/10/21/chartex" xmlns:cx3="http://schemas.microsoft.com/office/drawing/2016/5/9/chartex" xmlns:cx4="http://schemas.microsoft.com/office/drawing/2016/5/10/chartex" xmlns:cx5="http://schemas.microsoft.com/office/drawing/2016/5/11/chartex" xmlns:cx6="http://schemas.microsoft.com/office/drawing/2016/5/12/chartex" xmlns:cx7="http://schemas.microsoft.com/office/drawing/2016/5/13/chartex" xmlns:cx8="http://schemas.microsoft.com/office/drawing/2016/5/14/chartex" xmlns:mc="http://schemas.openxmlformats.org/markup-compatibility/2006" xmlns:aink="http://schemas.microsoft.com/office/drawing/2016/ink" xmlns:am3d="http://schemas.microsoft.com/office/drawing/2017/model3d" xmlns:o="urn:schemas-microsoft-com:office:office" xmlns:r="http://schemas.openxmlformats.org/officeDocument/2006/relationships" xmlns:m="http://schemas.openxmlformats.org/officeDocument/2006/math" xmlns:v="urn:schemas-microsoft-com:vml" xmlns:wp14="http://schemas.microsoft.com/office/word/2010/wordprocessingDrawing" xmlns:wp="http://schemas.openxmlformats.org/drawingml/2006/wordprocessingDrawing" xmlns:w10="urn:schemas-microsoft-com:office:word" xmlns:w="http://schemas.openxmlformats.org/wordprocessingml/2006/main" xmlns:w14="http://schemas.microsoft.com/office/word/2010/wordml" xmlns:w15="http://schemas.microsoft.com/office/word/2012/wordml" xmlns:w16cex="http://schemas.microsoft.com/office/word/2018/wordml/cex" xmlns:w16cid="http://schemas.microsoft.com/office/word/2016/wordml/cid" xmlns:w16="http://schemas.microsoft.com/office/word/2018/wordml" xmlns:w16sdtdh="http://schemas.microsoft.com/office/word/2020/wordml/sdtdatahash" xmlns:w16se="http://schemas.microsoft.com/office/word/2015/wordml/symex" xmlns:wpg="http://schemas.microsoft.com/office/word/2010/wordprocessingGroup" xmlns:wpi="http://schemas.microsoft.com/office/word/2010/wordprocessingInk" xmlns:wne="http://schemas.microsoft.com/office/word/2006/wordml" xmlns:wps="http://schemas.microsoft.com/office/word/2010/wordprocessingShape" mc:Ignorable="w14 w15 w16se w16cid w16 w16cex w16sdtdh wp14">
   <w:p>
     <w:pPr>
-      <w:pStyle w:val="a4"/>
+      <w:pStyle w:val="Header"/>
       <w:jc w:val="right"/>
     </w:pPr>
   </w:p>
@@ -27541,7 +25359,7 @@
 </file>
 
 <file path=word/numbering.xml><?xml version="1.0" encoding="utf-8"?>
-<w:numbering xmlns:wpc="http://schemas.microsoft.com/office/word/2010/wordprocessingCanvas" xmlns:cx="http://schemas.microsoft.com/office/drawing/2014/chartex" xmlns:cx1="http://schemas.microsoft.com/office/drawing/2015/9/8/chartex" xmlns:cx2="http://schemas.microsoft.com/office/drawing/2015/10/21/chartex" xmlns:cx3="http://schemas.microsoft.com/office/drawing/2016/5/9/chartex" xmlns:cx4="http://schemas.microsoft.com/office/drawing/2016/5/10/chartex" xmlns:cx5="http://schemas.microsoft.com/office/drawing/2016/5/11/chartex" xmlns:cx6="http://schemas.microsoft.com/office/drawing/2016/5/12/chartex" xmlns:cx7="http://schemas.microsoft.com/office/drawing/2016/5/13/chartex" xmlns:cx8="http://schemas.microsoft.com/office/drawing/2016/5/14/chartex" xmlns:mc="http://schemas.openxmlformats.org/markup-compatibility/2006" xmlns:aink="http://schemas.microsoft.com/office/drawing/2016/ink" xmlns:am3d="http://schemas.microsoft.com/office/drawing/2017/model3d" xmlns:o="urn:schemas-microsoft-com:office:office" xmlns:oel="http://schemas.microsoft.com/office/2019/extlst" xmlns:r="http://schemas.openxmlformats.org/officeDocument/2006/relationships" xmlns:m="http://schemas.openxmlformats.org/officeDocument/2006/math" xmlns:v="urn:schemas-microsoft-com:vml" xmlns:wp14="http://schemas.microsoft.com/office/word/2010/wordprocessingDrawing" xmlns:wp="http://schemas.openxmlformats.org/drawingml/2006/wordprocessingDrawing" xmlns:w10="urn:schemas-microsoft-com:office:word" xmlns:w="http://schemas.openxmlformats.org/wordprocessingml/2006/main" xmlns:w14="http://schemas.microsoft.com/office/word/2010/wordml" xmlns:w15="http://schemas.microsoft.com/office/word/2012/wordml" xmlns:w16cex="http://schemas.microsoft.com/office/word/2018/wordml/cex" xmlns:w16cid="http://schemas.microsoft.com/office/word/2016/wordml/cid" xmlns:w16="http://schemas.microsoft.com/office/word/2018/wordml" xmlns:w16du="http://schemas.microsoft.com/office/word/2023/wordml/word16du" xmlns:w16sdtdh="http://schemas.microsoft.com/office/word/2020/wordml/sdtdatahash" xmlns:w16sdtfl="http://schemas.microsoft.com/office/word/2024/wordml/sdtformatlock" xmlns:w16se="http://schemas.microsoft.com/office/word/2015/wordml/symex" xmlns:wpg="http://schemas.microsoft.com/office/word/2010/wordprocessingGroup" xmlns:wpi="http://schemas.microsoft.com/office/word/2010/wordprocessingInk" xmlns:wne="http://schemas.microsoft.com/office/word/2006/wordml" xmlns:wps="http://schemas.microsoft.com/office/word/2010/wordprocessingShape" mc:Ignorable="w14 w15 w16se w16cid w16 w16cex w16sdtdh w16sdtfl w16du wp14">
+<w:numbering xmlns:wpc="http://schemas.microsoft.com/office/word/2010/wordprocessingCanvas" xmlns:cx="http://schemas.microsoft.com/office/drawing/2014/chartex" xmlns:cx1="http://schemas.microsoft.com/office/drawing/2015/9/8/chartex" xmlns:cx2="http://schemas.microsoft.com/office/drawing/2015/10/21/chartex" xmlns:cx3="http://schemas.microsoft.com/office/drawing/2016/5/9/chartex" xmlns:cx4="http://schemas.microsoft.com/office/drawing/2016/5/10/chartex" xmlns:cx5="http://schemas.microsoft.com/office/drawing/2016/5/11/chartex" xmlns:cx6="http://schemas.microsoft.com/office/drawing/2016/5/12/chartex" xmlns:cx7="http://schemas.microsoft.com/office/drawing/2016/5/13/chartex" xmlns:cx8="http://schemas.microsoft.com/office/drawing/2016/5/14/chartex" xmlns:mc="http://schemas.openxmlformats.org/markup-compatibility/2006" xmlns:aink="http://schemas.microsoft.com/office/drawing/2016/ink" xmlns:am3d="http://schemas.microsoft.com/office/drawing/2017/model3d" xmlns:o="urn:schemas-microsoft-com:office:office" xmlns:r="http://schemas.openxmlformats.org/officeDocument/2006/relationships" xmlns:m="http://schemas.openxmlformats.org/officeDocument/2006/math" xmlns:v="urn:schemas-microsoft-com:vml" xmlns:wp14="http://schemas.microsoft.com/office/word/2010/wordprocessingDrawing" xmlns:wp="http://schemas.openxmlformats.org/drawingml/2006/wordprocessingDrawing" xmlns:w10="urn:schemas-microsoft-com:office:word" xmlns:w="http://schemas.openxmlformats.org/wordprocessingml/2006/main" xmlns:w14="http://schemas.microsoft.com/office/word/2010/wordml" xmlns:w15="http://schemas.microsoft.com/office/word/2012/wordml" xmlns:w16cex="http://schemas.microsoft.com/office/word/2018/wordml/cex" xmlns:w16cid="http://schemas.microsoft.com/office/word/2016/wordml/cid" xmlns:w16="http://schemas.microsoft.com/office/word/2018/wordml" xmlns:w16sdtdh="http://schemas.microsoft.com/office/word/2020/wordml/sdtdatahash" xmlns:w16se="http://schemas.microsoft.com/office/word/2015/wordml/symex" xmlns:wpg="http://schemas.microsoft.com/office/word/2010/wordprocessingGroup" xmlns:wpi="http://schemas.microsoft.com/office/word/2010/wordprocessingInk" xmlns:wne="http://schemas.microsoft.com/office/word/2006/wordml" xmlns:wps="http://schemas.microsoft.com/office/word/2010/wordprocessingShape" mc:Ignorable="w14 w15 w16se w16cid w16 w16cex w16sdtdh wp14">
   <w:abstractNum w:abstractNumId="0" w15:restartNumberingAfterBreak="0">
     <w:nsid w:val="00E457BC"/>
     <w:multiLevelType w:val="hybridMultilevel"/>
@@ -29248,62 +27066,62 @@
       </w:pPr>
     </w:lvl>
   </w:abstractNum>
-  <w:num w:numId="1" w16cid:durableId="1814903366">
+  <w:num w:numId="1">
     <w:abstractNumId w:val="0"/>
   </w:num>
-  <w:num w:numId="2" w16cid:durableId="1370565784">
+  <w:num w:numId="2">
     <w:abstractNumId w:val="10"/>
   </w:num>
-  <w:num w:numId="3" w16cid:durableId="431171074">
+  <w:num w:numId="3">
     <w:abstractNumId w:val="1"/>
   </w:num>
-  <w:num w:numId="4" w16cid:durableId="1358192006">
+  <w:num w:numId="4">
     <w:abstractNumId w:val="5"/>
   </w:num>
-  <w:num w:numId="5" w16cid:durableId="618680096">
+  <w:num w:numId="5">
     <w:abstractNumId w:val="16"/>
   </w:num>
-  <w:num w:numId="6" w16cid:durableId="1197038673">
+  <w:num w:numId="6">
     <w:abstractNumId w:val="11"/>
   </w:num>
-  <w:num w:numId="7" w16cid:durableId="241110913">
+  <w:num w:numId="7">
     <w:abstractNumId w:val="12"/>
   </w:num>
-  <w:num w:numId="8" w16cid:durableId="596718996">
+  <w:num w:numId="8">
     <w:abstractNumId w:val="6"/>
   </w:num>
-  <w:num w:numId="9" w16cid:durableId="1417091993">
+  <w:num w:numId="9">
     <w:abstractNumId w:val="3"/>
   </w:num>
-  <w:num w:numId="10" w16cid:durableId="138154301">
+  <w:num w:numId="10">
     <w:abstractNumId w:val="8"/>
   </w:num>
-  <w:num w:numId="11" w16cid:durableId="1118909345">
+  <w:num w:numId="11">
     <w:abstractNumId w:val="9"/>
   </w:num>
-  <w:num w:numId="12" w16cid:durableId="750784211">
+  <w:num w:numId="12">
     <w:abstractNumId w:val="15"/>
   </w:num>
-  <w:num w:numId="13" w16cid:durableId="718237826">
+  <w:num w:numId="13">
     <w:abstractNumId w:val="7"/>
   </w:num>
-  <w:num w:numId="14" w16cid:durableId="1503662238">
+  <w:num w:numId="14">
     <w:abstractNumId w:val="14"/>
   </w:num>
-  <w:num w:numId="15" w16cid:durableId="1937858226">
+  <w:num w:numId="15">
     <w:abstractNumId w:val="4"/>
   </w:num>
-  <w:num w:numId="16" w16cid:durableId="964889684">
+  <w:num w:numId="16">
     <w:abstractNumId w:val="13"/>
   </w:num>
-  <w:num w:numId="17" w16cid:durableId="18970265">
+  <w:num w:numId="17">
     <w:abstractNumId w:val="2"/>
   </w:num>
 </w:numbering>
 </file>
 
 <file path=word/styles.xml><?xml version="1.0" encoding="utf-8"?>
-<w:styles xmlns:mc="http://schemas.openxmlformats.org/markup-compatibility/2006" xmlns:r="http://schemas.openxmlformats.org/officeDocument/2006/relationships" xmlns:w="http://schemas.openxmlformats.org/wordprocessingml/2006/main" xmlns:w14="http://schemas.microsoft.com/office/word/2010/wordml" xmlns:w15="http://schemas.microsoft.com/office/word/2012/wordml" xmlns:w16cex="http://schemas.microsoft.com/office/word/2018/wordml/cex" xmlns:w16cid="http://schemas.microsoft.com/office/word/2016/wordml/cid" xmlns:w16="http://schemas.microsoft.com/office/word/2018/wordml" xmlns:w16du="http://schemas.microsoft.com/office/word/2023/wordml/word16du" xmlns:w16sdtdh="http://schemas.microsoft.com/office/word/2020/wordml/sdtdatahash" xmlns:w16sdtfl="http://schemas.microsoft.com/office/word/2024/wordml/sdtformatlock" xmlns:w16se="http://schemas.microsoft.com/office/word/2015/wordml/symex" mc:Ignorable="w14 w15 w16se w16cid w16 w16cex w16sdtdh w16sdtfl w16du">
+<w:styles xmlns:mc="http://schemas.openxmlformats.org/markup-compatibility/2006" xmlns:r="http://schemas.openxmlformats.org/officeDocument/2006/relationships" xmlns:w="http://schemas.openxmlformats.org/wordprocessingml/2006/main" xmlns:w14="http://schemas.microsoft.com/office/word/2010/wordml" xmlns:w15="http://schemas.microsoft.com/office/word/2012/wordml" xmlns:w16cex="http://schemas.microsoft.com/office/word/2018/wordml/cex" xmlns:w16cid="http://schemas.microsoft.com/office/word/2016/wordml/cid" xmlns:w16="http://schemas.microsoft.com/office/word/2018/wordml" xmlns:w16sdtdh="http://schemas.microsoft.com/office/word/2020/wordml/sdtdatahash" xmlns:w16se="http://schemas.microsoft.com/office/word/2015/wordml/symex" mc:Ignorable="w14 w15 w16se w16cid w16 w16cex w16sdtdh">
   <w:docDefaults>
     <w:rPrDefault>
       <w:rPr>
@@ -29697,17 +27515,17 @@
     <w:lsdException w:name="Unresolved Mention" w:semiHidden="1" w:unhideWhenUsed="1"/>
     <w:lsdException w:name="Smart Link" w:semiHidden="1" w:unhideWhenUsed="1"/>
   </w:latentStyles>
-  <w:style w:type="paragraph" w:default="1" w:styleId="a">
+  <w:style w:type="paragraph" w:default="1" w:styleId="Normal">
     <w:name w:val="Normal"/>
     <w:qFormat/>
   </w:style>
-  <w:style w:type="character" w:default="1" w:styleId="a0">
+  <w:style w:type="character" w:default="1" w:styleId="DefaultParagraphFont">
     <w:name w:val="Default Paragraph Font"/>
     <w:uiPriority w:val="1"/>
     <w:semiHidden/>
     <w:unhideWhenUsed/>
   </w:style>
-  <w:style w:type="table" w:default="1" w:styleId="a1">
+  <w:style w:type="table" w:default="1" w:styleId="TableNormal">
     <w:name w:val="Normal Table"/>
     <w:uiPriority w:val="99"/>
     <w:semiHidden/>
@@ -29722,15 +27540,15 @@
       </w:tblCellMar>
     </w:tblPr>
   </w:style>
-  <w:style w:type="numbering" w:default="1" w:styleId="a2">
+  <w:style w:type="numbering" w:default="1" w:styleId="NoList">
     <w:name w:val="No List"/>
     <w:uiPriority w:val="99"/>
     <w:semiHidden/>
     <w:unhideWhenUsed/>
   </w:style>
-  <w:style w:type="paragraph" w:styleId="a3">
+  <w:style w:type="paragraph" w:styleId="ListParagraph">
     <w:name w:val="List Paragraph"/>
-    <w:basedOn w:val="a"/>
+    <w:basedOn w:val="Normal"/>
     <w:uiPriority w:val="34"/>
     <w:qFormat/>
     <w:rsid w:val="00EF0D9C"/>
@@ -29739,10 +27557,10 @@
       <w:contextualSpacing/>
     </w:pPr>
   </w:style>
-  <w:style w:type="paragraph" w:styleId="a4">
+  <w:style w:type="paragraph" w:styleId="Header">
     <w:name w:val="header"/>
-    <w:basedOn w:val="a"/>
-    <w:link w:val="a5"/>
+    <w:basedOn w:val="Normal"/>
+    <w:link w:val="HeaderChar"/>
     <w:uiPriority w:val="99"/>
     <w:unhideWhenUsed/>
     <w:rsid w:val="00A326F6"/>
@@ -29754,17 +27572,17 @@
       <w:spacing w:after="0" w:line="240" w:lineRule="auto"/>
     </w:pPr>
   </w:style>
-  <w:style w:type="character" w:customStyle="1" w:styleId="a5">
-    <w:name w:val="หัวกระดาษ อักขระ"/>
-    <w:basedOn w:val="a0"/>
-    <w:link w:val="a4"/>
+  <w:style w:type="character" w:customStyle="1" w:styleId="HeaderChar">
+    <w:name w:val="Header Char"/>
+    <w:basedOn w:val="DefaultParagraphFont"/>
+    <w:link w:val="Header"/>
     <w:uiPriority w:val="99"/>
     <w:rsid w:val="00A326F6"/>
   </w:style>
-  <w:style w:type="paragraph" w:styleId="a6">
+  <w:style w:type="paragraph" w:styleId="Footer">
     <w:name w:val="footer"/>
-    <w:basedOn w:val="a"/>
-    <w:link w:val="a7"/>
+    <w:basedOn w:val="Normal"/>
+    <w:link w:val="FooterChar"/>
     <w:uiPriority w:val="99"/>
     <w:unhideWhenUsed/>
     <w:rsid w:val="00A326F6"/>
@@ -29776,17 +27594,17 @@
       <w:spacing w:after="0" w:line="240" w:lineRule="auto"/>
     </w:pPr>
   </w:style>
-  <w:style w:type="character" w:customStyle="1" w:styleId="a7">
-    <w:name w:val="ท้ายกระดาษ อักขระ"/>
-    <w:basedOn w:val="a0"/>
-    <w:link w:val="a6"/>
+  <w:style w:type="character" w:customStyle="1" w:styleId="FooterChar">
+    <w:name w:val="Footer Char"/>
+    <w:basedOn w:val="DefaultParagraphFont"/>
+    <w:link w:val="Footer"/>
     <w:uiPriority w:val="99"/>
     <w:rsid w:val="00A326F6"/>
   </w:style>
-  <w:style w:type="paragraph" w:styleId="a8">
+  <w:style w:type="paragraph" w:styleId="BalloonText">
     <w:name w:val="Balloon Text"/>
-    <w:basedOn w:val="a"/>
-    <w:link w:val="a9"/>
+    <w:basedOn w:val="Normal"/>
+    <w:link w:val="BalloonTextChar"/>
     <w:uiPriority w:val="99"/>
     <w:semiHidden/>
     <w:unhideWhenUsed/>
@@ -29800,10 +27618,10 @@
       <w:szCs w:val="20"/>
     </w:rPr>
   </w:style>
-  <w:style w:type="character" w:customStyle="1" w:styleId="a9">
-    <w:name w:val="ข้อความบอลลูน อักขระ"/>
-    <w:basedOn w:val="a0"/>
-    <w:link w:val="a8"/>
+  <w:style w:type="character" w:customStyle="1" w:styleId="BalloonTextChar">
+    <w:name w:val="Balloon Text Char"/>
+    <w:basedOn w:val="DefaultParagraphFont"/>
+    <w:link w:val="BalloonText"/>
     <w:uiPriority w:val="99"/>
     <w:semiHidden/>
     <w:rsid w:val="006B274B"/>
@@ -29813,9 +27631,9 @@
       <w:szCs w:val="20"/>
     </w:rPr>
   </w:style>
-  <w:style w:type="table" w:styleId="aa">
+  <w:style w:type="table" w:styleId="TableGrid">
     <w:name w:val="Table Grid"/>
-    <w:basedOn w:val="a1"/>
+    <w:basedOn w:val="TableNormal"/>
     <w:uiPriority w:val="59"/>
     <w:rsid w:val="000D23C7"/>
     <w:pPr>
@@ -29832,10 +27650,10 @@
       </w:tblBorders>
     </w:tblPr>
   </w:style>
-  <w:style w:type="paragraph" w:styleId="ab">
+  <w:style w:type="paragraph" w:styleId="BodyText">
     <w:name w:val="Body Text"/>
-    <w:basedOn w:val="a"/>
-    <w:link w:val="ac"/>
+    <w:basedOn w:val="Normal"/>
+    <w:link w:val="BodyTextChar"/>
     <w:rsid w:val="00DD0958"/>
     <w:pPr>
       <w:tabs>
@@ -29850,10 +27668,10 @@
       <w:szCs w:val="32"/>
     </w:rPr>
   </w:style>
-  <w:style w:type="character" w:customStyle="1" w:styleId="ac">
-    <w:name w:val="เนื้อความ อักขระ"/>
-    <w:basedOn w:val="a0"/>
-    <w:link w:val="ab"/>
+  <w:style w:type="character" w:customStyle="1" w:styleId="BodyTextChar">
+    <w:name w:val="Body Text Char"/>
+    <w:basedOn w:val="DefaultParagraphFont"/>
+    <w:link w:val="BodyText"/>
     <w:rsid w:val="00DD0958"/>
     <w:rPr>
       <w:rFonts w:ascii="EucrosiaUPC" w:eastAsia="Cordia New" w:hAnsi="EucrosiaUPC" w:cs="EucrosiaUPC"/>
@@ -29863,12 +27681,12 @@
   </w:style>
   <w:style w:type="character" w:customStyle="1" w:styleId="apple-style-span">
     <w:name w:val="apple-style-span"/>
-    <w:basedOn w:val="a0"/>
+    <w:basedOn w:val="DefaultParagraphFont"/>
     <w:rsid w:val="00DD0958"/>
   </w:style>
-  <w:style w:type="table" w:styleId="ad">
+  <w:style w:type="table" w:styleId="TableGridLight">
     <w:name w:val="Grid Table Light"/>
-    <w:basedOn w:val="a1"/>
+    <w:basedOn w:val="TableNormal"/>
     <w:uiPriority w:val="40"/>
     <w:rsid w:val="00DD0958"/>
     <w:pPr>
@@ -29891,9 +27709,9 @@
       </w:tblBorders>
     </w:tblPr>
   </w:style>
-  <w:style w:type="character" w:styleId="ae">
+  <w:style w:type="character" w:styleId="Strong">
     <w:name w:val="Strong"/>
-    <w:basedOn w:val="a0"/>
+    <w:basedOn w:val="DefaultParagraphFont"/>
     <w:uiPriority w:val="22"/>
     <w:qFormat/>
     <w:rsid w:val="00C474B5"/>
@@ -29902,9 +27720,9 @@
       <w:bCs/>
     </w:rPr>
   </w:style>
-  <w:style w:type="paragraph" w:styleId="af">
+  <w:style w:type="paragraph" w:styleId="NormalWeb">
     <w:name w:val="Normal (Web)"/>
-    <w:basedOn w:val="a"/>
+    <w:basedOn w:val="Normal"/>
     <w:uiPriority w:val="99"/>
     <w:unhideWhenUsed/>
     <w:rsid w:val="003D0F35"/>

--- a/บทที่ 3.docx
+++ b/บทที่ 3.docx
@@ -1048,8 +1048,12 @@
           <w:cs/>
         </w:rPr>
         <w:sectPr>
-          <w:headerReference w:type="default" r:id="rId8"/>
-          <w:headerReference w:type="first" r:id="rId9"/>
+          <w:headerReference w:type="even" r:id="rId8"/>
+          <w:headerReference w:type="default" r:id="rId9"/>
+          <w:footerReference w:type="even" r:id="rId10"/>
+          <w:footerReference w:type="default" r:id="rId11"/>
+          <w:headerReference w:type="first" r:id="rId12"/>
+          <w:footerReference w:type="first" r:id="rId13"/>
           <w:pgSz w:w="11906" w:h="16838" w:code="9"/>
           <w:pgMar w:top="2880" w:right="1440" w:bottom="1440" w:left="2160" w:header="1440" w:footer="720" w:gutter="0"/>
           <w:pgNumType w:start="6"/>
@@ -6887,22 +6891,27 @@
         <w:jc w:val="thaiDistribute"/>
         <w:rPr>
           <w:rFonts w:ascii="TH SarabunPSK" w:hAnsi="TH SarabunPSK" w:cs="TH SarabunPSK"/>
-          <w:b/>
-          <w:bCs/>
-          <w:sz w:val="32"/>
-          <w:szCs w:val="32"/>
-        </w:rPr>
-      </w:pPr>
-      <w:r>
-        <w:rPr>
-          <w:rFonts w:ascii="TH SarabunPSK" w:hAnsi="TH SarabunPSK" w:cs="TH SarabunPSK"/>
           <w:noProof/>
         </w:rPr>
+      </w:pPr>
+      <w:r>
+        <w:rPr>
+          <w:rFonts w:ascii="TH SarabunPSK" w:hAnsi="TH SarabunPSK" w:cs="TH SarabunPSK"/>
+          <w:noProof/>
+        </w:rPr>
         <w:drawing>
-          <wp:inline distT="0" distB="0" distL="0" distR="0" wp14:anchorId="2ADA64F4" wp14:editId="16A0E076">
-            <wp:extent cx="5119710" cy="3494405"/>
-            <wp:effectExtent l="0" t="0" r="0" b="0"/>
-            <wp:docPr id="1033461323" name="รูปภาพ 26" descr="รูปภาพประกอบด้วย ข้อความ, ภาพหน้าจอ, ตัวอักษร, ออกแบบ&#10;&#10;เนื้อหาที่สร้างโดย AI อาจไม่ถูกต้อง"/>
+          <wp:anchor distT="0" distB="0" distL="114300" distR="114300" simplePos="0" relativeHeight="251658240" behindDoc="0" locked="0" layoutInCell="1" allowOverlap="1" wp14:anchorId="1A80A9F4" wp14:editId="28E52E5B">
+            <wp:simplePos x="0" y="0"/>
+            <wp:positionH relativeFrom="margin">
+              <wp:align>center</wp:align>
+            </wp:positionH>
+            <wp:positionV relativeFrom="paragraph">
+              <wp:posOffset>109855</wp:posOffset>
+            </wp:positionV>
+            <wp:extent cx="4925843" cy="3364992"/>
+            <wp:effectExtent l="0" t="0" r="8255" b="6985"/>
+            <wp:wrapNone/>
+            <wp:docPr id="1" name="Picture 1"/>
             <wp:cNvGraphicFramePr>
               <a:graphicFrameLocks xmlns:a="http://schemas.openxmlformats.org/drawingml/2006/main" noChangeAspect="1"/>
             </wp:cNvGraphicFramePr>
@@ -6910,13 +6919,13 @@
               <a:graphicData uri="http://schemas.openxmlformats.org/drawingml/2006/picture">
                 <pic:pic xmlns:pic="http://schemas.openxmlformats.org/drawingml/2006/picture">
                   <pic:nvPicPr>
-                    <pic:cNvPr id="1033461323" name="รูปภาพ 26" descr="รูปภาพประกอบด้วย ข้อความ, ภาพหน้าจอ, ตัวอักษร, ออกแบบ&#10;&#10;เนื้อหาที่สร้างโดย AI อาจไม่ถูกต้อง"/>
+                    <pic:cNvPr id="0" name="Picture 2"/>
                     <pic:cNvPicPr>
                       <a:picLocks noChangeAspect="1" noChangeArrowheads="1"/>
                     </pic:cNvPicPr>
                   </pic:nvPicPr>
                   <pic:blipFill>
-                    <a:blip r:embed="rId10" cstate="print">
+                    <a:blip r:embed="rId14" cstate="print">
                       <a:extLst>
                         <a:ext uri="{28A0092B-C50C-407E-A947-70E740481C1C}">
                           <a14:useLocalDpi xmlns:a14="http://schemas.microsoft.com/office/drawing/2010/main" val="0"/>
@@ -6931,20 +6940,23 @@
                   <pic:spPr bwMode="auto">
                     <a:xfrm>
                       <a:off x="0" y="0"/>
-                      <a:ext cx="5199345" cy="3548759"/>
+                      <a:ext cx="4925843" cy="3364992"/>
                     </a:xfrm>
                     <a:prstGeom prst="rect">
                       <a:avLst/>
                     </a:prstGeom>
                     <a:noFill/>
-                    <a:ln>
-                      <a:noFill/>
-                    </a:ln>
                   </pic:spPr>
                 </pic:pic>
               </a:graphicData>
             </a:graphic>
-          </wp:inline>
+            <wp14:sizeRelH relativeFrom="page">
+              <wp14:pctWidth>0</wp14:pctWidth>
+            </wp14:sizeRelH>
+            <wp14:sizeRelV relativeFrom="page">
+              <wp14:pctHeight>0</wp14:pctHeight>
+            </wp14:sizeRelV>
+          </wp:anchor>
         </w:drawing>
       </w:r>
     </w:p>
@@ -6960,12 +6972,10 @@
           <w:tab w:val="left" w:pos="2410"/>
         </w:tabs>
         <w:spacing w:after="0"/>
-        <w:jc w:val="center"/>
-        <w:rPr>
-          <w:rFonts w:ascii="TH SarabunPSK" w:hAnsi="TH SarabunPSK" w:cs="TH SarabunPSK"/>
-          <w:sz w:val="32"/>
-          <w:szCs w:val="32"/>
-          <w:cs/>
+        <w:jc w:val="thaiDistribute"/>
+        <w:rPr>
+          <w:rFonts w:ascii="TH SarabunPSK" w:hAnsi="TH SarabunPSK" w:cs="TH SarabunPSK"/>
+          <w:noProof/>
         </w:rPr>
       </w:pPr>
     </w:p>
@@ -6981,90 +6991,12 @@
           <w:tab w:val="left" w:pos="2410"/>
         </w:tabs>
         <w:spacing w:after="0"/>
-        <w:jc w:val="center"/>
-        <w:rPr>
-          <w:rFonts w:ascii="TH SarabunPSK" w:hAnsi="TH SarabunPSK" w:cs="TH SarabunPSK"/>
-          <w:sz w:val="32"/>
-          <w:szCs w:val="32"/>
-        </w:rPr>
-      </w:pPr>
-      <w:r>
-        <w:rPr>
-          <w:rFonts w:ascii="TH SarabunPSK" w:hAnsi="TH SarabunPSK" w:cs="TH SarabunPSK"/>
-          <w:b/>
-          <w:bCs/>
-          <w:sz w:val="32"/>
-          <w:szCs w:val="32"/>
-          <w:cs/>
-        </w:rPr>
-        <w:t xml:space="preserve">ภาพที่ </w:t>
-      </w:r>
-      <w:r>
-        <w:rPr>
-          <w:rFonts w:ascii="TH SarabunPSK" w:hAnsi="TH SarabunPSK" w:cs="TH SarabunPSK"/>
-          <w:b/>
-          <w:bCs/>
-          <w:sz w:val="32"/>
-          <w:szCs w:val="32"/>
-        </w:rPr>
-        <w:t>3</w:t>
-      </w:r>
-      <w:r>
-        <w:rPr>
-          <w:rFonts w:ascii="TH SarabunPSK" w:hAnsi="TH SarabunPSK" w:cs="TH SarabunPSK"/>
-          <w:b/>
-          <w:bCs/>
-          <w:sz w:val="32"/>
-          <w:szCs w:val="32"/>
-          <w:cs/>
-        </w:rPr>
-        <w:t>-</w:t>
-      </w:r>
-      <w:r>
-        <w:rPr>
-          <w:rFonts w:ascii="TH SarabunPSK" w:hAnsi="TH SarabunPSK" w:cs="TH SarabunPSK"/>
-          <w:b/>
-          <w:bCs/>
-          <w:sz w:val="32"/>
-          <w:szCs w:val="32"/>
-        </w:rPr>
-        <w:t>1</w:t>
-      </w:r>
-      <w:r>
-        <w:rPr>
-          <w:rFonts w:ascii="TH SarabunPSK" w:hAnsi="TH SarabunPSK" w:cs="TH SarabunPSK"/>
-          <w:sz w:val="32"/>
-          <w:szCs w:val="32"/>
-          <w:cs/>
-        </w:rPr>
-        <w:t xml:space="preserve"> </w:t>
-      </w:r>
-      <w:r>
-        <w:rPr>
-          <w:rFonts w:ascii="TH SarabunPSK" w:hAnsi="TH SarabunPSK" w:cs="TH SarabunPSK"/>
-          <w:sz w:val="32"/>
-          <w:szCs w:val="32"/>
-          <w:cs/>
-        </w:rPr>
-        <w:t xml:space="preserve"> </w:t>
-      </w:r>
-      <w:r>
-        <w:rPr>
-          <w:rFonts w:ascii="TH SarabunPSK" w:hAnsi="TH SarabunPSK" w:cs="TH SarabunPSK"/>
-          <w:sz w:val="32"/>
-          <w:szCs w:val="32"/>
-          <w:cs/>
-        </w:rPr>
-        <w:t>แผนภาพแสดงกระแสของข้อมูล</w:t>
-      </w:r>
-      <w:r>
-        <w:rPr>
-          <w:rFonts w:ascii="TH SarabunPSK" w:hAnsi="TH SarabunPSK" w:cs="TH SarabunPSK"/>
-          <w:sz w:val="32"/>
-          <w:szCs w:val="32"/>
-        </w:rPr>
-        <w:t xml:space="preserve"> (Context Diagram)</w:t>
-      </w:r>
+        <w:jc w:val="thaiDistribute"/>
+        <w:rPr>
+          <w:rFonts w:ascii="TH SarabunPSK" w:hAnsi="TH SarabunPSK" w:cs="TH SarabunPSK"/>
+          <w:noProof/>
+        </w:rPr>
+      </w:pPr>
     </w:p>
     <w:p>
       <w:pPr>
@@ -7077,12 +7009,11 @@
           <w:tab w:val="left" w:pos="2268"/>
           <w:tab w:val="left" w:pos="2410"/>
         </w:tabs>
-        <w:spacing w:after="0" w:line="240" w:lineRule="auto"/>
-        <w:jc w:val="center"/>
-        <w:rPr>
-          <w:rFonts w:ascii="TH SarabunPSK" w:hAnsi="TH SarabunPSK" w:cs="TH SarabunPSK"/>
-          <w:sz w:val="32"/>
-          <w:szCs w:val="32"/>
+        <w:spacing w:after="0"/>
+        <w:jc w:val="thaiDistribute"/>
+        <w:rPr>
+          <w:rFonts w:ascii="TH SarabunPSK" w:hAnsi="TH SarabunPSK" w:cs="TH SarabunPSK"/>
+          <w:noProof/>
         </w:rPr>
       </w:pPr>
     </w:p>
@@ -7101,79 +7032,12 @@
         <w:jc w:val="thaiDistribute"/>
         <w:rPr>
           <w:rFonts w:ascii="TH SarabunPSK" w:hAnsi="TH SarabunPSK" w:cs="TH SarabunPSK"/>
-          <w:sz w:val="32"/>
-          <w:szCs w:val="32"/>
-          <w:cs/>
-        </w:rPr>
-      </w:pPr>
-      <w:r>
-        <w:rPr>
-          <w:rFonts w:ascii="TH SarabunPSK" w:hAnsi="TH SarabunPSK" w:cs="TH SarabunPSK"/>
-          <w:sz w:val="32"/>
-          <w:szCs w:val="32"/>
-        </w:rPr>
-        <w:tab/>
-      </w:r>
-      <w:r>
-        <w:rPr>
-          <w:rFonts w:ascii="TH SarabunPSK" w:hAnsi="TH SarabunPSK" w:cs="TH SarabunPSK"/>
-          <w:sz w:val="32"/>
-          <w:szCs w:val="32"/>
-        </w:rPr>
-        <w:tab/>
-      </w:r>
-      <w:r>
-        <w:rPr>
-          <w:rFonts w:ascii="TH SarabunPSK" w:hAnsi="TH SarabunPSK" w:cs="TH SarabunPSK"/>
-          <w:sz w:val="32"/>
-          <w:szCs w:val="32"/>
-        </w:rPr>
-        <w:tab/>
-      </w:r>
-      <w:r>
-        <w:rPr>
-          <w:rFonts w:ascii="TH SarabunPSK" w:hAnsi="TH SarabunPSK" w:cs="TH SarabunPSK"/>
-          <w:sz w:val="32"/>
-          <w:szCs w:val="32"/>
-        </w:rPr>
-        <w:tab/>
-      </w:r>
-      <w:r>
-        <w:rPr>
-          <w:rFonts w:ascii="TH SarabunPSK" w:hAnsi="TH SarabunPSK" w:cs="TH SarabunPSK"/>
-          <w:sz w:val="32"/>
-          <w:szCs w:val="32"/>
-          <w:cs/>
-        </w:rPr>
-        <w:tab/>
-      </w:r>
-    </w:p>
-    <w:p>
-      <w:pPr>
-        <w:rPr>
-          <w:rFonts w:ascii="TH SarabunPSK" w:hAnsi="TH SarabunPSK" w:cs="TH SarabunPSK"/>
-          <w:sz w:val="32"/>
-          <w:szCs w:val="32"/>
-          <w:cs/>
-        </w:rPr>
-      </w:pPr>
-      <w:r>
-        <w:rPr>
-          <w:rFonts w:ascii="TH SarabunPSK" w:hAnsi="TH SarabunPSK" w:cs="TH SarabunPSK"/>
-          <w:sz w:val="32"/>
-          <w:szCs w:val="32"/>
-          <w:cs/>
-        </w:rPr>
-        <w:br w:type="page"/>
-      </w:r>
-    </w:p>
-    <w:p>
-      <w:pPr>
-        <w:pStyle w:val="ListParagraph"/>
-        <w:numPr>
-          <w:ilvl w:val="0"/>
-          <w:numId w:val="18"/>
-        </w:numPr>
+          <w:noProof/>
+        </w:rPr>
+      </w:pPr>
+    </w:p>
+    <w:p>
+      <w:pPr>
         <w:tabs>
           <w:tab w:val="left" w:pos="425"/>
           <w:tab w:val="left" w:pos="567"/>
@@ -7187,30 +7051,9 @@
         <w:jc w:val="thaiDistribute"/>
         <w:rPr>
           <w:rFonts w:ascii="TH SarabunPSK" w:hAnsi="TH SarabunPSK" w:cs="TH SarabunPSK"/>
-          <w:b/>
-          <w:bCs/>
-          <w:sz w:val="32"/>
-          <w:szCs w:val="32"/>
-        </w:rPr>
-      </w:pPr>
-      <w:r>
-        <w:rPr>
-          <w:rFonts w:ascii="TH SarabunPSK" w:hAnsi="TH SarabunPSK" w:cs="TH SarabunPSK"/>
-          <w:sz w:val="32"/>
-          <w:szCs w:val="32"/>
-          <w:cs/>
-        </w:rPr>
-        <w:lastRenderedPageBreak/>
-        <w:t>แผนผังลำดับชั้นของกระบวนการ</w:t>
-      </w:r>
-      <w:r>
-        <w:rPr>
-          <w:rFonts w:ascii="TH SarabunPSK" w:hAnsi="TH SarabunPSK" w:cs="TH SarabunPSK"/>
-          <w:sz w:val="32"/>
-          <w:szCs w:val="32"/>
-        </w:rPr>
-        <w:t xml:space="preserve"> (Process Decomposition Diagram)</w:t>
-      </w:r>
+          <w:noProof/>
+        </w:rPr>
+      </w:pPr>
     </w:p>
     <w:p>
       <w:pPr>
@@ -7227,10 +7070,7 @@
         <w:jc w:val="thaiDistribute"/>
         <w:rPr>
           <w:rFonts w:ascii="TH SarabunPSK" w:hAnsi="TH SarabunPSK" w:cs="TH SarabunPSK"/>
-          <w:b/>
-          <w:bCs/>
-          <w:sz w:val="32"/>
-          <w:szCs w:val="32"/>
+          <w:noProof/>
         </w:rPr>
       </w:pPr>
     </w:p>
@@ -7249,22 +7089,531 @@
         <w:jc w:val="thaiDistribute"/>
         <w:rPr>
           <w:rFonts w:ascii="TH SarabunPSK" w:hAnsi="TH SarabunPSK" w:cs="TH SarabunPSK"/>
+          <w:noProof/>
+        </w:rPr>
+      </w:pPr>
+    </w:p>
+    <w:p>
+      <w:pPr>
+        <w:tabs>
+          <w:tab w:val="left" w:pos="425"/>
+          <w:tab w:val="left" w:pos="567"/>
+          <w:tab w:val="left" w:pos="992"/>
+          <w:tab w:val="left" w:pos="1701"/>
+          <w:tab w:val="left" w:pos="1985"/>
+          <w:tab w:val="left" w:pos="2268"/>
+          <w:tab w:val="left" w:pos="2410"/>
+        </w:tabs>
+        <w:spacing w:after="0"/>
+        <w:jc w:val="thaiDistribute"/>
+        <w:rPr>
+          <w:rFonts w:ascii="TH SarabunPSK" w:hAnsi="TH SarabunPSK" w:cs="TH SarabunPSK"/>
+          <w:noProof/>
+        </w:rPr>
+      </w:pPr>
+    </w:p>
+    <w:p>
+      <w:pPr>
+        <w:tabs>
+          <w:tab w:val="left" w:pos="425"/>
+          <w:tab w:val="left" w:pos="567"/>
+          <w:tab w:val="left" w:pos="992"/>
+          <w:tab w:val="left" w:pos="1701"/>
+          <w:tab w:val="left" w:pos="1985"/>
+          <w:tab w:val="left" w:pos="2268"/>
+          <w:tab w:val="left" w:pos="2410"/>
+        </w:tabs>
+        <w:spacing w:after="0"/>
+        <w:jc w:val="thaiDistribute"/>
+        <w:rPr>
+          <w:rFonts w:ascii="TH SarabunPSK" w:hAnsi="TH SarabunPSK" w:cs="TH SarabunPSK"/>
+          <w:noProof/>
+        </w:rPr>
+      </w:pPr>
+    </w:p>
+    <w:p>
+      <w:pPr>
+        <w:tabs>
+          <w:tab w:val="left" w:pos="425"/>
+          <w:tab w:val="left" w:pos="567"/>
+          <w:tab w:val="left" w:pos="992"/>
+          <w:tab w:val="left" w:pos="1701"/>
+          <w:tab w:val="left" w:pos="1985"/>
+          <w:tab w:val="left" w:pos="2268"/>
+          <w:tab w:val="left" w:pos="2410"/>
+        </w:tabs>
+        <w:spacing w:after="0"/>
+        <w:jc w:val="thaiDistribute"/>
+        <w:rPr>
+          <w:rFonts w:ascii="TH SarabunPSK" w:hAnsi="TH SarabunPSK" w:cs="TH SarabunPSK"/>
+          <w:noProof/>
+        </w:rPr>
+      </w:pPr>
+    </w:p>
+    <w:p>
+      <w:pPr>
+        <w:tabs>
+          <w:tab w:val="left" w:pos="425"/>
+          <w:tab w:val="left" w:pos="567"/>
+          <w:tab w:val="left" w:pos="992"/>
+          <w:tab w:val="left" w:pos="1701"/>
+          <w:tab w:val="left" w:pos="1985"/>
+          <w:tab w:val="left" w:pos="2268"/>
+          <w:tab w:val="left" w:pos="2410"/>
+        </w:tabs>
+        <w:spacing w:after="0"/>
+        <w:jc w:val="thaiDistribute"/>
+        <w:rPr>
+          <w:rFonts w:ascii="TH SarabunPSK" w:hAnsi="TH SarabunPSK" w:cs="TH SarabunPSK"/>
+          <w:noProof/>
+        </w:rPr>
+      </w:pPr>
+    </w:p>
+    <w:p>
+      <w:pPr>
+        <w:tabs>
+          <w:tab w:val="left" w:pos="425"/>
+          <w:tab w:val="left" w:pos="567"/>
+          <w:tab w:val="left" w:pos="992"/>
+          <w:tab w:val="left" w:pos="1701"/>
+          <w:tab w:val="left" w:pos="1985"/>
+          <w:tab w:val="left" w:pos="2268"/>
+          <w:tab w:val="left" w:pos="2410"/>
+        </w:tabs>
+        <w:spacing w:after="0"/>
+        <w:jc w:val="thaiDistribute"/>
+        <w:rPr>
+          <w:rFonts w:ascii="TH SarabunPSK" w:hAnsi="TH SarabunPSK" w:cs="TH SarabunPSK"/>
+          <w:noProof/>
+        </w:rPr>
+      </w:pPr>
+    </w:p>
+    <w:p>
+      <w:pPr>
+        <w:tabs>
+          <w:tab w:val="left" w:pos="425"/>
+          <w:tab w:val="left" w:pos="567"/>
+          <w:tab w:val="left" w:pos="992"/>
+          <w:tab w:val="left" w:pos="1701"/>
+          <w:tab w:val="left" w:pos="1985"/>
+          <w:tab w:val="left" w:pos="2268"/>
+          <w:tab w:val="left" w:pos="2410"/>
+        </w:tabs>
+        <w:spacing w:after="0"/>
+        <w:jc w:val="thaiDistribute"/>
+        <w:rPr>
+          <w:rFonts w:ascii="TH SarabunPSK" w:hAnsi="TH SarabunPSK" w:cs="TH SarabunPSK"/>
+          <w:noProof/>
+        </w:rPr>
+      </w:pPr>
+    </w:p>
+    <w:p>
+      <w:pPr>
+        <w:tabs>
+          <w:tab w:val="left" w:pos="425"/>
+          <w:tab w:val="left" w:pos="567"/>
+          <w:tab w:val="left" w:pos="992"/>
+          <w:tab w:val="left" w:pos="1701"/>
+          <w:tab w:val="left" w:pos="1985"/>
+          <w:tab w:val="left" w:pos="2268"/>
+          <w:tab w:val="left" w:pos="2410"/>
+        </w:tabs>
+        <w:spacing w:after="0"/>
+        <w:jc w:val="thaiDistribute"/>
+        <w:rPr>
+          <w:rFonts w:ascii="TH SarabunPSK" w:hAnsi="TH SarabunPSK" w:cs="TH SarabunPSK"/>
+          <w:noProof/>
+        </w:rPr>
+      </w:pPr>
+    </w:p>
+    <w:p>
+      <w:pPr>
+        <w:tabs>
+          <w:tab w:val="left" w:pos="425"/>
+          <w:tab w:val="left" w:pos="567"/>
+          <w:tab w:val="left" w:pos="992"/>
+          <w:tab w:val="left" w:pos="1701"/>
+          <w:tab w:val="left" w:pos="1985"/>
+          <w:tab w:val="left" w:pos="2268"/>
+          <w:tab w:val="left" w:pos="2410"/>
+        </w:tabs>
+        <w:spacing w:after="0"/>
+        <w:jc w:val="thaiDistribute"/>
+        <w:rPr>
+          <w:rFonts w:ascii="TH SarabunPSK" w:hAnsi="TH SarabunPSK" w:cs="TH SarabunPSK"/>
+          <w:noProof/>
+        </w:rPr>
+      </w:pPr>
+    </w:p>
+    <w:p>
+      <w:pPr>
+        <w:tabs>
+          <w:tab w:val="left" w:pos="425"/>
+          <w:tab w:val="left" w:pos="567"/>
+          <w:tab w:val="left" w:pos="992"/>
+          <w:tab w:val="left" w:pos="1701"/>
+          <w:tab w:val="left" w:pos="1985"/>
+          <w:tab w:val="left" w:pos="2268"/>
+          <w:tab w:val="left" w:pos="2410"/>
+        </w:tabs>
+        <w:spacing w:after="0"/>
+        <w:jc w:val="thaiDistribute"/>
+        <w:rPr>
+          <w:rFonts w:ascii="TH SarabunPSK" w:hAnsi="TH SarabunPSK" w:cs="TH SarabunPSK"/>
+          <w:noProof/>
+        </w:rPr>
+      </w:pPr>
+    </w:p>
+    <w:p>
+      <w:pPr>
+        <w:tabs>
+          <w:tab w:val="left" w:pos="425"/>
+          <w:tab w:val="left" w:pos="567"/>
+          <w:tab w:val="left" w:pos="992"/>
+          <w:tab w:val="left" w:pos="1701"/>
+          <w:tab w:val="left" w:pos="1985"/>
+          <w:tab w:val="left" w:pos="2268"/>
+          <w:tab w:val="left" w:pos="2410"/>
+        </w:tabs>
+        <w:spacing w:after="0"/>
+        <w:jc w:val="thaiDistribute"/>
+        <w:rPr>
+          <w:rFonts w:ascii="TH SarabunPSK" w:hAnsi="TH SarabunPSK" w:cs="TH SarabunPSK"/>
           <w:b/>
           <w:bCs/>
           <w:sz w:val="32"/>
           <w:szCs w:val="32"/>
         </w:rPr>
       </w:pPr>
+    </w:p>
+    <w:p>
+      <w:pPr>
+        <w:tabs>
+          <w:tab w:val="left" w:pos="425"/>
+          <w:tab w:val="left" w:pos="567"/>
+          <w:tab w:val="left" w:pos="992"/>
+          <w:tab w:val="left" w:pos="1701"/>
+          <w:tab w:val="left" w:pos="1985"/>
+          <w:tab w:val="left" w:pos="2268"/>
+          <w:tab w:val="left" w:pos="2410"/>
+        </w:tabs>
+        <w:spacing w:after="0"/>
+        <w:jc w:val="center"/>
+        <w:rPr>
+          <w:rFonts w:ascii="TH SarabunPSK" w:hAnsi="TH SarabunPSK" w:cs="TH SarabunPSK"/>
+          <w:sz w:val="32"/>
+          <w:szCs w:val="32"/>
+          <w:cs/>
+        </w:rPr>
+      </w:pPr>
+    </w:p>
+    <w:p>
+      <w:pPr>
+        <w:tabs>
+          <w:tab w:val="left" w:pos="425"/>
+          <w:tab w:val="left" w:pos="567"/>
+          <w:tab w:val="left" w:pos="992"/>
+          <w:tab w:val="left" w:pos="1701"/>
+          <w:tab w:val="left" w:pos="1985"/>
+          <w:tab w:val="left" w:pos="2268"/>
+          <w:tab w:val="left" w:pos="2410"/>
+        </w:tabs>
+        <w:spacing w:after="0"/>
+        <w:jc w:val="center"/>
+        <w:rPr>
+          <w:rFonts w:ascii="TH SarabunPSK" w:hAnsi="TH SarabunPSK" w:cs="TH SarabunPSK"/>
+          <w:b/>
+          <w:bCs/>
+          <w:sz w:val="32"/>
+          <w:szCs w:val="32"/>
+        </w:rPr>
+      </w:pPr>
+    </w:p>
+    <w:p>
+      <w:pPr>
+        <w:tabs>
+          <w:tab w:val="left" w:pos="425"/>
+          <w:tab w:val="left" w:pos="567"/>
+          <w:tab w:val="left" w:pos="992"/>
+          <w:tab w:val="left" w:pos="1701"/>
+          <w:tab w:val="left" w:pos="1985"/>
+          <w:tab w:val="left" w:pos="2268"/>
+          <w:tab w:val="left" w:pos="2410"/>
+        </w:tabs>
+        <w:spacing w:after="0"/>
+        <w:jc w:val="center"/>
+        <w:rPr>
+          <w:rFonts w:ascii="TH SarabunPSK" w:hAnsi="TH SarabunPSK" w:cs="TH SarabunPSK"/>
+          <w:sz w:val="32"/>
+          <w:szCs w:val="32"/>
+        </w:rPr>
+      </w:pPr>
+      <w:r>
+        <w:rPr>
+          <w:rFonts w:ascii="TH SarabunPSK" w:hAnsi="TH SarabunPSK" w:cs="TH SarabunPSK"/>
+          <w:b/>
+          <w:bCs/>
+          <w:sz w:val="32"/>
+          <w:szCs w:val="32"/>
+          <w:cs/>
+        </w:rPr>
+        <w:t xml:space="preserve">ภาพที่ </w:t>
+      </w:r>
+      <w:r>
+        <w:rPr>
+          <w:rFonts w:ascii="TH SarabunPSK" w:hAnsi="TH SarabunPSK" w:cs="TH SarabunPSK"/>
+          <w:b/>
+          <w:bCs/>
+          <w:sz w:val="32"/>
+          <w:szCs w:val="32"/>
+        </w:rPr>
+        <w:t>3</w:t>
+      </w:r>
+      <w:r>
+        <w:rPr>
+          <w:rFonts w:ascii="TH SarabunPSK" w:hAnsi="TH SarabunPSK" w:cs="TH SarabunPSK"/>
+          <w:b/>
+          <w:bCs/>
+          <w:sz w:val="32"/>
+          <w:szCs w:val="32"/>
+          <w:cs/>
+        </w:rPr>
+        <w:t>-</w:t>
+      </w:r>
+      <w:r>
+        <w:rPr>
+          <w:rFonts w:ascii="TH SarabunPSK" w:hAnsi="TH SarabunPSK" w:cs="TH SarabunPSK"/>
+          <w:b/>
+          <w:bCs/>
+          <w:sz w:val="32"/>
+          <w:szCs w:val="32"/>
+        </w:rPr>
+        <w:t>1</w:t>
+      </w:r>
+      <w:r>
+        <w:rPr>
+          <w:rFonts w:ascii="TH SarabunPSK" w:hAnsi="TH SarabunPSK" w:cs="TH SarabunPSK"/>
+          <w:sz w:val="32"/>
+          <w:szCs w:val="32"/>
+          <w:cs/>
+        </w:rPr>
+        <w:t xml:space="preserve"> </w:t>
+      </w:r>
+      <w:r>
+        <w:rPr>
+          <w:rFonts w:ascii="TH SarabunPSK" w:hAnsi="TH SarabunPSK" w:cs="TH SarabunPSK"/>
+          <w:sz w:val="32"/>
+          <w:szCs w:val="32"/>
+          <w:cs/>
+        </w:rPr>
+        <w:t xml:space="preserve"> </w:t>
+      </w:r>
+      <w:r>
+        <w:rPr>
+          <w:rFonts w:ascii="TH SarabunPSK" w:hAnsi="TH SarabunPSK" w:cs="TH SarabunPSK"/>
+          <w:sz w:val="32"/>
+          <w:szCs w:val="32"/>
+          <w:cs/>
+        </w:rPr>
+        <w:t>แผนภาพแสดงกระแสของข้อมูล</w:t>
+      </w:r>
+      <w:r>
+        <w:rPr>
+          <w:rFonts w:ascii="TH SarabunPSK" w:hAnsi="TH SarabunPSK" w:cs="TH SarabunPSK"/>
+          <w:sz w:val="32"/>
+          <w:szCs w:val="32"/>
+        </w:rPr>
+        <w:t xml:space="preserve"> (Context Diagram)</w:t>
+      </w:r>
+    </w:p>
+    <w:p>
+      <w:pPr>
+        <w:tabs>
+          <w:tab w:val="left" w:pos="425"/>
+          <w:tab w:val="left" w:pos="567"/>
+          <w:tab w:val="left" w:pos="992"/>
+          <w:tab w:val="left" w:pos="1701"/>
+          <w:tab w:val="left" w:pos="1985"/>
+          <w:tab w:val="left" w:pos="2268"/>
+          <w:tab w:val="left" w:pos="2410"/>
+        </w:tabs>
+        <w:spacing w:after="0" w:line="240" w:lineRule="auto"/>
+        <w:jc w:val="center"/>
+        <w:rPr>
+          <w:rFonts w:ascii="TH SarabunPSK" w:hAnsi="TH SarabunPSK" w:cs="TH SarabunPSK"/>
+          <w:sz w:val="32"/>
+          <w:szCs w:val="32"/>
+        </w:rPr>
+      </w:pPr>
+    </w:p>
+    <w:p>
+      <w:pPr>
+        <w:tabs>
+          <w:tab w:val="left" w:pos="425"/>
+          <w:tab w:val="left" w:pos="567"/>
+          <w:tab w:val="left" w:pos="992"/>
+          <w:tab w:val="left" w:pos="1701"/>
+          <w:tab w:val="left" w:pos="1985"/>
+          <w:tab w:val="left" w:pos="2268"/>
+          <w:tab w:val="left" w:pos="2410"/>
+        </w:tabs>
+        <w:spacing w:after="0"/>
+        <w:jc w:val="thaiDistribute"/>
+        <w:rPr>
+          <w:rFonts w:ascii="TH SarabunPSK" w:hAnsi="TH SarabunPSK" w:cs="TH SarabunPSK"/>
+          <w:sz w:val="32"/>
+          <w:szCs w:val="32"/>
+          <w:cs/>
+        </w:rPr>
+      </w:pPr>
+      <w:r>
+        <w:rPr>
+          <w:rFonts w:ascii="TH SarabunPSK" w:hAnsi="TH SarabunPSK" w:cs="TH SarabunPSK"/>
+          <w:sz w:val="32"/>
+          <w:szCs w:val="32"/>
+        </w:rPr>
+        <w:tab/>
+      </w:r>
+      <w:r>
+        <w:rPr>
+          <w:rFonts w:ascii="TH SarabunPSK" w:hAnsi="TH SarabunPSK" w:cs="TH SarabunPSK"/>
+          <w:sz w:val="32"/>
+          <w:szCs w:val="32"/>
+        </w:rPr>
+        <w:tab/>
+      </w:r>
+      <w:r>
+        <w:rPr>
+          <w:rFonts w:ascii="TH SarabunPSK" w:hAnsi="TH SarabunPSK" w:cs="TH SarabunPSK"/>
+          <w:sz w:val="32"/>
+          <w:szCs w:val="32"/>
+        </w:rPr>
+        <w:tab/>
+      </w:r>
+      <w:r>
+        <w:rPr>
+          <w:rFonts w:ascii="TH SarabunPSK" w:hAnsi="TH SarabunPSK" w:cs="TH SarabunPSK"/>
+          <w:sz w:val="32"/>
+          <w:szCs w:val="32"/>
+        </w:rPr>
+        <w:tab/>
+      </w:r>
+      <w:r>
+        <w:rPr>
+          <w:rFonts w:ascii="TH SarabunPSK" w:hAnsi="TH SarabunPSK" w:cs="TH SarabunPSK"/>
+          <w:sz w:val="32"/>
+          <w:szCs w:val="32"/>
+          <w:cs/>
+        </w:rPr>
+        <w:tab/>
+      </w:r>
+    </w:p>
+    <w:p>
+      <w:pPr>
+        <w:rPr>
+          <w:rFonts w:ascii="TH SarabunPSK" w:hAnsi="TH SarabunPSK" w:cs="TH SarabunPSK"/>
+          <w:sz w:val="32"/>
+          <w:szCs w:val="32"/>
+          <w:cs/>
+        </w:rPr>
+      </w:pPr>
+      <w:r>
+        <w:rPr>
+          <w:rFonts w:ascii="TH SarabunPSK" w:hAnsi="TH SarabunPSK" w:cs="TH SarabunPSK"/>
+          <w:sz w:val="32"/>
+          <w:szCs w:val="32"/>
+          <w:cs/>
+        </w:rPr>
+        <w:br w:type="page"/>
+      </w:r>
+    </w:p>
+    <w:p>
+      <w:pPr>
+        <w:pStyle w:val="ListParagraph"/>
+        <w:numPr>
+          <w:ilvl w:val="0"/>
+          <w:numId w:val="18"/>
+        </w:numPr>
+        <w:tabs>
+          <w:tab w:val="left" w:pos="425"/>
+          <w:tab w:val="left" w:pos="567"/>
+          <w:tab w:val="left" w:pos="992"/>
+          <w:tab w:val="left" w:pos="1701"/>
+          <w:tab w:val="left" w:pos="1985"/>
+          <w:tab w:val="left" w:pos="2268"/>
+          <w:tab w:val="left" w:pos="2410"/>
+        </w:tabs>
+        <w:spacing w:after="0"/>
+        <w:jc w:val="thaiDistribute"/>
+        <w:rPr>
+          <w:rFonts w:ascii="TH SarabunPSK" w:hAnsi="TH SarabunPSK" w:cs="TH SarabunPSK"/>
+          <w:b/>
+          <w:bCs/>
+          <w:sz w:val="32"/>
+          <w:szCs w:val="32"/>
+        </w:rPr>
+      </w:pPr>
+      <w:r>
+        <w:rPr>
+          <w:rFonts w:ascii="TH SarabunPSK" w:hAnsi="TH SarabunPSK" w:cs="TH SarabunPSK"/>
+          <w:sz w:val="32"/>
+          <w:szCs w:val="32"/>
+          <w:cs/>
+        </w:rPr>
+        <w:lastRenderedPageBreak/>
+        <w:t>แผนผังลำดับชั้นของกระบวนการ</w:t>
+      </w:r>
+      <w:r>
+        <w:rPr>
+          <w:rFonts w:ascii="TH SarabunPSK" w:hAnsi="TH SarabunPSK" w:cs="TH SarabunPSK"/>
+          <w:sz w:val="32"/>
+          <w:szCs w:val="32"/>
+        </w:rPr>
+        <w:t xml:space="preserve"> (Process Decomposition Diagram)</w:t>
+      </w:r>
+    </w:p>
+    <w:p>
+      <w:pPr>
+        <w:tabs>
+          <w:tab w:val="left" w:pos="425"/>
+          <w:tab w:val="left" w:pos="567"/>
+          <w:tab w:val="left" w:pos="992"/>
+          <w:tab w:val="left" w:pos="1701"/>
+          <w:tab w:val="left" w:pos="1985"/>
+          <w:tab w:val="left" w:pos="2268"/>
+          <w:tab w:val="left" w:pos="2410"/>
+        </w:tabs>
+        <w:spacing w:after="0"/>
+        <w:jc w:val="thaiDistribute"/>
+        <w:rPr>
+          <w:rFonts w:ascii="TH SarabunPSK" w:hAnsi="TH SarabunPSK" w:cs="TH SarabunPSK"/>
+          <w:b/>
+          <w:bCs/>
+          <w:sz w:val="32"/>
+          <w:szCs w:val="32"/>
+        </w:rPr>
+      </w:pPr>
       <w:r>
         <w:rPr>
           <w:rFonts w:ascii="TH SarabunPSK" w:hAnsi="TH SarabunPSK" w:cs="TH SarabunPSK"/>
           <w:noProof/>
+          <w:sz w:val="32"/>
+          <w:szCs w:val="32"/>
+          <w:cs/>
         </w:rPr>
         <w:drawing>
-          <wp:inline distT="0" distB="0" distL="0" distR="0" wp14:anchorId="0574A21E" wp14:editId="0ABE482E">
-            <wp:extent cx="5120640" cy="6132860"/>
+          <wp:anchor distT="0" distB="0" distL="114300" distR="114300" simplePos="0" relativeHeight="251659264" behindDoc="0" locked="0" layoutInCell="1" allowOverlap="1" wp14:anchorId="63CD6E2A" wp14:editId="56417AD2">
+            <wp:simplePos x="0" y="0"/>
+            <wp:positionH relativeFrom="margin">
+              <wp:align>center</wp:align>
+            </wp:positionH>
+            <wp:positionV relativeFrom="paragraph">
+              <wp:posOffset>209550</wp:posOffset>
+            </wp:positionV>
+            <wp:extent cx="5874596" cy="7019556"/>
             <wp:effectExtent l="0" t="0" r="0" b="0"/>
-            <wp:docPr id="1061985752" name="รูปภาพ 30" descr="รูปภาพประกอบด้วย ข้อความ, ภาพหน้าจอ, ตัวอักษร, ออกแบบ&#10;&#10;เนื้อหาที่สร้างโดย AI อาจไม่ถูกต้อง"/>
+            <wp:wrapNone/>
+            <wp:docPr id="4" name="Picture 4"/>
             <wp:cNvGraphicFramePr>
               <a:graphicFrameLocks xmlns:a="http://schemas.openxmlformats.org/drawingml/2006/main" noChangeAspect="1"/>
             </wp:cNvGraphicFramePr>
@@ -7272,13 +7621,13 @@
               <a:graphicData uri="http://schemas.openxmlformats.org/drawingml/2006/picture">
                 <pic:pic xmlns:pic="http://schemas.openxmlformats.org/drawingml/2006/picture">
                   <pic:nvPicPr>
-                    <pic:cNvPr id="1061985752" name="รูปภาพ 30" descr="รูปภาพประกอบด้วย ข้อความ, ภาพหน้าจอ, ตัวอักษร, ออกแบบ&#10;&#10;เนื้อหาที่สร้างโดย AI อาจไม่ถูกต้อง"/>
+                    <pic:cNvPr id="0" name="Picture 3"/>
                     <pic:cNvPicPr>
                       <a:picLocks noChangeAspect="1" noChangeArrowheads="1"/>
                     </pic:cNvPicPr>
                   </pic:nvPicPr>
                   <pic:blipFill>
-                    <a:blip r:embed="rId11" cstate="print">
+                    <a:blip r:embed="rId15" cstate="print">
                       <a:extLst>
                         <a:ext uri="{28A0092B-C50C-407E-A947-70E740481C1C}">
                           <a14:useLocalDpi xmlns:a14="http://schemas.microsoft.com/office/drawing/2010/main" val="0"/>
@@ -7293,20 +7642,23 @@
                   <pic:spPr bwMode="auto">
                     <a:xfrm>
                       <a:off x="0" y="0"/>
-                      <a:ext cx="5144476" cy="6161408"/>
+                      <a:ext cx="5874596" cy="7019556"/>
                     </a:xfrm>
                     <a:prstGeom prst="rect">
                       <a:avLst/>
                     </a:prstGeom>
                     <a:noFill/>
-                    <a:ln>
-                      <a:noFill/>
-                    </a:ln>
                   </pic:spPr>
                 </pic:pic>
               </a:graphicData>
             </a:graphic>
-          </wp:inline>
+            <wp14:sizeRelH relativeFrom="page">
+              <wp14:pctWidth>0</wp14:pctWidth>
+            </wp14:sizeRelH>
+            <wp14:sizeRelV relativeFrom="page">
+              <wp14:pctHeight>0</wp14:pctHeight>
+            </wp14:sizeRelV>
+          </wp:anchor>
         </w:drawing>
       </w:r>
     </w:p>
@@ -7322,10 +7674,11 @@
           <w:tab w:val="left" w:pos="2410"/>
         </w:tabs>
         <w:spacing w:after="0"/>
-        <w:jc w:val="center"/>
-        <w:rPr>
-          <w:rFonts w:ascii="TH SarabunPSK" w:hAnsi="TH SarabunPSK" w:cs="TH SarabunPSK"/>
-          <w:color w:val="00B0F0"/>
+        <w:jc w:val="thaiDistribute"/>
+        <w:rPr>
+          <w:rFonts w:ascii="TH SarabunPSK" w:hAnsi="TH SarabunPSK" w:cs="TH SarabunPSK"/>
+          <w:b/>
+          <w:bCs/>
           <w:sz w:val="32"/>
           <w:szCs w:val="32"/>
         </w:rPr>
@@ -7346,85 +7699,11 @@
         <w:jc w:val="center"/>
         <w:rPr>
           <w:rFonts w:ascii="TH SarabunPSK" w:hAnsi="TH SarabunPSK" w:cs="TH SarabunPSK"/>
-          <w:sz w:val="32"/>
-          <w:szCs w:val="32"/>
-        </w:rPr>
-      </w:pPr>
-      <w:r>
-        <w:rPr>
-          <w:rFonts w:ascii="TH SarabunPSK" w:hAnsi="TH SarabunPSK" w:cs="TH SarabunPSK"/>
-          <w:b/>
-          <w:bCs/>
-          <w:sz w:val="32"/>
-          <w:szCs w:val="32"/>
-          <w:cs/>
-        </w:rPr>
-        <w:t xml:space="preserve">ภาพที่ </w:t>
-      </w:r>
-      <w:r>
-        <w:rPr>
-          <w:rFonts w:ascii="TH SarabunPSK" w:hAnsi="TH SarabunPSK" w:cs="TH SarabunPSK"/>
-          <w:b/>
-          <w:bCs/>
-          <w:sz w:val="32"/>
-          <w:szCs w:val="32"/>
-        </w:rPr>
-        <w:t>3</w:t>
-      </w:r>
-      <w:r>
-        <w:rPr>
-          <w:rFonts w:ascii="TH SarabunPSK" w:hAnsi="TH SarabunPSK" w:cs="TH SarabunPSK"/>
-          <w:b/>
-          <w:bCs/>
-          <w:sz w:val="32"/>
-          <w:szCs w:val="32"/>
-          <w:cs/>
-        </w:rPr>
-        <w:t>-</w:t>
-      </w:r>
-      <w:r>
-        <w:rPr>
-          <w:rFonts w:ascii="TH SarabunPSK" w:hAnsi="TH SarabunPSK" w:cs="TH SarabunPSK"/>
-          <w:b/>
-          <w:bCs/>
-          <w:sz w:val="32"/>
-          <w:szCs w:val="32"/>
-        </w:rPr>
-        <w:t>2</w:t>
-      </w:r>
-      <w:r>
-        <w:rPr>
-          <w:rFonts w:ascii="TH SarabunPSK" w:hAnsi="TH SarabunPSK" w:cs="TH SarabunPSK"/>
-          <w:sz w:val="32"/>
-          <w:szCs w:val="32"/>
-        </w:rPr>
-        <w:t xml:space="preserve"> </w:t>
-      </w:r>
-      <w:r>
-        <w:rPr>
-          <w:rFonts w:ascii="TH SarabunPSK" w:hAnsi="TH SarabunPSK" w:cs="TH SarabunPSK"/>
-          <w:sz w:val="32"/>
-          <w:szCs w:val="32"/>
-        </w:rPr>
-        <w:t xml:space="preserve"> </w:t>
-      </w:r>
-      <w:r>
-        <w:rPr>
-          <w:rFonts w:ascii="TH SarabunPSK" w:hAnsi="TH SarabunPSK" w:cs="TH SarabunPSK"/>
-          <w:sz w:val="32"/>
-          <w:szCs w:val="32"/>
-          <w:cs/>
-        </w:rPr>
-        <w:t xml:space="preserve">แผนผังลำดับชั้นของกระบวนการ </w:t>
-      </w:r>
-      <w:r>
-        <w:rPr>
-          <w:rFonts w:ascii="TH SarabunPSK" w:hAnsi="TH SarabunPSK" w:cs="TH SarabunPSK"/>
-          <w:sz w:val="32"/>
-          <w:szCs w:val="32"/>
-        </w:rPr>
-        <w:t>(Process Decomposition Diagram)</w:t>
-      </w:r>
+          <w:color w:val="00B0F0"/>
+          <w:sz w:val="32"/>
+          <w:szCs w:val="32"/>
+        </w:rPr>
+      </w:pPr>
     </w:p>
     <w:p>
       <w:pPr>
@@ -7438,6 +7717,668 @@
           <w:tab w:val="left" w:pos="2410"/>
         </w:tabs>
         <w:spacing w:after="0"/>
+        <w:jc w:val="center"/>
+        <w:rPr>
+          <w:rFonts w:ascii="TH SarabunPSK" w:hAnsi="TH SarabunPSK" w:cs="TH SarabunPSK"/>
+          <w:color w:val="00B0F0"/>
+          <w:sz w:val="32"/>
+          <w:szCs w:val="32"/>
+        </w:rPr>
+      </w:pPr>
+    </w:p>
+    <w:p>
+      <w:pPr>
+        <w:tabs>
+          <w:tab w:val="left" w:pos="425"/>
+          <w:tab w:val="left" w:pos="567"/>
+          <w:tab w:val="left" w:pos="992"/>
+          <w:tab w:val="left" w:pos="1701"/>
+          <w:tab w:val="left" w:pos="1985"/>
+          <w:tab w:val="left" w:pos="2268"/>
+          <w:tab w:val="left" w:pos="2410"/>
+        </w:tabs>
+        <w:spacing w:after="0"/>
+        <w:jc w:val="center"/>
+        <w:rPr>
+          <w:rFonts w:ascii="TH SarabunPSK" w:hAnsi="TH SarabunPSK" w:cs="TH SarabunPSK"/>
+          <w:color w:val="00B0F0"/>
+          <w:sz w:val="32"/>
+          <w:szCs w:val="32"/>
+        </w:rPr>
+      </w:pPr>
+    </w:p>
+    <w:p>
+      <w:pPr>
+        <w:tabs>
+          <w:tab w:val="left" w:pos="425"/>
+          <w:tab w:val="left" w:pos="567"/>
+          <w:tab w:val="left" w:pos="992"/>
+          <w:tab w:val="left" w:pos="1701"/>
+          <w:tab w:val="left" w:pos="1985"/>
+          <w:tab w:val="left" w:pos="2268"/>
+          <w:tab w:val="left" w:pos="2410"/>
+        </w:tabs>
+        <w:spacing w:after="0"/>
+        <w:jc w:val="center"/>
+        <w:rPr>
+          <w:rFonts w:ascii="TH SarabunPSK" w:hAnsi="TH SarabunPSK" w:cs="TH SarabunPSK"/>
+          <w:color w:val="00B0F0"/>
+          <w:sz w:val="32"/>
+          <w:szCs w:val="32"/>
+        </w:rPr>
+      </w:pPr>
+    </w:p>
+    <w:p>
+      <w:pPr>
+        <w:tabs>
+          <w:tab w:val="left" w:pos="425"/>
+          <w:tab w:val="left" w:pos="567"/>
+          <w:tab w:val="left" w:pos="992"/>
+          <w:tab w:val="left" w:pos="1701"/>
+          <w:tab w:val="left" w:pos="1985"/>
+          <w:tab w:val="left" w:pos="2268"/>
+          <w:tab w:val="left" w:pos="2410"/>
+        </w:tabs>
+        <w:spacing w:after="0"/>
+        <w:jc w:val="center"/>
+        <w:rPr>
+          <w:rFonts w:ascii="TH SarabunPSK" w:hAnsi="TH SarabunPSK" w:cs="TH SarabunPSK"/>
+          <w:color w:val="00B0F0"/>
+          <w:sz w:val="32"/>
+          <w:szCs w:val="32"/>
+        </w:rPr>
+      </w:pPr>
+    </w:p>
+    <w:p>
+      <w:pPr>
+        <w:tabs>
+          <w:tab w:val="left" w:pos="425"/>
+          <w:tab w:val="left" w:pos="567"/>
+          <w:tab w:val="left" w:pos="992"/>
+          <w:tab w:val="left" w:pos="1701"/>
+          <w:tab w:val="left" w:pos="1985"/>
+          <w:tab w:val="left" w:pos="2268"/>
+          <w:tab w:val="left" w:pos="2410"/>
+        </w:tabs>
+        <w:spacing w:after="0"/>
+        <w:jc w:val="center"/>
+        <w:rPr>
+          <w:rFonts w:ascii="TH SarabunPSK" w:hAnsi="TH SarabunPSK" w:cs="TH SarabunPSK"/>
+          <w:color w:val="00B0F0"/>
+          <w:sz w:val="32"/>
+          <w:szCs w:val="32"/>
+        </w:rPr>
+      </w:pPr>
+    </w:p>
+    <w:p>
+      <w:pPr>
+        <w:tabs>
+          <w:tab w:val="left" w:pos="425"/>
+          <w:tab w:val="left" w:pos="567"/>
+          <w:tab w:val="left" w:pos="992"/>
+          <w:tab w:val="left" w:pos="1701"/>
+          <w:tab w:val="left" w:pos="1985"/>
+          <w:tab w:val="left" w:pos="2268"/>
+          <w:tab w:val="left" w:pos="2410"/>
+        </w:tabs>
+        <w:spacing w:after="0"/>
+        <w:jc w:val="center"/>
+        <w:rPr>
+          <w:rFonts w:ascii="TH SarabunPSK" w:hAnsi="TH SarabunPSK" w:cs="TH SarabunPSK"/>
+          <w:color w:val="00B0F0"/>
+          <w:sz w:val="32"/>
+          <w:szCs w:val="32"/>
+        </w:rPr>
+      </w:pPr>
+    </w:p>
+    <w:p>
+      <w:pPr>
+        <w:tabs>
+          <w:tab w:val="left" w:pos="425"/>
+          <w:tab w:val="left" w:pos="567"/>
+          <w:tab w:val="left" w:pos="992"/>
+          <w:tab w:val="left" w:pos="1701"/>
+          <w:tab w:val="left" w:pos="1985"/>
+          <w:tab w:val="left" w:pos="2268"/>
+          <w:tab w:val="left" w:pos="2410"/>
+        </w:tabs>
+        <w:spacing w:after="0"/>
+        <w:jc w:val="center"/>
+        <w:rPr>
+          <w:rFonts w:ascii="TH SarabunPSK" w:hAnsi="TH SarabunPSK" w:cs="TH SarabunPSK"/>
+          <w:color w:val="00B0F0"/>
+          <w:sz w:val="32"/>
+          <w:szCs w:val="32"/>
+        </w:rPr>
+      </w:pPr>
+    </w:p>
+    <w:p>
+      <w:pPr>
+        <w:tabs>
+          <w:tab w:val="left" w:pos="425"/>
+          <w:tab w:val="left" w:pos="567"/>
+          <w:tab w:val="left" w:pos="992"/>
+          <w:tab w:val="left" w:pos="1701"/>
+          <w:tab w:val="left" w:pos="1985"/>
+          <w:tab w:val="left" w:pos="2268"/>
+          <w:tab w:val="left" w:pos="2410"/>
+        </w:tabs>
+        <w:spacing w:after="0"/>
+        <w:jc w:val="center"/>
+        <w:rPr>
+          <w:rFonts w:ascii="TH SarabunPSK" w:hAnsi="TH SarabunPSK" w:cs="TH SarabunPSK"/>
+          <w:color w:val="00B0F0"/>
+          <w:sz w:val="32"/>
+          <w:szCs w:val="32"/>
+        </w:rPr>
+      </w:pPr>
+    </w:p>
+    <w:p>
+      <w:pPr>
+        <w:tabs>
+          <w:tab w:val="left" w:pos="425"/>
+          <w:tab w:val="left" w:pos="567"/>
+          <w:tab w:val="left" w:pos="992"/>
+          <w:tab w:val="left" w:pos="1701"/>
+          <w:tab w:val="left" w:pos="1985"/>
+          <w:tab w:val="left" w:pos="2268"/>
+          <w:tab w:val="left" w:pos="2410"/>
+        </w:tabs>
+        <w:spacing w:after="0"/>
+        <w:jc w:val="center"/>
+        <w:rPr>
+          <w:rFonts w:ascii="TH SarabunPSK" w:hAnsi="TH SarabunPSK" w:cs="TH SarabunPSK"/>
+          <w:color w:val="00B0F0"/>
+          <w:sz w:val="32"/>
+          <w:szCs w:val="32"/>
+        </w:rPr>
+      </w:pPr>
+    </w:p>
+    <w:p>
+      <w:pPr>
+        <w:tabs>
+          <w:tab w:val="left" w:pos="425"/>
+          <w:tab w:val="left" w:pos="567"/>
+          <w:tab w:val="left" w:pos="992"/>
+          <w:tab w:val="left" w:pos="1701"/>
+          <w:tab w:val="left" w:pos="1985"/>
+          <w:tab w:val="left" w:pos="2268"/>
+          <w:tab w:val="left" w:pos="2410"/>
+        </w:tabs>
+        <w:spacing w:after="0"/>
+        <w:jc w:val="center"/>
+        <w:rPr>
+          <w:rFonts w:ascii="TH SarabunPSK" w:hAnsi="TH SarabunPSK" w:cs="TH SarabunPSK"/>
+          <w:color w:val="00B0F0"/>
+          <w:sz w:val="32"/>
+          <w:szCs w:val="32"/>
+        </w:rPr>
+      </w:pPr>
+    </w:p>
+    <w:p>
+      <w:pPr>
+        <w:tabs>
+          <w:tab w:val="left" w:pos="425"/>
+          <w:tab w:val="left" w:pos="567"/>
+          <w:tab w:val="left" w:pos="992"/>
+          <w:tab w:val="left" w:pos="1701"/>
+          <w:tab w:val="left" w:pos="1985"/>
+          <w:tab w:val="left" w:pos="2268"/>
+          <w:tab w:val="left" w:pos="2410"/>
+        </w:tabs>
+        <w:spacing w:after="0"/>
+        <w:jc w:val="center"/>
+        <w:rPr>
+          <w:rFonts w:ascii="TH SarabunPSK" w:hAnsi="TH SarabunPSK" w:cs="TH SarabunPSK"/>
+          <w:color w:val="00B0F0"/>
+          <w:sz w:val="32"/>
+          <w:szCs w:val="32"/>
+        </w:rPr>
+      </w:pPr>
+    </w:p>
+    <w:p>
+      <w:pPr>
+        <w:tabs>
+          <w:tab w:val="left" w:pos="425"/>
+          <w:tab w:val="left" w:pos="567"/>
+          <w:tab w:val="left" w:pos="992"/>
+          <w:tab w:val="left" w:pos="1701"/>
+          <w:tab w:val="left" w:pos="1985"/>
+          <w:tab w:val="left" w:pos="2268"/>
+          <w:tab w:val="left" w:pos="2410"/>
+        </w:tabs>
+        <w:spacing w:after="0"/>
+        <w:jc w:val="center"/>
+        <w:rPr>
+          <w:rFonts w:ascii="TH SarabunPSK" w:hAnsi="TH SarabunPSK" w:cs="TH SarabunPSK"/>
+          <w:color w:val="00B0F0"/>
+          <w:sz w:val="32"/>
+          <w:szCs w:val="32"/>
+        </w:rPr>
+      </w:pPr>
+    </w:p>
+    <w:p>
+      <w:pPr>
+        <w:tabs>
+          <w:tab w:val="left" w:pos="425"/>
+          <w:tab w:val="left" w:pos="567"/>
+          <w:tab w:val="left" w:pos="992"/>
+          <w:tab w:val="left" w:pos="1701"/>
+          <w:tab w:val="left" w:pos="1985"/>
+          <w:tab w:val="left" w:pos="2268"/>
+          <w:tab w:val="left" w:pos="2410"/>
+        </w:tabs>
+        <w:spacing w:after="0"/>
+        <w:jc w:val="center"/>
+        <w:rPr>
+          <w:rFonts w:ascii="TH SarabunPSK" w:hAnsi="TH SarabunPSK" w:cs="TH SarabunPSK"/>
+          <w:color w:val="00B0F0"/>
+          <w:sz w:val="32"/>
+          <w:szCs w:val="32"/>
+        </w:rPr>
+      </w:pPr>
+    </w:p>
+    <w:p>
+      <w:pPr>
+        <w:tabs>
+          <w:tab w:val="left" w:pos="425"/>
+          <w:tab w:val="left" w:pos="567"/>
+          <w:tab w:val="left" w:pos="992"/>
+          <w:tab w:val="left" w:pos="1701"/>
+          <w:tab w:val="left" w:pos="1985"/>
+          <w:tab w:val="left" w:pos="2268"/>
+          <w:tab w:val="left" w:pos="2410"/>
+        </w:tabs>
+        <w:spacing w:after="0"/>
+        <w:jc w:val="center"/>
+        <w:rPr>
+          <w:rFonts w:ascii="TH SarabunPSK" w:hAnsi="TH SarabunPSK" w:cs="TH SarabunPSK"/>
+          <w:color w:val="00B0F0"/>
+          <w:sz w:val="32"/>
+          <w:szCs w:val="32"/>
+        </w:rPr>
+      </w:pPr>
+    </w:p>
+    <w:p>
+      <w:pPr>
+        <w:tabs>
+          <w:tab w:val="left" w:pos="425"/>
+          <w:tab w:val="left" w:pos="567"/>
+          <w:tab w:val="left" w:pos="992"/>
+          <w:tab w:val="left" w:pos="1701"/>
+          <w:tab w:val="left" w:pos="1985"/>
+          <w:tab w:val="left" w:pos="2268"/>
+          <w:tab w:val="left" w:pos="2410"/>
+        </w:tabs>
+        <w:spacing w:after="0"/>
+        <w:jc w:val="center"/>
+        <w:rPr>
+          <w:rFonts w:ascii="TH SarabunPSK" w:hAnsi="TH SarabunPSK" w:cs="TH SarabunPSK"/>
+          <w:color w:val="00B0F0"/>
+          <w:sz w:val="32"/>
+          <w:szCs w:val="32"/>
+        </w:rPr>
+      </w:pPr>
+    </w:p>
+    <w:p>
+      <w:pPr>
+        <w:tabs>
+          <w:tab w:val="left" w:pos="425"/>
+          <w:tab w:val="left" w:pos="567"/>
+          <w:tab w:val="left" w:pos="992"/>
+          <w:tab w:val="left" w:pos="1701"/>
+          <w:tab w:val="left" w:pos="1985"/>
+          <w:tab w:val="left" w:pos="2268"/>
+          <w:tab w:val="left" w:pos="2410"/>
+        </w:tabs>
+        <w:spacing w:after="0"/>
+        <w:jc w:val="center"/>
+        <w:rPr>
+          <w:rFonts w:ascii="TH SarabunPSK" w:hAnsi="TH SarabunPSK" w:cs="TH SarabunPSK"/>
+          <w:color w:val="00B0F0"/>
+          <w:sz w:val="32"/>
+          <w:szCs w:val="32"/>
+        </w:rPr>
+      </w:pPr>
+    </w:p>
+    <w:p>
+      <w:pPr>
+        <w:tabs>
+          <w:tab w:val="left" w:pos="425"/>
+          <w:tab w:val="left" w:pos="567"/>
+          <w:tab w:val="left" w:pos="992"/>
+          <w:tab w:val="left" w:pos="1701"/>
+          <w:tab w:val="left" w:pos="1985"/>
+          <w:tab w:val="left" w:pos="2268"/>
+          <w:tab w:val="left" w:pos="2410"/>
+        </w:tabs>
+        <w:spacing w:after="0"/>
+        <w:jc w:val="center"/>
+        <w:rPr>
+          <w:rFonts w:ascii="TH SarabunPSK" w:hAnsi="TH SarabunPSK" w:cs="TH SarabunPSK"/>
+          <w:color w:val="00B0F0"/>
+          <w:sz w:val="32"/>
+          <w:szCs w:val="32"/>
+        </w:rPr>
+      </w:pPr>
+    </w:p>
+    <w:p>
+      <w:pPr>
+        <w:tabs>
+          <w:tab w:val="left" w:pos="425"/>
+          <w:tab w:val="left" w:pos="567"/>
+          <w:tab w:val="left" w:pos="992"/>
+          <w:tab w:val="left" w:pos="1701"/>
+          <w:tab w:val="left" w:pos="1985"/>
+          <w:tab w:val="left" w:pos="2268"/>
+          <w:tab w:val="left" w:pos="2410"/>
+        </w:tabs>
+        <w:spacing w:after="0"/>
+        <w:jc w:val="center"/>
+        <w:rPr>
+          <w:rFonts w:ascii="TH SarabunPSK" w:hAnsi="TH SarabunPSK" w:cs="TH SarabunPSK"/>
+          <w:color w:val="00B0F0"/>
+          <w:sz w:val="32"/>
+          <w:szCs w:val="32"/>
+        </w:rPr>
+      </w:pPr>
+    </w:p>
+    <w:p>
+      <w:pPr>
+        <w:tabs>
+          <w:tab w:val="left" w:pos="425"/>
+          <w:tab w:val="left" w:pos="567"/>
+          <w:tab w:val="left" w:pos="992"/>
+          <w:tab w:val="left" w:pos="1701"/>
+          <w:tab w:val="left" w:pos="1985"/>
+          <w:tab w:val="left" w:pos="2268"/>
+          <w:tab w:val="left" w:pos="2410"/>
+        </w:tabs>
+        <w:spacing w:after="0"/>
+        <w:jc w:val="center"/>
+        <w:rPr>
+          <w:rFonts w:ascii="TH SarabunPSK" w:hAnsi="TH SarabunPSK" w:cs="TH SarabunPSK"/>
+          <w:color w:val="00B0F0"/>
+          <w:sz w:val="32"/>
+          <w:szCs w:val="32"/>
+        </w:rPr>
+      </w:pPr>
+    </w:p>
+    <w:p>
+      <w:pPr>
+        <w:tabs>
+          <w:tab w:val="left" w:pos="425"/>
+          <w:tab w:val="left" w:pos="567"/>
+          <w:tab w:val="left" w:pos="992"/>
+          <w:tab w:val="left" w:pos="1701"/>
+          <w:tab w:val="left" w:pos="1985"/>
+          <w:tab w:val="left" w:pos="2268"/>
+          <w:tab w:val="left" w:pos="2410"/>
+        </w:tabs>
+        <w:spacing w:after="0"/>
+        <w:jc w:val="center"/>
+        <w:rPr>
+          <w:rFonts w:ascii="TH SarabunPSK" w:hAnsi="TH SarabunPSK" w:cs="TH SarabunPSK"/>
+          <w:color w:val="00B0F0"/>
+          <w:sz w:val="32"/>
+          <w:szCs w:val="32"/>
+        </w:rPr>
+      </w:pPr>
+    </w:p>
+    <w:p>
+      <w:pPr>
+        <w:tabs>
+          <w:tab w:val="left" w:pos="425"/>
+          <w:tab w:val="left" w:pos="567"/>
+          <w:tab w:val="left" w:pos="992"/>
+          <w:tab w:val="left" w:pos="1701"/>
+          <w:tab w:val="left" w:pos="1985"/>
+          <w:tab w:val="left" w:pos="2268"/>
+          <w:tab w:val="left" w:pos="2410"/>
+        </w:tabs>
+        <w:spacing w:after="0"/>
+        <w:jc w:val="center"/>
+        <w:rPr>
+          <w:rFonts w:ascii="TH SarabunPSK" w:hAnsi="TH SarabunPSK" w:cs="TH SarabunPSK"/>
+          <w:color w:val="00B0F0"/>
+          <w:sz w:val="32"/>
+          <w:szCs w:val="32"/>
+        </w:rPr>
+      </w:pPr>
+    </w:p>
+    <w:p>
+      <w:pPr>
+        <w:tabs>
+          <w:tab w:val="left" w:pos="425"/>
+          <w:tab w:val="left" w:pos="567"/>
+          <w:tab w:val="left" w:pos="992"/>
+          <w:tab w:val="left" w:pos="1701"/>
+          <w:tab w:val="left" w:pos="1985"/>
+          <w:tab w:val="left" w:pos="2268"/>
+          <w:tab w:val="left" w:pos="2410"/>
+        </w:tabs>
+        <w:spacing w:after="0"/>
+        <w:jc w:val="center"/>
+        <w:rPr>
+          <w:rFonts w:ascii="TH SarabunPSK" w:hAnsi="TH SarabunPSK" w:cs="TH SarabunPSK"/>
+          <w:color w:val="00B0F0"/>
+          <w:sz w:val="32"/>
+          <w:szCs w:val="32"/>
+        </w:rPr>
+      </w:pPr>
+    </w:p>
+    <w:p>
+      <w:pPr>
+        <w:tabs>
+          <w:tab w:val="left" w:pos="425"/>
+          <w:tab w:val="left" w:pos="567"/>
+          <w:tab w:val="left" w:pos="992"/>
+          <w:tab w:val="left" w:pos="1701"/>
+          <w:tab w:val="left" w:pos="1985"/>
+          <w:tab w:val="left" w:pos="2268"/>
+          <w:tab w:val="left" w:pos="2410"/>
+        </w:tabs>
+        <w:spacing w:after="0"/>
+        <w:jc w:val="center"/>
+        <w:rPr>
+          <w:rFonts w:ascii="TH SarabunPSK" w:hAnsi="TH SarabunPSK" w:cs="TH SarabunPSK"/>
+          <w:color w:val="00B0F0"/>
+          <w:sz w:val="32"/>
+          <w:szCs w:val="32"/>
+        </w:rPr>
+      </w:pPr>
+    </w:p>
+    <w:p>
+      <w:pPr>
+        <w:tabs>
+          <w:tab w:val="left" w:pos="425"/>
+          <w:tab w:val="left" w:pos="567"/>
+          <w:tab w:val="left" w:pos="992"/>
+          <w:tab w:val="left" w:pos="1701"/>
+          <w:tab w:val="left" w:pos="1985"/>
+          <w:tab w:val="left" w:pos="2268"/>
+          <w:tab w:val="left" w:pos="2410"/>
+        </w:tabs>
+        <w:spacing w:after="0"/>
+        <w:jc w:val="center"/>
+        <w:rPr>
+          <w:rFonts w:ascii="TH SarabunPSK" w:hAnsi="TH SarabunPSK" w:cs="TH SarabunPSK"/>
+          <w:color w:val="00B0F0"/>
+          <w:sz w:val="32"/>
+          <w:szCs w:val="32"/>
+        </w:rPr>
+      </w:pPr>
+    </w:p>
+    <w:p>
+      <w:pPr>
+        <w:tabs>
+          <w:tab w:val="left" w:pos="425"/>
+          <w:tab w:val="left" w:pos="567"/>
+          <w:tab w:val="left" w:pos="992"/>
+          <w:tab w:val="left" w:pos="1701"/>
+          <w:tab w:val="left" w:pos="1985"/>
+          <w:tab w:val="left" w:pos="2268"/>
+          <w:tab w:val="left" w:pos="2410"/>
+        </w:tabs>
+        <w:spacing w:after="0"/>
+        <w:jc w:val="center"/>
+        <w:rPr>
+          <w:rFonts w:ascii="TH SarabunPSK" w:hAnsi="TH SarabunPSK" w:cs="TH SarabunPSK"/>
+          <w:color w:val="00B0F0"/>
+          <w:sz w:val="32"/>
+          <w:szCs w:val="32"/>
+        </w:rPr>
+      </w:pPr>
+    </w:p>
+    <w:p>
+      <w:pPr>
+        <w:tabs>
+          <w:tab w:val="left" w:pos="425"/>
+          <w:tab w:val="left" w:pos="567"/>
+          <w:tab w:val="left" w:pos="992"/>
+          <w:tab w:val="left" w:pos="1701"/>
+          <w:tab w:val="left" w:pos="1985"/>
+          <w:tab w:val="left" w:pos="2268"/>
+          <w:tab w:val="left" w:pos="2410"/>
+        </w:tabs>
+        <w:spacing w:after="0"/>
+        <w:jc w:val="center"/>
+        <w:rPr>
+          <w:rFonts w:ascii="TH SarabunPSK" w:hAnsi="TH SarabunPSK" w:cs="TH SarabunPSK"/>
+          <w:color w:val="00B0F0"/>
+          <w:sz w:val="32"/>
+          <w:szCs w:val="32"/>
+        </w:rPr>
+      </w:pPr>
+    </w:p>
+    <w:p>
+      <w:pPr>
+        <w:tabs>
+          <w:tab w:val="left" w:pos="425"/>
+          <w:tab w:val="left" w:pos="567"/>
+          <w:tab w:val="left" w:pos="992"/>
+          <w:tab w:val="left" w:pos="1701"/>
+          <w:tab w:val="left" w:pos="1985"/>
+          <w:tab w:val="left" w:pos="2268"/>
+          <w:tab w:val="left" w:pos="2410"/>
+        </w:tabs>
+        <w:spacing w:after="0"/>
+        <w:jc w:val="center"/>
+        <w:rPr>
+          <w:rFonts w:ascii="TH SarabunPSK" w:hAnsi="TH SarabunPSK" w:cs="TH SarabunPSK"/>
+          <w:color w:val="00B0F0"/>
+          <w:sz w:val="32"/>
+          <w:szCs w:val="32"/>
+        </w:rPr>
+      </w:pPr>
+    </w:p>
+    <w:p>
+      <w:pPr>
+        <w:tabs>
+          <w:tab w:val="left" w:pos="425"/>
+          <w:tab w:val="left" w:pos="567"/>
+          <w:tab w:val="left" w:pos="992"/>
+          <w:tab w:val="left" w:pos="1701"/>
+          <w:tab w:val="left" w:pos="1985"/>
+          <w:tab w:val="left" w:pos="2268"/>
+          <w:tab w:val="left" w:pos="2410"/>
+        </w:tabs>
+        <w:spacing w:after="0"/>
+        <w:jc w:val="center"/>
+        <w:rPr>
+          <w:rFonts w:ascii="TH SarabunPSK" w:hAnsi="TH SarabunPSK" w:cs="TH SarabunPSK"/>
+          <w:sz w:val="32"/>
+          <w:szCs w:val="32"/>
+        </w:rPr>
+      </w:pPr>
+      <w:r>
+        <w:rPr>
+          <w:rFonts w:ascii="TH SarabunPSK" w:hAnsi="TH SarabunPSK" w:cs="TH SarabunPSK"/>
+          <w:b/>
+          <w:bCs/>
+          <w:sz w:val="32"/>
+          <w:szCs w:val="32"/>
+          <w:cs/>
+        </w:rPr>
+        <w:t xml:space="preserve">ภาพที่ </w:t>
+      </w:r>
+      <w:r>
+        <w:rPr>
+          <w:rFonts w:ascii="TH SarabunPSK" w:hAnsi="TH SarabunPSK" w:cs="TH SarabunPSK"/>
+          <w:b/>
+          <w:bCs/>
+          <w:sz w:val="32"/>
+          <w:szCs w:val="32"/>
+        </w:rPr>
+        <w:t>3</w:t>
+      </w:r>
+      <w:r>
+        <w:rPr>
+          <w:rFonts w:ascii="TH SarabunPSK" w:hAnsi="TH SarabunPSK" w:cs="TH SarabunPSK"/>
+          <w:b/>
+          <w:bCs/>
+          <w:sz w:val="32"/>
+          <w:szCs w:val="32"/>
+          <w:cs/>
+        </w:rPr>
+        <w:t>-</w:t>
+      </w:r>
+      <w:r>
+        <w:rPr>
+          <w:rFonts w:ascii="TH SarabunPSK" w:hAnsi="TH SarabunPSK" w:cs="TH SarabunPSK"/>
+          <w:b/>
+          <w:bCs/>
+          <w:sz w:val="32"/>
+          <w:szCs w:val="32"/>
+        </w:rPr>
+        <w:t>2</w:t>
+      </w:r>
+      <w:r>
+        <w:rPr>
+          <w:rFonts w:ascii="TH SarabunPSK" w:hAnsi="TH SarabunPSK" w:cs="TH SarabunPSK"/>
+          <w:sz w:val="32"/>
+          <w:szCs w:val="32"/>
+        </w:rPr>
+        <w:t xml:space="preserve"> </w:t>
+      </w:r>
+      <w:r>
+        <w:rPr>
+          <w:rFonts w:ascii="TH SarabunPSK" w:hAnsi="TH SarabunPSK" w:cs="TH SarabunPSK"/>
+          <w:sz w:val="32"/>
+          <w:szCs w:val="32"/>
+        </w:rPr>
+        <w:t xml:space="preserve"> </w:t>
+      </w:r>
+      <w:r>
+        <w:rPr>
+          <w:rFonts w:ascii="TH SarabunPSK" w:hAnsi="TH SarabunPSK" w:cs="TH SarabunPSK"/>
+          <w:sz w:val="32"/>
+          <w:szCs w:val="32"/>
+          <w:cs/>
+        </w:rPr>
+        <w:t xml:space="preserve">แผนผังลำดับชั้นของกระบวนการ </w:t>
+      </w:r>
+      <w:r>
+        <w:rPr>
+          <w:rFonts w:ascii="TH SarabunPSK" w:hAnsi="TH SarabunPSK" w:cs="TH SarabunPSK"/>
+          <w:sz w:val="32"/>
+          <w:szCs w:val="32"/>
+        </w:rPr>
+        <w:t>(Process Decomposition Diagram)</w:t>
+      </w:r>
+    </w:p>
+    <w:p>
+      <w:pPr>
+        <w:tabs>
+          <w:tab w:val="left" w:pos="425"/>
+          <w:tab w:val="left" w:pos="567"/>
+          <w:tab w:val="left" w:pos="992"/>
+          <w:tab w:val="left" w:pos="1701"/>
+          <w:tab w:val="left" w:pos="1985"/>
+          <w:tab w:val="left" w:pos="2268"/>
+          <w:tab w:val="left" w:pos="2410"/>
+        </w:tabs>
+        <w:spacing w:after="0"/>
         <w:jc w:val="thaiDistribute"/>
         <w:rPr>
           <w:rFonts w:ascii="TH SarabunPSK" w:hAnsi="TH SarabunPSK" w:cs="TH SarabunPSK"/>
@@ -7485,15 +8426,6 @@
         </w:rPr>
         <w:tab/>
       </w:r>
-    </w:p>
-    <w:p>
-      <w:pPr>
-        <w:rPr>
-          <w:rFonts w:ascii="TH SarabunPSK" w:hAnsi="TH SarabunPSK" w:cs="TH SarabunPSK"/>
-          <w:sz w:val="32"/>
-          <w:szCs w:val="32"/>
-        </w:rPr>
-      </w:pPr>
       <w:r>
         <w:rPr>
           <w:rFonts w:ascii="TH SarabunPSK" w:hAnsi="TH SarabunPSK" w:cs="TH SarabunPSK"/>
@@ -8492,7 +9424,7 @@
                     </pic:cNvPicPr>
                   </pic:nvPicPr>
                   <pic:blipFill>
-                    <a:blip r:embed="rId12" cstate="print">
+                    <a:blip r:embed="rId16" cstate="print">
                       <a:extLst>
                         <a:ext uri="{28A0092B-C50C-407E-A947-70E740481C1C}">
                           <a14:useLocalDpi xmlns:a14="http://schemas.microsoft.com/office/drawing/2010/main" val="0"/>
@@ -9342,7 +10274,7 @@
                     </pic:cNvPicPr>
                   </pic:nvPicPr>
                   <pic:blipFill>
-                    <a:blip r:embed="rId13" cstate="print">
+                    <a:blip r:embed="rId17" cstate="print">
                       <a:extLst>
                         <a:ext uri="{28A0092B-C50C-407E-A947-70E740481C1C}">
                           <a14:useLocalDpi xmlns:a14="http://schemas.microsoft.com/office/drawing/2010/main" val="0"/>
@@ -10020,7 +10952,7 @@
                     </pic:cNvPicPr>
                   </pic:nvPicPr>
                   <pic:blipFill>
-                    <a:blip r:embed="rId14" cstate="print">
+                    <a:blip r:embed="rId18" cstate="print">
                       <a:extLst>
                         <a:ext uri="{28A0092B-C50C-407E-A947-70E740481C1C}">
                           <a14:useLocalDpi xmlns:a14="http://schemas.microsoft.com/office/drawing/2010/main" val="0"/>
@@ -10144,11 +11076,20 @@
       </w:r>
       <w:r>
         <w:rPr>
-          <w:rFonts w:ascii="TH SarabunPSK" w:hAnsi="TH SarabunPSK" w:cs="TH SarabunPSK"/>
-          <w:sz w:val="32"/>
-          <w:szCs w:val="32"/>
-        </w:rPr>
-        <w:t xml:space="preserve">3 </w:t>
+          <w:rFonts w:ascii="TH SarabunPSK" w:hAnsi="TH SarabunPSK" w:cs="TH SarabunPSK" w:hint="cs"/>
+          <w:sz w:val="32"/>
+          <w:szCs w:val="32"/>
+          <w:cs/>
+        </w:rPr>
+        <w:t>2</w:t>
+      </w:r>
+      <w:r>
+        <w:rPr>
+          <w:rFonts w:ascii="TH SarabunPSK" w:hAnsi="TH SarabunPSK" w:cs="TH SarabunPSK"/>
+          <w:sz w:val="32"/>
+          <w:szCs w:val="32"/>
+        </w:rPr>
+        <w:t xml:space="preserve"> </w:t>
       </w:r>
       <w:r>
         <w:rPr>
@@ -10848,7 +11789,7 @@
                     </pic:cNvPicPr>
                   </pic:nvPicPr>
                   <pic:blipFill>
-                    <a:blip r:embed="rId15" cstate="print">
+                    <a:blip r:embed="rId19" cstate="print">
                       <a:extLst>
                         <a:ext uri="{28A0092B-C50C-407E-A947-70E740481C1C}">
                           <a14:useLocalDpi xmlns:a14="http://schemas.microsoft.com/office/drawing/2010/main" val="0"/>
@@ -10968,15 +11909,34 @@
           <w:szCs w:val="32"/>
           <w:cs/>
         </w:rPr>
-        <w:t xml:space="preserve">  แผนภาพแสดงกระแสข้อมูลระดับที่ </w:t>
-      </w:r>
-      <w:r>
-        <w:rPr>
-          <w:rFonts w:ascii="TH SarabunPSK" w:hAnsi="TH SarabunPSK" w:cs="TH SarabunPSK"/>
-          <w:sz w:val="32"/>
-          <w:szCs w:val="32"/>
-        </w:rPr>
-        <w:t xml:space="preserve">4 </w:t>
+        <w:t xml:space="preserve">  </w:t>
+      </w:r>
+      <w:bookmarkStart w:id="2" w:name="_Hlk212573970"/>
+      <w:r>
+        <w:rPr>
+          <w:rFonts w:ascii="TH SarabunPSK" w:hAnsi="TH SarabunPSK" w:cs="TH SarabunPSK"/>
+          <w:sz w:val="32"/>
+          <w:szCs w:val="32"/>
+          <w:cs/>
+        </w:rPr>
+        <w:t xml:space="preserve">แผนภาพแสดงกระแสข้อมูลระดับที่ </w:t>
+      </w:r>
+      <w:r>
+        <w:rPr>
+          <w:rFonts w:ascii="TH SarabunPSK" w:hAnsi="TH SarabunPSK" w:cs="TH SarabunPSK" w:hint="cs"/>
+          <w:sz w:val="32"/>
+          <w:szCs w:val="32"/>
+          <w:cs/>
+        </w:rPr>
+        <w:t>2</w:t>
+      </w:r>
+      <w:r>
+        <w:rPr>
+          <w:rFonts w:ascii="TH SarabunPSK" w:hAnsi="TH SarabunPSK" w:cs="TH SarabunPSK"/>
+          <w:sz w:val="32"/>
+          <w:szCs w:val="32"/>
+        </w:rPr>
+        <w:t xml:space="preserve"> </w:t>
       </w:r>
       <w:r>
         <w:rPr>
@@ -11077,6 +12037,7 @@
         </w:rPr>
         <w:t xml:space="preserve"> </w:t>
       </w:r>
+      <w:bookmarkEnd w:id="2"/>
       <w:r>
         <w:rPr>
           <w:rFonts w:ascii="TH SarabunPSK" w:hAnsi="TH SarabunPSK" w:cs="TH SarabunPSK"/>
@@ -11656,7 +12617,7 @@
                     </pic:cNvPicPr>
                   </pic:nvPicPr>
                   <pic:blipFill>
-                    <a:blip r:embed="rId16" cstate="print">
+                    <a:blip r:embed="rId20" cstate="print">
                       <a:extLst>
                         <a:ext uri="{28A0092B-C50C-407E-A947-70E740481C1C}">
                           <a14:useLocalDpi xmlns:a14="http://schemas.microsoft.com/office/drawing/2010/main" val="0"/>
@@ -11752,13 +12713,14 @@
       </w:r>
       <w:r>
         <w:rPr>
-          <w:rFonts w:ascii="TH SarabunPSK" w:hAnsi="TH SarabunPSK" w:cs="TH SarabunPSK"/>
+          <w:rFonts w:ascii="TH SarabunPSK" w:hAnsi="TH SarabunPSK" w:cs="TH SarabunPSK" w:hint="cs"/>
           <w:b/>
           <w:bCs/>
           <w:sz w:val="32"/>
           <w:szCs w:val="32"/>
-        </w:rPr>
-        <w:t>8</w:t>
+          <w:cs/>
+        </w:rPr>
+        <w:t>7</w:t>
       </w:r>
       <w:r>
         <w:rPr>
@@ -11778,24 +12740,35 @@
           <w:szCs w:val="32"/>
           <w:cs/>
         </w:rPr>
-        <w:t xml:space="preserve"> แผนภาพแสดงกระแสข้อมูลระดับที่ </w:t>
-      </w:r>
-      <w:r>
-        <w:rPr>
-          <w:rFonts w:ascii="TH SarabunPSK" w:hAnsi="TH SarabunPSK" w:cs="TH SarabunPSK"/>
-          <w:sz w:val="32"/>
-          <w:szCs w:val="32"/>
-        </w:rPr>
-        <w:t>5</w:t>
-      </w:r>
-      <w:r>
-        <w:rPr>
-          <w:rFonts w:ascii="TH SarabunPSK" w:hAnsi="TH SarabunPSK" w:cs="TH SarabunPSK"/>
-          <w:sz w:val="32"/>
-          <w:szCs w:val="32"/>
-        </w:rPr>
         <w:t xml:space="preserve"> </w:t>
       </w:r>
+      <w:bookmarkStart w:id="3" w:name="_Hlk212573998"/>
+      <w:r>
+        <w:rPr>
+          <w:rFonts w:ascii="TH SarabunPSK" w:hAnsi="TH SarabunPSK" w:cs="TH SarabunPSK"/>
+          <w:sz w:val="32"/>
+          <w:szCs w:val="32"/>
+          <w:cs/>
+        </w:rPr>
+        <w:t xml:space="preserve">แผนภาพแสดงกระแสข้อมูลระดับที่ </w:t>
+      </w:r>
+      <w:r>
+        <w:rPr>
+          <w:rFonts w:ascii="TH SarabunPSK" w:hAnsi="TH SarabunPSK" w:cs="TH SarabunPSK" w:hint="cs"/>
+          <w:sz w:val="32"/>
+          <w:szCs w:val="32"/>
+          <w:cs/>
+        </w:rPr>
+        <w:t>2</w:t>
+      </w:r>
+      <w:r>
+        <w:rPr>
+          <w:rFonts w:ascii="TH SarabunPSK" w:hAnsi="TH SarabunPSK" w:cs="TH SarabunPSK"/>
+          <w:sz w:val="32"/>
+          <w:szCs w:val="32"/>
+        </w:rPr>
+        <w:t xml:space="preserve"> </w:t>
+      </w:r>
       <w:r>
         <w:rPr>
           <w:rFonts w:ascii="TH SarabunPSK" w:hAnsi="TH SarabunPSK" w:cs="TH SarabunPSK"/>
@@ -11857,6 +12830,7 @@
         </w:rPr>
         <w:t>ทวิ</w:t>
       </w:r>
+      <w:bookmarkEnd w:id="3"/>
     </w:p>
     <w:p>
       <w:pPr>
@@ -12193,7 +13167,7 @@
                     </pic:cNvPicPr>
                   </pic:nvPicPr>
                   <pic:blipFill>
-                    <a:blip r:embed="rId17" cstate="print">
+                    <a:blip r:embed="rId21" cstate="print">
                       <a:extLst>
                         <a:ext uri="{28A0092B-C50C-407E-A947-70E740481C1C}">
                           <a14:useLocalDpi xmlns:a14="http://schemas.microsoft.com/office/drawing/2010/main" val="0"/>
@@ -12279,13 +13253,14 @@
       </w:r>
       <w:r>
         <w:rPr>
-          <w:rFonts w:ascii="TH SarabunPSK" w:hAnsi="TH SarabunPSK" w:cs="TH SarabunPSK"/>
+          <w:rFonts w:ascii="TH SarabunPSK" w:hAnsi="TH SarabunPSK" w:cs="TH SarabunPSK" w:hint="cs"/>
           <w:b/>
           <w:bCs/>
           <w:sz w:val="32"/>
           <w:szCs w:val="32"/>
-        </w:rPr>
-        <w:t>9</w:t>
+          <w:cs/>
+        </w:rPr>
+        <w:t>8</w:t>
       </w:r>
       <w:r>
         <w:rPr>
@@ -12305,15 +13280,34 @@
           <w:szCs w:val="32"/>
           <w:cs/>
         </w:rPr>
-        <w:t xml:space="preserve"> แผนภาพแสดงกระแสข้อมูลระดับที่ </w:t>
-      </w:r>
-      <w:r>
-        <w:rPr>
-          <w:rFonts w:ascii="TH SarabunPSK" w:hAnsi="TH SarabunPSK" w:cs="TH SarabunPSK"/>
-          <w:sz w:val="32"/>
-          <w:szCs w:val="32"/>
-        </w:rPr>
-        <w:t xml:space="preserve">5 </w:t>
+        <w:t xml:space="preserve"> </w:t>
+      </w:r>
+      <w:bookmarkStart w:id="4" w:name="_Hlk212574331"/>
+      <w:r>
+        <w:rPr>
+          <w:rFonts w:ascii="TH SarabunPSK" w:hAnsi="TH SarabunPSK" w:cs="TH SarabunPSK"/>
+          <w:sz w:val="32"/>
+          <w:szCs w:val="32"/>
+          <w:cs/>
+        </w:rPr>
+        <w:t xml:space="preserve">แผนภาพแสดงกระแสข้อมูลระดับที่ </w:t>
+      </w:r>
+      <w:r>
+        <w:rPr>
+          <w:rFonts w:ascii="TH SarabunPSK" w:hAnsi="TH SarabunPSK" w:cs="TH SarabunPSK" w:hint="cs"/>
+          <w:sz w:val="32"/>
+          <w:szCs w:val="32"/>
+          <w:cs/>
+        </w:rPr>
+        <w:t>2</w:t>
+      </w:r>
+      <w:r>
+        <w:rPr>
+          <w:rFonts w:ascii="TH SarabunPSK" w:hAnsi="TH SarabunPSK" w:cs="TH SarabunPSK"/>
+          <w:sz w:val="32"/>
+          <w:szCs w:val="32"/>
+        </w:rPr>
+        <w:t xml:space="preserve"> </w:t>
       </w:r>
       <w:r>
         <w:rPr>
@@ -12333,6 +13327,7 @@
         <w:t>AI RAG</w:t>
       </w:r>
     </w:p>
+    <w:bookmarkEnd w:id="4"/>
     <w:p>
       <w:pPr>
         <w:rPr>
@@ -12818,7 +13813,7 @@
                     </pic:cNvPicPr>
                   </pic:nvPicPr>
                   <pic:blipFill>
-                    <a:blip r:embed="rId18" cstate="print">
+                    <a:blip r:embed="rId22" cstate="print">
                       <a:extLst>
                         <a:ext uri="{28A0092B-C50C-407E-A947-70E740481C1C}">
                           <a14:useLocalDpi xmlns:a14="http://schemas.microsoft.com/office/drawing/2010/main" val="0"/>
@@ -12894,13 +13889,14 @@
       </w:r>
       <w:r>
         <w:rPr>
-          <w:rFonts w:ascii="TH SarabunPSK" w:hAnsi="TH SarabunPSK" w:cs="TH SarabunPSK"/>
+          <w:rFonts w:ascii="TH SarabunPSK" w:hAnsi="TH SarabunPSK" w:cs="TH SarabunPSK" w:hint="cs"/>
           <w:b/>
           <w:bCs/>
           <w:sz w:val="32"/>
           <w:szCs w:val="32"/>
-        </w:rPr>
-        <w:t>10</w:t>
+          <w:cs/>
+        </w:rPr>
+        <w:t>9</w:t>
       </w:r>
       <w:r>
         <w:rPr>
@@ -12924,11 +13920,12 @@
       </w:r>
       <w:r>
         <w:rPr>
-          <w:rFonts w:ascii="TH SarabunPSK" w:hAnsi="TH SarabunPSK" w:cs="TH SarabunPSK"/>
-          <w:sz w:val="32"/>
-          <w:szCs w:val="32"/>
-        </w:rPr>
-        <w:t>6</w:t>
+          <w:rFonts w:ascii="TH SarabunPSK" w:hAnsi="TH SarabunPSK" w:cs="TH SarabunPSK" w:hint="cs"/>
+          <w:sz w:val="32"/>
+          <w:szCs w:val="32"/>
+          <w:cs/>
+        </w:rPr>
+        <w:t>2</w:t>
       </w:r>
       <w:r>
         <w:rPr>
@@ -13406,7 +14403,7 @@
                     </pic:cNvPicPr>
                   </pic:nvPicPr>
                   <pic:blipFill>
-                    <a:blip r:embed="rId19" cstate="print">
+                    <a:blip r:embed="rId23" cstate="print">
                       <a:extLst>
                         <a:ext uri="{28A0092B-C50C-407E-A947-70E740481C1C}">
                           <a14:useLocalDpi xmlns:a14="http://schemas.microsoft.com/office/drawing/2010/main" val="0"/>
@@ -13488,17 +14485,28 @@
           <w:sz w:val="32"/>
           <w:szCs w:val="32"/>
         </w:rPr>
-        <w:t>11</w:t>
-      </w:r>
-      <w:r>
-        <w:rPr>
-          <w:rFonts w:ascii="TH SarabunPSK" w:hAnsi="TH SarabunPSK" w:cs="TH SarabunPSK"/>
+        <w:t>1</w:t>
+      </w:r>
+      <w:r>
+        <w:rPr>
+          <w:rFonts w:ascii="TH SarabunPSK" w:hAnsi="TH SarabunPSK" w:cs="TH SarabunPSK" w:hint="cs"/>
           <w:b/>
           <w:bCs/>
           <w:sz w:val="32"/>
           <w:szCs w:val="32"/>
           <w:cs/>
         </w:rPr>
+        <w:t>0</w:t>
+      </w:r>
+      <w:r>
+        <w:rPr>
+          <w:rFonts w:ascii="TH SarabunPSK" w:hAnsi="TH SarabunPSK" w:cs="TH SarabunPSK"/>
+          <w:b/>
+          <w:bCs/>
+          <w:sz w:val="32"/>
+          <w:szCs w:val="32"/>
+          <w:cs/>
+        </w:rPr>
         <w:t xml:space="preserve"> </w:t>
       </w:r>
       <w:r>
@@ -13512,11 +14520,20 @@
       </w:r>
       <w:r>
         <w:rPr>
-          <w:rFonts w:ascii="TH SarabunPSK" w:hAnsi="TH SarabunPSK" w:cs="TH SarabunPSK"/>
-          <w:sz w:val="32"/>
-          <w:szCs w:val="32"/>
-        </w:rPr>
-        <w:t xml:space="preserve">7 </w:t>
+          <w:rFonts w:ascii="TH SarabunPSK" w:hAnsi="TH SarabunPSK" w:cs="TH SarabunPSK" w:hint="cs"/>
+          <w:sz w:val="32"/>
+          <w:szCs w:val="32"/>
+          <w:cs/>
+        </w:rPr>
+        <w:t>2</w:t>
+      </w:r>
+      <w:r>
+        <w:rPr>
+          <w:rFonts w:ascii="TH SarabunPSK" w:hAnsi="TH SarabunPSK" w:cs="TH SarabunPSK"/>
+          <w:sz w:val="32"/>
+          <w:szCs w:val="32"/>
+        </w:rPr>
+        <w:t xml:space="preserve"> </w:t>
       </w:r>
       <w:r>
         <w:rPr>
@@ -13884,7 +14901,7 @@
                     </pic:cNvPicPr>
                   </pic:nvPicPr>
                   <pic:blipFill>
-                    <a:blip r:embed="rId20" cstate="print">
+                    <a:blip r:embed="rId24" cstate="print">
                       <a:extLst>
                         <a:ext uri="{28A0092B-C50C-407E-A947-70E740481C1C}">
                           <a14:useLocalDpi xmlns:a14="http://schemas.microsoft.com/office/drawing/2010/main" val="0"/>
@@ -14034,17 +15051,28 @@
           <w:sz w:val="32"/>
           <w:szCs w:val="32"/>
         </w:rPr>
-        <w:t>12</w:t>
-      </w:r>
-      <w:r>
-        <w:rPr>
-          <w:rFonts w:ascii="TH SarabunPSK" w:hAnsi="TH SarabunPSK" w:cs="TH SarabunPSK"/>
+        <w:t>1</w:t>
+      </w:r>
+      <w:r>
+        <w:rPr>
+          <w:rFonts w:ascii="TH SarabunPSK" w:hAnsi="TH SarabunPSK" w:cs="TH SarabunPSK" w:hint="cs"/>
           <w:b/>
           <w:bCs/>
           <w:sz w:val="32"/>
           <w:szCs w:val="32"/>
           <w:cs/>
         </w:rPr>
+        <w:t>1</w:t>
+      </w:r>
+      <w:r>
+        <w:rPr>
+          <w:rFonts w:ascii="TH SarabunPSK" w:hAnsi="TH SarabunPSK" w:cs="TH SarabunPSK"/>
+          <w:b/>
+          <w:bCs/>
+          <w:sz w:val="32"/>
+          <w:szCs w:val="32"/>
+          <w:cs/>
+        </w:rPr>
         <w:t xml:space="preserve"> </w:t>
       </w:r>
       <w:r>
@@ -14058,11 +15086,20 @@
       </w:r>
       <w:r>
         <w:rPr>
-          <w:rFonts w:ascii="TH SarabunPSK" w:hAnsi="TH SarabunPSK" w:cs="TH SarabunPSK"/>
-          <w:sz w:val="32"/>
-          <w:szCs w:val="32"/>
-        </w:rPr>
-        <w:t xml:space="preserve">8 </w:t>
+          <w:rFonts w:ascii="TH SarabunPSK" w:hAnsi="TH SarabunPSK" w:cs="TH SarabunPSK" w:hint="cs"/>
+          <w:sz w:val="32"/>
+          <w:szCs w:val="32"/>
+          <w:cs/>
+        </w:rPr>
+        <w:t>2</w:t>
+      </w:r>
+      <w:r>
+        <w:rPr>
+          <w:rFonts w:ascii="TH SarabunPSK" w:hAnsi="TH SarabunPSK" w:cs="TH SarabunPSK"/>
+          <w:sz w:val="32"/>
+          <w:szCs w:val="32"/>
+        </w:rPr>
+        <w:t xml:space="preserve"> </w:t>
       </w:r>
       <w:r>
         <w:rPr>
@@ -14196,8 +15233,8 @@
         </w:rPr>
         <w:t>โดยมีรายละเอียดดังนี้</w:t>
       </w:r>
-      <w:bookmarkStart w:id="2" w:name="OLE_LINK11"/>
-      <w:bookmarkStart w:id="3" w:name="OLE_LINK12"/>
+      <w:bookmarkStart w:id="5" w:name="OLE_LINK11"/>
+      <w:bookmarkStart w:id="6" w:name="OLE_LINK12"/>
     </w:p>
     <w:p>
       <w:pPr>
@@ -14265,7 +15302,7 @@
                     </pic:cNvPicPr>
                   </pic:nvPicPr>
                   <pic:blipFill>
-                    <a:blip r:embed="rId21" cstate="print">
+                    <a:blip r:embed="rId25" cstate="print">
                       <a:extLst>
                         <a:ext uri="{28A0092B-C50C-407E-A947-70E740481C1C}">
                           <a14:useLocalDpi xmlns:a14="http://schemas.microsoft.com/office/drawing/2010/main" val="0"/>
@@ -14370,8 +15407,8 @@
         </w:rPr>
         <w:t>-</w:t>
       </w:r>
-      <w:bookmarkEnd w:id="2"/>
-      <w:bookmarkEnd w:id="3"/>
+      <w:bookmarkEnd w:id="5"/>
+      <w:bookmarkEnd w:id="6"/>
       <w:r>
         <w:rPr>
           <w:rFonts w:ascii="TH SarabunPSK" w:hAnsi="TH SarabunPSK" w:cs="TH SarabunPSK"/>
@@ -14380,7 +15417,18 @@
           <w:sz w:val="32"/>
           <w:szCs w:val="32"/>
         </w:rPr>
-        <w:t>13</w:t>
+        <w:t>1</w:t>
+      </w:r>
+      <w:r>
+        <w:rPr>
+          <w:rFonts w:ascii="TH SarabunPSK" w:hAnsi="TH SarabunPSK" w:cs="TH SarabunPSK" w:hint="cs"/>
+          <w:b/>
+          <w:bCs/>
+          <w:sz w:val="32"/>
+          <w:szCs w:val="32"/>
+          <w:cs/>
+        </w:rPr>
+        <w:t>2</w:t>
       </w:r>
       <w:r>
         <w:rPr>
@@ -16661,7 +17709,18 @@
           <w:sz w:val="32"/>
           <w:szCs w:val="32"/>
         </w:rPr>
-        <w:t>3-1</w:t>
+        <w:t>3-</w:t>
+      </w:r>
+      <w:r>
+        <w:rPr>
+          <w:rFonts w:ascii="TH SarabunPSK" w:hAnsi="TH SarabunPSK" w:cs="TH SarabunPSK" w:hint="cs"/>
+          <w:b/>
+          <w:bCs/>
+          <w:sz w:val="32"/>
+          <w:szCs w:val="32"/>
+          <w:cs/>
+        </w:rPr>
+        <w:t>2</w:t>
       </w:r>
       <w:r>
         <w:rPr>
@@ -16739,24 +17798,7 @@
           <w:sz w:val="32"/>
           <w:szCs w:val="32"/>
         </w:rPr>
-        <w:t>) (</w:t>
-      </w:r>
-      <w:r>
-        <w:rPr>
-          <w:rFonts w:ascii="TH SarabunPSK" w:hAnsi="TH SarabunPSK" w:cs="TH SarabunPSK"/>
-          <w:sz w:val="32"/>
-          <w:szCs w:val="32"/>
-          <w:cs/>
-        </w:rPr>
-        <w:t>ต่อ</w:t>
-      </w:r>
-      <w:r>
-        <w:rPr>
-          <w:rFonts w:ascii="TH SarabunPSK" w:hAnsi="TH SarabunPSK" w:cs="TH SarabunPSK"/>
-          <w:sz w:val="32"/>
-          <w:szCs w:val="32"/>
-        </w:rPr>
-        <w:t>)</w:t>
+        <w:t xml:space="preserve">) </w:t>
       </w:r>
     </w:p>
     <w:tbl>
@@ -17328,7 +18370,18 @@
           <w:sz w:val="32"/>
           <w:szCs w:val="32"/>
         </w:rPr>
-        <w:t>3-2</w:t>
+        <w:t>3-</w:t>
+      </w:r>
+      <w:r>
+        <w:rPr>
+          <w:rFonts w:ascii="TH SarabunPSK" w:hAnsi="TH SarabunPSK" w:cs="TH SarabunPSK" w:hint="cs"/>
+          <w:b/>
+          <w:bCs/>
+          <w:sz w:val="32"/>
+          <w:szCs w:val="32"/>
+          <w:cs/>
+        </w:rPr>
+        <w:t>3</w:t>
       </w:r>
       <w:r>
         <w:rPr>
@@ -18018,7 +19071,18 @@
           <w:sz w:val="32"/>
           <w:szCs w:val="32"/>
         </w:rPr>
-        <w:t>3-2</w:t>
+        <w:t>3-</w:t>
+      </w:r>
+      <w:r>
+        <w:rPr>
+          <w:rFonts w:ascii="TH SarabunPSK" w:hAnsi="TH SarabunPSK" w:cs="TH SarabunPSK" w:hint="cs"/>
+          <w:b/>
+          <w:bCs/>
+          <w:sz w:val="32"/>
+          <w:szCs w:val="32"/>
+          <w:cs/>
+        </w:rPr>
+        <w:t>4</w:t>
       </w:r>
       <w:r>
         <w:rPr>
@@ -18813,7 +19877,18 @@
           <w:sz w:val="32"/>
           <w:szCs w:val="32"/>
         </w:rPr>
-        <w:t>3-2</w:t>
+        <w:t>3-</w:t>
+      </w:r>
+      <w:r>
+        <w:rPr>
+          <w:rFonts w:ascii="TH SarabunPSK" w:hAnsi="TH SarabunPSK" w:cs="TH SarabunPSK" w:hint="cs"/>
+          <w:b/>
+          <w:bCs/>
+          <w:sz w:val="32"/>
+          <w:szCs w:val="32"/>
+          <w:cs/>
+        </w:rPr>
+        <w:t>5</w:t>
       </w:r>
       <w:r>
         <w:rPr>
@@ -19841,7 +20916,7 @@
                     <pic:cNvPicPr/>
                   </pic:nvPicPr>
                   <pic:blipFill>
-                    <a:blip r:embed="rId22" cstate="print">
+                    <a:blip r:embed="rId26" cstate="print">
                       <a:extLst>
                         <a:ext uri="{28A0092B-C50C-407E-A947-70E740481C1C}">
                           <a14:useLocalDpi xmlns:a14="http://schemas.microsoft.com/office/drawing/2010/main" val="0"/>
@@ -19937,7 +21012,18 @@
           <w:sz w:val="32"/>
           <w:szCs w:val="32"/>
         </w:rPr>
-        <w:t>14</w:t>
+        <w:t>1</w:t>
+      </w:r>
+      <w:r>
+        <w:rPr>
+          <w:rFonts w:ascii="TH SarabunPSK" w:hAnsi="TH SarabunPSK" w:cs="TH SarabunPSK" w:hint="cs"/>
+          <w:b/>
+          <w:bCs/>
+          <w:sz w:val="32"/>
+          <w:szCs w:val="32"/>
+          <w:cs/>
+        </w:rPr>
+        <w:t>3</w:t>
       </w:r>
       <w:r>
         <w:rPr>
@@ -19954,6 +21040,15 @@
           <w:szCs w:val="32"/>
         </w:rPr>
         <w:t xml:space="preserve"> </w:t>
+      </w:r>
+      <w:r>
+        <w:rPr>
+          <w:rFonts w:ascii="TH SarabunPSK" w:hAnsi="TH SarabunPSK" w:cs="TH SarabunPSK" w:hint="cs"/>
+          <w:sz w:val="32"/>
+          <w:szCs w:val="32"/>
+          <w:cs/>
+        </w:rPr>
+        <w:t>ภาพ</w:t>
       </w:r>
       <w:r>
         <w:rPr>
@@ -20042,7 +21137,7 @@
                     <pic:cNvPicPr/>
                   </pic:nvPicPr>
                   <pic:blipFill>
-                    <a:blip r:embed="rId23" cstate="print">
+                    <a:blip r:embed="rId27" cstate="print">
                       <a:extLst>
                         <a:ext uri="{28A0092B-C50C-407E-A947-70E740481C1C}">
                           <a14:useLocalDpi xmlns:a14="http://schemas.microsoft.com/office/drawing/2010/main" val="0"/>
@@ -20127,7 +21222,18 @@
           <w:sz w:val="32"/>
           <w:szCs w:val="32"/>
         </w:rPr>
-        <w:t>15</w:t>
+        <w:t>1</w:t>
+      </w:r>
+      <w:r>
+        <w:rPr>
+          <w:rFonts w:ascii="TH SarabunPSK" w:hAnsi="TH SarabunPSK" w:cs="TH SarabunPSK" w:hint="cs"/>
+          <w:b/>
+          <w:bCs/>
+          <w:sz w:val="32"/>
+          <w:szCs w:val="32"/>
+          <w:cs/>
+        </w:rPr>
+        <w:t>4</w:t>
       </w:r>
       <w:r>
         <w:rPr>
@@ -20144,7 +21250,25 @@
           <w:szCs w:val="32"/>
           <w:cs/>
         </w:rPr>
-        <w:t xml:space="preserve"> แสดงหน้าจอส่วน</w:t>
+        <w:t xml:space="preserve"> </w:t>
+      </w:r>
+      <w:r>
+        <w:rPr>
+          <w:rFonts w:ascii="TH SarabunPSK" w:hAnsi="TH SarabunPSK" w:cs="TH SarabunPSK" w:hint="cs"/>
+          <w:sz w:val="32"/>
+          <w:szCs w:val="32"/>
+          <w:cs/>
+        </w:rPr>
+        <w:t>ภาพ</w:t>
+      </w:r>
+      <w:r>
+        <w:rPr>
+          <w:rFonts w:ascii="TH SarabunPSK" w:hAnsi="TH SarabunPSK" w:cs="TH SarabunPSK"/>
+          <w:sz w:val="32"/>
+          <w:szCs w:val="32"/>
+          <w:cs/>
+        </w:rPr>
+        <w:t>แสดงหน้าจอส่วน</w:t>
       </w:r>
       <w:r>
         <w:rPr>
@@ -20210,7 +21334,7 @@
                     <pic:cNvPicPr/>
                   </pic:nvPicPr>
                   <pic:blipFill>
-                    <a:blip r:embed="rId24" cstate="print">
+                    <a:blip r:embed="rId28" cstate="print">
                       <a:extLst>
                         <a:ext uri="{28A0092B-C50C-407E-A947-70E740481C1C}">
                           <a14:useLocalDpi xmlns:a14="http://schemas.microsoft.com/office/drawing/2010/main" val="0"/>
@@ -20276,7 +21400,18 @@
           <w:sz w:val="32"/>
           <w:szCs w:val="32"/>
         </w:rPr>
-        <w:t>16</w:t>
+        <w:t>1</w:t>
+      </w:r>
+      <w:r>
+        <w:rPr>
+          <w:rFonts w:ascii="TH SarabunPSK" w:hAnsi="TH SarabunPSK" w:cs="TH SarabunPSK" w:hint="cs"/>
+          <w:b/>
+          <w:bCs/>
+          <w:sz w:val="32"/>
+          <w:szCs w:val="32"/>
+          <w:cs/>
+        </w:rPr>
+        <w:t>5</w:t>
       </w:r>
       <w:r>
         <w:rPr>
@@ -20293,7 +21428,25 @@
           <w:szCs w:val="32"/>
           <w:cs/>
         </w:rPr>
-        <w:t xml:space="preserve"> แสดงหน้าจอส่วน</w:t>
+        <w:t xml:space="preserve"> </w:t>
+      </w:r>
+      <w:r>
+        <w:rPr>
+          <w:rFonts w:ascii="TH SarabunPSK" w:hAnsi="TH SarabunPSK" w:cs="TH SarabunPSK" w:hint="cs"/>
+          <w:sz w:val="32"/>
+          <w:szCs w:val="32"/>
+          <w:cs/>
+        </w:rPr>
+        <w:t>ภาพ</w:t>
+      </w:r>
+      <w:r>
+        <w:rPr>
+          <w:rFonts w:ascii="TH SarabunPSK" w:hAnsi="TH SarabunPSK" w:cs="TH SarabunPSK"/>
+          <w:sz w:val="32"/>
+          <w:szCs w:val="32"/>
+          <w:cs/>
+        </w:rPr>
+        <w:t>แสดงหน้าจอส่วน</w:t>
       </w:r>
       <w:r>
         <w:rPr>
@@ -20357,7 +21510,7 @@
                     <pic:cNvPicPr/>
                   </pic:nvPicPr>
                   <pic:blipFill>
-                    <a:blip r:embed="rId25"/>
+                    <a:blip r:embed="rId29"/>
                     <a:stretch>
                       <a:fillRect/>
                     </a:stretch>
@@ -20408,7 +21561,7 @@
                     <pic:cNvPicPr/>
                   </pic:nvPicPr>
                   <pic:blipFill>
-                    <a:blip r:embed="rId26" cstate="print">
+                    <a:blip r:embed="rId30" cstate="print">
                       <a:extLst>
                         <a:ext uri="{28A0092B-C50C-407E-A947-70E740481C1C}">
                           <a14:useLocalDpi xmlns:a14="http://schemas.microsoft.com/office/drawing/2010/main" val="0"/>
@@ -20503,7 +21656,18 @@
           <w:sz w:val="32"/>
           <w:szCs w:val="32"/>
         </w:rPr>
-        <w:t>17</w:t>
+        <w:t>1</w:t>
+      </w:r>
+      <w:r>
+        <w:rPr>
+          <w:rFonts w:ascii="TH SarabunPSK" w:hAnsi="TH SarabunPSK" w:cs="TH SarabunPSK" w:hint="cs"/>
+          <w:b/>
+          <w:bCs/>
+          <w:sz w:val="32"/>
+          <w:szCs w:val="32"/>
+          <w:cs/>
+        </w:rPr>
+        <w:t>6</w:t>
       </w:r>
       <w:r>
         <w:rPr>
@@ -20520,7 +21684,25 @@
           <w:szCs w:val="32"/>
           <w:cs/>
         </w:rPr>
-        <w:t xml:space="preserve"> แสดงหน้าจอส่วนของกา</w:t>
+        <w:t xml:space="preserve"> </w:t>
+      </w:r>
+      <w:r>
+        <w:rPr>
+          <w:rFonts w:ascii="TH SarabunPSK" w:hAnsi="TH SarabunPSK" w:cs="TH SarabunPSK" w:hint="cs"/>
+          <w:sz w:val="32"/>
+          <w:szCs w:val="32"/>
+          <w:cs/>
+        </w:rPr>
+        <w:t>ภาพ</w:t>
+      </w:r>
+      <w:r>
+        <w:rPr>
+          <w:rFonts w:ascii="TH SarabunPSK" w:hAnsi="TH SarabunPSK" w:cs="TH SarabunPSK"/>
+          <w:sz w:val="32"/>
+          <w:szCs w:val="32"/>
+          <w:cs/>
+        </w:rPr>
+        <w:t>แสดงหน้าจอส่วนของกา</w:t>
       </w:r>
       <w:r>
         <w:rPr>
@@ -20581,7 +21763,7 @@
                     <pic:cNvPicPr/>
                   </pic:nvPicPr>
                   <pic:blipFill>
-                    <a:blip r:embed="rId27" cstate="print">
+                    <a:blip r:embed="rId31" cstate="print">
                       <a:extLst>
                         <a:ext uri="{28A0092B-C50C-407E-A947-70E740481C1C}">
                           <a14:useLocalDpi xmlns:a14="http://schemas.microsoft.com/office/drawing/2010/main" val="0"/>
@@ -20647,7 +21829,18 @@
           <w:sz w:val="32"/>
           <w:szCs w:val="32"/>
         </w:rPr>
-        <w:t>18</w:t>
+        <w:t>1</w:t>
+      </w:r>
+      <w:r>
+        <w:rPr>
+          <w:rFonts w:ascii="TH SarabunPSK" w:hAnsi="TH SarabunPSK" w:cs="TH SarabunPSK" w:hint="cs"/>
+          <w:b/>
+          <w:bCs/>
+          <w:sz w:val="32"/>
+          <w:szCs w:val="32"/>
+          <w:cs/>
+        </w:rPr>
+        <w:t>7</w:t>
       </w:r>
       <w:r>
         <w:rPr>
@@ -20664,7 +21857,25 @@
           <w:szCs w:val="32"/>
           <w:cs/>
         </w:rPr>
-        <w:t xml:space="preserve"> แสดงหน้าจอส่วนเข้าสู่ระบบ</w:t>
+        <w:t xml:space="preserve"> </w:t>
+      </w:r>
+      <w:r>
+        <w:rPr>
+          <w:rFonts w:ascii="TH SarabunPSK" w:hAnsi="TH SarabunPSK" w:cs="TH SarabunPSK" w:hint="cs"/>
+          <w:sz w:val="32"/>
+          <w:szCs w:val="32"/>
+          <w:cs/>
+        </w:rPr>
+        <w:t>ภาพ</w:t>
+      </w:r>
+      <w:r>
+        <w:rPr>
+          <w:rFonts w:ascii="TH SarabunPSK" w:hAnsi="TH SarabunPSK" w:cs="TH SarabunPSK"/>
+          <w:sz w:val="32"/>
+          <w:szCs w:val="32"/>
+          <w:cs/>
+        </w:rPr>
+        <w:t>แสดงหน้าจอส่วนเข้าสู่ระบบ</w:t>
       </w:r>
       <w:r>
         <w:rPr>
@@ -20730,7 +21941,7 @@
                     <pic:cNvPicPr/>
                   </pic:nvPicPr>
                   <pic:blipFill>
-                    <a:blip r:embed="rId28" cstate="print">
+                    <a:blip r:embed="rId32" cstate="print">
                       <a:extLst>
                         <a:ext uri="{28A0092B-C50C-407E-A947-70E740481C1C}">
                           <a14:useLocalDpi xmlns:a14="http://schemas.microsoft.com/office/drawing/2010/main" val="0"/>
@@ -20827,7 +22038,18 @@
           <w:sz w:val="32"/>
           <w:szCs w:val="32"/>
         </w:rPr>
-        <w:t>19</w:t>
+        <w:t>1</w:t>
+      </w:r>
+      <w:r>
+        <w:rPr>
+          <w:rFonts w:ascii="TH SarabunPSK" w:hAnsi="TH SarabunPSK" w:cs="TH SarabunPSK" w:hint="cs"/>
+          <w:b/>
+          <w:bCs/>
+          <w:sz w:val="32"/>
+          <w:szCs w:val="32"/>
+          <w:cs/>
+        </w:rPr>
+        <w:t>8</w:t>
       </w:r>
       <w:r>
         <w:rPr>
@@ -20844,7 +22066,25 @@
           <w:szCs w:val="32"/>
           <w:cs/>
         </w:rPr>
-        <w:t xml:space="preserve"> แสดงหน้าจอส่วนจัดการผู้ใช้งาน</w:t>
+        <w:t xml:space="preserve"> </w:t>
+      </w:r>
+      <w:r>
+        <w:rPr>
+          <w:rFonts w:ascii="TH SarabunPSK" w:hAnsi="TH SarabunPSK" w:cs="TH SarabunPSK" w:hint="cs"/>
+          <w:sz w:val="32"/>
+          <w:szCs w:val="32"/>
+          <w:cs/>
+        </w:rPr>
+        <w:t>ภาพ</w:t>
+      </w:r>
+      <w:r>
+        <w:rPr>
+          <w:rFonts w:ascii="TH SarabunPSK" w:hAnsi="TH SarabunPSK" w:cs="TH SarabunPSK"/>
+          <w:sz w:val="32"/>
+          <w:szCs w:val="32"/>
+          <w:cs/>
+        </w:rPr>
+        <w:t>แสดงหน้าจอส่วนจัดการผู้ใช้งาน</w:t>
       </w:r>
     </w:p>
     <w:p>
@@ -26050,7 +27290,7 @@
         </w:rPr>
         <w:tab/>
       </w:r>
-      <w:bookmarkStart w:id="4" w:name="_Hlk212500104"/>
+      <w:bookmarkStart w:id="7" w:name="_Hlk212500104"/>
     </w:p>
     <w:p>
       <w:pPr>
@@ -26444,7 +27684,7 @@
         <w:t>จำนวนผู้เรียนทั้งหมด</w:t>
       </w:r>
     </w:p>
-    <w:bookmarkEnd w:id="4"/>
+    <w:bookmarkEnd w:id="7"/>
     <w:p>
       <w:pPr>
         <w:pStyle w:val="NormalWeb"/>
@@ -28230,7 +29470,7 @@
         </w:rPr>
         <w:tab/>
       </w:r>
-      <w:bookmarkStart w:id="5" w:name="_Hlk212501547"/>
+      <w:bookmarkStart w:id="8" w:name="_Hlk212501547"/>
       <w:r>
         <w:rPr>
           <w:rFonts w:ascii="TH SarabunPSK" w:eastAsiaTheme="minorEastAsia" w:hAnsi="TH SarabunPSK" w:cs="TH SarabunPSK"/>
@@ -28362,7 +29602,7 @@
         </w:rPr>
         <w:tab/>
       </w:r>
-      <w:bookmarkStart w:id="6" w:name="_Hlk212500556"/>
+      <w:bookmarkStart w:id="9" w:name="_Hlk212500556"/>
       <w:r>
         <w:rPr>
           <w:rFonts w:ascii="TH SarabunPSK" w:eastAsiaTheme="minorEastAsia" w:hAnsi="TH SarabunPSK" w:cs="TH SarabunPSK"/>
@@ -28434,9 +29674,9 @@
         </w:rPr>
         <w:t>ทั้งหมด</w:t>
       </w:r>
-      <w:bookmarkEnd w:id="6"/>
-    </w:p>
-    <w:bookmarkEnd w:id="5"/>
+      <w:bookmarkEnd w:id="9"/>
+    </w:p>
+    <w:bookmarkEnd w:id="8"/>
     <w:p>
       <w:pPr>
         <w:tabs>
@@ -28953,7 +30193,7 @@
       </w:pPr>
     </w:p>
     <w:sectPr>
-      <w:headerReference w:type="default" r:id="rId29"/>
+      <w:headerReference w:type="default" r:id="rId33"/>
       <w:pgSz w:w="11906" w:h="16838" w:code="9"/>
       <w:pgMar w:top="2160" w:right="1440" w:bottom="1440" w:left="2160" w:header="1440" w:footer="720" w:gutter="0"/>
       <w:pgNumType w:start="13"/>
@@ -28989,6 +30229,36 @@
 </w:endnotes>
 </file>
 
+<file path=word/footer1.xml><?xml version="1.0" encoding="utf-8"?>
+<w:ftr xmlns:wpc="http://schemas.microsoft.com/office/word/2010/wordprocessingCanvas" xmlns:cx="http://schemas.microsoft.com/office/drawing/2014/chartex" xmlns:cx1="http://schemas.microsoft.com/office/drawing/2015/9/8/chartex" xmlns:cx2="http://schemas.microsoft.com/office/drawing/2015/10/21/chartex" xmlns:cx3="http://schemas.microsoft.com/office/drawing/2016/5/9/chartex" xmlns:cx4="http://schemas.microsoft.com/office/drawing/2016/5/10/chartex" xmlns:cx5="http://schemas.microsoft.com/office/drawing/2016/5/11/chartex" xmlns:cx6="http://schemas.microsoft.com/office/drawing/2016/5/12/chartex" xmlns:cx7="http://schemas.microsoft.com/office/drawing/2016/5/13/chartex" xmlns:cx8="http://schemas.microsoft.com/office/drawing/2016/5/14/chartex" xmlns:mc="http://schemas.openxmlformats.org/markup-compatibility/2006" xmlns:aink="http://schemas.microsoft.com/office/drawing/2016/ink" xmlns:am3d="http://schemas.microsoft.com/office/drawing/2017/model3d" xmlns:o="urn:schemas-microsoft-com:office:office" xmlns:r="http://schemas.openxmlformats.org/officeDocument/2006/relationships" xmlns:m="http://schemas.openxmlformats.org/officeDocument/2006/math" xmlns:v="urn:schemas-microsoft-com:vml" xmlns:wp14="http://schemas.microsoft.com/office/word/2010/wordprocessingDrawing" xmlns:wp="http://schemas.openxmlformats.org/drawingml/2006/wordprocessingDrawing" xmlns:w10="urn:schemas-microsoft-com:office:word" xmlns:w="http://schemas.openxmlformats.org/wordprocessingml/2006/main" xmlns:w14="http://schemas.microsoft.com/office/word/2010/wordml" xmlns:w15="http://schemas.microsoft.com/office/word/2012/wordml" xmlns:w16cex="http://schemas.microsoft.com/office/word/2018/wordml/cex" xmlns:w16cid="http://schemas.microsoft.com/office/word/2016/wordml/cid" xmlns:w16="http://schemas.microsoft.com/office/word/2018/wordml" xmlns:w16sdtdh="http://schemas.microsoft.com/office/word/2020/wordml/sdtdatahash" xmlns:w16se="http://schemas.microsoft.com/office/word/2015/wordml/symex" xmlns:wpg="http://schemas.microsoft.com/office/word/2010/wordprocessingGroup" xmlns:wpi="http://schemas.microsoft.com/office/word/2010/wordprocessingInk" xmlns:wne="http://schemas.microsoft.com/office/word/2006/wordml" xmlns:wps="http://schemas.microsoft.com/office/word/2010/wordprocessingShape" mc:Ignorable="w14 w15 w16se w16cid w16 w16cex w16sdtdh wp14">
+  <w:p>
+    <w:pPr>
+      <w:pStyle w:val="Footer"/>
+    </w:pPr>
+  </w:p>
+</w:ftr>
+</file>
+
+<file path=word/footer2.xml><?xml version="1.0" encoding="utf-8"?>
+<w:ftr xmlns:wpc="http://schemas.microsoft.com/office/word/2010/wordprocessingCanvas" xmlns:cx="http://schemas.microsoft.com/office/drawing/2014/chartex" xmlns:cx1="http://schemas.microsoft.com/office/drawing/2015/9/8/chartex" xmlns:cx2="http://schemas.microsoft.com/office/drawing/2015/10/21/chartex" xmlns:cx3="http://schemas.microsoft.com/office/drawing/2016/5/9/chartex" xmlns:cx4="http://schemas.microsoft.com/office/drawing/2016/5/10/chartex" xmlns:cx5="http://schemas.microsoft.com/office/drawing/2016/5/11/chartex" xmlns:cx6="http://schemas.microsoft.com/office/drawing/2016/5/12/chartex" xmlns:cx7="http://schemas.microsoft.com/office/drawing/2016/5/13/chartex" xmlns:cx8="http://schemas.microsoft.com/office/drawing/2016/5/14/chartex" xmlns:mc="http://schemas.openxmlformats.org/markup-compatibility/2006" xmlns:aink="http://schemas.microsoft.com/office/drawing/2016/ink" xmlns:am3d="http://schemas.microsoft.com/office/drawing/2017/model3d" xmlns:o="urn:schemas-microsoft-com:office:office" xmlns:r="http://schemas.openxmlformats.org/officeDocument/2006/relationships" xmlns:m="http://schemas.openxmlformats.org/officeDocument/2006/math" xmlns:v="urn:schemas-microsoft-com:vml" xmlns:wp14="http://schemas.microsoft.com/office/word/2010/wordprocessingDrawing" xmlns:wp="http://schemas.openxmlformats.org/drawingml/2006/wordprocessingDrawing" xmlns:w10="urn:schemas-microsoft-com:office:word" xmlns:w="http://schemas.openxmlformats.org/wordprocessingml/2006/main" xmlns:w14="http://schemas.microsoft.com/office/word/2010/wordml" xmlns:w15="http://schemas.microsoft.com/office/word/2012/wordml" xmlns:w16cex="http://schemas.microsoft.com/office/word/2018/wordml/cex" xmlns:w16cid="http://schemas.microsoft.com/office/word/2016/wordml/cid" xmlns:w16="http://schemas.microsoft.com/office/word/2018/wordml" xmlns:w16sdtdh="http://schemas.microsoft.com/office/word/2020/wordml/sdtdatahash" xmlns:w16se="http://schemas.microsoft.com/office/word/2015/wordml/symex" xmlns:wpg="http://schemas.microsoft.com/office/word/2010/wordprocessingGroup" xmlns:wpi="http://schemas.microsoft.com/office/word/2010/wordprocessingInk" xmlns:wne="http://schemas.microsoft.com/office/word/2006/wordml" xmlns:wps="http://schemas.microsoft.com/office/word/2010/wordprocessingShape" mc:Ignorable="w14 w15 w16se w16cid w16 w16cex w16sdtdh wp14">
+  <w:p>
+    <w:pPr>
+      <w:pStyle w:val="Footer"/>
+    </w:pPr>
+  </w:p>
+</w:ftr>
+</file>
+
+<file path=word/footer3.xml><?xml version="1.0" encoding="utf-8"?>
+<w:ftr xmlns:wpc="http://schemas.microsoft.com/office/word/2010/wordprocessingCanvas" xmlns:cx="http://schemas.microsoft.com/office/drawing/2014/chartex" xmlns:cx1="http://schemas.microsoft.com/office/drawing/2015/9/8/chartex" xmlns:cx2="http://schemas.microsoft.com/office/drawing/2015/10/21/chartex" xmlns:cx3="http://schemas.microsoft.com/office/drawing/2016/5/9/chartex" xmlns:cx4="http://schemas.microsoft.com/office/drawing/2016/5/10/chartex" xmlns:cx5="http://schemas.microsoft.com/office/drawing/2016/5/11/chartex" xmlns:cx6="http://schemas.microsoft.com/office/drawing/2016/5/12/chartex" xmlns:cx7="http://schemas.microsoft.com/office/drawing/2016/5/13/chartex" xmlns:cx8="http://schemas.microsoft.com/office/drawing/2016/5/14/chartex" xmlns:mc="http://schemas.openxmlformats.org/markup-compatibility/2006" xmlns:aink="http://schemas.microsoft.com/office/drawing/2016/ink" xmlns:am3d="http://schemas.microsoft.com/office/drawing/2017/model3d" xmlns:o="urn:schemas-microsoft-com:office:office" xmlns:r="http://schemas.openxmlformats.org/officeDocument/2006/relationships" xmlns:m="http://schemas.openxmlformats.org/officeDocument/2006/math" xmlns:v="urn:schemas-microsoft-com:vml" xmlns:wp14="http://schemas.microsoft.com/office/word/2010/wordprocessingDrawing" xmlns:wp="http://schemas.openxmlformats.org/drawingml/2006/wordprocessingDrawing" xmlns:w10="urn:schemas-microsoft-com:office:word" xmlns:w="http://schemas.openxmlformats.org/wordprocessingml/2006/main" xmlns:w14="http://schemas.microsoft.com/office/word/2010/wordml" xmlns:w15="http://schemas.microsoft.com/office/word/2012/wordml" xmlns:w16cex="http://schemas.microsoft.com/office/word/2018/wordml/cex" xmlns:w16cid="http://schemas.microsoft.com/office/word/2016/wordml/cid" xmlns:w16="http://schemas.microsoft.com/office/word/2018/wordml" xmlns:w16sdtdh="http://schemas.microsoft.com/office/word/2020/wordml/sdtdatahash" xmlns:w16se="http://schemas.microsoft.com/office/word/2015/wordml/symex" xmlns:wpg="http://schemas.microsoft.com/office/word/2010/wordprocessingGroup" xmlns:wpi="http://schemas.microsoft.com/office/word/2010/wordprocessingInk" xmlns:wne="http://schemas.microsoft.com/office/word/2006/wordml" xmlns:wps="http://schemas.microsoft.com/office/word/2010/wordprocessingShape" mc:Ignorable="w14 w15 w16se w16cid w16 w16cex w16sdtdh wp14">
+  <w:p>
+    <w:pPr>
+      <w:pStyle w:val="Footer"/>
+    </w:pPr>
+  </w:p>
+</w:ftr>
+</file>
+
 <file path=word/footnotes.xml><?xml version="1.0" encoding="utf-8"?>
 <w:footnotes xmlns:wpc="http://schemas.microsoft.com/office/word/2010/wordprocessingCanvas" xmlns:cx="http://schemas.microsoft.com/office/drawing/2014/chartex" xmlns:cx1="http://schemas.microsoft.com/office/drawing/2015/9/8/chartex" xmlns:cx2="http://schemas.microsoft.com/office/drawing/2015/10/21/chartex" xmlns:cx3="http://schemas.microsoft.com/office/drawing/2016/5/9/chartex" xmlns:cx4="http://schemas.microsoft.com/office/drawing/2016/5/10/chartex" xmlns:cx5="http://schemas.microsoft.com/office/drawing/2016/5/11/chartex" xmlns:cx6="http://schemas.microsoft.com/office/drawing/2016/5/12/chartex" xmlns:cx7="http://schemas.microsoft.com/office/drawing/2016/5/13/chartex" xmlns:cx8="http://schemas.microsoft.com/office/drawing/2016/5/14/chartex" xmlns:mc="http://schemas.openxmlformats.org/markup-compatibility/2006" xmlns:aink="http://schemas.microsoft.com/office/drawing/2016/ink" xmlns:am3d="http://schemas.microsoft.com/office/drawing/2017/model3d" xmlns:o="urn:schemas-microsoft-com:office:office" xmlns:r="http://schemas.openxmlformats.org/officeDocument/2006/relationships" xmlns:m="http://schemas.openxmlformats.org/officeDocument/2006/math" xmlns:v="urn:schemas-microsoft-com:vml" xmlns:wp14="http://schemas.microsoft.com/office/word/2010/wordprocessingDrawing" xmlns:wp="http://schemas.openxmlformats.org/drawingml/2006/wordprocessingDrawing" xmlns:w10="urn:schemas-microsoft-com:office:word" xmlns:w="http://schemas.openxmlformats.org/wordprocessingml/2006/main" xmlns:w14="http://schemas.microsoft.com/office/word/2010/wordml" xmlns:w15="http://schemas.microsoft.com/office/word/2012/wordml" xmlns:w16cex="http://schemas.microsoft.com/office/word/2018/wordml/cex" xmlns:w16cid="http://schemas.microsoft.com/office/word/2016/wordml/cid" xmlns:w16="http://schemas.microsoft.com/office/word/2018/wordml" xmlns:w16sdtdh="http://schemas.microsoft.com/office/word/2020/wordml/sdtdatahash" xmlns:w16se="http://schemas.microsoft.com/office/word/2015/wordml/symex" xmlns:wpg="http://schemas.microsoft.com/office/word/2010/wordprocessingGroup" xmlns:wpi="http://schemas.microsoft.com/office/word/2010/wordprocessingInk" xmlns:wne="http://schemas.microsoft.com/office/word/2006/wordml" xmlns:wps="http://schemas.microsoft.com/office/word/2010/wordprocessingShape" mc:Ignorable="w14 w15 w16se w16cid w16 w16cex w16sdtdh wp14">
   <w:footnote w:type="separator" w:id="-1">
@@ -29015,6 +30285,16 @@
 </file>
 
 <file path=word/header1.xml><?xml version="1.0" encoding="utf-8"?>
+<w:hdr xmlns:wpc="http://schemas.microsoft.com/office/word/2010/wordprocessingCanvas" xmlns:cx="http://schemas.microsoft.com/office/drawing/2014/chartex" xmlns:cx1="http://schemas.microsoft.com/office/drawing/2015/9/8/chartex" xmlns:cx2="http://schemas.microsoft.com/office/drawing/2015/10/21/chartex" xmlns:cx3="http://schemas.microsoft.com/office/drawing/2016/5/9/chartex" xmlns:cx4="http://schemas.microsoft.com/office/drawing/2016/5/10/chartex" xmlns:cx5="http://schemas.microsoft.com/office/drawing/2016/5/11/chartex" xmlns:cx6="http://schemas.microsoft.com/office/drawing/2016/5/12/chartex" xmlns:cx7="http://schemas.microsoft.com/office/drawing/2016/5/13/chartex" xmlns:cx8="http://schemas.microsoft.com/office/drawing/2016/5/14/chartex" xmlns:mc="http://schemas.openxmlformats.org/markup-compatibility/2006" xmlns:aink="http://schemas.microsoft.com/office/drawing/2016/ink" xmlns:am3d="http://schemas.microsoft.com/office/drawing/2017/model3d" xmlns:o="urn:schemas-microsoft-com:office:office" xmlns:r="http://schemas.openxmlformats.org/officeDocument/2006/relationships" xmlns:m="http://schemas.openxmlformats.org/officeDocument/2006/math" xmlns:v="urn:schemas-microsoft-com:vml" xmlns:wp14="http://schemas.microsoft.com/office/word/2010/wordprocessingDrawing" xmlns:wp="http://schemas.openxmlformats.org/drawingml/2006/wordprocessingDrawing" xmlns:w10="urn:schemas-microsoft-com:office:word" xmlns:w="http://schemas.openxmlformats.org/wordprocessingml/2006/main" xmlns:w14="http://schemas.microsoft.com/office/word/2010/wordml" xmlns:w15="http://schemas.microsoft.com/office/word/2012/wordml" xmlns:w16cex="http://schemas.microsoft.com/office/word/2018/wordml/cex" xmlns:w16cid="http://schemas.microsoft.com/office/word/2016/wordml/cid" xmlns:w16="http://schemas.microsoft.com/office/word/2018/wordml" xmlns:w16sdtdh="http://schemas.microsoft.com/office/word/2020/wordml/sdtdatahash" xmlns:w16se="http://schemas.microsoft.com/office/word/2015/wordml/symex" xmlns:wpg="http://schemas.microsoft.com/office/word/2010/wordprocessingGroup" xmlns:wpi="http://schemas.microsoft.com/office/word/2010/wordprocessingInk" xmlns:wne="http://schemas.microsoft.com/office/word/2006/wordml" xmlns:wps="http://schemas.microsoft.com/office/word/2010/wordprocessingShape" mc:Ignorable="w14 w15 w16se w16cid w16 w16cex w16sdtdh wp14">
+  <w:p>
+    <w:pPr>
+      <w:pStyle w:val="Header"/>
+    </w:pPr>
+  </w:p>
+</w:hdr>
+</file>
+
+<file path=word/header2.xml><?xml version="1.0" encoding="utf-8"?>
 <w:hdr xmlns:wpc="http://schemas.microsoft.com/office/word/2010/wordprocessingCanvas" xmlns:cx="http://schemas.microsoft.com/office/drawing/2014/chartex" xmlns:cx1="http://schemas.microsoft.com/office/drawing/2015/9/8/chartex" xmlns:cx2="http://schemas.microsoft.com/office/drawing/2015/10/21/chartex" xmlns:cx3="http://schemas.microsoft.com/office/drawing/2016/5/9/chartex" xmlns:cx4="http://schemas.microsoft.com/office/drawing/2016/5/10/chartex" xmlns:cx5="http://schemas.microsoft.com/office/drawing/2016/5/11/chartex" xmlns:cx6="http://schemas.microsoft.com/office/drawing/2016/5/12/chartex" xmlns:cx7="http://schemas.microsoft.com/office/drawing/2016/5/13/chartex" xmlns:cx8="http://schemas.microsoft.com/office/drawing/2016/5/14/chartex" xmlns:mc="http://schemas.openxmlformats.org/markup-compatibility/2006" xmlns:aink="http://schemas.microsoft.com/office/drawing/2016/ink" xmlns:am3d="http://schemas.microsoft.com/office/drawing/2017/model3d" xmlns:o="urn:schemas-microsoft-com:office:office" xmlns:r="http://schemas.openxmlformats.org/officeDocument/2006/relationships" xmlns:m="http://schemas.openxmlformats.org/officeDocument/2006/math" xmlns:v="urn:schemas-microsoft-com:vml" xmlns:wp14="http://schemas.microsoft.com/office/word/2010/wordprocessingDrawing" xmlns:wp="http://schemas.openxmlformats.org/drawingml/2006/wordprocessingDrawing" xmlns:w10="urn:schemas-microsoft-com:office:word" xmlns:w="http://schemas.openxmlformats.org/wordprocessingml/2006/main" xmlns:w14="http://schemas.microsoft.com/office/word/2010/wordml" xmlns:w15="http://schemas.microsoft.com/office/word/2012/wordml" xmlns:w16cex="http://schemas.microsoft.com/office/word/2018/wordml/cex" xmlns:w16cid="http://schemas.microsoft.com/office/word/2016/wordml/cid" xmlns:w16="http://schemas.microsoft.com/office/word/2018/wordml" xmlns:w16sdtdh="http://schemas.microsoft.com/office/word/2020/wordml/sdtdatahash" xmlns:w16se="http://schemas.microsoft.com/office/word/2015/wordml/symex" xmlns:wpg="http://schemas.microsoft.com/office/word/2010/wordprocessingGroup" xmlns:wpi="http://schemas.microsoft.com/office/word/2010/wordprocessingInk" xmlns:wne="http://schemas.microsoft.com/office/word/2006/wordml" xmlns:wps="http://schemas.microsoft.com/office/word/2010/wordprocessingShape" mc:Ignorable="w14 w15 w16se w16cid w16 w16cex w16sdtdh wp14">
   <w:sdt>
     <w:sdtPr>
@@ -29092,7 +30372,7 @@
 </w:hdr>
 </file>
 
-<file path=word/header2.xml><?xml version="1.0" encoding="utf-8"?>
+<file path=word/header3.xml><?xml version="1.0" encoding="utf-8"?>
 <w:hdr xmlns:wpc="http://schemas.microsoft.com/office/word/2010/wordprocessingCanvas" xmlns:cx="http://schemas.microsoft.com/office/drawing/2014/chartex" xmlns:cx1="http://schemas.microsoft.com/office/drawing/2015/9/8/chartex" xmlns:cx2="http://schemas.microsoft.com/office/drawing/2015/10/21/chartex" xmlns:cx3="http://schemas.microsoft.com/office/drawing/2016/5/9/chartex" xmlns:cx4="http://schemas.microsoft.com/office/drawing/2016/5/10/chartex" xmlns:cx5="http://schemas.microsoft.com/office/drawing/2016/5/11/chartex" xmlns:cx6="http://schemas.microsoft.com/office/drawing/2016/5/12/chartex" xmlns:cx7="http://schemas.microsoft.com/office/drawing/2016/5/13/chartex" xmlns:cx8="http://schemas.microsoft.com/office/drawing/2016/5/14/chartex" xmlns:mc="http://schemas.openxmlformats.org/markup-compatibility/2006" xmlns:aink="http://schemas.microsoft.com/office/drawing/2016/ink" xmlns:am3d="http://schemas.microsoft.com/office/drawing/2017/model3d" xmlns:o="urn:schemas-microsoft-com:office:office" xmlns:r="http://schemas.openxmlformats.org/officeDocument/2006/relationships" xmlns:m="http://schemas.openxmlformats.org/officeDocument/2006/math" xmlns:v="urn:schemas-microsoft-com:vml" xmlns:wp14="http://schemas.microsoft.com/office/word/2010/wordprocessingDrawing" xmlns:wp="http://schemas.openxmlformats.org/drawingml/2006/wordprocessingDrawing" xmlns:w10="urn:schemas-microsoft-com:office:word" xmlns:w="http://schemas.openxmlformats.org/wordprocessingml/2006/main" xmlns:w14="http://schemas.microsoft.com/office/word/2010/wordml" xmlns:w15="http://schemas.microsoft.com/office/word/2012/wordml" xmlns:w16cex="http://schemas.microsoft.com/office/word/2018/wordml/cex" xmlns:w16cid="http://schemas.microsoft.com/office/word/2016/wordml/cid" xmlns:w16="http://schemas.microsoft.com/office/word/2018/wordml" xmlns:w16sdtdh="http://schemas.microsoft.com/office/word/2020/wordml/sdtdatahash" xmlns:w16se="http://schemas.microsoft.com/office/word/2015/wordml/symex" xmlns:wpg="http://schemas.microsoft.com/office/word/2010/wordprocessingGroup" xmlns:wpi="http://schemas.microsoft.com/office/word/2010/wordprocessingInk" xmlns:wne="http://schemas.microsoft.com/office/word/2006/wordml" xmlns:wps="http://schemas.microsoft.com/office/word/2010/wordprocessingShape" mc:Ignorable="w14 w15 w16se w16cid w16 w16cex w16sdtdh wp14">
   <w:p>
     <w:pPr>
@@ -29103,7 +30383,7 @@
 </w:hdr>
 </file>
 
-<file path=word/header3.xml><?xml version="1.0" encoding="utf-8"?>
+<file path=word/header4.xml><?xml version="1.0" encoding="utf-8"?>
 <w:hdr xmlns:wpc="http://schemas.microsoft.com/office/word/2010/wordprocessingCanvas" xmlns:cx="http://schemas.microsoft.com/office/drawing/2014/chartex" xmlns:cx1="http://schemas.microsoft.com/office/drawing/2015/9/8/chartex" xmlns:cx2="http://schemas.microsoft.com/office/drawing/2015/10/21/chartex" xmlns:cx3="http://schemas.microsoft.com/office/drawing/2016/5/9/chartex" xmlns:cx4="http://schemas.microsoft.com/office/drawing/2016/5/10/chartex" xmlns:cx5="http://schemas.microsoft.com/office/drawing/2016/5/11/chartex" xmlns:cx6="http://schemas.microsoft.com/office/drawing/2016/5/12/chartex" xmlns:cx7="http://schemas.microsoft.com/office/drawing/2016/5/13/chartex" xmlns:cx8="http://schemas.microsoft.com/office/drawing/2016/5/14/chartex" xmlns:mc="http://schemas.openxmlformats.org/markup-compatibility/2006" xmlns:aink="http://schemas.microsoft.com/office/drawing/2016/ink" xmlns:am3d="http://schemas.microsoft.com/office/drawing/2017/model3d" xmlns:o="urn:schemas-microsoft-com:office:office" xmlns:r="http://schemas.openxmlformats.org/officeDocument/2006/relationships" xmlns:m="http://schemas.openxmlformats.org/officeDocument/2006/math" xmlns:v="urn:schemas-microsoft-com:vml" xmlns:wp14="http://schemas.microsoft.com/office/word/2010/wordprocessingDrawing" xmlns:wp="http://schemas.openxmlformats.org/drawingml/2006/wordprocessingDrawing" xmlns:w10="urn:schemas-microsoft-com:office:word" xmlns:w="http://schemas.openxmlformats.org/wordprocessingml/2006/main" xmlns:w14="http://schemas.microsoft.com/office/word/2010/wordml" xmlns:w15="http://schemas.microsoft.com/office/word/2012/wordml" xmlns:w16cex="http://schemas.microsoft.com/office/word/2018/wordml/cex" xmlns:w16cid="http://schemas.microsoft.com/office/word/2016/wordml/cid" xmlns:w16="http://schemas.microsoft.com/office/word/2018/wordml" xmlns:w16sdtdh="http://schemas.microsoft.com/office/word/2020/wordml/sdtdatahash" xmlns:w16se="http://schemas.microsoft.com/office/word/2015/wordml/symex" xmlns:wpg="http://schemas.microsoft.com/office/word/2010/wordprocessingGroup" xmlns:wpi="http://schemas.microsoft.com/office/word/2010/wordprocessingInk" xmlns:wne="http://schemas.microsoft.com/office/word/2006/wordml" xmlns:wps="http://schemas.microsoft.com/office/word/2010/wordprocessingShape" mc:Ignorable="w14 w15 w16se w16cid w16 w16cex w16sdtdh wp14">
   <w:sdt>
     <w:sdtPr>

--- a/บทที่ 3.docx
+++ b/บทที่ 3.docx
@@ -10542,11 +10542,20 @@
       </w:r>
       <w:r>
         <w:rPr>
-          <w:rFonts w:ascii="TH SarabunPSK" w:hAnsi="TH SarabunPSK" w:cs="TH SarabunPSK"/>
-          <w:sz w:val="32"/>
-          <w:szCs w:val="32"/>
-        </w:rPr>
-        <w:t xml:space="preserve">3 </w:t>
+          <w:rFonts w:ascii="TH SarabunPSK" w:hAnsi="TH SarabunPSK" w:cs="TH SarabunPSK" w:hint="cs"/>
+          <w:sz w:val="32"/>
+          <w:szCs w:val="32"/>
+          <w:cs/>
+        </w:rPr>
+        <w:t>2</w:t>
+      </w:r>
+      <w:r>
+        <w:rPr>
+          <w:rFonts w:ascii="TH SarabunPSK" w:hAnsi="TH SarabunPSK" w:cs="TH SarabunPSK"/>
+          <w:sz w:val="32"/>
+          <w:szCs w:val="32"/>
+        </w:rPr>
+        <w:t xml:space="preserve"> </w:t>
       </w:r>
       <w:r>
         <w:rPr>
@@ -11194,11 +11203,20 @@
       </w:r>
       <w:r>
         <w:rPr>
-          <w:rFonts w:ascii="TH SarabunPSK" w:hAnsi="TH SarabunPSK" w:cs="TH SarabunPSK"/>
-          <w:sz w:val="32"/>
-          <w:szCs w:val="32"/>
-        </w:rPr>
-        <w:t xml:space="preserve">4 </w:t>
+          <w:rFonts w:ascii="TH SarabunPSK" w:hAnsi="TH SarabunPSK" w:cs="TH SarabunPSK" w:hint="cs"/>
+          <w:sz w:val="32"/>
+          <w:szCs w:val="32"/>
+          <w:cs/>
+        </w:rPr>
+        <w:t>2</w:t>
+      </w:r>
+      <w:r>
+        <w:rPr>
+          <w:rFonts w:ascii="TH SarabunPSK" w:hAnsi="TH SarabunPSK" w:cs="TH SarabunPSK"/>
+          <w:sz w:val="32"/>
+          <w:szCs w:val="32"/>
+        </w:rPr>
+        <w:t xml:space="preserve"> </w:t>
       </w:r>
       <w:r>
         <w:rPr>
@@ -12123,11 +12141,20 @@
       </w:r>
       <w:r>
         <w:rPr>
-          <w:rFonts w:ascii="TH SarabunPSK" w:hAnsi="TH SarabunPSK" w:cs="TH SarabunPSK"/>
-          <w:sz w:val="32"/>
-          <w:szCs w:val="32"/>
-        </w:rPr>
-        <w:t xml:space="preserve">5 </w:t>
+          <w:rFonts w:ascii="TH SarabunPSK" w:hAnsi="TH SarabunPSK" w:cs="TH SarabunPSK" w:hint="cs"/>
+          <w:sz w:val="32"/>
+          <w:szCs w:val="32"/>
+          <w:cs/>
+        </w:rPr>
+        <w:t>2</w:t>
+      </w:r>
+      <w:r>
+        <w:rPr>
+          <w:rFonts w:ascii="TH SarabunPSK" w:hAnsi="TH SarabunPSK" w:cs="TH SarabunPSK"/>
+          <w:sz w:val="32"/>
+          <w:szCs w:val="32"/>
+        </w:rPr>
+        <w:t xml:space="preserve"> </w:t>
       </w:r>
       <w:r>
         <w:rPr>
@@ -12907,11 +12934,20 @@
       </w:r>
       <w:r>
         <w:rPr>
-          <w:rFonts w:ascii="TH SarabunPSK" w:hAnsi="TH SarabunPSK" w:cs="TH SarabunPSK"/>
-          <w:sz w:val="32"/>
-          <w:szCs w:val="32"/>
-        </w:rPr>
-        <w:t xml:space="preserve">6 </w:t>
+          <w:rFonts w:ascii="TH SarabunPSK" w:hAnsi="TH SarabunPSK" w:cs="TH SarabunPSK" w:hint="cs"/>
+          <w:sz w:val="32"/>
+          <w:szCs w:val="32"/>
+          <w:cs/>
+        </w:rPr>
+        <w:t>2</w:t>
+      </w:r>
+      <w:r>
+        <w:rPr>
+          <w:rFonts w:ascii="TH SarabunPSK" w:hAnsi="TH SarabunPSK" w:cs="TH SarabunPSK"/>
+          <w:sz w:val="32"/>
+          <w:szCs w:val="32"/>
+        </w:rPr>
+        <w:t xml:space="preserve"> </w:t>
       </w:r>
       <w:r>
         <w:rPr>
@@ -13499,11 +13535,20 @@
       </w:r>
       <w:r>
         <w:rPr>
-          <w:rFonts w:ascii="TH SarabunPSK" w:hAnsi="TH SarabunPSK" w:cs="TH SarabunPSK"/>
-          <w:sz w:val="32"/>
-          <w:szCs w:val="32"/>
-        </w:rPr>
-        <w:t xml:space="preserve">6 </w:t>
+          <w:rFonts w:ascii="TH SarabunPSK" w:hAnsi="TH SarabunPSK" w:cs="TH SarabunPSK" w:hint="cs"/>
+          <w:sz w:val="32"/>
+          <w:szCs w:val="32"/>
+          <w:cs/>
+        </w:rPr>
+        <w:t>2</w:t>
+      </w:r>
+      <w:r>
+        <w:rPr>
+          <w:rFonts w:ascii="TH SarabunPSK" w:hAnsi="TH SarabunPSK" w:cs="TH SarabunPSK"/>
+          <w:sz w:val="32"/>
+          <w:szCs w:val="32"/>
+        </w:rPr>
+        <w:t xml:space="preserve"> </w:t>
       </w:r>
       <w:r>
         <w:rPr>
@@ -14023,11 +14068,20 @@
       </w:r>
       <w:r>
         <w:rPr>
-          <w:rFonts w:ascii="TH SarabunPSK" w:hAnsi="TH SarabunPSK" w:cs="TH SarabunPSK"/>
-          <w:sz w:val="32"/>
-          <w:szCs w:val="32"/>
-        </w:rPr>
-        <w:t xml:space="preserve">7 </w:t>
+          <w:rFonts w:ascii="TH SarabunPSK" w:hAnsi="TH SarabunPSK" w:cs="TH SarabunPSK" w:hint="cs"/>
+          <w:sz w:val="32"/>
+          <w:szCs w:val="32"/>
+          <w:cs/>
+        </w:rPr>
+        <w:t>2</w:t>
+      </w:r>
+      <w:r>
+        <w:rPr>
+          <w:rFonts w:ascii="TH SarabunPSK" w:hAnsi="TH SarabunPSK" w:cs="TH SarabunPSK"/>
+          <w:sz w:val="32"/>
+          <w:szCs w:val="32"/>
+        </w:rPr>
+        <w:t xml:space="preserve"> </w:t>
       </w:r>
       <w:r>
         <w:rPr>
@@ -14646,11 +14700,12 @@
       </w:r>
       <w:r>
         <w:rPr>
-          <w:rFonts w:ascii="TH SarabunPSK" w:hAnsi="TH SarabunPSK" w:cs="TH SarabunPSK"/>
-          <w:sz w:val="32"/>
-          <w:szCs w:val="32"/>
-        </w:rPr>
-        <w:t>8</w:t>
+          <w:rFonts w:ascii="TH SarabunPSK" w:hAnsi="TH SarabunPSK" w:cs="TH SarabunPSK" w:hint="cs"/>
+          <w:sz w:val="32"/>
+          <w:szCs w:val="32"/>
+          <w:cs/>
+        </w:rPr>
+        <w:t>2</w:t>
       </w:r>
       <w:r>
         <w:rPr>
